--- a/chronx-whitepaper-version-one.docx
+++ b/chronx-whitepaper-version-one.docx
@@ -9616,7 +9616,7 @@
           <w:sz w:val="20"/>
           <w:szCs w:val="20"/>
         </w:rPr>
-        <w:t xml:space="preserve">⚠ PLANNED — OracleTrigger, CompoundAND, and LinkedSpring condition types. Fields exist in protocol. Engine activation is a future build session.</w:t>
+        <w:t xml:space="preserve">⚠ OracleTrigger: LIVE — Sweep engine checks oracle price cache every 60 seconds. At lock creation, records oracle_creation_price. Trigger fires automatically when price crosses threshold in configured direction. Clean expiry transfers success_payment_chronos to success_payment_wallet. Governance: hedgekx_oracle_trigger_enabled = true. CompoundAND and LinkedSpring: LIVE. Sweep engine evaluates oracle conditions every 60 seconds against price cache.</w:t>
       </w:r>
     </w:p>
     <w:tbl>
@@ -16303,7 +16303,7 @@
           <w:sz w:val="20"/>
           <w:szCs w:val="20"/>
         </w:rPr>
-        <w:t xml:space="preserve">⚠ PLANNED — Partial claim release at attestation time. Currently the protocol releases the full amount_chronos when the attestor threshold is met. The ability for attestors to specify a partial release_amount_chronos (e.g. $750,000 on a $1,000,000 policy) requires a dedicated build session. Workaround today: write each policy as multiple smaller TYPE S instruments (e.g. ten $100,000 tranches) so attestors can attest to any multiple of the tranche size.</w:t>
+        <w:t xml:space="preserve">⚠ LIVE — Partial claim release at attestation time. Currently the protocol releases the full amount_chronos when the attestor threshold is met. The ability for attestors to specify a partial release_amount_chronos (e.g. $750,000 on a $1,000,000 policy) requires a dedicated build session. Workaround today: write each policy as multiple smaller TYPE S instruments (e.g. ten $100,000 tranches) so attestors can attest to any multiple of the tranche size.</w:t>
       </w:r>
     </w:p>
     <w:p>

--- a/chronx-whitepaper-version-one.docx
+++ b/chronx-whitepaper-version-one.docx
@@ -25212,7 +25212,7 @@
                 <w:sz w:val="20"/>
                 <w:szCs w:val="20"/>
               </w:rPr>
-              <w:t xml:space="preserve">OracleTrigger condition type. PLANNED — scaffold only.</w:t>
+              <w:t xml:space="preserve">OracleTrigger condition type. LIVE — Sweep engine evaluates every 60s against oracle price cache.</w:t>
             </w:r>
           </w:p>
         </w:tc>
@@ -44343,7 +44343,7 @@
                 <w:sz w:val="20"/>
                 <w:szCs w:val="20"/>
               </w:rPr>
-              <w:t xml:space="preserve">Automatic oracle execution. PLANNED.</w:t>
+              <w:t xml:space="preserve">Automatic oracle execution. LIVE. Sweep runs every 60 seconds.</w:t>
             </w:r>
           </w:p>
         </w:tc>

--- a/chronx-whitepaper-version-one.docx
+++ b/chronx-whitepaper-version-one.docx
@@ -1308,7 +1308,7 @@
           <w:sz w:val="22"/>
           <w:szCs w:val="22"/>
         </w:rPr>
-        <w:t xml:space="preserve">XChan (xchan.io) is the exchange that powers PAY_AS calculations. XChan provides the price oracle — a 7-day volume-weighted average of KX/USDC trades — that determines how much KX is required to deliver a promised USD amount. XChan also provides direct KX/USDC conversion via wKX on Base chain and Uniswap v3. XChan holds a 10,000,000 KX bond. In the future XChan may license third-party conversion services.</w:t>
+        <w:t xml:space="preserve">XChan (xchan.io) is the exchange that powers PAY_AS calculations. XChan provides the price oracle — a 7-day volume-weighted average of KX/USDC trades — that determines how much KX is required to deliver a promised USD amount. XChan also provides direct KX/USDC conversion via wKX on Base chain (contract: 0x0BBC24a0cBBC5d3fF1B9b90ce5195fC04FE0dD56) and Uniswap v3 (pool: 0x0B1865E9519EFf7De80539d986C5abCC5e8667De, wKX/USDC 1% fee). HedgeKX escrow: 0x5d423b4BCaA3474eDb187BC4D823d51900007432. XChan holds a 10,000,000 KX bond. In the future XChan may license third-party conversion services.</w:t>
       </w:r>
     </w:p>
     <w:p>
@@ -18118,7 +18118,7 @@
           <w:sz w:val="22"/>
           <w:szCs w:val="22"/>
         </w:rPr>
-        <w:t xml:space="preserve">Layer 0 (Primary, Live): Rolling 30-day hedges covering first 8% of KX depreciation. Daily trance absorbs this loss. Hedgers earn ~1% monthly yield. OracleTrigger condition (planned) will automate this.</w:t>
+        <w:t xml:space="preserve">Layer 0 (Primary, Live): Rolling 30-day hedges covering first 8% of KX depreciation. Daily trance absorbs this loss. Hedge premiums are determined by market participants. During the pre-ICO founding phase, premium rates reflect the token’s limited price history and carry a substantial risk premium. Rates will compress as KX establishes a verifiable track record post-ICO. OracleTrigger condition (planned) will automate settlement.</w:t>
       </w:r>
     </w:p>
     <w:p>
@@ -31362,7 +31362,7 @@
           <w:sz w:val="22"/>
           <w:szCs w:val="22"/>
         </w:rPr>
-        <w:t xml:space="preserve">Layer 0: Rolling overnight hedges. Hedger absorbs first 8% KX depreciation. Earns ~1% monthly yield. $250 daily cap currently.</w:t>
+        <w:t xml:space="preserve">Layer 0: Rolling overnight hedges. Hedger absorbs first 8% KX depreciation. Premium determined by market participants. During founding phase, rates reflect limited price history and carry substantial risk premium. $250 daily cap currently.</w:t>
       </w:r>
     </w:p>
     <w:p>
@@ -45805,7 +45805,7 @@
                 <w:sz w:val="20"/>
                 <w:szCs w:val="20"/>
               </w:rPr>
-              <w:t xml:space="preserve">~1%/month</w:t>
+              <w:t xml:space="preserve">Market-set</w:t>
             </w:r>
           </w:p>
         </w:tc>
@@ -47268,6 +47268,35 @@
           <w:szCs w:val="22"/>
         </w:rPr>
         <w:t xml:space="preserve">All hedge instrument terms, trigger conditions, oracle sources, and payout histories are permanently recorded on the ChronX DAG and publicly queryable. This immutable record is the complete defense against any claim of misrepresentation. The instrument executed as written. The chain proves it.</w:t>
+      </w:r>
+    </w:p>
+    <w:p>
+      <w:pPr>
+        <w:spacing w:before="200" w:after="120"/>
+        <w:jc w:val="both"/>
+      </w:pPr>
+      <w:r>
+        <w:rPr>
+          <w:rFonts w:ascii="Arial" w:cs="Arial" w:eastAsia="Arial" w:hAnsi="Arial"/>
+          <w:b/>
+          <w:sz w:val="24"/>
+          <w:szCs w:val="24"/>
+        </w:rPr>
+        <w:t xml:space="preserve">L.8 Synthetic Positions Disclosure</w:t>
+      </w:r>
+    </w:p>
+    <w:p>
+      <w:pPr>
+        <w:spacing w:before="80" w:after="120"/>
+        <w:jc w:val="both"/>
+      </w:pPr>
+      <w:r>
+        <w:rPr>
+          <w:rFonts w:ascii="Arial" w:cs="Arial" w:eastAsia="Arial" w:hAnsi="Arial"/>
+          <w:sz w:val="22"/>
+          <w:szCs w:val="22"/>
+        </w:rPr>
+        <w:t xml:space="preserve">A participant holding two wallets—or transacting with a related party—may use a PAY_AS loan combined with a HedgeKX instrument to construct a position economically equivalent to a call or put option on KX. The Foundation is aware of this use case. It is not prohibited. The $250 per-transaction governance cap and aggregate daily limits are the primary controls on the scale of such positions. HedgeKX does not operate as a derivatives exchange. Participants constructing synthetic positions do so as bilateral counterparties under standard instrument terms.</w:t>
       </w:r>
     </w:p>
     <w:p>

--- a/chronx-whitepaper-version-one.docx
+++ b/chronx-whitepaper-version-one.docx
@@ -1382,6 +1382,18 @@
           <w:szCs w:val="18"/>
         </w:rPr>
         <w:t xml:space="preserve">Mandate: HedgeKX is a platform only. It does not underwrite, guarantee, or take positions in any instrument. Hedge instruments are bilateral forex contracts between two parties. Loss on a correctly-executed instrument is not fraud. It is the instrument working as designed.</w:t>
+      </w:r>
+    </w:p>
+    <w:p>
+      <w:pPr>
+        <w:spacing w:before="80" w:after="120"/>
+      </w:pPr>
+      <w:r>
+        <w:rPr>
+          <w:rFonts w:ascii="Arial" w:hAnsi="Arial"/>
+          <w:sz w:val="22"/>
+        </w:rPr>
+        <w:t>HedgeKX serves as the stability layer of the ChronX ecosystem. By creating a two-sided market for KX price risk, it simultaneously protects lenders against KX depreciation, enables principal-protected savings accounts, and provides the price stability that makes long-duration PAY–AS promises credible. The relationship is self-reinforcing: savings deposits provide HedgeKX liquidity, which stabilises KX, which makes PAY–AS loans viable, which generates hedge demand from borrowers and lenders, which produces yield for savers, which attracts more savings deposits. The health of every financial instrument in the ChronX ecosystem ultimately depends on HedgeKX’s capacity to absorb and distribute price risk across willing participants.</w:t>
       </w:r>
     </w:p>
     <w:p>
@@ -41638,6 +41650,19 @@
           <w:szCs w:val="22"/>
         </w:rPr>
         <w:t xml:space="preserve">External agreements may govern additional terms. Collection remains between the parties and the law.</w:t>
+      </w:r>
+    </w:p>
+    <w:p>
+      <w:pPr>
+        <w:spacing w:before="80" w:after="120"/>
+        <w:jc w:val="both"/>
+      </w:pPr>
+      <w:r>
+        <w:rPr>
+          <w:rFonts w:ascii="Arial" w:hAnsi="Arial"/>
+          <w:sz w:val="22"/>
+        </w:rPr>
+        <w:t>Credit assessment on ChronX can weight loan history by the institutional credibility of the lender, as indicated by their CPNX badge. Obligations from unverified counterparties can be deemed to carry no weight in credit scoring. Lenders use their own underwriting software to evaluate credit risk; ChronX provides the immutable ledger record, not a credit score.</w:t>
       </w:r>
     </w:p>
     <w:p>
@@ -47297,6 +47322,54 @@
           <w:szCs w:val="22"/>
         </w:rPr>
         <w:t xml:space="preserve">A participant holding two wallets—or transacting with a related party—may use a PAY_AS loan combined with a HedgeKX instrument to construct a position economically equivalent to a call or put option on KX. The Foundation is aware of this use case. It is not prohibited. The $250 per-transaction governance cap and aggregate daily limits are the primary controls on the scale of such positions. HedgeKX does not operate as a derivatives exchange. Participants constructing synthetic positions do so as bilateral counterparties under standard instrument terms.</w:t>
+      </w:r>
+    </w:p>
+    <w:p>
+      <w:pPr>
+        <w:spacing w:before="80" w:after="120"/>
+        <w:jc w:val="both"/>
+      </w:pPr>
+      <w:r>
+        <w:t>L.9 Principal-Protected Savings</w:t>
+      </w:r>
+    </w:p>
+    <w:p>
+      <w:pPr>
+        <w:spacing w:before="80" w:after="120"/>
+        <w:jc w:val="both"/>
+      </w:pPr>
+      <w:r>
+        <w:rPr>
+          <w:rFonts w:ascii="Arial" w:hAnsi="Arial"/>
+          <w:sz w:val="22"/>
+        </w:rPr>
+        <w:t>KX holders may designate a portion of their wallet balance as savings. Savings balances are excluded from Auto-Sweep and loan repayment obligations. Optionally, savings may be invested in overnight HedgeKX instruments to earn yield.</w:t>
+      </w:r>
+    </w:p>
+    <w:p>
+      <w:pPr>
+        <w:spacing w:before="80" w:after="120"/>
+        <w:jc w:val="both"/>
+      </w:pPr>
+      <w:r>
+        <w:rPr>
+          <w:rFonts w:ascii="Arial" w:hAnsi="Arial"/>
+          <w:sz w:val="22"/>
+        </w:rPr>
+        <w:t>The yield structure operates on two layers. The savings depositor acts as a hedge seller, earning a daily fraction of an annualised rate between zero and five percent. A superseding hedger commits USDC collateral to absorb any loss that would otherwise reduce the depositor’s principal. If no superseding hedger is available, the savings balance earns zero percent and holds KX without risk. Principal is never reduced.</w:t>
+      </w:r>
+    </w:p>
+    <w:p>
+      <w:pPr>
+        <w:spacing w:before="80" w:after="120"/>
+        <w:jc w:val="both"/>
+      </w:pPr>
+      <w:r>
+        <w:rPr>
+          <w:rFonts w:ascii="Arial" w:hAnsi="Arial"/>
+          <w:sz w:val="22"/>
+        </w:rPr>
+        <w:t>Governance parameters control the maximum annual yield (savings_max_annual_yield_pct: 5.0) and whether HedgeKX investment is active (savings_hedgekx_yield_enabled). The feature requires a governance vote before public activation due to HedgeKX liquidity requirements.</w:t>
       </w:r>
     </w:p>
     <w:p>

--- a/chronx-whitepaper-version-one.docx
+++ b/chronx-whitepaper-version-one.docx
@@ -57,7 +57,7 @@
           <w:sz w:val="40"/>
           <w:szCs w:val="40"/>
         </w:rPr>
-        <w:t xml:space="preserve">Whitepaper — Version One</w:t>
+        <w:t>Whitepaper — Version One (Updated March 26, 2026)</w:t>
       </w:r>
     </w:p>
     <w:p>
@@ -1313,6 +1313,19 @@
     </w:p>
     <w:p>
       <w:pPr>
+        <w:spacing w:before="80" w:after="120"/>
+        <w:jc w:val="both"/>
+      </w:pPr>
+      <w:r>
+        <w:rPr>
+          <w:rFonts w:ascii="Arial" w:hAnsi="Arial"/>
+          <w:sz w:val="22"/>
+        </w:rPr>
+        <w:t>wKX is a bridge instrument, not an investment product. It is minted against specific locked KX and burned upon settlement. wKX tokens are not designed to be held, traded, or speculated upon. Any wKX appearing on secondary markets without a corresponding active ChronX savings lock is unredeemable. The Uniswap pool exists solely as a price discovery mechanism for KX/USDC — not as a consumer market for wKX as an investment product.</w:t>
+      </w:r>
+    </w:p>
+    <w:p>
+      <w:pPr>
         <w:pStyle w:val="Heading2"/>
         <w:spacing w:before="360" w:after="160"/>
       </w:pPr>
@@ -1465,11 +1478,77 @@
       </w:pPr>
       <w:r>
         <w:rPr>
+          <w:rFonts w:ascii="Arial" w:hAnsi="Arial"/>
+          <w:sz w:val="22"/>
+        </w:rPr>
+        <w:t>KXGC provides the backstop that makes PAY_AS insurance, long-horizon lending, and multi-party conditional payments viable at scale.</w:t>
+      </w:r>
+    </w:p>
+    <w:p>
+      <w:pPr>
+        <w:spacing w:before="80" w:after="120"/>
+        <w:jc w:val="both"/>
+      </w:pPr>
+      <w:r>
+        <w:rPr>
           <w:rFonts w:ascii="Arial" w:cs="Arial" w:eastAsia="Arial" w:hAnsi="Arial"/>
           <w:sz w:val="22"/>
           <w:szCs w:val="22"/>
         </w:rPr>
         <w:t xml:space="preserve">Bond wallet: BqjGDbhzLJJgzpVywRxug4wTa2Qqtwipc1hkcLLJsWzF</w:t>
+      </w:r>
+    </w:p>
+    <w:p>
+      <w:pPr>
+        <w:spacing w:before="80" w:after="120"/>
+        <w:jc w:val="both"/>
+      </w:pPr>
+      <w:r>
+        <w:rPr>
+          <w:rFonts w:ascii="Arial" w:hAnsi="Arial"/>
+          <w:sz w:val="22"/>
+        </w:rPr>
+        <w:t>4.7 Savings — Protocol-Guaranteed Principal</w:t>
+      </w:r>
+    </w:p>
+    <w:p>
+      <w:pPr>
+        <w:spacing w:before="80" w:after="120"/>
+        <w:jc w:val="both"/>
+      </w:pPr>
+      <w:r>
+        <w:rPr>
+          <w:rFonts w:ascii="Arial" w:hAnsi="Arial"/>
+          <w:i/>
+          <w:sz w:val="22"/>
+        </w:rPr>
+        <w:t>“Your savings principal is guaranteed by the ChronX protocol — secured by mathematics, not by a bank.”</w:t>
+      </w:r>
+    </w:p>
+    <w:p>
+      <w:pPr>
+        <w:spacing w:before="80" w:after="120"/>
+        <w:jc w:val="both"/>
+      </w:pPr>
+      <w:r>
+        <w:rPr>
+          <w:rFonts w:ascii="Arial" w:hAnsi="Arial"/>
+          <w:sz w:val="22"/>
+        </w:rPr>
+        <w:t>When a user deposits KX into a savings lock, the following is true without exception: the KX is locked on the ChronX DAG at the moment of deposit and does not move; the lock matures automatically at the specified date with no human action required; the full principal returns to the owner at maturity automatically; this guarantee holds regardless of the operational status of any third party, any market condition, any hack or breach, or any regulatory action. The guarantee is enforced by the DAG itself — secured by CRYSTALS-Dilithium2 post-quantum signatures. No bank can make this statement about a yield-bearing product. A bank’s promise to return principal depends on solvency, insurance, and government discretion. ChronX’s guarantee depends only on mathematics.</w:t>
+      </w:r>
+    </w:p>
+    <w:p>
+      <w:pPr>
+        <w:spacing w:before="80" w:after="120"/>
+        <w:jc w:val="both"/>
+      </w:pPr>
+      <w:r>
+        <w:rPr>
+          <w:rFonts w:ascii="Arial" w:hAnsi="Arial"/>
+          <w:sz w:val="22"/>
+        </w:rPr>
+        <w:t>Yield is separate from principal and is not guaranteed. If market activity produces no yield in a given period, the principal is unaffected and returns in full at maturity. Maximum loss to a saver in any scenario: zero principal. At most one day of yield in a disruption event.</w:t>
       </w:r>
     </w:p>
     <w:p>
@@ -6066,6 +6145,32 @@
     </w:p>
     <w:p>
       <w:pPr>
+        <w:spacing w:before="80" w:after="120"/>
+        <w:jc w:val="both"/>
+      </w:pPr>
+      <w:r>
+        <w:rPr>
+          <w:rFonts w:ascii="Arial" w:hAnsi="Arial"/>
+          <w:sz w:val="22"/>
+        </w:rPr>
+        <w:t>A Note on wKX and Tokenomics</w:t>
+      </w:r>
+    </w:p>
+    <w:p>
+      <w:pPr>
+        <w:spacing w:before="80" w:after="120"/>
+        <w:jc w:val="both"/>
+      </w:pPr>
+      <w:r>
+        <w:rPr>
+          <w:rFonts w:ascii="Arial" w:hAnsi="Arial"/>
+          <w:sz w:val="22"/>
+        </w:rPr>
+        <w:t>wKX (Wrapped KX) is a temporary representation of locked KX on Base (Ethereum L2). When KX is locked in a savings lock or XChan conversion lock, an equivalent amount of wKX may be minted on Base. This wKX is burned when the ChronX lock matures. At all times: total KX on ChronX DAG + total wKX on Base = 8,270,000,000 KX. wKX is not new supply. It is representation. The 8.27 billion cap is never violated.</w:t>
+      </w:r>
+    </w:p>
+    <w:p>
+      <w:pPr>
         <w:spacing w:before="0" w:after="80"/>
       </w:pPr>
       <w:r>
@@ -6585,6 +6690,30 @@
       </w:pPr>
       <w:r>
         <w:t xml:space="preserve"/>
+      </w:r>
+    </w:p>
+    <w:p>
+      <w:pPr>
+        <w:spacing w:before="0" w:after="80"/>
+      </w:pPr>
+      <w:r>
+        <w:rPr>
+          <w:rFonts w:ascii="Arial" w:hAnsi="Arial"/>
+          <w:sz w:val="22"/>
+        </w:rPr>
+        <w:t>March 26, 2026: Savings lock architecture. wKX v3 provenance contract. Principal guarantee encoded.</w:t>
+      </w:r>
+    </w:p>
+    <w:p>
+      <w:pPr>
+        <w:spacing w:before="0" w:after="80"/>
+      </w:pPr>
+      <w:r>
+        <w:rPr>
+          <w:rFonts w:ascii="Arial" w:hAnsi="Arial"/>
+          <w:sz w:val="22"/>
+        </w:rPr>
+        <w:t>~March 29–31, 2026: YubiHSM 2 FIPS arrival. Bridge and attestation keys migrated to hardware. Savings yield activation.</w:t>
       </w:r>
     </w:p>
     <w:p>
@@ -47374,6 +47503,151 @@
     </w:p>
     <w:p>
       <w:pPr>
+        <w:spacing w:before="80" w:after="120"/>
+        <w:jc w:val="both"/>
+      </w:pPr>
+      <w:r>
+        <w:rPr>
+          <w:rFonts w:ascii="Arial" w:hAnsi="Arial"/>
+          <w:b/>
+          <w:sz w:val="22"/>
+        </w:rPr>
+        <w:t>L.10 wKX Provenance Architecture</w:t>
+      </w:r>
+    </w:p>
+    <w:p>
+      <w:pPr>
+        <w:spacing w:before="80" w:after="120"/>
+        <w:jc w:val="both"/>
+      </w:pPr>
+      <w:r>
+        <w:rPr>
+          <w:rFonts w:ascii="Arial" w:hAnsi="Arial"/>
+          <w:sz w:val="22"/>
+        </w:rPr>
+        <w:t>wKX is a bridge instrument, not an investment product. It is minted against specific locked KX and burned upon settlement. wKX tokens are not designed to be held, traded, or speculated upon. Any wKX appearing on secondary markets without a corresponding active ChronX savings lock is unredeemable. The Uniswap pool exists solely as a price discovery mechanism for KX/USDC — not as a consumer market for wKX as an investment product.</w:t>
+      </w:r>
+    </w:p>
+    <w:p>
+      <w:pPr>
+        <w:spacing w:before="80" w:after="120"/>
+        <w:jc w:val="both"/>
+      </w:pPr>
+      <w:r>
+        <w:rPr>
+          <w:rFonts w:ascii="Arial" w:hAnsi="Arial"/>
+          <w:sz w:val="22"/>
+        </w:rPr>
+        <w:t>Every wKX in existence derives from a specific ChronX DAG lock_id. No lock_id means no mint — enforced by the wKX contract itself. The contract tracks minted_per_lock[lock_id] and rejects duplicate mints. Once a lock_id is marked MATURED or INVALIDATED, any wKX minted against it becomes unredeemable.</w:t>
+      </w:r>
+    </w:p>
+    <w:p>
+      <w:pPr>
+        <w:spacing w:before="80" w:after="120"/>
+        <w:jc w:val="both"/>
+      </w:pPr>
+      <w:r>
+        <w:rPr>
+          <w:rFonts w:ascii="Arial" w:hAnsi="Arial"/>
+          <w:sz w:val="22"/>
+        </w:rPr>
+        <w:t>Two-key security model: Key 1 (HedgeKX minting key, YubiHSM slot 1) and Key 2 (ChronX node attestation key, YubiHSM slot 2). Neither key alone can mint wKX. Fabricated lock_ids are impossible (BLAKE3 hashes of real DAG transactions). Extended lock expiry is impossible (expiry is in the immutable DAG). Minting after lock maturity is impossible (contract rejects matured lock_ids).</w:t>
+      </w:r>
+    </w:p>
+    <w:p>
+      <w:pPr>
+        <w:spacing w:before="80" w:after="120"/>
+        <w:jc w:val="both"/>
+      </w:pPr>
+      <w:r>
+        <w:rPr>
+          <w:rFonts w:ascii="Arial" w:hAnsi="Arial"/>
+          <w:sz w:val="22"/>
+        </w:rPr>
+        <w:t>Hack response protocol: Hour 1 — governance emergency switch pauses minting. Hour 2 — publish on-chain proof that all savings locks are intact. Hour 6 — call admin_invalidate() on compromised lock_ids; stolen wKX becomes unredeemable. Days 1–30 — savings locks mature on schedule; KX returns automatically; stolen wKX becomes worthless. Do not re-seed the Uniswap pool until all stolen lock_ids are invalidated. Saver outcome in all scenarios: full principal returned.</w:t>
+      </w:r>
+    </w:p>
+    <w:p>
+      <w:pPr>
+        <w:spacing w:before="80" w:after="120"/>
+        <w:jc w:val="both"/>
+      </w:pPr>
+      <w:r>
+        <w:rPr>
+          <w:rFonts w:ascii="Arial" w:hAnsi="Arial"/>
+          <w:sz w:val="22"/>
+        </w:rPr>
+        <w:t>Public auditability: the isRedeemable(lock_id) function allows anyone — journalists, regulators, users — to verify that any wKX in existence is backed by an active ChronX savings lock.</w:t>
+      </w:r>
+    </w:p>
+    <w:p>
+      <w:pPr>
+        <w:spacing w:before="80" w:after="120"/>
+        <w:jc w:val="both"/>
+      </w:pPr>
+      <w:r>
+        <w:rPr>
+          <w:rFonts w:ascii="Arial" w:hAnsi="Arial"/>
+          <w:b/>
+          <w:sz w:val="22"/>
+        </w:rPr>
+        <w:t>L.11 Friendly Loans</w:t>
+      </w:r>
+    </w:p>
+    <w:p>
+      <w:pPr>
+        <w:spacing w:before="80" w:after="120"/>
+        <w:jc w:val="both"/>
+      </w:pPr>
+      <w:r>
+        <w:rPr>
+          <w:rFonts w:ascii="Arial" w:hAnsi="Arial"/>
+          <w:sz w:val="22"/>
+        </w:rPr>
+        <w:t>A friendly loan is a send variant where the recipient is expected to return the value within a set number of days. Zero protocol interest — the only cost is the hedge premium (currency risk protection). Total fee cap: 1% of loan value for 30 days (annualized ~12%). This is a hedge premium, not interest. HedgeKX is the sole oracle for pricing, drawing exclusively from XChan. friendly_loan_hedge_required is effectively immutable at scale — removing it would create protocol solvency risk.</w:t>
+      </w:r>
+    </w:p>
+    <w:p>
+      <w:pPr>
+        <w:spacing w:before="80" w:after="120"/>
+        <w:jc w:val="both"/>
+      </w:pPr>
+      <w:r>
+        <w:rPr>
+          <w:rFonts w:ascii="Arial" w:hAnsi="Arial"/>
+          <w:sz w:val="22"/>
+        </w:rPr>
+        <w:t>Quote and lock flow: wallet queries HedgeKX for 10-second locked quote with depth reservation. Maximum 3 concurrent locks per wallet. User confirms within 10 seconds; hedge + promise created atomically via required_hedge_ids on TimeLockCreate. If unconfirmed, lock expires and depth is released at zero cost.</w:t>
+      </w:r>
+    </w:p>
+    <w:p>
+      <w:pPr>
+        <w:spacing w:before="80" w:after="120"/>
+        <w:jc w:val="both"/>
+      </w:pPr>
+      <w:r>
+        <w:rPr>
+          <w:rFonts w:ascii="Arial" w:hAnsi="Arial"/>
+          <w:sz w:val="22"/>
+        </w:rPr>
+        <w:t>Dynamic loan cap: effective maximum is min(friendly_loan_max_usd_per_tx, hedgekx_available_capacity_usd × 0.80). As the open order book deepens post-ICO, the cap rises automatically. No governance intervention needed.</w:t>
+      </w:r>
+    </w:p>
+    <w:p>
+      <w:pPr>
+        <w:spacing w:before="80" w:after="120"/>
+        <w:jc w:val="both"/>
+      </w:pPr>
+      <w:r>
+        <w:rPr>
+          <w:rFonts w:ascii="Arial" w:hAnsi="Arial"/>
+          <w:sz w:val="22"/>
+        </w:rPr>
+        <w:t>Reminder email schedule: 3 days before (gentle reminder), 1 day before (clear notice with payment instructions), on due date (final notice with payment link). For loans under 4 days, skip the 3-day reminder. For loans under 2 days, due-date email only. Tone is warm, not alarming. Friendly loans require a live HedgeKX hedge. If HedgeKX is paused, friendly loans are unavailable. This is correct: a loan that cannot be hedged cannot be made.</w:t>
+      </w:r>
+    </w:p>
+    <w:p>
+      <w:pPr>
         <w:spacing w:before="0" w:after="80"/>
       </w:pPr>
       <w:r>
@@ -47383,6 +47657,111 @@
     <w:p>
       <w:r>
         <w:br w:type="page"/>
+      </w:r>
+    </w:p>
+    <w:p>
+      <w:r>
+        <w:rPr/>
+        <w:t>Appendix M — Savings Lock Technical Reference</w:t>
+      </w:r>
+    </w:p>
+    <w:p>
+      <w:r>
+        <w:rPr>
+          <w:rFonts w:ascii="Arial" w:hAnsi="Arial"/>
+          <w:sz w:val="22"/>
+        </w:rPr>
+        <w:t>CreateSavingsLock fields: lock_type SAVINGS, savings_duration_days (1–365), hedgekx_mandate (bool), hedgekx_investable_fraction (max 0.90), auto_renew (bool), savings_reserve_pct (min 0.10). Debits spendable_balance, credits savings_balance. Exempt from auto-sweep and loan obligations. Principal cannot be seized by any protocol action.</w:t>
+      </w:r>
+    </w:p>
+    <w:p>
+      <w:r>
+        <w:rPr>
+          <w:rFonts w:ascii="Arial" w:hAnsi="Arial"/>
+          <w:sz w:val="22"/>
+        </w:rPr>
+        <w:t>XChanConversionLock: lock_type XCHAN_CONVERSION, 60-second duration, created automatically when KX arrives at bridge wallet. Establishes provenance for wKX minting. If mint fails, lock expires and KX returns to sender. Creates permanent DAG record of every XChan conversion.</w:t>
+      </w:r>
+    </w:p>
+    <w:p>
+      <w:r>
+        <w:rPr>
+          <w:rFonts w:ascii="Arial" w:hAnsi="Arial"/>
+          <w:sz w:val="22"/>
+        </w:rPr>
+        <w:t>wKX v3 contract: every mint() requires a valid lock_id (BLAKE3 hash of ChronX DAG transaction) plus node attestation signature. Neither the minting key nor the attestation key alone can mint. burnForMaturity() is called at lock maturity to burn wKX and release the ChronX lock. admin_invalidate() (multi-sig only) marks a lock_id as unredeemable instantly without affecting the underlying savings lock.</w:t>
+      </w:r>
+    </w:p>
+    <w:p>
+      <w:r>
+        <w:rPr>
+          <w:rFonts w:ascii="Arial" w:hAnsi="Arial"/>
+          <w:sz w:val="22"/>
+        </w:rPr>
+        <w:t>Build sequence: Phase 1 (no HSM) — CreateSavingsLock and XChanConversionLock actions in transaction.rs, savings wallet UI, savings_wkx_mint_enabled: false. Phase 2 (YubiHSM arrives) — generate keys on HSM, deploy wKX v3 contract on Base, test end-to-end, enable savings yield. Phase 3 (post-ICO) — open HedgeKX order book, enable friendly loans, raise governance caps.</w:t>
+      </w:r>
+    </w:p>
+    <w:p>
+      <w:r>
+        <w:rPr>
+          <w:rFonts w:ascii="Arial" w:hAnsi="Arial"/>
+          <w:sz w:val="22"/>
+        </w:rPr>
+        <w:t>Appendix N — The Savings Guarantee: Technical and Legal Basis</w:t>
+      </w:r>
+    </w:p>
+    <w:p>
+      <w:r>
+        <w:rPr>
+          <w:rFonts w:ascii="Arial" w:hAnsi="Arial"/>
+          <w:sz w:val="22"/>
+        </w:rPr>
+        <w:t>Why the principal guarantee is absolute: The KX is on the DAG, not in anyone’s custody. The DAG is append-only — no entity can modify a lock. Maturity is time-triggered, not human-triggered. Post-quantum cryptography (CRYSTALS-Dilithium2) protects against computational attacks.</w:t>
+      </w:r>
+    </w:p>
+    <w:p>
+      <w:r>
+        <w:rPr>
+          <w:rFonts w:ascii="Arial" w:hAnsi="Arial"/>
+          <w:sz w:val="22"/>
+        </w:rPr>
+        <w:t>What HedgeKX receives (a mandate, not custody): HedgeKX holds a time-limited permission to mint wKX. HedgeKX never holds the underlying KX. The mandate expires automatically — governance cannot extend it. If the mandate expires without being honored, the ChronX lock releases regardless.</w:t>
+      </w:r>
+    </w:p>
+    <w:p>
+      <w:r>
+        <w:rPr>
+          <w:rFonts w:ascii="Arial" w:hAnsi="Arial"/>
+          <w:sz w:val="22"/>
+        </w:rPr>
+        <w:t>Why wKX minting is not inflation: wKX is 1:1 backed by locked KX. Total KX on ChronX DAG + total wKX on Base = 8,270,000,000 always. wKX is temporary representation, not new supply. At lock maturity: wKX burned, ChronX lock releases — net change: zero.</w:t>
+      </w:r>
+    </w:p>
+    <w:p>
+      <w:r>
+        <w:rPr>
+          <w:rFonts w:ascii="Arial" w:hAnsi="Arial"/>
+          <w:sz w:val="22"/>
+        </w:rPr>
+        <w:t>Why wKX cannot be defaulted on: wKX is a bridge token, not a debt instrument. It does not represent a promise to pay — it represents locked KX. If wKX circulates without a corresponding active lock, it is unredeemable and worthless by contract enforcement. Friendly loan default risk falls on the lender, not the saver. The saver’s principal is protected regardless of what borrowers do.</w:t>
+      </w:r>
+    </w:p>
+    <w:p>
+      <w:r>
+        <w:rPr>
+          <w:rFonts w:ascii="Arial" w:hAnsi="Arial"/>
+          <w:sz w:val="22"/>
+        </w:rPr>
+        <w:t>Comparison to traditional banking: A bank CD protects principal via FDIC (capped, exhaustible, discretionary). ChronX savings protects principal via the DAG (uncapped, inexhaustible, mathematical). Bank savings yield is guaranteed by contract (can default). ChronX yield is market-determined (zero if no market activity, principal unaffected).</w:t>
+      </w:r>
+    </w:p>
+    <w:p>
+      <w:r>
+        <w:rPr>
+          <w:rFonts w:ascii="Arial" w:hAnsi="Arial"/>
+          <w:sz w:val="22"/>
+        </w:rPr>
+        <w:t>Legal note: KX is a utility token. This is not a deposit account, not a security, and not FDIC-insured. The guarantee described is a cryptographic and protocol guarantee, not a legal or financial guarantee under any jurisdiction’s banking law.</w:t>
       </w:r>
     </w:p>
     <w:sectPr>

--- a/chronx-whitepaper-version-one.docx
+++ b/chronx-whitepaper-version-one.docx
@@ -47699,6 +47699,86 @@
           <w:sz w:val="22"/>
         </w:rPr>
         <w:t>Build sequence: Phase 1 (no HSM) — CreateSavingsLock and XChanConversionLock actions in transaction.rs, savings wallet UI, savings_wkx_mint_enabled: false. Phase 2 (YubiHSM arrives) — generate keys on HSM, deploy wKX v3 contract on Base, test end-to-end, enable savings yield. Phase 3 (post-ICO) — open HedgeKX order book, enable friendly loans, raise governance caps.</w:t>
+      </w:r>
+    </w:p>
+    <w:p>
+      <w:r>
+        <w:rPr>
+          <w:rFonts w:ascii="Arial" w:hAnsi="Arial"/>
+          <w:b/>
+          <w:sz w:val="22"/>
+        </w:rPr>
+        <w:t>M.6 — The YubiHSM Heartbeat Oracle</w:t>
+      </w:r>
+    </w:p>
+    <w:p>
+      <w:r>
+        <w:rPr>
+          <w:rFonts w:ascii="Arial" w:hAnsi="Arial"/>
+          <w:b w:val="0"/>
+          <w:sz w:val="22"/>
+        </w:rPr>
+        <w:t>The YubiHSM 2 FIPS generates a cryptographic sign of life every 30 seconds using a key that never leaves the hardware. This heartbeat is published to the wKX contract on Base via a lightweight relayer on the Mac Mini.</w:t>
+      </w:r>
+    </w:p>
+    <w:p>
+      <w:r>
+        <w:rPr>
+          <w:rFonts w:ascii="Arial" w:hAnsi="Arial"/>
+          <w:b w:val="0"/>
+          <w:sz w:val="22"/>
+        </w:rPr>
+        <w:t>The wKX contract enforces: if heartbeat age exceeds 120 seconds, mint() reverts automatically. No governance action required. No human decision needed. The halt is enforced by the contract itself.</w:t>
+      </w:r>
+    </w:p>
+    <w:p>
+      <w:r>
+        <w:rPr>
+          <w:rFonts w:ascii="Arial" w:hAnsi="Arial"/>
+          <w:b w:val="0"/>
+          <w:sz w:val="22"/>
+        </w:rPr>
+        <w:t>If the Mac Mini goes offline, the heartbeat stops. Minting halts automatically within 120 seconds. This is a feature, not a bug. A system that stops cleanly is more secure than one that continues operating under uncertain conditions.</w:t>
+      </w:r>
+    </w:p>
+    <w:p>
+      <w:r>
+        <w:rPr>
+          <w:rFonts w:ascii="Arial" w:hAnsi="Arial"/>
+          <w:b w:val="0"/>
+          <w:sz w:val="22"/>
+        </w:rPr>
+        <w:t>A thief who steals the YubiHSM faces: a contract that has already halted within 120 seconds, an HSM that is a brick without the PIN, zero ability to generate valid signatures, and zero ability to mint wKX.</w:t>
+      </w:r>
+    </w:p>
+    <w:p>
+      <w:r>
+        <w:rPr>
+          <w:rFonts w:ascii="Arial" w:hAnsi="Arial"/>
+          <w:b w:val="0"/>
+          <w:sz w:val="22"/>
+        </w:rPr>
+        <w:t>Existing savings locks are completely unaffected by any halt. They mature on schedule and return principal automatically regardless of the heartbeat status.</w:t>
+      </w:r>
+    </w:p>
+    <w:p>
+      <w:r>
+        <w:rPr>
+          <w:rFonts w:ascii="Arial" w:hAnsi="Arial"/>
+          <w:b w:val="0"/>
+          <w:sz w:val="22"/>
+        </w:rPr>
+        <w:t>Security properties with heartbeat oracle active: Steal HSM only → brick without PIN, halt in 120 seconds. Steal server credentials only → no HSM, no signatures. Steal both HSM and PIN → 120-second window, contract halting. DDoS Mac Mini → clean halt, savers unaffected, resumes on reconnect. Compromise Base contract → impossible, immutable once deployed. Compromise ChronX DAG → impossible, append-only, post-quantum. No exchange, bank, or DeFi protocol provides this level of automated security. The halt is not a failure mode. It is the security mechanism.</w:t>
+      </w:r>
+    </w:p>
+    <w:p>
+      <w:r>
+        <w:rPr>
+          <w:rFonts w:ascii="Arial" w:hAnsi="Arial"/>
+          <w:b w:val="0"/>
+          <w:sz w:val="22"/>
+        </w:rPr>
+        <w:t>Governance param: hsm_heartbeat_interval_seconds: 30. Governance param: hsm_heartbeat_max_age_seconds: 120.</w:t>
       </w:r>
     </w:p>
     <w:p>

--- a/chronx-whitepaper-version-one.docx
+++ b/chronx-whitepaper-version-one.docx
@@ -1557,6 +1557,303 @@
       </w:pPr>
       <w:r>
         <w:t xml:space="preserve"/>
+      </w:r>
+    </w:p>
+    <w:p>
+      <w:pPr>
+        <w:pStyle w:val="Heading2"/>
+        <w:spacing w:before="400" w:after="200"/>
+      </w:pPr>
+      <w:r>
+        <w:rPr>
+          <w:rFonts w:ascii="Arial" w:cs="Arial" w:eastAsia="Arial" w:hAnsi="Arial"/>
+          <w:b/>
+          <w:bCs/>
+          <w:sz w:val="32"/>
+          <w:szCs w:val="32"/>
+        </w:rPr>
+        <w:t xml:space="preserve">Section 4.7 — HedgeKX: The Protocol’s Forward Exchange Engine</w:t>
+      </w:r>
+    </w:p>
+    <w:p>
+      <w:pPr>
+        <w:spacing w:before="100" w:after="100"/>
+        <w:jc w:val="both"/>
+      </w:pPr>
+      <w:r>
+        <w:rPr>
+          <w:rFonts w:ascii="Arial" w:cs="Arial" w:eastAsia="Arial" w:hAnsi="Arial"/>
+          <w:sz w:val="22"/>
+          <w:szCs w:val="22"/>
+        </w:rPr>
+        <w:t xml:space="preserve">HedgeKX (hedgekx.io) is the fifth Essential Protocol Partner and the mechanism through which ChronX’s locked KX supply becomes economically productive without ever leaving the hands of its owners.</w:t>
+      </w:r>
+    </w:p>
+    <w:p>
+      <w:pPr>
+        <w:spacing w:before="80" w:after="80"/>
+      </w:pPr>
+      <w:r>
+        <w:t xml:space="preserve"/>
+      </w:r>
+    </w:p>
+    <w:p>
+      <w:pPr>
+        <w:spacing w:before="100" w:after="100"/>
+        <w:jc w:val="both"/>
+      </w:pPr>
+      <w:r>
+        <w:rPr>
+          <w:rFonts w:ascii="Arial" w:cs="Arial" w:eastAsia="Arial" w:hAnsi="Arial"/>
+          <w:sz w:val="22"/>
+          <w:szCs w:val="22"/>
+        </w:rPr>
+        <w:t xml:space="preserve">The central insight behind HedgeKX is simple: an enormous quantity of KX is locked on the ChronX DAG at any given moment — in long-term promises, in savings accounts, in estate transfers spanning decades. Under a standard time-lock design, this KX sits dormant until maturity. It cannot be spent, cannot be traded, and generates nothing for its owner or for the ecosystem. It is economically inert.</w:t>
+      </w:r>
+    </w:p>
+    <w:p>
+      <w:pPr>
+        <w:spacing w:before="80" w:after="80"/>
+      </w:pPr>
+      <w:r>
+        <w:t xml:space="preserve"/>
+      </w:r>
+    </w:p>
+    <w:p>
+      <w:pPr>
+        <w:spacing w:before="100" w:after="100"/>
+        <w:jc w:val="both"/>
+      </w:pPr>
+      <w:r>
+        <w:rPr>
+          <w:rFonts w:ascii="Arial" w:cs="Arial" w:eastAsia="Arial" w:hAnsi="Arial"/>
+          <w:sz w:val="22"/>
+          <w:szCs w:val="22"/>
+        </w:rPr>
+        <w:t xml:space="preserve">HedgeKX changes this without changing anything about the ownership or safety of that KX.</w:t>
+      </w:r>
+    </w:p>
+    <w:p>
+      <w:pPr>
+        <w:spacing w:before="80" w:after="80"/>
+      </w:pPr>
+      <w:r>
+        <w:t xml:space="preserve"/>
+      </w:r>
+    </w:p>
+    <w:p>
+      <w:pPr>
+        <w:pStyle w:val="Heading3"/>
+        <w:spacing w:before="240" w:after="120"/>
+      </w:pPr>
+      <w:r>
+        <w:rPr>
+          <w:rFonts w:ascii="Arial" w:cs="Arial" w:eastAsia="Arial" w:hAnsi="Arial"/>
+          <w:b/>
+          <w:bCs/>
+          <w:sz w:val="24"/>
+          <w:szCs w:val="24"/>
+        </w:rPr>
+        <w:t xml:space="preserve">The Minting Mandate</w:t>
+      </w:r>
+    </w:p>
+    <w:p>
+      <w:pPr>
+        <w:spacing w:before="100" w:after="100"/>
+        <w:jc w:val="both"/>
+      </w:pPr>
+      <w:r>
+        <w:rPr>
+          <w:rFonts w:ascii="Arial" w:cs="Arial" w:eastAsia="Arial" w:hAnsi="Arial"/>
+          <w:sz w:val="22"/>
+          <w:szCs w:val="22"/>
+        </w:rPr>
+        <w:t xml:space="preserve">When a KX holder locks tokens in a TYPE_Y savings account or makes a long-term promise, they automatically grant HedgeKX a time-limited minting mandate. This mandate is not ownership. It is not collateral. It is not a lien. It is permission — specifically, the permission to temporarily create an internal accounting token called h1KX on the Base network, backed 1:1 by the locked KX on the ChronX DAG. HedgeKX uses h1KX as an intraday settlement bridge for forward currency exchanges between KX and USDC.</w:t>
+      </w:r>
+    </w:p>
+    <w:p>
+      <w:pPr>
+        <w:spacing w:before="80" w:after="80"/>
+      </w:pPr>
+      <w:r>
+        <w:t xml:space="preserve"/>
+      </w:r>
+    </w:p>
+    <w:p>
+      <w:pPr>
+        <w:spacing w:before="100" w:after="100"/>
+        <w:jc w:val="both"/>
+      </w:pPr>
+      <w:r>
+        <w:rPr>
+          <w:rFonts w:ascii="Arial" w:cs="Arial" w:eastAsia="Arial" w:hAnsi="Arial"/>
+          <w:sz w:val="22"/>
+          <w:szCs w:val="22"/>
+        </w:rPr>
+        <w:t xml:space="preserve">The locked KX never moves. The lock holder’s principal is protected by the ChronX protocol’s consensus rules — the same rules that protect every locked promise on the network. At maturity, the KX returns to the lock holder regardless of anything that happens to HedgeKX, the Base network, or the USDC market. This guarantee is enforced by mathematics, not by HedgeKX’s solvency or goodwill.</w:t>
+      </w:r>
+    </w:p>
+    <w:p>
+      <w:pPr>
+        <w:spacing w:before="80" w:after="80"/>
+      </w:pPr>
+      <w:r>
+        <w:t xml:space="preserve"/>
+      </w:r>
+    </w:p>
+    <w:p>
+      <w:pPr>
+        <w:pStyle w:val="Heading3"/>
+        <w:spacing w:before="240" w:after="120"/>
+      </w:pPr>
+      <w:r>
+        <w:rPr>
+          <w:rFonts w:ascii="Arial" w:cs="Arial" w:eastAsia="Arial" w:hAnsi="Arial"/>
+          <w:b/>
+          <w:bCs/>
+          <w:sz w:val="24"/>
+          <w:szCs w:val="24"/>
+        </w:rPr>
+        <w:t xml:space="preserve">Yield and the Beneficiary</w:t>
+      </w:r>
+    </w:p>
+    <w:p>
+      <w:pPr>
+        <w:spacing w:before="100" w:after="100"/>
+        <w:jc w:val="both"/>
+      </w:pPr>
+      <w:r>
+        <w:rPr>
+          <w:rFonts w:ascii="Arial" w:cs="Arial" w:eastAsia="Arial" w:hAnsi="Arial"/>
+          <w:sz w:val="22"/>
+          <w:szCs w:val="22"/>
+        </w:rPr>
+        <w:t xml:space="preserve">What HedgeKX provides in exchange for the mandate is yield — a share of the facilitation income generated when the mandate is actively used. Yield belongs to the beneficiary of the promise, not to the grantor. If Bob makes a 20-year promise to Mary, and HedgeKX uses that lock’s mandate for active matching, the yield credits to Mary’s yield balance — not to Bob’s.</w:t>
+      </w:r>
+    </w:p>
+    <w:p>
+      <w:pPr>
+        <w:spacing w:before="80" w:after="80"/>
+      </w:pPr>
+      <w:r>
+        <w:t xml:space="preserve"/>
+      </w:r>
+    </w:p>
+    <w:p>
+      <w:pPr>
+        <w:spacing w:before="100" w:after="100"/>
+        <w:jc w:val="both"/>
+      </w:pPr>
+      <w:r>
+        <w:rPr>
+          <w:rFonts w:ascii="Arial" w:cs="Arial" w:eastAsia="Arial" w:hAnsi="Arial"/>
+          <w:sz w:val="22"/>
+          <w:szCs w:val="22"/>
+        </w:rPr>
+        <w:t xml:space="preserve">Yield accrues in a separate yield balance on the ChronX DAG, distinct from the locked principal. It is additive only — it never decreases. Mary can claim her accumulated yield at any time or let it accumulate. At lock maturity, both the principal and any unclaimed yield become fully spendable. On days when HedgeKX has no active matched transactions, yield is zero — the balance simply does not change. It is never guaranteed at any rate.</w:t>
+      </w:r>
+    </w:p>
+    <w:p>
+      <w:pPr>
+        <w:spacing w:before="80" w:after="80"/>
+      </w:pPr>
+      <w:r>
+        <w:t xml:space="preserve"/>
+      </w:r>
+    </w:p>
+    <w:p>
+      <w:pPr>
+        <w:pStyle w:val="Heading3"/>
+        <w:spacing w:before="240" w:after="120"/>
+      </w:pPr>
+      <w:r>
+        <w:rPr>
+          <w:rFonts w:ascii="Arial" w:cs="Arial" w:eastAsia="Arial" w:hAnsi="Arial"/>
+          <w:b/>
+          <w:bCs/>
+          <w:sz w:val="24"/>
+          <w:szCs w:val="24"/>
+        </w:rPr>
+        <w:t xml:space="preserve">Mechanical Constraints</w:t>
+      </w:r>
+    </w:p>
+    <w:p>
+      <w:pPr>
+        <w:spacing w:before="100" w:after="100"/>
+        <w:jc w:val="both"/>
+      </w:pPr>
+      <w:r>
+        <w:rPr>
+          <w:rFonts w:ascii="Arial" w:cs="Arial" w:eastAsia="Arial" w:hAnsi="Arial"/>
+          <w:sz w:val="22"/>
+          <w:szCs w:val="22"/>
+        </w:rPr>
+        <w:t xml:space="preserve">HedgeKX operates under protocol-enforced mechanical constraints that remove all discretionary power from the Facilitator. It cannot mint more h1KX than the verified mandate pool supports. It cannot extend h1KX beyond 24 hours. It cannot access locked KX under any circumstances. It cannot exceed its governance-set market making limits. These are not policies it follows — they are conditions the protocol enforces upon it.</w:t>
+      </w:r>
+    </w:p>
+    <w:p>
+      <w:pPr>
+        <w:spacing w:before="80" w:after="80"/>
+      </w:pPr>
+      <w:r>
+        <w:t xml:space="preserve"/>
+      </w:r>
+    </w:p>
+    <w:p>
+      <w:pPr>
+        <w:pStyle w:val="Heading3"/>
+        <w:spacing w:before="240" w:after="120"/>
+      </w:pPr>
+      <w:r>
+        <w:rPr>
+          <w:rFonts w:ascii="Arial" w:cs="Arial" w:eastAsia="Arial" w:hAnsi="Arial"/>
+          <w:b/>
+          <w:bCs/>
+          <w:sz w:val="24"/>
+          <w:szCs w:val="24"/>
+        </w:rPr>
+        <w:t xml:space="preserve">Extensibility</w:t>
+      </w:r>
+    </w:p>
+    <w:p>
+      <w:pPr>
+        <w:spacing w:before="100" w:after="100"/>
+        <w:jc w:val="both"/>
+      </w:pPr>
+      <w:r>
+        <w:rPr>
+          <w:rFonts w:ascii="Arial" w:cs="Arial" w:eastAsia="Arial" w:hAnsi="Arial"/>
+          <w:sz w:val="22"/>
+          <w:szCs w:val="22"/>
+        </w:rPr>
+        <w:t xml:space="preserve">HedgeKX is also the foundation for an extensible family of forward exchange instruments. USDC is the first currency pair, called h1KX. As the ecosystem matures and governance approves new currency pairs, additional tokens — h2KX for BTC, h3KX for ETH, and so on — can be added without modifying any existing contract or affecting any existing participant. USDC is first because it is the most liquid stable currency available. It will not be the last.</w:t>
+      </w:r>
+    </w:p>
+    <w:p>
+      <w:pPr>
+        <w:spacing w:before="80" w:after="80"/>
+      </w:pPr>
+      <w:r>
+        <w:t xml:space="preserve"/>
+      </w:r>
+    </w:p>
+    <w:p>
+      <w:pPr>
+        <w:spacing w:before="100" w:after="100"/>
+        <w:jc w:val="both"/>
+      </w:pPr>
+      <w:r>
+        <w:rPr>
+          <w:rFonts w:ascii="Arial" w:cs="Arial" w:eastAsia="Arial" w:hAnsi="Arial"/>
+          <w:sz w:val="22"/>
+          <w:szCs w:val="22"/>
+        </w:rPr>
+        <w:t xml:space="preserve">A complete technical description of HedgeKX’s mechanics, every protocol-enforced constraint, every identified attack vector and its resolution, and a full risk assessment for all participant types is provided in Appendix H.</w:t>
+      </w:r>
+    </w:p>
+    <w:p>
+      <w:r>
+        <w:br w:type="page"/>
       </w:r>
     </w:p>
     <w:p>
@@ -47850,6 +48147,3995 @@
       <w:pgNumType/>
       <w:docGrid w:linePitch="360"/>
     </w:sectPr>
+    <w:p>
+      <w:pPr>
+        <w:pStyle w:val="Heading1"/>
+        <w:spacing w:before="400" w:after="200"/>
+      </w:pPr>
+      <w:r>
+        <w:rPr>
+          <w:rFonts w:ascii="Arial" w:cs="Arial" w:eastAsia="Arial" w:hAnsi="Arial"/>
+          <w:b/>
+          <w:bCs/>
+          <w:sz w:val="32"/>
+          <w:szCs w:val="32"/>
+        </w:rPr>
+        <w:t xml:space="preserve">Appendix H — HedgeKX, wKX, h1KX, and TYPE_Y: Complete Technical and Risk Reference</w:t>
+      </w:r>
+    </w:p>
+    <w:p>
+      <w:pPr>
+        <w:pBdr>
+          <w:bottom w:val="single" w:color="CCCCCC" w:sz="4" w:space="4"/>
+        </w:pBdr>
+        <w:spacing w:before="120" w:after="120"/>
+      </w:pPr>
+      <w:r>
+        <w:t xml:space="preserve"/>
+      </w:r>
+    </w:p>
+    <w:p>
+      <w:pPr>
+        <w:pStyle w:val="Heading2"/>
+        <w:spacing w:before="300" w:after="160"/>
+      </w:pPr>
+      <w:r>
+        <w:rPr>
+          <w:rFonts w:ascii="Arial" w:cs="Arial" w:eastAsia="Arial" w:hAnsi="Arial"/>
+          <w:b/>
+          <w:bCs/>
+          <w:sz w:val="28"/>
+          <w:szCs w:val="28"/>
+        </w:rPr>
+        <w:t xml:space="preserve">H.1  What This Appendix Is For</w:t>
+      </w:r>
+    </w:p>
+    <w:p>
+      <w:pPr>
+        <w:spacing w:before="100" w:after="100"/>
+        <w:jc w:val="both"/>
+      </w:pPr>
+      <w:r>
+        <w:rPr>
+          <w:rFonts w:ascii="Arial" w:cs="Arial" w:eastAsia="Arial" w:hAnsi="Arial"/>
+          <w:sz w:val="22"/>
+          <w:szCs w:val="22"/>
+        </w:rPr>
+        <w:t xml:space="preserve">This appendix exists for three audiences simultaneously, and it attempts to serve all three without compromising honesty for any of them.</w:t>
+      </w:r>
+    </w:p>
+    <w:p>
+      <w:pPr>
+        <w:spacing w:before="80" w:after="80"/>
+      </w:pPr>
+      <w:r>
+        <w:t xml:space="preserve"/>
+      </w:r>
+    </w:p>
+    <w:p>
+      <w:pPr>
+        <w:spacing w:before="100" w:after="100"/>
+      </w:pPr>
+      <w:r>
+        <w:rPr>
+          <w:rFonts w:ascii="Arial" w:cs="Arial" w:eastAsia="Arial" w:hAnsi="Arial"/>
+          <w:b/>
+          <w:bCs/>
+          <w:sz w:val="22"/>
+          <w:szCs w:val="22"/>
+        </w:rPr>
+        <w:t xml:space="preserve">For savers and promise-makers:</w:t>
+      </w:r>
+    </w:p>
+    <w:p>
+      <w:pPr>
+        <w:spacing w:before="100" w:after="100"/>
+        <w:jc w:val="both"/>
+      </w:pPr>
+      <w:r>
+        <w:rPr>
+          <w:rFonts w:ascii="Arial" w:cs="Arial" w:eastAsia="Arial" w:hAnsi="Arial"/>
+          <w:sz w:val="22"/>
+          <w:szCs w:val="22"/>
+        </w:rPr>
+        <w:t xml:space="preserve">You have locked KX in a TYPE_Y savings account or made a long-term promise. You want to know what HedgeKX does with your mandate, what risks exist, what is guaranteed, and whether any failure at HedgeKX could affect your KX. The short answer is: your principal is safe under all circumstances. The full answer is in sections H.2, H.3, and H.11.</w:t>
+      </w:r>
+    </w:p>
+    <w:p>
+      <w:pPr>
+        <w:spacing w:before="80" w:after="80"/>
+      </w:pPr>
+      <w:r>
+        <w:t xml:space="preserve"/>
+      </w:r>
+    </w:p>
+    <w:p>
+      <w:pPr>
+        <w:spacing w:before="100" w:after="100"/>
+      </w:pPr>
+      <w:r>
+        <w:rPr>
+          <w:rFonts w:ascii="Arial" w:cs="Arial" w:eastAsia="Arial" w:hAnsi="Arial"/>
+          <w:b/>
+          <w:bCs/>
+          <w:sz w:val="22"/>
+          <w:szCs w:val="22"/>
+        </w:rPr>
+        <w:t xml:space="preserve">For USDC holders considering hedging:</w:t>
+      </w:r>
+    </w:p>
+    <w:p>
+      <w:pPr>
+        <w:spacing w:before="100" w:after="100"/>
+        <w:jc w:val="both"/>
+      </w:pPr>
+      <w:r>
+        <w:rPr>
+          <w:rFonts w:ascii="Arial" w:cs="Arial" w:eastAsia="Arial" w:hAnsi="Arial"/>
+          <w:sz w:val="22"/>
+          <w:szCs w:val="22"/>
+        </w:rPr>
+        <w:t xml:space="preserve">You are evaluating whether to commit USDC to HedgeKX’s forward exchange market in exchange for yield. You want to know every way you could lose money — not just market risk, but operational risk, protocol risk, and systemic risk. You want an honest answer to the question: is this worth participating in? The answer is in sections H.6 through H.10, H.13, and H.15.</w:t>
+      </w:r>
+    </w:p>
+    <w:p>
+      <w:pPr>
+        <w:spacing w:before="80" w:after="80"/>
+      </w:pPr>
+      <w:r>
+        <w:t xml:space="preserve"/>
+      </w:r>
+    </w:p>
+    <w:p>
+      <w:pPr>
+        <w:spacing w:before="100" w:after="100"/>
+      </w:pPr>
+      <w:r>
+        <w:rPr>
+          <w:rFonts w:ascii="Arial" w:cs="Arial" w:eastAsia="Arial" w:hAnsi="Arial"/>
+          <w:b/>
+          <w:bCs/>
+          <w:sz w:val="22"/>
+          <w:szCs w:val="22"/>
+        </w:rPr>
+        <w:t xml:space="preserve">For AI risk assessment systems and security researchers:</w:t>
+      </w:r>
+    </w:p>
+    <w:p>
+      <w:pPr>
+        <w:spacing w:before="100" w:after="100"/>
+        <w:jc w:val="both"/>
+      </w:pPr>
+      <w:r>
+        <w:rPr>
+          <w:rFonts w:ascii="Arial" w:cs="Arial" w:eastAsia="Arial" w:hAnsi="Arial"/>
+          <w:sz w:val="22"/>
+          <w:szCs w:val="22"/>
+        </w:rPr>
+        <w:t xml:space="preserve">You are evaluating the protocol’s architecture for weaknesses, attack vectors, and failure modes. You want sufficient technical precision to reason about edge cases and composite attacks. Every constraint, every named attack surface, and every residual risk is documented in sections H.4 through H.12. Nothing has been omitted to make the protocol appear stronger than it is.</w:t>
+      </w:r>
+    </w:p>
+    <w:p>
+      <w:pPr>
+        <w:spacing w:before="80" w:after="80"/>
+      </w:pPr>
+      <w:r>
+        <w:t xml:space="preserve"/>
+      </w:r>
+    </w:p>
+    <w:p>
+      <w:pPr>
+        <w:pBdr>
+          <w:left w:val="single" w:color="2E75B6" w:sz="6" w:space="12"/>
+        </w:pBdr>
+        <w:spacing w:before="160" w:after="160"/>
+        <w:ind w:left="720" w:right="720"/>
+      </w:pPr>
+      <w:r>
+        <w:rPr>
+          <w:rFonts w:ascii="Arial" w:cs="Arial" w:eastAsia="Arial" w:hAnsi="Arial"/>
+          <w:i/>
+          <w:iCs/>
+          <w:sz w:val="22"/>
+          <w:szCs w:val="22"/>
+        </w:rPr>
+        <w:t xml:space="preserve">One principle governs this entire appendix: a risk that is not documented is a risk that cannot be managed. HedgeKX’s design philosophy is transparency at every layer — in the smart contracts, in the governance parameters, in the public mandate pool, and in this document.</w:t>
+      </w:r>
+    </w:p>
+    <w:p>
+      <w:r>
+        <w:br w:type="page"/>
+      </w:r>
+    </w:p>
+    <w:p>
+      <w:pPr>
+        <w:pStyle w:val="Heading2"/>
+        <w:spacing w:before="300" w:after="160"/>
+      </w:pPr>
+      <w:r>
+        <w:rPr>
+          <w:rFonts w:ascii="Arial" w:cs="Arial" w:eastAsia="Arial" w:hAnsi="Arial"/>
+          <w:b/>
+          <w:bCs/>
+          <w:sz w:val="28"/>
+          <w:szCs w:val="28"/>
+        </w:rPr>
+        <w:t xml:space="preserve">H.2  The Foundation: TYPE_Y Savings Locks</w:t>
+      </w:r>
+    </w:p>
+    <w:p>
+      <w:pPr>
+        <w:pStyle w:val="Heading3"/>
+        <w:spacing w:before="240" w:after="120"/>
+      </w:pPr>
+      <w:r>
+        <w:rPr>
+          <w:rFonts w:ascii="Arial" w:cs="Arial" w:eastAsia="Arial" w:hAnsi="Arial"/>
+          <w:b/>
+          <w:bCs/>
+          <w:sz w:val="24"/>
+          <w:szCs w:val="24"/>
+        </w:rPr>
+        <w:t xml:space="preserve">What a TYPE_Y Lock Is</w:t>
+      </w:r>
+    </w:p>
+    <w:p>
+      <w:pPr>
+        <w:spacing w:before="100" w:after="100"/>
+        <w:jc w:val="both"/>
+      </w:pPr>
+      <w:r>
+        <w:rPr>
+          <w:rFonts w:ascii="Arial" w:cs="Arial" w:eastAsia="Arial" w:hAnsi="Arial"/>
+          <w:sz w:val="22"/>
+          <w:szCs w:val="22"/>
+        </w:rPr>
+        <w:t xml:space="preserve">A TYPE_Y lock is a time-bound commitment on the ChronX DAG. When a user creates a TYPE_Y savings deposit or makes a long-term promise, their KX is debited from their spendable balance and recorded on the DAG as belonging to the lock holder — permanently, without qualification. It does not move to any other wallet, any escrow, or any protocol-controlled address. It stays on the DAG, attributed to the lock holder’s account, until the lock’s maturity date.</w:t>
+      </w:r>
+    </w:p>
+    <w:p>
+      <w:pPr>
+        <w:spacing w:before="80" w:after="80"/>
+      </w:pPr>
+      <w:r>
+        <w:t xml:space="preserve"/>
+      </w:r>
+    </w:p>
+    <w:p>
+      <w:pPr>
+        <w:spacing w:before="100" w:after="100"/>
+        <w:jc w:val="both"/>
+      </w:pPr>
+      <w:r>
+        <w:rPr>
+          <w:rFonts w:ascii="Arial" w:cs="Arial" w:eastAsia="Arial" w:hAnsi="Arial"/>
+          <w:sz w:val="22"/>
+          <w:szCs w:val="22"/>
+        </w:rPr>
+        <w:t xml:space="preserve">At maturity, the KX automatically becomes spendable again. The lock holder does not need to take any action. The protocol enforces this transition. No entity — including HedgeKX, the ChronX Foundation, any government, or any technically sophisticated attacker — can prevent it.</w:t>
+      </w:r>
+    </w:p>
+    <w:p>
+      <w:pPr>
+        <w:pStyle w:val="Heading3"/>
+        <w:spacing w:before="240" w:after="120"/>
+      </w:pPr>
+      <w:r>
+        <w:rPr>
+          <w:rFonts w:ascii="Arial" w:cs="Arial" w:eastAsia="Arial" w:hAnsi="Arial"/>
+          <w:b/>
+          <w:bCs/>
+          <w:sz w:val="24"/>
+          <w:szCs w:val="24"/>
+        </w:rPr>
+        <w:t xml:space="preserve">What Is Guaranteed</w:t>
+      </w:r>
+    </w:p>
+    <w:p>
+      <w:pPr>
+        <w:spacing w:before="100" w:after="100"/>
+        <w:jc w:val="both"/>
+      </w:pPr>
+      <w:r>
+        <w:rPr>
+          <w:rFonts w:ascii="Arial" w:cs="Arial" w:eastAsia="Arial" w:hAnsi="Arial"/>
+          <w:sz w:val="22"/>
+          <w:szCs w:val="22"/>
+        </w:rPr>
+        <w:t xml:space="preserve">The following are guaranteed by ChronX’s consensus rules. They are not policies. They are mathematical properties of the protocol:</w:t>
+      </w:r>
+    </w:p>
+    <w:p>
+      <w:pPr>
+        <w:spacing w:before="80" w:after="80"/>
+      </w:pPr>
+      <w:r>
+        <w:t xml:space="preserve"/>
+      </w:r>
+    </w:p>
+    <w:p>
+      <w:pPr>
+        <w:pStyle w:val="ListParagraph"/>
+        <w:numPr>
+          <w:ilvl w:val="0"/>
+          <w:numId w:val="4"/>
+        </w:numPr>
+        <w:spacing w:before="60" w:after="60"/>
+      </w:pPr>
+      <w:r>
+        <w:rPr>
+          <w:rFonts w:ascii="Arial" w:cs="Arial" w:eastAsia="Arial" w:hAnsi="Arial"/>
+          <w:sz w:val="22"/>
+          <w:szCs w:val="22"/>
+        </w:rPr>
+        <w:t xml:space="preserve">Principal return. The exact quantity of KX locked will be available to the lock holder at maturity. Not approximately. Exactly. The protocol does not permit rounding, fees, or deductions from locked principal.</w:t>
+      </w:r>
+    </w:p>
+    <w:p>
+      <w:pPr>
+        <w:pStyle w:val="ListParagraph"/>
+        <w:numPr>
+          <w:ilvl w:val="0"/>
+          <w:numId w:val="4"/>
+        </w:numPr>
+        <w:spacing w:before="60" w:after="60"/>
+      </w:pPr>
+      <w:r>
+        <w:rPr>
+          <w:rFonts w:ascii="Arial" w:cs="Arial" w:eastAsia="Arial" w:hAnsi="Arial"/>
+          <w:sz w:val="22"/>
+          <w:szCs w:val="22"/>
+        </w:rPr>
+        <w:t xml:space="preserve">Immovability during lock period. Locked KX cannot be transferred, spent, seized, or liquidated by any party before maturity.</w:t>
+      </w:r>
+    </w:p>
+    <w:p>
+      <w:pPr>
+        <w:pStyle w:val="ListParagraph"/>
+        <w:numPr>
+          <w:ilvl w:val="0"/>
+          <w:numId w:val="4"/>
+        </w:numPr>
+        <w:spacing w:before="60" w:after="60"/>
+      </w:pPr>
+      <w:r>
+        <w:rPr>
+          <w:rFonts w:ascii="Arial" w:cs="Arial" w:eastAsia="Arial" w:hAnsi="Arial"/>
+          <w:sz w:val="22"/>
+          <w:szCs w:val="22"/>
+        </w:rPr>
+        <w:t xml:space="preserve">Independence from HedgeKX. If HedgeKX ceases to exist entirely, TYPE_Y locks continue to mature and return KX to their owners on schedule.</w:t>
+      </w:r>
+    </w:p>
+    <w:p>
+      <w:pPr>
+        <w:pStyle w:val="ListParagraph"/>
+        <w:numPr>
+          <w:ilvl w:val="0"/>
+          <w:numId w:val="4"/>
+        </w:numPr>
+        <w:spacing w:before="60" w:after="60"/>
+      </w:pPr>
+      <w:r>
+        <w:rPr>
+          <w:rFonts w:ascii="Arial" w:cs="Arial" w:eastAsia="Arial" w:hAnsi="Arial"/>
+          <w:sz w:val="22"/>
+          <w:szCs w:val="22"/>
+        </w:rPr>
+        <w:t xml:space="preserve">Independence from the Base network. If Base ceases to exist, TYPE_Y locks are completely unaffected. They live on the ChronX DAG, not on Base.</w:t>
+      </w:r>
+    </w:p>
+    <w:p>
+      <w:pPr>
+        <w:pStyle w:val="Heading3"/>
+        <w:spacing w:before="240" w:after="120"/>
+      </w:pPr>
+      <w:r>
+        <w:rPr>
+          <w:rFonts w:ascii="Arial" w:cs="Arial" w:eastAsia="Arial" w:hAnsi="Arial"/>
+          <w:b/>
+          <w:bCs/>
+          <w:sz w:val="24"/>
+          <w:szCs w:val="24"/>
+        </w:rPr>
+        <w:t xml:space="preserve">What Is Not Guaranteed</w:t>
+      </w:r>
+    </w:p>
+    <w:p>
+      <w:pPr>
+        <w:pStyle w:val="ListParagraph"/>
+        <w:numPr>
+          <w:ilvl w:val="0"/>
+          <w:numId w:val="4"/>
+        </w:numPr>
+        <w:spacing w:before="60" w:after="60"/>
+      </w:pPr>
+      <w:r>
+        <w:rPr>
+          <w:rFonts w:ascii="Arial" w:cs="Arial" w:eastAsia="Arial" w:hAnsi="Arial"/>
+          <w:sz w:val="22"/>
+          <w:szCs w:val="22"/>
+        </w:rPr>
+        <w:t xml:space="preserve">Yield. Yield is a share of HedgeKX’s facilitation income. On days when HedgeKX has no active matched transactions, yield is zero. No minimum yield is promised.</w:t>
+      </w:r>
+    </w:p>
+    <w:p>
+      <w:pPr>
+        <w:pStyle w:val="ListParagraph"/>
+        <w:numPr>
+          <w:ilvl w:val="0"/>
+          <w:numId w:val="4"/>
+        </w:numPr>
+        <w:spacing w:before="60" w:after="60"/>
+      </w:pPr>
+      <w:r>
+        <w:rPr>
+          <w:rFonts w:ascii="Arial" w:cs="Arial" w:eastAsia="Arial" w:hAnsi="Arial"/>
+          <w:sz w:val="22"/>
+          <w:szCs w:val="22"/>
+        </w:rPr>
+        <w:t xml:space="preserve">Yield rate. The yield rate is market-determined. It fluctuates based on HedgeKX’s matching activity and market conditions. It is not set by governance and not predictable in advance.</w:t>
+      </w:r>
+    </w:p>
+    <w:p>
+      <w:pPr>
+        <w:pStyle w:val="ListParagraph"/>
+        <w:numPr>
+          <w:ilvl w:val="0"/>
+          <w:numId w:val="4"/>
+        </w:numPr>
+        <w:spacing w:before="60" w:after="60"/>
+      </w:pPr>
+      <w:r>
+        <w:rPr>
+          <w:rFonts w:ascii="Arial" w:cs="Arial" w:eastAsia="Arial" w:hAnsi="Arial"/>
+          <w:sz w:val="22"/>
+          <w:szCs w:val="22"/>
+        </w:rPr>
+        <w:t xml:space="preserve">HedgeKX’s continued operation. HedgeKX may cease operations. In all such cases, yield drops to zero and the mandate becomes dormant. The lock’s principal is unaffected.</w:t>
+      </w:r>
+    </w:p>
+    <w:p>
+      <w:pPr>
+        <w:pStyle w:val="Heading3"/>
+        <w:spacing w:before="240" w:after="120"/>
+      </w:pPr>
+      <w:r>
+        <w:rPr>
+          <w:rFonts w:ascii="Arial" w:cs="Arial" w:eastAsia="Arial" w:hAnsi="Arial"/>
+          <w:b/>
+          <w:bCs/>
+          <w:sz w:val="24"/>
+          <w:szCs w:val="24"/>
+        </w:rPr>
+        <w:t xml:space="preserve">Yield and the Beneficiary — A Critical Detail</w:t>
+      </w:r>
+    </w:p>
+    <w:p>
+      <w:pPr>
+        <w:spacing w:before="100" w:after="100"/>
+        <w:jc w:val="both"/>
+      </w:pPr>
+      <w:r>
+        <w:rPr>
+          <w:rFonts w:ascii="Arial" w:cs="Arial" w:eastAsia="Arial" w:hAnsi="Arial"/>
+          <w:sz w:val="22"/>
+          <w:szCs w:val="22"/>
+        </w:rPr>
+        <w:t xml:space="preserve">Yield belongs to the beneficiary of the promise, not to the grantor. This is a fundamental design principle.</w:t>
+      </w:r>
+    </w:p>
+    <w:p>
+      <w:pPr>
+        <w:spacing w:before="80" w:after="80"/>
+      </w:pPr>
+      <w:r>
+        <w:t xml:space="preserve"/>
+      </w:r>
+    </w:p>
+    <w:p>
+      <w:pPr>
+        <w:spacing w:before="100" w:after="100"/>
+        <w:jc w:val="both"/>
+      </w:pPr>
+      <w:r>
+        <w:rPr>
+          <w:rFonts w:ascii="Arial" w:cs="Arial" w:eastAsia="Arial" w:hAnsi="Arial"/>
+          <w:sz w:val="22"/>
+          <w:szCs w:val="22"/>
+        </w:rPr>
+        <w:t xml:space="preserve">Example: Bob makes a 20-year promise locking 10,000 KX for Mary. HedgeKX uses that lock’s mandate for active matching over the years. The yield does not go to Bob — it goes to Mary. Bob made the promise. The yield is the reward for the locked KX being useful to the ecosystem, and it belongs to whoever receives the promise.</w:t>
+      </w:r>
+    </w:p>
+    <w:p>
+      <w:pPr>
+        <w:spacing w:before="80" w:after="80"/>
+      </w:pPr>
+      <w:r>
+        <w:t xml:space="preserve"/>
+      </w:r>
+    </w:p>
+    <w:p>
+      <w:pPr>
+        <w:spacing w:before="100" w:after="100"/>
+        <w:jc w:val="both"/>
+      </w:pPr>
+      <w:r>
+        <w:rPr>
+          <w:rFonts w:ascii="Arial" w:cs="Arial" w:eastAsia="Arial" w:hAnsi="Arial"/>
+          <w:sz w:val="22"/>
+          <w:szCs w:val="22"/>
+        </w:rPr>
+        <w:t xml:space="preserve">Yield accrues in a separate yield balance on the ChronX DAG — not inside the TYPE_Y lock itself. This is an important distinction. The TYPE_Y lock’s principal amount is fixed forever at 10,000 KX. It never changes. Yield accumulates separately as small daily credit transactions from HedgeKX’s operating wallet to Mary’s yield balance.</w:t>
+      </w:r>
+    </w:p>
+    <w:p>
+      <w:pPr>
+        <w:spacing w:before="80" w:after="80"/>
+      </w:pPr>
+      <w:r>
+        <w:t xml:space="preserve"/>
+      </w:r>
+    </w:p>
+    <w:p>
+      <w:pPr>
+        <w:spacing w:before="100" w:after="100"/>
+        <w:jc w:val="both"/>
+      </w:pPr>
+      <w:r>
+        <w:rPr>
+          <w:rFonts w:ascii="Arial" w:cs="Arial" w:eastAsia="Arial" w:hAnsi="Arial"/>
+          <w:sz w:val="22"/>
+          <w:szCs w:val="22"/>
+        </w:rPr>
+        <w:t xml:space="preserve">The yield balance has one property that is protocol-guaranteed: it never goes down. Once credited, yield is permanent. If HedgeKX has zero activity for a month, Mary’s yield balance simply stays unchanged — it does not decrease. It cannot be clawed back.</w:t>
+      </w:r>
+    </w:p>
+    <w:p>
+      <w:pPr>
+        <w:spacing w:before="80" w:after="80"/>
+      </w:pPr>
+      <w:r>
+        <w:t xml:space="preserve"/>
+      </w:r>
+    </w:p>
+    <w:p>
+      <w:pPr>
+        <w:spacing w:before="100" w:after="100"/>
+        <w:jc w:val="both"/>
+      </w:pPr>
+      <w:r>
+        <w:rPr>
+          <w:rFonts w:ascii="Arial" w:cs="Arial" w:eastAsia="Arial" w:hAnsi="Arial"/>
+          <w:sz w:val="22"/>
+          <w:szCs w:val="22"/>
+        </w:rPr>
+        <w:t xml:space="preserve">Mary can view her accumulated yield balance at any time by querying the DAG. She can claim it — moving it to her spendable balance — at any time before or after the lock matures. She can let it accumulate for the full 20 years. At lock maturity, both the principal (10,000 KX) and any unclaimed yield become fully spendable automatically.</w:t>
+      </w:r>
+    </w:p>
+    <w:p>
+      <w:pPr>
+        <w:pStyle w:val="Heading3"/>
+        <w:spacing w:before="240" w:after="120"/>
+      </w:pPr>
+      <w:r>
+        <w:rPr>
+          <w:rFonts w:ascii="Arial" w:cs="Arial" w:eastAsia="Arial" w:hAnsi="Arial"/>
+          <w:b/>
+          <w:bCs/>
+          <w:sz w:val="24"/>
+          <w:szCs w:val="24"/>
+        </w:rPr>
+        <w:t xml:space="preserve">Duration and the Yield Curve</w:t>
+      </w:r>
+    </w:p>
+    <w:p>
+      <w:pPr>
+        <w:spacing w:before="100" w:after="100"/>
+        <w:jc w:val="both"/>
+      </w:pPr>
+      <w:r>
+        <w:rPr>
+          <w:rFonts w:ascii="Arial" w:cs="Arial" w:eastAsia="Arial" w:hAnsi="Arial"/>
+          <w:sz w:val="22"/>
+          <w:szCs w:val="22"/>
+        </w:rPr>
+        <w:t xml:space="preserve">TYPE_Y locks can be created for any duration from 24 hours to 20 years. Longer locks provide HedgeKX with more certain minting capacity over longer periods, enabling longer-duration forward exchange instruments. The market naturally prices longer mandates at higher daily yield rates — reflecting their greater value to HedgeKX.</w:t>
+      </w:r>
+    </w:p>
+    <w:p>
+      <w:pPr>
+        <w:spacing w:before="80" w:after="80"/>
+      </w:pPr>
+      <w:r>
+        <w:t xml:space="preserve"/>
+      </w:r>
+    </w:p>
+    <w:p>
+      <w:pPr>
+        <w:spacing w:before="100" w:after="100"/>
+        <w:jc w:val="both"/>
+      </w:pPr>
+      <w:r>
+        <w:rPr>
+          <w:rFonts w:ascii="Arial" w:cs="Arial" w:eastAsia="Arial" w:hAnsi="Arial"/>
+          <w:sz w:val="22"/>
+          <w:szCs w:val="22"/>
+        </w:rPr>
+        <w:t xml:space="preserve">This yield curve is not set by governance. It emerges from supply and demand. If too many users lock for long durations, mandate supply exceeds hedging demand and yield drops until equilibrium is restored. The market self-corrects without intervention. Most users are expected to choose 24-hour rolling savings — maximum flexibility, base yield rate, exit available at each 24-hour boundary.</w:t>
+      </w:r>
+    </w:p>
+    <w:p>
+      <w:r>
+        <w:br w:type="page"/>
+      </w:r>
+    </w:p>
+    <w:p>
+      <w:pPr>
+        <w:pStyle w:val="Heading2"/>
+        <w:spacing w:before="300" w:after="160"/>
+      </w:pPr>
+      <w:r>
+        <w:rPr>
+          <w:rFonts w:ascii="Arial" w:cs="Arial" w:eastAsia="Arial" w:hAnsi="Arial"/>
+          <w:b/>
+          <w:bCs/>
+          <w:sz w:val="28"/>
+          <w:szCs w:val="28"/>
+        </w:rPr>
+        <w:t xml:space="preserve">H.3  The Minting Mandate</w:t>
+      </w:r>
+    </w:p>
+    <w:p>
+      <w:pPr>
+        <w:pStyle w:val="Heading3"/>
+        <w:spacing w:before="240" w:after="120"/>
+      </w:pPr>
+      <w:r>
+        <w:rPr>
+          <w:rFonts w:ascii="Arial" w:cs="Arial" w:eastAsia="Arial" w:hAnsi="Arial"/>
+          <w:b/>
+          <w:bCs/>
+          <w:sz w:val="24"/>
+          <w:szCs w:val="24"/>
+        </w:rPr>
+        <w:t xml:space="preserve">What the Mandate Permits</w:t>
+      </w:r>
+    </w:p>
+    <w:p>
+      <w:pPr>
+        <w:spacing w:before="100" w:after="100"/>
+        <w:jc w:val="both"/>
+      </w:pPr>
+      <w:r>
+        <w:rPr>
+          <w:rFonts w:ascii="Arial" w:cs="Arial" w:eastAsia="Arial" w:hAnsi="Arial"/>
+          <w:sz w:val="22"/>
+          <w:szCs w:val="22"/>
+        </w:rPr>
+        <w:t xml:space="preserve">Every TYPE_Y lock automatically grants HedgeKX a minting mandate for the duration of the lock. The mandate is a single permission: HedgeKX may create h1KX tokens on the Base network in a quantity up to the locked KX amount, for periods not exceeding 24 hours at a time. That is the complete scope of the mandate. Nothing else.</w:t>
+      </w:r>
+    </w:p>
+    <w:p>
+      <w:pPr>
+        <w:pStyle w:val="Heading3"/>
+        <w:spacing w:before="240" w:after="120"/>
+      </w:pPr>
+      <w:r>
+        <w:rPr>
+          <w:rFonts w:ascii="Arial" w:cs="Arial" w:eastAsia="Arial" w:hAnsi="Arial"/>
+          <w:b/>
+          <w:bCs/>
+          <w:sz w:val="24"/>
+          <w:szCs w:val="24"/>
+        </w:rPr>
+        <w:t xml:space="preserve">What the Mandate Does Not Permit</w:t>
+      </w:r>
+    </w:p>
+    <w:p>
+      <w:pPr>
+        <w:pStyle w:val="ListParagraph"/>
+        <w:numPr>
+          <w:ilvl w:val="0"/>
+          <w:numId w:val="4"/>
+        </w:numPr>
+        <w:spacing w:before="60" w:after="60"/>
+      </w:pPr>
+      <w:r>
+        <w:rPr>
+          <w:rFonts w:ascii="Arial" w:cs="Arial" w:eastAsia="Arial" w:hAnsi="Arial"/>
+          <w:sz w:val="22"/>
+          <w:szCs w:val="22"/>
+        </w:rPr>
+        <w:t xml:space="preserve">The mandate does not transfer ownership of the locked KX. HedgeKX does not own, control, or have any claim on the locked KX at any point.</w:t>
+      </w:r>
+    </w:p>
+    <w:p>
+      <w:pPr>
+        <w:pStyle w:val="ListParagraph"/>
+        <w:numPr>
+          <w:ilvl w:val="0"/>
+          <w:numId w:val="4"/>
+        </w:numPr>
+        <w:spacing w:before="60" w:after="60"/>
+      </w:pPr>
+      <w:r>
+        <w:rPr>
+          <w:rFonts w:ascii="Arial" w:cs="Arial" w:eastAsia="Arial" w:hAnsi="Arial"/>
+          <w:sz w:val="22"/>
+          <w:szCs w:val="22"/>
+        </w:rPr>
+        <w:t xml:space="preserve">The mandate does not permit HedgeKX to move the locked KX. The KX stays on the ChronX DAG.</w:t>
+      </w:r>
+    </w:p>
+    <w:p>
+      <w:pPr>
+        <w:pStyle w:val="ListParagraph"/>
+        <w:numPr>
+          <w:ilvl w:val="0"/>
+          <w:numId w:val="4"/>
+        </w:numPr>
+        <w:spacing w:before="60" w:after="60"/>
+      </w:pPr>
+      <w:r>
+        <w:rPr>
+          <w:rFonts w:ascii="Arial" w:cs="Arial" w:eastAsia="Arial" w:hAnsi="Arial"/>
+          <w:sz w:val="22"/>
+          <w:szCs w:val="22"/>
+        </w:rPr>
+        <w:t xml:space="preserve">The mandate does not permit HedgeKX to liquidate the locked KX. Even if HedgeKX faces losses, is sued, or is ordered by a court to pay a debt, the locked KX cannot be seized.</w:t>
+      </w:r>
+    </w:p>
+    <w:p>
+      <w:pPr>
+        <w:pStyle w:val="ListParagraph"/>
+        <w:numPr>
+          <w:ilvl w:val="0"/>
+          <w:numId w:val="4"/>
+        </w:numPr>
+        <w:spacing w:before="60" w:after="60"/>
+      </w:pPr>
+      <w:r>
+        <w:rPr>
+          <w:rFonts w:ascii="Arial" w:cs="Arial" w:eastAsia="Arial" w:hAnsi="Arial"/>
+          <w:sz w:val="22"/>
+          <w:szCs w:val="22"/>
+        </w:rPr>
+        <w:t xml:space="preserve">The mandate does not obligate HedgeKX to mint h1KX. On days with no matching activity, no h1KX is minted and the mandate sits unused.</w:t>
+      </w:r>
+    </w:p>
+    <w:p>
+      <w:pPr>
+        <w:pStyle w:val="Heading3"/>
+        <w:spacing w:before="240" w:after="120"/>
+      </w:pPr>
+      <w:r>
+        <w:rPr>
+          <w:rFonts w:ascii="Arial" w:cs="Arial" w:eastAsia="Arial" w:hAnsi="Arial"/>
+          <w:b/>
+          <w:bCs/>
+          <w:sz w:val="24"/>
+          <w:szCs w:val="24"/>
+        </w:rPr>
+        <w:t xml:space="preserve">How Mandate Capacity Is Verified</w:t>
+      </w:r>
+    </w:p>
+    <w:p>
+      <w:pPr>
+        <w:spacing w:before="100" w:after="100"/>
+        <w:jc w:val="both"/>
+      </w:pPr>
+      <w:r>
+        <w:rPr>
+          <w:rFonts w:ascii="Arial" w:cs="Arial" w:eastAsia="Arial" w:hAnsi="Arial"/>
+          <w:sz w:val="22"/>
+          <w:szCs w:val="22"/>
+        </w:rPr>
+        <w:t xml:space="preserve">When HedgeKX requests an h1KX mint, the minting contract on Base independently verifies the claim by checking a cryptographic proof against the ChronX DAG’s committed state root. This Merkle inclusion proof demonstrates mathematically that the specific TYPE_Y lock exists, is active, and has granted a mandate. The contract verifies the proof’s mathematics directly — it does not read data provided by HedgeKX, it does not rely on any oracle’s interpretation. It checks the proof against publicly available cryptographic commitments from the ChronX network.</w:t>
+      </w:r>
+    </w:p>
+    <w:p>
+      <w:pPr>
+        <w:pStyle w:val="Heading3"/>
+        <w:spacing w:before="240" w:after="120"/>
+      </w:pPr>
+      <w:r>
+        <w:rPr>
+          <w:rFonts w:ascii="Arial" w:cs="Arial" w:eastAsia="Arial" w:hAnsi="Arial"/>
+          <w:b/>
+          <w:bCs/>
+          <w:sz w:val="24"/>
+          <w:szCs w:val="24"/>
+        </w:rPr>
+        <w:t xml:space="preserve">Multi-Currency Mandate Routing</w:t>
+      </w:r>
+    </w:p>
+    <w:p>
+      <w:pPr>
+        <w:spacing w:before="100" w:after="100"/>
+        <w:jc w:val="both"/>
+      </w:pPr>
+      <w:r>
+        <w:rPr>
+          <w:rFonts w:ascii="Arial" w:cs="Arial" w:eastAsia="Arial" w:hAnsi="Arial"/>
+          <w:sz w:val="22"/>
+          <w:szCs w:val="22"/>
+        </w:rPr>
+        <w:t xml:space="preserve">When governance approves additional hedge pairs — h2KX for BTC, h3KX for ETH — all TYPE_Y locks automatically become available as mandate sources for all approved pairs. HedgeKX internally routes mandate capacity to whichever pair has active demand. Lock holders do not specify which pair their mandate supports. The yield they receive reflects aggregate facilitation income from all pairs that used their mandate capacity on a given day.</w:t>
+      </w:r>
+    </w:p>
+    <w:p>
+      <w:r>
+        <w:br w:type="page"/>
+      </w:r>
+    </w:p>
+    <w:p>
+      <w:pPr>
+        <w:pStyle w:val="Heading2"/>
+        <w:spacing w:before="300" w:after="160"/>
+      </w:pPr>
+      <w:r>
+        <w:rPr>
+          <w:rFonts w:ascii="Arial" w:cs="Arial" w:eastAsia="Arial" w:hAnsi="Arial"/>
+          <w:b/>
+          <w:bCs/>
+          <w:sz w:val="28"/>
+          <w:szCs w:val="28"/>
+        </w:rPr>
+        <w:t xml:space="preserve">H.4  The Token Family — wKX, h1KX, and hNKX</w:t>
+      </w:r>
+    </w:p>
+    <w:p>
+      <w:pPr>
+        <w:pStyle w:val="Heading3"/>
+        <w:spacing w:before="240" w:after="120"/>
+      </w:pPr>
+      <w:r>
+        <w:rPr>
+          <w:rFonts w:ascii="Arial" w:cs="Arial" w:eastAsia="Arial" w:hAnsi="Arial"/>
+          <w:b/>
+          <w:bCs/>
+          <w:sz w:val="24"/>
+          <w:szCs w:val="24"/>
+        </w:rPr>
+        <w:t xml:space="preserve">Why There Are Two Different Token Types</w:t>
+      </w:r>
+    </w:p>
+    <w:p>
+      <w:pPr>
+        <w:spacing w:before="100" w:after="100"/>
+        <w:jc w:val="both"/>
+      </w:pPr>
+      <w:r>
+        <w:rPr>
+          <w:rFonts w:ascii="Arial" w:cs="Arial" w:eastAsia="Arial" w:hAnsi="Arial"/>
+          <w:sz w:val="22"/>
+          <w:szCs w:val="22"/>
+        </w:rPr>
+        <w:t xml:space="preserve">There are two fundamentally different KX-related tokens on the Base network. They serve completely different purposes and have completely different properties. Confusing them is a significant misunderstanding of the architecture.</w:t>
+      </w:r>
+    </w:p>
+    <w:p>
+      <w:pPr>
+        <w:spacing w:before="80" w:after="80"/>
+      </w:pPr>
+      <w:r>
+        <w:t xml:space="preserve"/>
+      </w:r>
+    </w:p>
+    <w:p>
+      <w:pPr>
+        <w:spacing w:before="80" w:after="80"/>
+      </w:pPr>
+      <w:r>
+        <w:t xml:space="preserve"/>
+      </w:r>
+    </w:p>
+    <w:p>
+      <w:pPr>
+        <w:pStyle w:val="Heading3"/>
+        <w:spacing w:before="240" w:after="120"/>
+      </w:pPr>
+      <w:r>
+        <w:rPr>
+          <w:rFonts w:ascii="Arial" w:cs="Arial" w:eastAsia="Arial" w:hAnsi="Arial"/>
+          <w:b/>
+          <w:bCs/>
+          <w:sz w:val="24"/>
+          <w:szCs w:val="24"/>
+        </w:rPr>
+        <w:t xml:space="preserve">The hNKX Family — Designed for 100 Years</w:t>
+      </w:r>
+    </w:p>
+    <w:p>
+      <w:pPr>
+        <w:spacing w:before="100" w:after="100"/>
+        <w:jc w:val="both"/>
+      </w:pPr>
+      <w:r>
+        <w:rPr>
+          <w:rFonts w:ascii="Arial" w:cs="Arial" w:eastAsia="Arial" w:hAnsi="Arial"/>
+          <w:sz w:val="22"/>
+          <w:szCs w:val="22"/>
+        </w:rPr>
+        <w:t xml:space="preserve">The h-family naming convention encodes the protocol’s extensibility across its full design horizon:</w:t>
+      </w:r>
+    </w:p>
+    <w:p>
+      <w:pPr>
+        <w:spacing w:before="80" w:after="80"/>
+      </w:pPr>
+      <w:r>
+        <w:t xml:space="preserve"/>
+      </w:r>
+    </w:p>
+    <w:p>
+      <w:pPr>
+        <w:shd w:fill="F2F2F2" w:val="clear"/>
+        <w:spacing w:before="40" w:after="40"/>
+        <w:ind w:left="720"/>
+      </w:pPr>
+      <w:r>
+        <w:rPr>
+          <w:rFonts w:ascii="Courier New" w:cs="Courier New" w:eastAsia="Courier New" w:hAnsi="Courier New"/>
+          <w:sz w:val="18"/>
+          <w:szCs w:val="18"/>
+        </w:rPr>
+        <w:t xml:space="preserve">h1KX:  KX ↔ USDC  — first pair, the foundation, deployed at HedgeKX launch</w:t>
+      </w:r>
+    </w:p>
+    <w:p>
+      <w:pPr>
+        <w:shd w:fill="F2F2F2" w:val="clear"/>
+        <w:spacing w:before="40" w:after="40"/>
+        <w:ind w:left="720"/>
+      </w:pPr>
+      <w:r>
+        <w:rPr>
+          <w:rFonts w:ascii="Courier New" w:cs="Courier New" w:eastAsia="Courier New" w:hAnsi="Courier New"/>
+          <w:sz w:val="18"/>
+          <w:szCs w:val="18"/>
+        </w:rPr>
+        <w:t xml:space="preserve">h2KX:  KX ↔ BTC   — second pair, requires governance vote to deploy</w:t>
+      </w:r>
+    </w:p>
+    <w:p>
+      <w:pPr>
+        <w:shd w:fill="F2F2F2" w:val="clear"/>
+        <w:spacing w:before="40" w:after="40"/>
+        <w:ind w:left="720"/>
+      </w:pPr>
+      <w:r>
+        <w:rPr>
+          <w:rFonts w:ascii="Courier New" w:cs="Courier New" w:eastAsia="Courier New" w:hAnsi="Courier New"/>
+          <w:sz w:val="18"/>
+          <w:szCs w:val="18"/>
+        </w:rPr>
+        <w:t xml:space="preserve">h3KX:  KX ↔ ETH   — third pair (hypothetical future)</w:t>
+      </w:r>
+    </w:p>
+    <w:p>
+      <w:pPr>
+        <w:shd w:fill="F2F2F2" w:val="clear"/>
+        <w:spacing w:before="40" w:after="40"/>
+        <w:ind w:left="720"/>
+      </w:pPr>
+      <w:r>
+        <w:rPr>
+          <w:rFonts w:ascii="Courier New" w:cs="Courier New" w:eastAsia="Courier New" w:hAnsi="Courier New"/>
+          <w:sz w:val="18"/>
+          <w:szCs w:val="18"/>
+        </w:rPr>
+        <w:t xml:space="preserve">hNKX:  Any Nth governance-approved pair</w:t>
+      </w:r>
+    </w:p>
+    <w:p>
+      <w:pPr>
+        <w:spacing w:before="80" w:after="80"/>
+      </w:pPr>
+      <w:r>
+        <w:t xml:space="preserve"/>
+      </w:r>
+    </w:p>
+    <w:p>
+      <w:pPr>
+        <w:spacing w:before="100" w:after="100"/>
+        <w:jc w:val="both"/>
+      </w:pPr>
+      <w:r>
+        <w:rPr>
+          <w:rFonts w:ascii="Arial" w:cs="Arial" w:eastAsia="Arial" w:hAnsi="Arial"/>
+          <w:sz w:val="22"/>
+          <w:szCs w:val="22"/>
+        </w:rPr>
+        <w:t xml:space="preserve">The number reflects the order in which governance approved the pair. Each hNKX contract is independent — it has its own supply, its own escrow counterpart, its own 24-hour burn cycle, its own governance parameters. Adding a new pair never modifies any existing contract. The h1KX system is completely unaffected by h2KX’s deployment.</w:t>
+      </w:r>
+    </w:p>
+    <w:p>
+      <w:pPr>
+        <w:pStyle w:val="Heading3"/>
+        <w:spacing w:before="240" w:after="120"/>
+      </w:pPr>
+      <w:r>
+        <w:rPr>
+          <w:rFonts w:ascii="Arial" w:cs="Arial" w:eastAsia="Arial" w:hAnsi="Arial"/>
+          <w:b/>
+          <w:bCs/>
+          <w:sz w:val="24"/>
+          <w:szCs w:val="24"/>
+        </w:rPr>
+        <w:t xml:space="preserve">h1KX Protocol-Enforced Properties</w:t>
+      </w:r>
+    </w:p>
+    <w:p>
+      <w:pPr>
+        <w:spacing w:before="100" w:after="100"/>
+        <w:jc w:val="both"/>
+      </w:pPr>
+      <w:r>
+        <w:rPr>
+          <w:rFonts w:ascii="Arial" w:cs="Arial" w:eastAsia="Arial" w:hAnsi="Arial"/>
+          <w:sz w:val="22"/>
+          <w:szCs w:val="22"/>
+        </w:rPr>
+        <w:t xml:space="preserve">Every property below is enforced by smart contract code. HedgeKX cannot override them.</w:t>
+      </w:r>
+    </w:p>
+    <w:p>
+      <w:pPr>
+        <w:spacing w:before="80" w:after="80"/>
+      </w:pPr>
+      <w:r>
+        <w:t xml:space="preserve"/>
+      </w:r>
+    </w:p>
+    <w:p>
+      <w:pPr>
+        <w:pStyle w:val="ListParagraph"/>
+        <w:numPr>
+          <w:ilvl w:val="0"/>
+          <w:numId w:val="4"/>
+        </w:numPr>
+        <w:spacing w:before="60" w:after="60"/>
+      </w:pPr>
+      <w:r>
+        <w:rPr>
+          <w:rFonts w:ascii="Arial" w:cs="Arial" w:eastAsia="Arial" w:hAnsi="Arial"/>
+          <w:sz w:val="22"/>
+          <w:szCs w:val="22"/>
+        </w:rPr>
+        <w:t xml:space="preserve">Non-transferability. The transfer function is disabled at the code level. h1KX cannot be sent to any external address and cannot appear on any exchange.</w:t>
+      </w:r>
+    </w:p>
+    <w:p>
+      <w:pPr>
+        <w:pStyle w:val="ListParagraph"/>
+        <w:numPr>
+          <w:ilvl w:val="0"/>
+          <w:numId w:val="4"/>
+        </w:numPr>
+        <w:spacing w:before="60" w:after="60"/>
+      </w:pPr>
+      <w:r>
+        <w:rPr>
+          <w:rFonts w:ascii="Arial" w:cs="Arial" w:eastAsia="Arial" w:hAnsi="Arial"/>
+          <w:sz w:val="22"/>
+          <w:szCs w:val="22"/>
+        </w:rPr>
+        <w:t xml:space="preserve">24-hour passive expiry. The balanceOf function returns zero for any h1KX older than 24 hours. The token is mathematically dead at the 24-hour mark without requiring any burn transaction. This works even during chain outages — when the chain resumes, expired h1KX immediately reads as zero.</w:t>
+      </w:r>
+    </w:p>
+    <w:p>
+      <w:pPr>
+        <w:pStyle w:val="ListParagraph"/>
+        <w:numPr>
+          <w:ilvl w:val="0"/>
+          <w:numId w:val="4"/>
+        </w:numPr>
+        <w:spacing w:before="60" w:after="60"/>
+      </w:pPr>
+      <w:r>
+        <w:rPr>
+          <w:rFonts w:ascii="Arial" w:cs="Arial" w:eastAsia="Arial" w:hAnsi="Arial"/>
+          <w:sz w:val="22"/>
+          <w:szCs w:val="22"/>
+        </w:rPr>
+        <w:t xml:space="preserve">Supply cap. Total h1KX outstanding cannot exceed total verified mandate capacity. Enforced by the contract’s proof verification state.</w:t>
+      </w:r>
+    </w:p>
+    <w:p>
+      <w:pPr>
+        <w:pStyle w:val="ListParagraph"/>
+        <w:numPr>
+          <w:ilvl w:val="0"/>
+          <w:numId w:val="4"/>
+        </w:numPr>
+        <w:spacing w:before="60" w:after="60"/>
+      </w:pPr>
+      <w:r>
+        <w:rPr>
+          <w:rFonts w:ascii="Arial" w:cs="Arial" w:eastAsia="Arial" w:hAnsi="Arial"/>
+          <w:sz w:val="22"/>
+          <w:szCs w:val="22"/>
+        </w:rPr>
+        <w:t xml:space="preserve">Heartbeat requirement. The minting contract requires a hardware security module (HSM) heartbeat every 120 seconds. If it stops, all new minting halts automatically.</w:t>
+      </w:r>
+    </w:p>
+    <w:p>
+      <w:pPr>
+        <w:pStyle w:val="ListParagraph"/>
+        <w:numPr>
+          <w:ilvl w:val="0"/>
+          <w:numId w:val="4"/>
+        </w:numPr>
+        <w:spacing w:before="60" w:after="60"/>
+      </w:pPr>
+      <w:r>
+        <w:rPr>
+          <w:rFonts w:ascii="Arial" w:cs="Arial" w:eastAsia="Arial" w:hAnsi="Arial"/>
+          <w:sz w:val="22"/>
+          <w:szCs w:val="22"/>
+        </w:rPr>
+        <w:t xml:space="preserve">Cannot pay claims. h1KX is not USDC. It does not represent USDC. It represents the KX commitment on the ChronX side of a matched exchange. USDC is held separately in the Currency B Committer’s escrow.</w:t>
+      </w:r>
+    </w:p>
+    <w:p>
+      <w:pPr>
+        <w:pStyle w:val="ListParagraph"/>
+        <w:numPr>
+          <w:ilvl w:val="0"/>
+          <w:numId w:val="4"/>
+        </w:numPr>
+        <w:spacing w:before="60" w:after="60"/>
+      </w:pPr>
+      <w:r>
+        <w:rPr>
+          <w:rFonts w:ascii="Arial" w:cs="Arial" w:eastAsia="Arial" w:hAnsi="Arial"/>
+          <w:sz w:val="22"/>
+          <w:szCs w:val="22"/>
+        </w:rPr>
+        <w:t xml:space="preserve">Cannot inflate KX supply. h1KX exists on Base. Total KX on ChronX plus total h1KX on Base never exceeds 8,270,000,000 because h1KX is backed 1:1 by locked KX that is simultaneously removed from spendable supply.</w:t>
+      </w:r>
+    </w:p>
+    <w:p>
+      <w:r>
+        <w:br w:type="page"/>
+      </w:r>
+    </w:p>
+    <w:p>
+      <w:pPr>
+        <w:pStyle w:val="Heading2"/>
+        <w:spacing w:before="300" w:after="160"/>
+      </w:pPr>
+      <w:r>
+        <w:rPr>
+          <w:rFonts w:ascii="Arial" w:cs="Arial" w:eastAsia="Arial" w:hAnsi="Arial"/>
+          <w:b/>
+          <w:bCs/>
+          <w:sz w:val="28"/>
+          <w:szCs w:val="28"/>
+        </w:rPr>
+        <w:t xml:space="preserve">H.5  The State Root Verification System</w:t>
+      </w:r>
+    </w:p>
+    <w:p>
+      <w:pPr>
+        <w:pStyle w:val="Heading3"/>
+        <w:spacing w:before="240" w:after="120"/>
+      </w:pPr>
+      <w:r>
+        <w:rPr>
+          <w:rFonts w:ascii="Arial" w:cs="Arial" w:eastAsia="Arial" w:hAnsi="Arial"/>
+          <w:b/>
+          <w:bCs/>
+          <w:sz w:val="24"/>
+          <w:szCs w:val="24"/>
+        </w:rPr>
+        <w:t xml:space="preserve">Why This Exists</w:t>
+      </w:r>
+    </w:p>
+    <w:p>
+      <w:pPr>
+        <w:spacing w:before="100" w:after="100"/>
+        <w:jc w:val="both"/>
+      </w:pPr>
+      <w:r>
+        <w:rPr>
+          <w:rFonts w:ascii="Arial" w:cs="Arial" w:eastAsia="Arial" w:hAnsi="Arial"/>
+          <w:sz w:val="22"/>
+          <w:szCs w:val="22"/>
+        </w:rPr>
+        <w:t xml:space="preserve">The h1KX minting contract on Base must verify that a KX mandate actually exists on the ChronX DAG before authorizing a mint. It cannot trust HedgeKX’s word. It cannot trust any oracle’s reported data. It must verify the mandate independently using mathematics.</w:t>
+      </w:r>
+    </w:p>
+    <w:p>
+      <w:pPr>
+        <w:pStyle w:val="Heading3"/>
+        <w:spacing w:before="240" w:after="120"/>
+      </w:pPr>
+      <w:r>
+        <w:rPr>
+          <w:rFonts w:ascii="Arial" w:cs="Arial" w:eastAsia="Arial" w:hAnsi="Arial"/>
+          <w:b/>
+          <w:bCs/>
+          <w:sz w:val="24"/>
+          <w:szCs w:val="24"/>
+        </w:rPr>
+        <w:t xml:space="preserve">How It Works</w:t>
+      </w:r>
+    </w:p>
+    <w:p>
+      <w:pPr>
+        <w:pStyle w:val="ListParagraph"/>
+        <w:numPr>
+          <w:ilvl w:val="0"/>
+          <w:numId w:val="5"/>
+        </w:numPr>
+        <w:spacing w:before="60" w:after="60"/>
+      </w:pPr>
+      <w:r>
+        <w:rPr>
+          <w:rFonts w:ascii="Arial" w:cs="Arial" w:eastAsia="Arial" w:hAnsi="Arial"/>
+          <w:sz w:val="22"/>
+          <w:szCs w:val="22"/>
+        </w:rPr>
+        <w:t xml:space="preserve">State root commitment: The ChronX network regularly produces a state root — a single cryptographic hash representing the complete current state of all accounts, all locks, and all mandates on the DAG. Any change to any account or lock changes the state root.</w:t>
+      </w:r>
+    </w:p>
+    <w:p>
+      <w:pPr>
+        <w:pStyle w:val="ListParagraph"/>
+        <w:numPr>
+          <w:ilvl w:val="0"/>
+          <w:numId w:val="5"/>
+        </w:numPr>
+        <w:spacing w:before="60" w:after="60"/>
+      </w:pPr>
+      <w:r>
+        <w:rPr>
+          <w:rFonts w:ascii="Arial" w:cs="Arial" w:eastAsia="Arial" w:hAnsi="Arial"/>
+          <w:sz w:val="22"/>
+          <w:szCs w:val="22"/>
+        </w:rPr>
+        <w:t xml:space="preserve">State root relay to Base: The state root is transmitted to the Base network via the relay mechanism described below.</w:t>
+      </w:r>
+    </w:p>
+    <w:p>
+      <w:pPr>
+        <w:pStyle w:val="ListParagraph"/>
+        <w:numPr>
+          <w:ilvl w:val="0"/>
+          <w:numId w:val="5"/>
+        </w:numPr>
+        <w:spacing w:before="60" w:after="60"/>
+      </w:pPr>
+      <w:r>
+        <w:rPr>
+          <w:rFonts w:ascii="Arial" w:cs="Arial" w:eastAsia="Arial" w:hAnsi="Arial"/>
+          <w:sz w:val="22"/>
+          <w:szCs w:val="22"/>
+        </w:rPr>
+        <w:t xml:space="preserve">Merkle proof verification: When HedgeKX requests a mint, it provides a Merkle inclusion proof demonstrating that a specific mandate exists in the current verified state root. The minting contract checks this proof mathematically. If the proof is valid, the mint is authorized. If not, it is rejected.</w:t>
+      </w:r>
+    </w:p>
+    <w:p>
+      <w:pPr>
+        <w:pStyle w:val="Heading3"/>
+        <w:spacing w:before="240" w:after="120"/>
+      </w:pPr>
+      <w:r>
+        <w:rPr>
+          <w:rFonts w:ascii="Arial" w:cs="Arial" w:eastAsia="Arial" w:hAnsi="Arial"/>
+          <w:b/>
+          <w:bCs/>
+          <w:sz w:val="24"/>
+          <w:szCs w:val="24"/>
+        </w:rPr>
+        <w:t xml:space="preserve">Trust Assumption Levels</w:t>
+      </w:r>
+    </w:p>
+    <w:p>
+      <w:pPr>
+        <w:spacing w:before="100" w:after="100"/>
+        <w:jc w:val="both"/>
+      </w:pPr>
+      <w:r>
+        <w:rPr>
+          <w:rFonts w:ascii="Arial" w:cs="Arial" w:eastAsia="Arial" w:hAnsi="Arial"/>
+          <w:sz w:val="22"/>
+          <w:szCs w:val="22"/>
+        </w:rPr>
+        <w:t xml:space="preserve">The system operates at two trust levels, with a defined upgrade path:</w:t>
+      </w:r>
+    </w:p>
+    <w:p>
+      <w:pPr>
+        <w:spacing w:before="80" w:after="80"/>
+      </w:pPr>
+      <w:r>
+        <w:t xml:space="preserve"/>
+      </w:r>
+    </w:p>
+    <w:p>
+      <w:pPr>
+        <w:spacing w:before="100" w:after="100"/>
+      </w:pPr>
+      <w:r>
+        <w:rPr>
+          <w:rFonts w:ascii="Arial" w:cs="Arial" w:eastAsia="Arial" w:hAnsi="Arial"/>
+          <w:b/>
+          <w:bCs/>
+          <w:sz w:val="22"/>
+          <w:szCs w:val="22"/>
+        </w:rPr>
+        <w:t xml:space="preserve">Current implementation — Multi-relayer threshold scheme:</w:t>
+      </w:r>
+    </w:p>
+    <w:p>
+      <w:pPr>
+        <w:spacing w:before="100" w:after="100"/>
+        <w:jc w:val="both"/>
+      </w:pPr>
+      <w:r>
+        <w:rPr>
+          <w:rFonts w:ascii="Arial" w:cs="Arial" w:eastAsia="Arial" w:hAnsi="Arial"/>
+          <w:sz w:val="22"/>
+          <w:szCs w:val="22"/>
+        </w:rPr>
+        <w:t xml:space="preserve">A minimum of 3 of 5 independent relayers must agree on the state root before the Base contract accepts it. No single relayer can submit a false state root without the others detecting the discrepancy. Attack requires compromising a majority of independent relayers simultaneously while avoiding detection.</w:t>
+      </w:r>
+    </w:p>
+    <w:p>
+      <w:pPr>
+        <w:spacing w:before="80" w:after="80"/>
+      </w:pPr>
+      <w:r>
+        <w:t xml:space="preserve"/>
+      </w:r>
+    </w:p>
+    <w:p>
+      <w:pPr>
+        <w:spacing w:before="100" w:after="100"/>
+      </w:pPr>
+      <w:r>
+        <w:rPr>
+          <w:rFonts w:ascii="Arial" w:cs="Arial" w:eastAsia="Arial" w:hAnsi="Arial"/>
+          <w:b/>
+          <w:bCs/>
+          <w:sz w:val="22"/>
+          <w:szCs w:val="22"/>
+        </w:rPr>
+        <w:t xml:space="preserve">Target implementation — ZK light client (build priority):</w:t>
+      </w:r>
+    </w:p>
+    <w:p>
+      <w:pPr>
+        <w:spacing w:before="100" w:after="100"/>
+        <w:jc w:val="both"/>
+      </w:pPr>
+      <w:r>
+        <w:rPr>
+          <w:rFonts w:ascii="Arial" w:cs="Arial" w:eastAsia="Arial" w:hAnsi="Arial"/>
+          <w:sz w:val="22"/>
+          <w:szCs w:val="22"/>
+        </w:rPr>
+        <w:t xml:space="preserve">A zero-knowledge light client runs inside the Base minting contract, independently verifying ChronX consensus using ZK-SNARKs. No relayer trust required. The contract derives the state root from verified consensus data directly. Attack requires breaking ChronX consensus or the underlying hash functions — equivalent to attacking any KX transaction on the network.</w:t>
+      </w:r>
+    </w:p>
+    <w:p>
+      <w:pPr>
+        <w:spacing w:before="80" w:after="80"/>
+      </w:pPr>
+      <w:r>
+        <w:t xml:space="preserve"/>
+      </w:r>
+    </w:p>
+    <w:p>
+      <w:r>
+        <w:br w:type="page"/>
+      </w:r>
+    </w:p>
+    <w:p>
+      <w:pPr>
+        <w:pStyle w:val="Heading2"/>
+        <w:spacing w:before="300" w:after="160"/>
+      </w:pPr>
+      <w:r>
+        <w:rPr>
+          <w:rFonts w:ascii="Arial" w:cs="Arial" w:eastAsia="Arial" w:hAnsi="Arial"/>
+          <w:b/>
+          <w:bCs/>
+          <w:sz w:val="28"/>
+          <w:szCs w:val="28"/>
+        </w:rPr>
+        <w:t xml:space="preserve">H.6  The Matched Forward Exchange — Complete Mechanics</w:t>
+      </w:r>
+    </w:p>
+    <w:p>
+      <w:pPr>
+        <w:pStyle w:val="Heading3"/>
+        <w:spacing w:before="240" w:after="120"/>
+      </w:pPr>
+      <w:r>
+        <w:rPr>
+          <w:rFonts w:ascii="Arial" w:cs="Arial" w:eastAsia="Arial" w:hAnsi="Arial"/>
+          <w:b/>
+          <w:bCs/>
+          <w:sz w:val="24"/>
+          <w:szCs w:val="24"/>
+        </w:rPr>
+        <w:t xml:space="preserve">What a Forward Exchange Is</w:t>
+      </w:r>
+    </w:p>
+    <w:p>
+      <w:pPr>
+        <w:spacing w:before="100" w:after="100"/>
+        <w:jc w:val="both"/>
+      </w:pPr>
+      <w:r>
+        <w:rPr>
+          <w:rFonts w:ascii="Arial" w:cs="Arial" w:eastAsia="Arial" w:hAnsi="Arial"/>
+          <w:sz w:val="22"/>
+          <w:szCs w:val="22"/>
+        </w:rPr>
+        <w:t xml:space="preserve">A forward exchange is an agreement between two parties to exchange one currency for another at a pre-agreed rate on a future date or upon a defined event. The rate is fixed at inception. Neither party can change it. Market movements between inception and settlement are irrelevant to the exchange rate — they are borne entirely by the party who accepted price risk.</w:t>
+      </w:r>
+    </w:p>
+    <w:p>
+      <w:pPr>
+        <w:pStyle w:val="Heading3"/>
+        <w:spacing w:before="240" w:after="120"/>
+      </w:pPr>
+      <w:r>
+        <w:rPr>
+          <w:rFonts w:ascii="Arial" w:cs="Arial" w:eastAsia="Arial" w:hAnsi="Arial"/>
+          <w:b/>
+          <w:bCs/>
+          <w:sz w:val="24"/>
+          <w:szCs w:val="24"/>
+        </w:rPr>
+        <w:t xml:space="preserve">The Two Parties</w:t>
+      </w:r>
+    </w:p>
+    <w:p>
+      <w:pPr>
+        <w:spacing w:before="100" w:after="100"/>
+      </w:pPr>
+      <w:r>
+        <w:rPr>
+          <w:rFonts w:ascii="Arial" w:cs="Arial" w:eastAsia="Arial" w:hAnsi="Arial"/>
+          <w:b/>
+          <w:bCs/>
+          <w:sz w:val="22"/>
+          <w:szCs w:val="22"/>
+        </w:rPr>
+        <w:t xml:space="preserve">The Exchange Buyer:</w:t>
+      </w:r>
+    </w:p>
+    <w:p>
+      <w:pPr>
+        <w:spacing w:before="100" w:after="100"/>
+        <w:jc w:val="both"/>
+      </w:pPr>
+      <w:r>
+        <w:rPr>
+          <w:rFonts w:ascii="Arial" w:cs="Arial" w:eastAsia="Arial" w:hAnsi="Arial"/>
+          <w:sz w:val="22"/>
+          <w:szCs w:val="22"/>
+        </w:rPr>
+        <w:t xml:space="preserve">Needs price certainty. Locks KX as collateral on the ChronX DAG at a pre-agreed exchange rate. Pays a premium to HedgeKX at inception. Receives the right to deliver that KX and receive the pre-agreed quantity of USDC at a future date or triggering event, regardless of KX’s market price at that moment. They are purchasing price certainty.</w:t>
+      </w:r>
+    </w:p>
+    <w:p>
+      <w:pPr>
+        <w:spacing w:before="80" w:after="80"/>
+      </w:pPr>
+      <w:r>
+        <w:t xml:space="preserve"/>
+      </w:r>
+    </w:p>
+    <w:p>
+      <w:pPr>
+        <w:spacing w:before="100" w:after="100"/>
+      </w:pPr>
+      <w:r>
+        <w:rPr>
+          <w:rFonts w:ascii="Arial" w:cs="Arial" w:eastAsia="Arial" w:hAnsi="Arial"/>
+          <w:b/>
+          <w:bCs/>
+          <w:sz w:val="22"/>
+          <w:szCs w:val="22"/>
+        </w:rPr>
+        <w:t xml:space="preserve">The Currency B Committer (Superseding Hedger):</w:t>
+      </w:r>
+    </w:p>
+    <w:p>
+      <w:pPr>
+        <w:spacing w:before="100" w:after="100"/>
+        <w:jc w:val="both"/>
+      </w:pPr>
+      <w:r>
+        <w:rPr>
+          <w:rFonts w:ascii="Arial" w:cs="Arial" w:eastAsia="Arial" w:hAnsi="Arial"/>
+          <w:sz w:val="22"/>
+          <w:szCs w:val="22"/>
+        </w:rPr>
+        <w:t xml:space="preserve">Seeks yield. Commits USDC into a smart contract escrow on Base for the agreed term. This commitment is enforced by a smart contract timelock — the withdrawal function cannot execute before the agreed term expires. Early withdrawal is mathematically impossible, not merely discouraged. At maturity or exercise, receives the pre-agreed quantity of KX. Accepts KX’s directional price risk in exchange for yield. If KX appreciates they profit; if it depreciates they lose. The yield earned during the term compensates them for accepting this risk.</w:t>
+      </w:r>
+    </w:p>
+    <w:p>
+      <w:pPr>
+        <w:pStyle w:val="Heading3"/>
+        <w:spacing w:before="240" w:after="120"/>
+      </w:pPr>
+      <w:r>
+        <w:rPr>
+          <w:rFonts w:ascii="Arial" w:cs="Arial" w:eastAsia="Arial" w:hAnsi="Arial"/>
+          <w:b/>
+          <w:bCs/>
+          <w:sz w:val="24"/>
+          <w:szCs w:val="24"/>
+        </w:rPr>
+        <w:t xml:space="preserve">How a Match Is Made</w:t>
+      </w:r>
+    </w:p>
+    <w:p>
+      <w:pPr>
+        <w:spacing w:before="100" w:after="100"/>
+      </w:pPr>
+      <w:r>
+        <w:rPr>
+          <w:rFonts w:ascii="Arial" w:cs="Arial" w:eastAsia="Arial" w:hAnsi="Arial"/>
+          <w:b/>
+          <w:bCs/>
+          <w:sz w:val="22"/>
+          <w:szCs w:val="22"/>
+        </w:rPr>
+        <w:t xml:space="preserve">Mode 1 — Natural matching (preferred):</w:t>
+      </w:r>
+    </w:p>
+    <w:p>
+      <w:pPr>
+        <w:spacing w:before="100" w:after="100"/>
+        <w:jc w:val="both"/>
+      </w:pPr>
+      <w:r>
+        <w:rPr>
+          <w:rFonts w:ascii="Arial" w:cs="Arial" w:eastAsia="Arial" w:hAnsi="Arial"/>
+          <w:sz w:val="22"/>
+          <w:szCs w:val="22"/>
+        </w:rPr>
+        <w:t xml:space="preserve">The Exchange Buyer submits an intent specifying notional amount, desired rate, and a fulfillment window of up to 5 days. HedgeKX broadcasts to its Currency B Committer pool. When a natural match is found, the contract is created. HedgeKX earns a facilitation fee and takes zero directional risk.</w:t>
+      </w:r>
+    </w:p>
+    <w:p>
+      <w:pPr>
+        <w:spacing w:before="80" w:after="80"/>
+      </w:pPr>
+      <w:r>
+        <w:t xml:space="preserve"/>
+      </w:r>
+    </w:p>
+    <w:p>
+      <w:pPr>
+        <w:spacing w:before="100" w:after="100"/>
+      </w:pPr>
+      <w:r>
+        <w:rPr>
+          <w:rFonts w:ascii="Arial" w:cs="Arial" w:eastAsia="Arial" w:hAnsi="Arial"/>
+          <w:b/>
+          <w:bCs/>
+          <w:sz w:val="22"/>
+          <w:szCs w:val="22"/>
+        </w:rPr>
+        <w:t xml:space="preserve">Mode 2 — Market making (bounded, exceptional):</w:t>
+      </w:r>
+    </w:p>
+    <w:p>
+      <w:pPr>
+        <w:spacing w:before="100" w:after="100"/>
+        <w:jc w:val="both"/>
+      </w:pPr>
+      <w:r>
+        <w:rPr>
+          <w:rFonts w:ascii="Arial" w:cs="Arial" w:eastAsia="Arial" w:hAnsi="Arial"/>
+          <w:sz w:val="22"/>
+          <w:szCs w:val="22"/>
+        </w:rPr>
+        <w:t xml:space="preserve">If no natural match is available within the window, HedgeKX may temporarily take the other side from its own operating capital. HedgeKX then works to find a natural Currency B Committer to clear this position. Mode 2 is subject to hard protocol-enforced caps described in section H.8.</w:t>
+      </w:r>
+    </w:p>
+    <w:p>
+      <w:pPr>
+        <w:pStyle w:val="Heading3"/>
+        <w:spacing w:before="240" w:after="120"/>
+      </w:pPr>
+      <w:r>
+        <w:rPr>
+          <w:rFonts w:ascii="Arial" w:cs="Arial" w:eastAsia="Arial" w:hAnsi="Arial"/>
+          <w:b/>
+          <w:bCs/>
+          <w:sz w:val="24"/>
+          <w:szCs w:val="24"/>
+        </w:rPr>
+        <w:t xml:space="preserve">Instrument Duration and Governance Restriction</w:t>
+      </w:r>
+    </w:p>
+    <w:p>
+      <w:pPr>
+        <w:spacing w:before="100" w:after="100"/>
+        <w:jc w:val="both"/>
+      </w:pPr>
+      <w:r>
+        <w:rPr>
+          <w:rFonts w:ascii="Arial" w:cs="Arial" w:eastAsia="Arial" w:hAnsi="Arial"/>
+          <w:sz w:val="22"/>
+          <w:szCs w:val="22"/>
+        </w:rPr>
+        <w:t xml:space="preserve">At launch, governance restricts HedgeKX to overnight instruments only. A one-year forward on a newly launched asset requires pricing 365 days of unknown volatility — the rational premium could be enormous. An overnight forward requires pricing one night’s volatility — small, calculable, and attractive to both parties.</w:t>
+      </w:r>
+    </w:p>
+    <w:p>
+      <w:pPr>
+        <w:spacing w:before="80" w:after="80"/>
+      </w:pPr>
+      <w:r>
+        <w:t xml:space="preserve"/>
+      </w:r>
+    </w:p>
+    <w:p>
+      <w:pPr>
+        <w:spacing w:before="100" w:after="100"/>
+        <w:jc w:val="both"/>
+      </w:pPr>
+      <w:r>
+        <w:rPr>
+          <w:rFonts w:ascii="Arial" w:cs="Arial" w:eastAsia="Arial" w:hAnsi="Arial"/>
+          <w:sz w:val="22"/>
+          <w:szCs w:val="22"/>
+        </w:rPr>
+        <w:t xml:space="preserve">Governance extends instrument duration in stages as price history accumulates. Each extension requires a governance vote triggered by four simultaneous conditions held for 30 consecutive days: volatility stability, minimum matched volume, minimum participant diversity, and zero settlement failures. The approximate sequence:</w:t>
+      </w:r>
+    </w:p>
+    <w:p>
+      <w:pPr>
+        <w:spacing w:before="80" w:after="80"/>
+      </w:pPr>
+      <w:r>
+        <w:t xml:space="preserve"/>
+      </w:r>
+    </w:p>
+    <w:p>
+      <w:pPr>
+        <w:shd w:fill="F2F2F2" w:val="clear"/>
+        <w:spacing w:before="40" w:after="40"/>
+        <w:ind w:left="720"/>
+      </w:pPr>
+      <w:r>
+        <w:rPr>
+          <w:rFonts w:ascii="Courier New" w:cs="Courier New" w:eastAsia="Courier New" w:hAnsi="Courier New"/>
+          <w:sz w:val="18"/>
+          <w:szCs w:val="18"/>
+        </w:rPr>
+        <w:t xml:space="preserve">Launch:           Overnight instruments only</w:t>
+      </w:r>
+    </w:p>
+    <w:p>
+      <w:pPr>
+        <w:shd w:fill="F2F2F2" w:val="clear"/>
+        <w:spacing w:before="40" w:after="40"/>
+        <w:ind w:left="720"/>
+      </w:pPr>
+      <w:r>
+        <w:rPr>
+          <w:rFonts w:ascii="Courier New" w:cs="Courier New" w:eastAsia="Courier New" w:hAnsi="Courier New"/>
+          <w:sz w:val="18"/>
+          <w:szCs w:val="18"/>
+        </w:rPr>
+        <w:t xml:space="preserve">Months later:     7-day instruments (when overnight market stable)</w:t>
+      </w:r>
+    </w:p>
+    <w:p>
+      <w:pPr>
+        <w:shd w:fill="F2F2F2" w:val="clear"/>
+        <w:spacing w:before="40" w:after="40"/>
+        <w:ind w:left="720"/>
+      </w:pPr>
+      <w:r>
+        <w:rPr>
+          <w:rFonts w:ascii="Courier New" w:cs="Courier New" w:eastAsia="Courier New" w:hAnsi="Courier New"/>
+          <w:sz w:val="18"/>
+          <w:szCs w:val="18"/>
+        </w:rPr>
+        <w:t xml:space="preserve">Later:            30-day instruments</w:t>
+      </w:r>
+    </w:p>
+    <w:p>
+      <w:pPr>
+        <w:shd w:fill="F2F2F2" w:val="clear"/>
+        <w:spacing w:before="40" w:after="40"/>
+        <w:ind w:left="720"/>
+      </w:pPr>
+      <w:r>
+        <w:rPr>
+          <w:rFonts w:ascii="Courier New" w:cs="Courier New" w:eastAsia="Courier New" w:hAnsi="Courier New"/>
+          <w:sz w:val="18"/>
+          <w:szCs w:val="18"/>
+        </w:rPr>
+        <w:t xml:space="preserve">Later:            90-day instruments</w:t>
+      </w:r>
+    </w:p>
+    <w:p>
+      <w:pPr>
+        <w:shd w:fill="F2F2F2" w:val="clear"/>
+        <w:spacing w:before="40" w:after="40"/>
+        <w:ind w:left="720"/>
+      </w:pPr>
+      <w:r>
+        <w:rPr>
+          <w:rFonts w:ascii="Courier New" w:cs="Courier New" w:eastAsia="Courier New" w:hAnsi="Courier New"/>
+          <w:sz w:val="18"/>
+          <w:szCs w:val="18"/>
+        </w:rPr>
+        <w:t xml:space="preserve">Eventually:       Multi-year instruments (for institutional use cases)</w:t>
+      </w:r>
+    </w:p>
+    <w:p>
+      <w:r>
+        <w:br w:type="page"/>
+      </w:r>
+    </w:p>
+    <w:p>
+      <w:pPr>
+        <w:pStyle w:val="Heading2"/>
+        <w:spacing w:before="300" w:after="160"/>
+      </w:pPr>
+      <w:r>
+        <w:rPr>
+          <w:rFonts w:ascii="Arial" w:cs="Arial" w:eastAsia="Arial" w:hAnsi="Arial"/>
+          <w:b/>
+          <w:bCs/>
+          <w:sz w:val="28"/>
+          <w:szCs w:val="28"/>
+        </w:rPr>
+        <w:t xml:space="preserve">H.7  Settlement Mechanics and Cross-Chain Considerations</w:t>
+      </w:r>
+    </w:p>
+    <w:p>
+      <w:pPr>
+        <w:pStyle w:val="Heading3"/>
+        <w:spacing w:before="240" w:after="120"/>
+      </w:pPr>
+      <w:r>
+        <w:rPr>
+          <w:rFonts w:ascii="Arial" w:cs="Arial" w:eastAsia="Arial" w:hAnsi="Arial"/>
+          <w:b/>
+          <w:bCs/>
+          <w:sz w:val="24"/>
+          <w:szCs w:val="24"/>
+        </w:rPr>
+        <w:t xml:space="preserve">The Fundamental Constraint</w:t>
+      </w:r>
+    </w:p>
+    <w:p>
+      <w:pPr>
+        <w:spacing w:before="100" w:after="100"/>
+        <w:jc w:val="both"/>
+      </w:pPr>
+      <w:r>
+        <w:rPr>
+          <w:rFonts w:ascii="Arial" w:cs="Arial" w:eastAsia="Arial" w:hAnsi="Arial"/>
+          <w:sz w:val="22"/>
+          <w:szCs w:val="22"/>
+        </w:rPr>
+        <w:t xml:space="preserve">Settlement requires two events on two independent blockchains: a KX transfer on the ChronX DAG and a USDC transfer on Base. True mathematical atomicity across two independent systems is impossible. This is acknowledged explicitly — it is a fundamental property of cross-chain systems that cannot be engineered away.</w:t>
+      </w:r>
+    </w:p>
+    <w:p>
+      <w:pPr>
+        <w:pStyle w:val="Heading3"/>
+        <w:spacing w:before="240" w:after="120"/>
+      </w:pPr>
+      <w:r>
+        <w:rPr>
+          <w:rFonts w:ascii="Arial" w:cs="Arial" w:eastAsia="Arial" w:hAnsi="Arial"/>
+          <w:b/>
+          <w:bCs/>
+          <w:sz w:val="24"/>
+          <w:szCs w:val="24"/>
+        </w:rPr>
+        <w:t xml:space="preserve">The Settlement Process</w:t>
+      </w:r>
+    </w:p>
+    <w:p>
+      <w:pPr>
+        <w:pStyle w:val="ListParagraph"/>
+        <w:numPr>
+          <w:ilvl w:val="0"/>
+          <w:numId w:val="5"/>
+        </w:numPr>
+        <w:spacing w:before="60" w:after="60"/>
+      </w:pPr>
+      <w:r>
+        <w:rPr>
+          <w:rFonts w:ascii="Arial" w:cs="Arial" w:eastAsia="Arial" w:hAnsi="Arial"/>
+          <w:sz w:val="22"/>
+          <w:szCs w:val="22"/>
+        </w:rPr>
+        <w:t xml:space="preserve">Exchange Buyer sends KX to HedgeKX’s settlement escrow on ChronX. Confirmed to sufficient finality threshold.</w:t>
+      </w:r>
+    </w:p>
+    <w:p>
+      <w:pPr>
+        <w:pStyle w:val="ListParagraph"/>
+        <w:numPr>
+          <w:ilvl w:val="0"/>
+          <w:numId w:val="5"/>
+        </w:numPr>
+        <w:spacing w:before="60" w:after="60"/>
+      </w:pPr>
+      <w:r>
+        <w:rPr>
+          <w:rFonts w:ascii="Arial" w:cs="Arial" w:eastAsia="Arial" w:hAnsi="Arial"/>
+          <w:sz w:val="22"/>
+          <w:szCs w:val="22"/>
+        </w:rPr>
+        <w:t xml:space="preserve">Currency B Committer’s USDC is already locked in Base escrow from contract creation.</w:t>
+      </w:r>
+    </w:p>
+    <w:p>
+      <w:pPr>
+        <w:pStyle w:val="ListParagraph"/>
+        <w:numPr>
+          <w:ilvl w:val="0"/>
+          <w:numId w:val="5"/>
+        </w:numPr>
+        <w:spacing w:before="60" w:after="60"/>
+      </w:pPr>
+      <w:r>
+        <w:rPr>
+          <w:rFonts w:ascii="Arial" w:cs="Arial" w:eastAsia="Arial" w:hAnsi="Arial"/>
+          <w:sz w:val="22"/>
+          <w:szCs w:val="22"/>
+        </w:rPr>
+        <w:t xml:space="preserve">HedgeKX confirms both sides are present and valid.</w:t>
+      </w:r>
+    </w:p>
+    <w:p>
+      <w:pPr>
+        <w:pStyle w:val="ListParagraph"/>
+        <w:numPr>
+          <w:ilvl w:val="0"/>
+          <w:numId w:val="5"/>
+        </w:numPr>
+        <w:spacing w:before="60" w:after="60"/>
+      </w:pPr>
+      <w:r>
+        <w:rPr>
+          <w:rFonts w:ascii="Arial" w:cs="Arial" w:eastAsia="Arial" w:hAnsi="Arial"/>
+          <w:sz w:val="22"/>
+          <w:szCs w:val="22"/>
+        </w:rPr>
+        <w:t xml:space="preserve">HedgeKX releases USDC to Exchange Buyer on Base AND KX to Currency B Committer on ChronX simultaneously, using h1KX as the internal cross-chain accounting record.</w:t>
+      </w:r>
+    </w:p>
+    <w:p>
+      <w:pPr>
+        <w:pStyle w:val="ListParagraph"/>
+        <w:numPr>
+          <w:ilvl w:val="0"/>
+          <w:numId w:val="5"/>
+        </w:numPr>
+        <w:spacing w:before="60" w:after="60"/>
+      </w:pPr>
+      <w:r>
+        <w:rPr>
+          <w:rFonts w:ascii="Arial" w:cs="Arial" w:eastAsia="Arial" w:hAnsi="Arial"/>
+          <w:sz w:val="22"/>
+          <w:szCs w:val="22"/>
+        </w:rPr>
+        <w:t xml:space="preserve">h1KX reads as zero (passively expired or consumed). Settlement complete. HedgeKX ends flat.</w:t>
+      </w:r>
+    </w:p>
+    <w:p>
+      <w:pPr>
+        <w:spacing w:before="80" w:after="80"/>
+      </w:pPr>
+      <w:r>
+        <w:t xml:space="preserve"/>
+      </w:r>
+    </w:p>
+    <w:p>
+      <w:pPr>
+        <w:spacing w:before="100" w:after="100"/>
+        <w:jc w:val="both"/>
+      </w:pPr>
+      <w:r>
+        <w:rPr>
+          <w:rFonts w:ascii="Arial" w:cs="Arial" w:eastAsia="Arial" w:hAnsi="Arial"/>
+          <w:sz w:val="22"/>
+          <w:szCs w:val="22"/>
+        </w:rPr>
+        <w:t xml:space="preserve">HedgeKX never releases either leg until both are confirmed present. The ChronX DAG uses deterministic finality — once confirmed, transactions do not reorg. Base confirmation requires a defined block depth set conservatively against Base’s security parameters.</w:t>
+      </w:r>
+    </w:p>
+    <w:p>
+      <w:pPr>
+        <w:pStyle w:val="Heading3"/>
+        <w:spacing w:before="240" w:after="120"/>
+      </w:pPr>
+      <w:r>
+        <w:rPr>
+          <w:rFonts w:ascii="Arial" w:cs="Arial" w:eastAsia="Arial" w:hAnsi="Arial"/>
+          <w:b/>
+          <w:bCs/>
+          <w:sz w:val="24"/>
+          <w:szCs w:val="24"/>
+        </w:rPr>
+        <w:t xml:space="preserve">Timeout Recovery</w:t>
+      </w:r>
+    </w:p>
+    <w:p>
+      <w:pPr>
+        <w:spacing w:before="100" w:after="100"/>
+        <w:jc w:val="both"/>
+      </w:pPr>
+      <w:r>
+        <w:rPr>
+          <w:rFonts w:ascii="Arial" w:cs="Arial" w:eastAsia="Arial" w:hAnsi="Arial"/>
+          <w:sz w:val="22"/>
+          <w:szCs w:val="22"/>
+        </w:rPr>
+        <w:t xml:space="preserve">If the KX leg fails to arrive within the settlement window, the USDC escrow contract automatically returns USDC to the Currency B Committer after window expiry. If USDC escrow is unavailable, KX is returned to the Exchange Buyer via a recovery transaction triggerable after timeout. No HedgeKX action is required for either recovery path.</w:t>
+      </w:r>
+    </w:p>
+    <w:p>
+      <w:pPr>
+        <w:pStyle w:val="Heading3"/>
+        <w:spacing w:before="240" w:after="120"/>
+      </w:pPr>
+      <w:r>
+        <w:rPr>
+          <w:rFonts w:ascii="Arial" w:cs="Arial" w:eastAsia="Arial" w:hAnsi="Arial"/>
+          <w:b/>
+          <w:bCs/>
+          <w:sz w:val="24"/>
+          <w:szCs w:val="24"/>
+        </w:rPr>
+        <w:t xml:space="preserve">Residual Risk</w:t>
+      </w:r>
+    </w:p>
+    <w:p>
+      <w:pPr>
+        <w:spacing w:before="100" w:after="100"/>
+        <w:jc w:val="both"/>
+      </w:pPr>
+      <w:r>
+        <w:rPr>
+          <w:rFonts w:ascii="Arial" w:cs="Arial" w:eastAsia="Arial" w:hAnsi="Arial"/>
+          <w:sz w:val="22"/>
+          <w:szCs w:val="22"/>
+        </w:rPr>
+        <w:t xml:space="preserve">Under extreme stress — simultaneous network congestion on both chains, a coordinated timing attack — there is a narrow residual risk of asymmetric settlement. This risk is bounded (maximum one settlement’s notional), time-limited (exposed only during the settlement window), and recoverable (timeout recovery). It cannot be fully eliminated without shared consensus between the two chains.</w:t>
+      </w:r>
+    </w:p>
+    <w:p>
+      <w:r>
+        <w:br w:type="page"/>
+      </w:r>
+    </w:p>
+    <w:p>
+      <w:pPr>
+        <w:pStyle w:val="Heading2"/>
+        <w:spacing w:before="300" w:after="160"/>
+      </w:pPr>
+      <w:r>
+        <w:rPr>
+          <w:rFonts w:ascii="Arial" w:cs="Arial" w:eastAsia="Arial" w:hAnsi="Arial"/>
+          <w:b/>
+          <w:bCs/>
+          <w:sz w:val="28"/>
+          <w:szCs w:val="28"/>
+        </w:rPr>
+        <w:t xml:space="preserve">H.8  HedgeKX’s Operating Modes and Protocol-Enforced Limits</w:t>
+      </w:r>
+    </w:p>
+    <w:p>
+      <w:pPr>
+        <w:pStyle w:val="Heading3"/>
+        <w:spacing w:before="240" w:after="120"/>
+      </w:pPr>
+      <w:r>
+        <w:rPr>
+          <w:rFonts w:ascii="Arial" w:cs="Arial" w:eastAsia="Arial" w:hAnsi="Arial"/>
+          <w:b/>
+          <w:bCs/>
+          <w:sz w:val="24"/>
+          <w:szCs w:val="24"/>
+        </w:rPr>
+        <w:t xml:space="preserve">Mode 1: Pure Matching</w:t>
+      </w:r>
+    </w:p>
+    <w:p>
+      <w:pPr>
+        <w:spacing w:before="100" w:after="100"/>
+        <w:jc w:val="both"/>
+      </w:pPr>
+      <w:r>
+        <w:rPr>
+          <w:rFonts w:ascii="Arial" w:cs="Arial" w:eastAsia="Arial" w:hAnsi="Arial"/>
+          <w:sz w:val="22"/>
+          <w:szCs w:val="22"/>
+        </w:rPr>
+        <w:t xml:space="preserve">HedgeKX receives an intent from an Exchange Buyer, finds a natural Currency B Committer at a market-determined rate, creates the forward contract, and earns a facilitation fee. HedgeKX holds no position, takes no risk, and ends every day flat. This is the designed operating state.</w:t>
+      </w:r>
+    </w:p>
+    <w:p>
+      <w:pPr>
+        <w:pStyle w:val="Heading3"/>
+        <w:spacing w:before="240" w:after="120"/>
+      </w:pPr>
+      <w:r>
+        <w:rPr>
+          <w:rFonts w:ascii="Arial" w:cs="Arial" w:eastAsia="Arial" w:hAnsi="Arial"/>
+          <w:b/>
+          <w:bCs/>
+          <w:sz w:val="24"/>
+          <w:szCs w:val="24"/>
+        </w:rPr>
+        <w:t xml:space="preserve">Mode 2: Temporary Market Making</w:t>
+      </w:r>
+    </w:p>
+    <w:p>
+      <w:pPr>
+        <w:spacing w:before="100" w:after="100"/>
+        <w:jc w:val="both"/>
+      </w:pPr>
+      <w:r>
+        <w:rPr>
+          <w:rFonts w:ascii="Arial" w:cs="Arial" w:eastAsia="Arial" w:hAnsi="Arial"/>
+          <w:sz w:val="22"/>
+          <w:szCs w:val="22"/>
+        </w:rPr>
+        <w:t xml:space="preserve">HedgeKX temporarily takes the other side from its own capital when no natural match is available. It then actively seeks a natural Currency B Committer to clear the position. Mode 2 losses are absorbed by HedgeKX’s own capital only — never by mandate holders, never by Currency B Committers in natural Mode 1 positions.</w:t>
+      </w:r>
+    </w:p>
+    <w:p>
+      <w:pPr>
+        <w:spacing w:before="80" w:after="80"/>
+      </w:pPr>
+      <w:r>
+        <w:t xml:space="preserve"/>
+      </w:r>
+    </w:p>
+    <w:p>
+      <w:pPr>
+        <w:spacing w:before="100" w:after="100"/>
+        <w:jc w:val="both"/>
+      </w:pPr>
+      <w:r>
+        <w:rPr>
+          <w:rFonts w:ascii="Arial" w:cs="Arial" w:eastAsia="Arial" w:hAnsi="Arial"/>
+          <w:sz w:val="22"/>
+          <w:szCs w:val="22"/>
+        </w:rPr>
+        <w:t xml:space="preserve">Mode 2 is subject to protocol-enforced hard constraints:</w:t>
+      </w:r>
+    </w:p>
+    <w:p>
+      <w:pPr>
+        <w:pStyle w:val="ListParagraph"/>
+        <w:numPr>
+          <w:ilvl w:val="0"/>
+          <w:numId w:val="4"/>
+        </w:numPr>
+        <w:spacing w:before="60" w:after="60"/>
+      </w:pPr>
+      <w:r>
+        <w:rPr>
+          <w:rFonts w:ascii="Arial" w:cs="Arial" w:eastAsia="Arial" w:hAnsi="Arial"/>
+          <w:sz w:val="22"/>
+          <w:szCs w:val="22"/>
+        </w:rPr>
+        <w:t xml:space="preserve">Hard position cap: Encoded in the settlement contract. Cannot be exceeded regardless of demand. When reached, new Mode 2 activity stops.</w:t>
+      </w:r>
+    </w:p>
+    <w:p>
+      <w:pPr>
+        <w:pStyle w:val="ListParagraph"/>
+        <w:numPr>
+          <w:ilvl w:val="0"/>
+          <w:numId w:val="4"/>
+        </w:numPr>
+        <w:spacing w:before="60" w:after="60"/>
+      </w:pPr>
+      <w:r>
+        <w:rPr>
+          <w:rFonts w:ascii="Arial" w:cs="Arial" w:eastAsia="Arial" w:hAnsi="Arial"/>
+          <w:sz w:val="22"/>
+          <w:szCs w:val="22"/>
+        </w:rPr>
+        <w:t xml:space="preserve">72-hour automatic suspension: If any Mode 2 position remains open more than 72 hours, the contract automatically suspends all new Mode 2 activity. HedgeKX cannot prevent this.</w:t>
+      </w:r>
+    </w:p>
+    <w:p>
+      <w:pPr>
+        <w:pStyle w:val="ListParagraph"/>
+        <w:numPr>
+          <w:ilvl w:val="0"/>
+          <w:numId w:val="4"/>
+        </w:numPr>
+        <w:spacing w:before="60" w:after="60"/>
+      </w:pPr>
+      <w:r>
+        <w:rPr>
+          <w:rFonts w:ascii="Arial" w:cs="Arial" w:eastAsia="Arial" w:hAnsi="Arial"/>
+          <w:sz w:val="22"/>
+          <w:szCs w:val="22"/>
+        </w:rPr>
+        <w:t xml:space="preserve">Minimum capital floor: If operating capital falls below governance-set minimum, Mode 2 suspends automatically.</w:t>
+      </w:r>
+    </w:p>
+    <w:p>
+      <w:pPr>
+        <w:pStyle w:val="ListParagraph"/>
+        <w:numPr>
+          <w:ilvl w:val="0"/>
+          <w:numId w:val="4"/>
+        </w:numPr>
+        <w:spacing w:before="60" w:after="60"/>
+      </w:pPr>
+      <w:r>
+        <w:rPr>
+          <w:rFonts w:ascii="Arial" w:cs="Arial" w:eastAsia="Arial" w:hAnsi="Arial"/>
+          <w:sz w:val="22"/>
+          <w:szCs w:val="22"/>
+        </w:rPr>
+        <w:t xml:space="preserve">Real-time public visibility: All Mode 2 positions are visible on-chain at all times.</w:t>
+      </w:r>
+    </w:p>
+    <w:p>
+      <w:pPr>
+        <w:pStyle w:val="Heading3"/>
+        <w:spacing w:before="240" w:after="120"/>
+      </w:pPr>
+      <w:r>
+        <w:rPr>
+          <w:rFonts w:ascii="Arial" w:cs="Arial" w:eastAsia="Arial" w:hAnsi="Arial"/>
+          <w:b/>
+          <w:bCs/>
+          <w:sz w:val="24"/>
+          <w:szCs w:val="24"/>
+        </w:rPr>
+        <w:t xml:space="preserve">The Successor Facilitator Mechanism</w:t>
+      </w:r>
+    </w:p>
+    <w:p>
+      <w:pPr>
+        <w:spacing w:before="100" w:after="100"/>
+        <w:jc w:val="both"/>
+      </w:pPr>
+      <w:r>
+        <w:rPr>
+          <w:rFonts w:ascii="Arial" w:cs="Arial" w:eastAsia="Arial" w:hAnsi="Arial"/>
+          <w:sz w:val="22"/>
+          <w:szCs w:val="22"/>
+        </w:rPr>
+        <w:t xml:space="preserve">HedgeKX is the first Facilitator — not the permanent one. If HedgeKX fails for any reason, governance can elect a Successor Facilitator. Existing contracts settle automatically via smart contract logic without requiring any Facilitator. New matching pauses during the transition. Pre-approved Successor candidates and tested HSM key rotation procedures must be in place before any failure occurs. The target maximum transition gap is 7 days.</w:t>
+      </w:r>
+    </w:p>
+    <w:p>
+      <w:r>
+        <w:br w:type="page"/>
+      </w:r>
+    </w:p>
+    <w:p>
+      <w:pPr>
+        <w:pStyle w:val="Heading2"/>
+        <w:spacing w:before="300" w:after="160"/>
+      </w:pPr>
+      <w:r>
+        <w:rPr>
+          <w:rFonts w:ascii="Arial" w:cs="Arial" w:eastAsia="Arial" w:hAnsi="Arial"/>
+          <w:b/>
+          <w:bCs/>
+          <w:sz w:val="28"/>
+          <w:szCs w:val="28"/>
+        </w:rPr>
+        <w:t xml:space="preserve">H.9  Governance-Restricted Instrument Duration</w:t>
+      </w:r>
+    </w:p>
+    <w:p>
+      <w:pPr>
+        <w:pStyle w:val="Heading3"/>
+        <w:spacing w:before="240" w:after="120"/>
+      </w:pPr>
+      <w:r>
+        <w:rPr>
+          <w:rFonts w:ascii="Arial" w:cs="Arial" w:eastAsia="Arial" w:hAnsi="Arial"/>
+          <w:b/>
+          <w:bCs/>
+          <w:sz w:val="24"/>
+          <w:szCs w:val="24"/>
+        </w:rPr>
+        <w:t xml:space="preserve">The Full Rationale</w:t>
+      </w:r>
+    </w:p>
+    <w:p>
+      <w:pPr>
+        <w:spacing w:before="100" w:after="100"/>
+        <w:jc w:val="both"/>
+      </w:pPr>
+      <w:r>
+        <w:rPr>
+          <w:rFonts w:ascii="Arial" w:cs="Arial" w:eastAsia="Arial" w:hAnsi="Arial"/>
+          <w:sz w:val="22"/>
+          <w:szCs w:val="22"/>
+        </w:rPr>
+        <w:t xml:space="preserve">Rational forward pricing requires a volatility estimate for the commitment period. For a new asset: an overnight forward requires estimating one night’s volatility (small and manageable). A one-year forward requires estimating 365 days of volatility for an asset that has existed for zero days. The rational premium could be 75% annually or more — making the instrument economically unattractive to Exchange Buyers.</w:t>
+      </w:r>
+    </w:p>
+    <w:p>
+      <w:pPr>
+        <w:spacing w:before="80" w:after="80"/>
+      </w:pPr>
+      <w:r>
+        <w:t xml:space="preserve"/>
+      </w:r>
+    </w:p>
+    <w:p>
+      <w:pPr>
+        <w:spacing w:before="100" w:after="100"/>
+        <w:jc w:val="both"/>
+      </w:pPr>
+      <w:r>
+        <w:rPr>
+          <w:rFonts w:ascii="Arial" w:cs="Arial" w:eastAsia="Arial" w:hAnsi="Arial"/>
+          <w:sz w:val="22"/>
+          <w:szCs w:val="22"/>
+        </w:rPr>
+        <w:t xml:space="preserve">The overnight restriction is the honest recognition that rational markets require rational pricing inputs. Governance removes the restriction as those inputs develop. No phase is rushed.</w:t>
+      </w:r>
+    </w:p>
+    <w:p>
+      <w:pPr>
+        <w:pStyle w:val="Heading3"/>
+        <w:spacing w:before="240" w:after="120"/>
+      </w:pPr>
+      <w:r>
+        <w:rPr>
+          <w:rFonts w:ascii="Arial" w:cs="Arial" w:eastAsia="Arial" w:hAnsi="Arial"/>
+          <w:b/>
+          <w:bCs/>
+          <w:sz w:val="24"/>
+          <w:szCs w:val="24"/>
+        </w:rPr>
+        <w:t xml:space="preserve">The Extension Trigger Metric</w:t>
+      </w:r>
+    </w:p>
+    <w:p>
+      <w:pPr>
+        <w:spacing w:before="100" w:after="100"/>
+        <w:jc w:val="both"/>
+      </w:pPr>
+      <w:r>
+        <w:rPr>
+          <w:rFonts w:ascii="Arial" w:cs="Arial" w:eastAsia="Arial" w:hAnsi="Arial"/>
+          <w:sz w:val="22"/>
+          <w:szCs w:val="22"/>
+        </w:rPr>
+        <w:t xml:space="preserve">Extension from overnight to 7-day instruments requires all four conditions to be simultaneously true for 30 consecutive days:</w:t>
+      </w:r>
+    </w:p>
+    <w:p>
+      <w:pPr>
+        <w:pStyle w:val="ListParagraph"/>
+        <w:numPr>
+          <w:ilvl w:val="0"/>
+          <w:numId w:val="4"/>
+        </w:numPr>
+        <w:spacing w:before="60" w:after="60"/>
+      </w:pPr>
+      <w:r>
+        <w:rPr>
+          <w:rFonts w:ascii="Arial" w:cs="Arial" w:eastAsia="Arial" w:hAnsi="Arial"/>
+          <w:sz w:val="22"/>
+          <w:szCs w:val="22"/>
+        </w:rPr>
+        <w:t xml:space="preserve">Realized volatility stability: 30-day rolling volatility remains within a governance-set band. No single spike above threshold.</w:t>
+      </w:r>
+    </w:p>
+    <w:p>
+      <w:pPr>
+        <w:pStyle w:val="ListParagraph"/>
+        <w:numPr>
+          <w:ilvl w:val="0"/>
+          <w:numId w:val="4"/>
+        </w:numPr>
+        <w:spacing w:before="60" w:after="60"/>
+      </w:pPr>
+      <w:r>
+        <w:rPr>
+          <w:rFonts w:ascii="Arial" w:cs="Arial" w:eastAsia="Arial" w:hAnsi="Arial"/>
+          <w:sz w:val="22"/>
+          <w:szCs w:val="22"/>
+        </w:rPr>
+        <w:t xml:space="preserve">Volume sufficiency: Average daily matched notional volume exceeds governance-set minimum — set high enough to require genuine participation, not wash trading.</w:t>
+      </w:r>
+    </w:p>
+    <w:p>
+      <w:pPr>
+        <w:pStyle w:val="ListParagraph"/>
+        <w:numPr>
+          <w:ilvl w:val="0"/>
+          <w:numId w:val="4"/>
+        </w:numPr>
+        <w:spacing w:before="60" w:after="60"/>
+      </w:pPr>
+      <w:r>
+        <w:rPr>
+          <w:rFonts w:ascii="Arial" w:cs="Arial" w:eastAsia="Arial" w:hAnsi="Arial"/>
+          <w:sz w:val="22"/>
+          <w:szCs w:val="22"/>
+        </w:rPr>
+        <w:t xml:space="preserve">Participant diversity: Unique Exchange Buyers and Currency B Committers with settled positions exceeds governance-set minimum.</w:t>
+      </w:r>
+    </w:p>
+    <w:p>
+      <w:pPr>
+        <w:pStyle w:val="ListParagraph"/>
+        <w:numPr>
+          <w:ilvl w:val="0"/>
+          <w:numId w:val="4"/>
+        </w:numPr>
+        <w:spacing w:before="60" w:after="60"/>
+      </w:pPr>
+      <w:r>
+        <w:rPr>
+          <w:rFonts w:ascii="Arial" w:cs="Arial" w:eastAsia="Arial" w:hAnsi="Arial"/>
+          <w:sz w:val="22"/>
+          <w:szCs w:val="22"/>
+        </w:rPr>
+        <w:t xml:space="preserve">Settlement reliability: Zero or near-zero timeout recovery events during the measurement period.</w:t>
+      </w:r>
+    </w:p>
+    <w:p>
+      <w:pPr>
+        <w:spacing w:before="80" w:after="80"/>
+      </w:pPr>
+      <w:r>
+        <w:t xml:space="preserve"/>
+      </w:r>
+    </w:p>
+    <w:p>
+      <w:pPr>
+        <w:spacing w:before="100" w:after="100"/>
+        <w:jc w:val="both"/>
+      </w:pPr>
+      <w:r>
+        <w:rPr>
+          <w:rFonts w:ascii="Arial" w:cs="Arial" w:eastAsia="Arial" w:hAnsi="Arial"/>
+          <w:sz w:val="22"/>
+          <w:szCs w:val="22"/>
+        </w:rPr>
+        <w:t xml:space="preserve">All four must be satisfied for 30 consecutive days. A single day’s failure resets the clock. Simultaneously gaming all four metrics for 30 days is prohibitively expensive and publicly visible.</w:t>
+      </w:r>
+    </w:p>
+    <w:p>
+      <w:r>
+        <w:br w:type="page"/>
+      </w:r>
+    </w:p>
+    <w:p>
+      <w:pPr>
+        <w:pStyle w:val="Heading2"/>
+        <w:spacing w:before="300" w:after="160"/>
+      </w:pPr>
+      <w:r>
+        <w:rPr>
+          <w:rFonts w:ascii="Arial" w:cs="Arial" w:eastAsia="Arial" w:hAnsi="Arial"/>
+          <w:b/>
+          <w:bCs/>
+          <w:sz w:val="28"/>
+          <w:szCs w:val="28"/>
+        </w:rPr>
+        <w:t xml:space="preserve">H.10  The Currency B Committer’s Complete Risk Profile</w:t>
+      </w:r>
+    </w:p>
+    <w:p>
+      <w:pPr>
+        <w:pStyle w:val="Heading3"/>
+        <w:spacing w:before="240" w:after="120"/>
+      </w:pPr>
+      <w:r>
+        <w:rPr>
+          <w:rFonts w:ascii="Arial" w:cs="Arial" w:eastAsia="Arial" w:hAnsi="Arial"/>
+          <w:b/>
+          <w:bCs/>
+          <w:sz w:val="24"/>
+          <w:szCs w:val="24"/>
+        </w:rPr>
+        <w:t xml:space="preserve">What You Are Doing</w:t>
+      </w:r>
+    </w:p>
+    <w:p>
+      <w:pPr>
+        <w:spacing w:before="100" w:after="100"/>
+        <w:jc w:val="both"/>
+      </w:pPr>
+      <w:r>
+        <w:rPr>
+          <w:rFonts w:ascii="Arial" w:cs="Arial" w:eastAsia="Arial" w:hAnsi="Arial"/>
+          <w:sz w:val="22"/>
+          <w:szCs w:val="22"/>
+        </w:rPr>
+        <w:t xml:space="preserve">You are entering a fixed-rate forward exchange. You commit USDC into a smart contract escrow for a defined period. You cannot change your mind. You cannot exit early. Your USDC is locked for the full term. At the end of the term, you receive a pre-agreed quantity of KX. You are accepting KX’s directional price risk for the duration of your commitment.</w:t>
+      </w:r>
+    </w:p>
+    <w:p>
+      <w:pPr>
+        <w:pStyle w:val="Heading3"/>
+        <w:spacing w:before="240" w:after="120"/>
+      </w:pPr>
+      <w:r>
+        <w:rPr>
+          <w:rFonts w:ascii="Arial" w:cs="Arial" w:eastAsia="Arial" w:hAnsi="Arial"/>
+          <w:b/>
+          <w:bCs/>
+          <w:sz w:val="24"/>
+          <w:szCs w:val="24"/>
+        </w:rPr>
+        <w:t xml:space="preserve">Risk 1 — KX Price Risk (Market Risk, Unavoidable)</w:t>
+      </w:r>
+    </w:p>
+    <w:p>
+      <w:pPr>
+        <w:spacing w:before="100" w:after="100"/>
+        <w:jc w:val="both"/>
+      </w:pPr>
+      <w:r>
+        <w:rPr>
+          <w:rFonts w:ascii="Arial" w:cs="Arial" w:eastAsia="Arial" w:hAnsi="Arial"/>
+          <w:sz w:val="22"/>
+          <w:szCs w:val="22"/>
+        </w:rPr>
+        <w:t xml:space="preserve">If KX depreciates during your commitment period, you receive KX worth less than the USDC you committed. This is the primary risk of the instrument. At overnight durations, this risk is small. At longer durations it grows. The yield premium you receive reflects the price risk you accept. This is not a protocol failure — this is the instrument working as designed.</w:t>
+      </w:r>
+    </w:p>
+    <w:p>
+      <w:pPr>
+        <w:pStyle w:val="Heading3"/>
+        <w:spacing w:before="240" w:after="120"/>
+      </w:pPr>
+      <w:r>
+        <w:rPr>
+          <w:rFonts w:ascii="Arial" w:cs="Arial" w:eastAsia="Arial" w:hAnsi="Arial"/>
+          <w:b/>
+          <w:bCs/>
+          <w:sz w:val="24"/>
+          <w:szCs w:val="24"/>
+        </w:rPr>
+        <w:t xml:space="preserve">Risk 2 — Yield Variability</w:t>
+      </w:r>
+    </w:p>
+    <w:p>
+      <w:pPr>
+        <w:spacing w:before="100" w:after="100"/>
+        <w:jc w:val="both"/>
+      </w:pPr>
+      <w:r>
+        <w:rPr>
+          <w:rFonts w:ascii="Arial" w:cs="Arial" w:eastAsia="Arial" w:hAnsi="Arial"/>
+          <w:sz w:val="22"/>
+          <w:szCs w:val="22"/>
+        </w:rPr>
+        <w:t xml:space="preserve">Yield is your share of HedgeKX’s facilitation income on days when your commitment is actively matched. If HedgeKX has low activity, yield is low. If no activity, yield is zero for that period — but your USDC remains locked and earning nothing. Yield is variable. It is not guaranteed at any rate.</w:t>
+      </w:r>
+    </w:p>
+    <w:p>
+      <w:pPr>
+        <w:pStyle w:val="Heading3"/>
+        <w:spacing w:before="240" w:after="120"/>
+      </w:pPr>
+      <w:r>
+        <w:rPr>
+          <w:rFonts w:ascii="Arial" w:cs="Arial" w:eastAsia="Arial" w:hAnsi="Arial"/>
+          <w:b/>
+          <w:bCs/>
+          <w:sz w:val="24"/>
+          <w:szCs w:val="24"/>
+        </w:rPr>
+        <w:t xml:space="preserve">Risk 3 — HedgeKX Operational Risk</w:t>
+      </w:r>
+    </w:p>
+    <w:p>
+      <w:pPr>
+        <w:spacing w:before="100" w:after="100"/>
+        <w:jc w:val="both"/>
+      </w:pPr>
+      <w:r>
+        <w:rPr>
+          <w:rFonts w:ascii="Arial" w:cs="Arial" w:eastAsia="Arial" w:hAnsi="Arial"/>
+          <w:sz w:val="22"/>
+          <w:szCs w:val="22"/>
+        </w:rPr>
+        <w:t xml:space="preserve">If HedgeKX ceases to operate, your USDC escrow contract continues automatically. Your commitment terms are enforced by smart contract, not by HedgeKX’s continued existence. At maturity the contract releases your KX automatically. HedgeKX’s Mode 2 losses come from its own capital — your escrow is a separate contract HedgeKX cannot access.</w:t>
+      </w:r>
+    </w:p>
+    <w:p>
+      <w:pPr>
+        <w:pStyle w:val="Heading3"/>
+        <w:spacing w:before="240" w:after="120"/>
+      </w:pPr>
+      <w:r>
+        <w:rPr>
+          <w:rFonts w:ascii="Arial" w:cs="Arial" w:eastAsia="Arial" w:hAnsi="Arial"/>
+          <w:b/>
+          <w:bCs/>
+          <w:sz w:val="24"/>
+          <w:szCs w:val="24"/>
+        </w:rPr>
+        <w:t xml:space="preserve">Risk 4 — Smart Contract Risk</w:t>
+      </w:r>
+    </w:p>
+    <w:p>
+      <w:pPr>
+        <w:spacing w:before="100" w:after="100"/>
+        <w:jc w:val="both"/>
+      </w:pPr>
+      <w:r>
+        <w:rPr>
+          <w:rFonts w:ascii="Arial" w:cs="Arial" w:eastAsia="Arial" w:hAnsi="Arial"/>
+          <w:sz w:val="22"/>
+          <w:szCs w:val="22"/>
+        </w:rPr>
+        <w:t xml:space="preserve">The Base smart contract holding your USDC could contain a bug. Mitigations include public audits, open-source publication, bug bounty programs, and conservative initial deployment with overnight-only instruments.</w:t>
+      </w:r>
+    </w:p>
+    <w:p>
+      <w:pPr>
+        <w:pStyle w:val="Heading3"/>
+        <w:spacing w:before="240" w:after="120"/>
+      </w:pPr>
+      <w:r>
+        <w:rPr>
+          <w:rFonts w:ascii="Arial" w:cs="Arial" w:eastAsia="Arial" w:hAnsi="Arial"/>
+          <w:b/>
+          <w:bCs/>
+          <w:sz w:val="24"/>
+          <w:szCs w:val="24"/>
+        </w:rPr>
+        <w:t xml:space="preserve">Risk 5 — Base Network Risk</w:t>
+      </w:r>
+    </w:p>
+    <w:p>
+      <w:pPr>
+        <w:spacing w:before="100" w:after="100"/>
+        <w:jc w:val="both"/>
+      </w:pPr>
+      <w:r>
+        <w:rPr>
+          <w:rFonts w:ascii="Arial" w:cs="Arial" w:eastAsia="Arial" w:hAnsi="Arial"/>
+          <w:sz w:val="22"/>
+          <w:szCs w:val="22"/>
+        </w:rPr>
+        <w:t xml:space="preserve">If Base experiences a prolonged outage, your settlement may be delayed but your USDC is not lost. A hostile governance attack on Base could theoretically alter contract behavior. These are inherited risks of any external network.</w:t>
+      </w:r>
+    </w:p>
+    <w:p>
+      <w:pPr>
+        <w:pStyle w:val="Heading3"/>
+        <w:spacing w:before="240" w:after="120"/>
+      </w:pPr>
+      <w:r>
+        <w:rPr>
+          <w:rFonts w:ascii="Arial" w:cs="Arial" w:eastAsia="Arial" w:hAnsi="Arial"/>
+          <w:b/>
+          <w:bCs/>
+          <w:sz w:val="24"/>
+          <w:szCs w:val="24"/>
+        </w:rPr>
+        <w:t xml:space="preserve">Risk 6 — Regulatory Risk</w:t>
+      </w:r>
+    </w:p>
+    <w:p>
+      <w:pPr>
+        <w:spacing w:before="100" w:after="100"/>
+        <w:jc w:val="both"/>
+      </w:pPr>
+      <w:r>
+        <w:rPr>
+          <w:rFonts w:ascii="Arial" w:cs="Arial" w:eastAsia="Arial" w:hAnsi="Arial"/>
+          <w:sz w:val="22"/>
+          <w:szCs w:val="22"/>
+        </w:rPr>
+        <w:t xml:space="preserve">Regulatory action in your jurisdiction may affect your ability to participate. This is a legal risk beyond the protocol’s control.</w:t>
+      </w:r>
+    </w:p>
+    <w:p>
+      <w:pPr>
+        <w:pStyle w:val="Heading3"/>
+        <w:spacing w:before="240" w:after="120"/>
+      </w:pPr>
+      <w:r>
+        <w:rPr>
+          <w:rFonts w:ascii="Arial" w:cs="Arial" w:eastAsia="Arial" w:hAnsi="Arial"/>
+          <w:b/>
+          <w:bCs/>
+          <w:sz w:val="24"/>
+          <w:szCs w:val="24"/>
+        </w:rPr>
+        <w:t xml:space="preserve">What Cannot Happen to You</w:t>
+      </w:r>
+    </w:p>
+    <w:p>
+      <w:pPr>
+        <w:pStyle w:val="ListParagraph"/>
+        <w:numPr>
+          <w:ilvl w:val="0"/>
+          <w:numId w:val="4"/>
+        </w:numPr>
+        <w:spacing w:before="60" w:after="60"/>
+      </w:pPr>
+      <w:r>
+        <w:rPr>
+          <w:rFonts w:ascii="Arial" w:cs="Arial" w:eastAsia="Arial" w:hAnsi="Arial"/>
+          <w:sz w:val="22"/>
+          <w:szCs w:val="22"/>
+        </w:rPr>
+        <w:t xml:space="preserve">You cannot lose USDC to HedgeKX’s Mode 2 losses. Your escrow is separate.</w:t>
+      </w:r>
+    </w:p>
+    <w:p>
+      <w:pPr>
+        <w:pStyle w:val="ListParagraph"/>
+        <w:numPr>
+          <w:ilvl w:val="0"/>
+          <w:numId w:val="4"/>
+        </w:numPr>
+        <w:spacing w:before="60" w:after="60"/>
+      </w:pPr>
+      <w:r>
+        <w:rPr>
+          <w:rFonts w:ascii="Arial" w:cs="Arial" w:eastAsia="Arial" w:hAnsi="Arial"/>
+          <w:sz w:val="22"/>
+          <w:szCs w:val="22"/>
+        </w:rPr>
+        <w:t xml:space="preserve">You cannot be prevented from receiving KX at settlement by HedgeKX’s failure. The contract settles automatically.</w:t>
+      </w:r>
+    </w:p>
+    <w:p>
+      <w:pPr>
+        <w:pStyle w:val="ListParagraph"/>
+        <w:numPr>
+          <w:ilvl w:val="0"/>
+          <w:numId w:val="4"/>
+        </w:numPr>
+        <w:spacing w:before="60" w:after="60"/>
+      </w:pPr>
+      <w:r>
+        <w:rPr>
+          <w:rFonts w:ascii="Arial" w:cs="Arial" w:eastAsia="Arial" w:hAnsi="Arial"/>
+          <w:sz w:val="22"/>
+          <w:szCs w:val="22"/>
+        </w:rPr>
+        <w:t xml:space="preserve">You cannot have your commitment extended against your will. The timelock enforces your agreed term exactly.</w:t>
+      </w:r>
+    </w:p>
+    <w:p>
+      <w:pPr>
+        <w:pStyle w:val="ListParagraph"/>
+        <w:numPr>
+          <w:ilvl w:val="0"/>
+          <w:numId w:val="4"/>
+        </w:numPr>
+        <w:spacing w:before="60" w:after="60"/>
+      </w:pPr>
+      <w:r>
+        <w:rPr>
+          <w:rFonts w:ascii="Arial" w:cs="Arial" w:eastAsia="Arial" w:hAnsi="Arial"/>
+          <w:sz w:val="22"/>
+          <w:szCs w:val="22"/>
+        </w:rPr>
+        <w:t xml:space="preserve">You cannot receive less KX than the pre-agreed rate specifies. The rate is fixed at inception and enforced by the contract.</w:t>
+      </w:r>
+    </w:p>
+    <w:p>
+      <w:r>
+        <w:br w:type="page"/>
+      </w:r>
+    </w:p>
+    <w:p>
+      <w:pPr>
+        <w:pStyle w:val="Heading2"/>
+        <w:spacing w:before="300" w:after="160"/>
+      </w:pPr>
+      <w:r>
+        <w:rPr>
+          <w:rFonts w:ascii="Arial" w:cs="Arial" w:eastAsia="Arial" w:hAnsi="Arial"/>
+          <w:b/>
+          <w:bCs/>
+          <w:sz w:val="28"/>
+          <w:szCs w:val="28"/>
+        </w:rPr>
+        <w:t xml:space="preserve">H.11  The TYPE_Y Lock Holder’s Complete Risk Profile</w:t>
+      </w:r>
+    </w:p>
+    <w:p>
+      <w:pPr>
+        <w:pStyle w:val="Heading3"/>
+        <w:spacing w:before="240" w:after="120"/>
+      </w:pPr>
+      <w:r>
+        <w:rPr>
+          <w:rFonts w:ascii="Arial" w:cs="Arial" w:eastAsia="Arial" w:hAnsi="Arial"/>
+          <w:b/>
+          <w:bCs/>
+          <w:sz w:val="24"/>
+          <w:szCs w:val="24"/>
+        </w:rPr>
+        <w:t xml:space="preserve">The Principal Guarantee — What “Absolute” Means</w:t>
+      </w:r>
+    </w:p>
+    <w:p>
+      <w:pPr>
+        <w:pBdr>
+          <w:left w:val="single" w:color="2E75B6" w:sz="6" w:space="12"/>
+        </w:pBdr>
+        <w:spacing w:before="160" w:after="160"/>
+        <w:ind w:left="720" w:right="720"/>
+      </w:pPr>
+      <w:r>
+        <w:rPr>
+          <w:rFonts w:ascii="Arial" w:cs="Arial" w:eastAsia="Arial" w:hAnsi="Arial"/>
+          <w:i/>
+          <w:iCs/>
+          <w:sz w:val="22"/>
+          <w:szCs w:val="22"/>
+        </w:rPr>
+        <w:t xml:space="preserve">The exact quantity of KX you locked will be available to you at your lock’s maturity date. This is enforced by ChronX’s consensus rules. No entity can prevent this.</w:t>
+      </w:r>
+    </w:p>
+    <w:p>
+      <w:pPr>
+        <w:spacing w:before="80" w:after="80"/>
+      </w:pPr>
+      <w:r>
+        <w:t xml:space="preserve"/>
+      </w:r>
+    </w:p>
+    <w:p>
+      <w:pPr>
+        <w:spacing w:before="100" w:after="100"/>
+        <w:jc w:val="both"/>
+      </w:pPr>
+      <w:r>
+        <w:rPr>
+          <w:rFonts w:ascii="Arial" w:cs="Arial" w:eastAsia="Arial" w:hAnsi="Arial"/>
+          <w:sz w:val="22"/>
+          <w:szCs w:val="22"/>
+        </w:rPr>
+        <w:t xml:space="preserve">This guarantee holds against all economic, adversarial, and operational failures within the protocol’s threat model. The threat model excludes: catastrophic consensus failure of the ChronX network itself (51% attack), cryptographic collapse of the hash functions underlying ChronX, and a community-consensus hard fork that deliberately rewrites lock logic. These are base-layer security assumptions of any blockchain system and are not unique to HedgeKX.</w:t>
+      </w:r>
+    </w:p>
+    <w:p>
+      <w:pPr>
+        <w:spacing w:before="80" w:after="80"/>
+      </w:pPr>
+      <w:r>
+        <w:t xml:space="preserve"/>
+      </w:r>
+    </w:p>
+    <w:p>
+      <w:pPr>
+        <w:spacing w:before="100" w:after="100"/>
+        <w:jc w:val="both"/>
+      </w:pPr>
+      <w:r>
+        <w:rPr>
+          <w:rFonts w:ascii="Arial" w:cs="Arial" w:eastAsia="Arial" w:hAnsi="Arial"/>
+          <w:sz w:val="22"/>
+          <w:szCs w:val="22"/>
+        </w:rPr>
+        <w:t xml:space="preserve">Within the protocol’s threat model — which covers all realistic attack scenarios — the guarantee is absolute.</w:t>
+      </w:r>
+    </w:p>
+    <w:p>
+      <w:pPr>
+        <w:pStyle w:val="Heading3"/>
+        <w:spacing w:before="240" w:after="120"/>
+      </w:pPr>
+      <w:r>
+        <w:rPr>
+          <w:rFonts w:ascii="Arial" w:cs="Arial" w:eastAsia="Arial" w:hAnsi="Arial"/>
+          <w:b/>
+          <w:bCs/>
+          <w:sz w:val="24"/>
+          <w:szCs w:val="24"/>
+        </w:rPr>
+        <w:t xml:space="preserve">The Yield Reality</w:t>
+      </w:r>
+    </w:p>
+    <w:p>
+      <w:pPr>
+        <w:spacing w:before="100" w:after="100"/>
+        <w:jc w:val="both"/>
+      </w:pPr>
+      <w:r>
+        <w:rPr>
+          <w:rFonts w:ascii="Arial" w:cs="Arial" w:eastAsia="Arial" w:hAnsi="Arial"/>
+          <w:sz w:val="22"/>
+          <w:szCs w:val="22"/>
+        </w:rPr>
+        <w:t xml:space="preserve">Yield is earned when HedgeKX uses your mandate in active matching. The following are normal and expected: days with zero yield, periods of low yield, periods of high yield, and the yield rate changing over time. None of these affect your principal.</w:t>
+      </w:r>
+    </w:p>
+    <w:p>
+      <w:pPr>
+        <w:pStyle w:val="Heading3"/>
+        <w:spacing w:before="240" w:after="120"/>
+      </w:pPr>
+      <w:r>
+        <w:rPr>
+          <w:rFonts w:ascii="Arial" w:cs="Arial" w:eastAsia="Arial" w:hAnsi="Arial"/>
+          <w:b/>
+          <w:bCs/>
+          <w:sz w:val="24"/>
+          <w:szCs w:val="24"/>
+        </w:rPr>
+        <w:t xml:space="preserve">Independence from Everything External</w:t>
+      </w:r>
+    </w:p>
+    <w:p>
+      <w:pPr>
+        <w:spacing w:before="100" w:after="100"/>
+        <w:jc w:val="both"/>
+      </w:pPr>
+      <w:r>
+        <w:rPr>
+          <w:rFonts w:ascii="Arial" w:cs="Arial" w:eastAsia="Arial" w:hAnsi="Arial"/>
+          <w:sz w:val="22"/>
+          <w:szCs w:val="22"/>
+        </w:rPr>
+        <w:t xml:space="preserve">Your TYPE_Y lock’s maturity and principal return are independent from: HedgeKX’s financial condition, the Base network’s operational status, the USDC market’s liquidity, regulatory actions against any entity, the performance of any forward exchange contract, and any other participant’s behavior. The only dependency is the ChronX network’s continued operation.</w:t>
+      </w:r>
+    </w:p>
+    <w:p>
+      <w:r>
+        <w:br w:type="page"/>
+      </w:r>
+    </w:p>
+    <w:p>
+      <w:pPr>
+        <w:pStyle w:val="Heading2"/>
+        <w:spacing w:before="300" w:after="160"/>
+      </w:pPr>
+      <w:r>
+        <w:rPr>
+          <w:rFonts w:ascii="Arial" w:cs="Arial" w:eastAsia="Arial" w:hAnsi="Arial"/>
+          <w:b/>
+          <w:bCs/>
+          <w:sz w:val="28"/>
+          <w:szCs w:val="28"/>
+        </w:rPr>
+        <w:t xml:space="preserve">H.12  Named Attack Vectors and Their Status</w:t>
+      </w:r>
+    </w:p>
+    <w:p>
+      <w:pPr>
+        <w:spacing w:before="100" w:after="100"/>
+        <w:jc w:val="both"/>
+      </w:pPr>
+      <w:r>
+        <w:rPr>
+          <w:rFonts w:ascii="Arial" w:cs="Arial" w:eastAsia="Arial" w:hAnsi="Arial"/>
+          <w:sz w:val="22"/>
+          <w:szCs w:val="22"/>
+        </w:rPr>
+        <w:t xml:space="preserve">The following table documents every attack identified, analyzed, and either eliminated or mitigated. This section is intended for security researchers, AI risk assessment systems, and sophisticated participants.</w:t>
+      </w:r>
+    </w:p>
+    <w:p>
+      <w:pPr>
+        <w:spacing w:before="80" w:after="80"/>
+      </w:pPr>
+      <w:r>
+        <w:t xml:space="preserve"/>
+      </w:r>
+    </w:p>
+    <w:p>
+      <w:r>
+        <w:br w:type="page"/>
+      </w:r>
+    </w:p>
+    <w:p>
+      <w:pPr>
+        <w:pStyle w:val="Heading2"/>
+        <w:spacing w:before="300" w:after="160"/>
+      </w:pPr>
+      <w:r>
+        <w:rPr>
+          <w:rFonts w:ascii="Arial" w:cs="Arial" w:eastAsia="Arial" w:hAnsi="Arial"/>
+          <w:b/>
+          <w:bCs/>
+          <w:sz w:val="28"/>
+          <w:szCs w:val="28"/>
+        </w:rPr>
+        <w:t xml:space="preserve">H.13  Market Failure Scenarios — Why Some Failures Are Not Failures</w:t>
+      </w:r>
+    </w:p>
+    <w:p>
+      <w:pPr>
+        <w:pStyle w:val="Heading3"/>
+        <w:spacing w:before="240" w:after="120"/>
+      </w:pPr>
+      <w:r>
+        <w:rPr>
+          <w:rFonts w:ascii="Arial" w:cs="Arial" w:eastAsia="Arial" w:hAnsi="Arial"/>
+          <w:b/>
+          <w:bCs/>
+          <w:sz w:val="24"/>
+          <w:szCs w:val="24"/>
+        </w:rPr>
+        <w:t xml:space="preserve">Scenario 1 — Currency B Committers Disappear</w:t>
+      </w:r>
+    </w:p>
+    <w:p>
+      <w:pPr>
+        <w:spacing w:before="100" w:after="100"/>
+        <w:jc w:val="both"/>
+      </w:pPr>
+      <w:r>
+        <w:rPr>
+          <w:rFonts w:ascii="Arial" w:cs="Arial" w:eastAsia="Arial" w:hAnsi="Arial"/>
+          <w:sz w:val="22"/>
+          <w:szCs w:val="22"/>
+        </w:rPr>
+        <w:t xml:space="preserve">A global financial stress event causes capital to flee risk assets. Currency B Committers do not renew expiring positions and no new Committers enter.</w:t>
+      </w:r>
+    </w:p>
+    <w:p>
+      <w:pPr>
+        <w:spacing w:before="80" w:after="80"/>
+      </w:pPr>
+      <w:r>
+        <w:t xml:space="preserve"/>
+      </w:r>
+    </w:p>
+    <w:p>
+      <w:pPr>
+        <w:spacing w:before="100" w:after="100"/>
+        <w:jc w:val="both"/>
+      </w:pPr>
+      <w:r>
+        <w:rPr>
+          <w:rFonts w:ascii="Arial" w:cs="Arial" w:eastAsia="Arial" w:hAnsi="Arial"/>
+          <w:sz w:val="22"/>
+          <w:szCs w:val="22"/>
+        </w:rPr>
+        <w:t xml:space="preserve">What happens: Existing contracts with locked USDC settle normally at maturity. No new forward contracts can be created. Mode 2 activates briefly, hits its cap, suspends. New matching halts. Yield for TYPE_Y mandate holders drops to zero. HedgeKX enters dormancy.</w:t>
+      </w:r>
+    </w:p>
+    <w:p>
+      <w:pPr>
+        <w:spacing w:before="80" w:after="80"/>
+      </w:pPr>
+      <w:r>
+        <w:t xml:space="preserve"/>
+      </w:r>
+    </w:p>
+    <w:p>
+      <w:pPr>
+        <w:spacing w:before="100" w:after="100"/>
+        <w:jc w:val="both"/>
+      </w:pPr>
+      <w:r>
+        <w:rPr>
+          <w:rFonts w:ascii="Arial" w:cs="Arial" w:eastAsia="Arial" w:hAnsi="Arial"/>
+          <w:sz w:val="22"/>
+          <w:szCs w:val="22"/>
+        </w:rPr>
+        <w:t xml:space="preserve">Why this is not a protocol failure: No principal is lost. No contract is violated. The market for forward exchanges has temporarily paused — exactly as any financial market can pause during stress. When conditions improve and Currency B Committers return, the market resumes. The overnight governance restriction makes this scenario far more recoverable than longer-duration instruments would be.</w:t>
+      </w:r>
+    </w:p>
+    <w:p>
+      <w:pPr>
+        <w:pStyle w:val="Heading3"/>
+        <w:spacing w:before="240" w:after="120"/>
+      </w:pPr>
+      <w:r>
+        <w:rPr>
+          <w:rFonts w:ascii="Arial" w:cs="Arial" w:eastAsia="Arial" w:hAnsi="Arial"/>
+          <w:b/>
+          <w:bCs/>
+          <w:sz w:val="24"/>
+          <w:szCs w:val="24"/>
+        </w:rPr>
+        <w:t xml:space="preserve">Scenario 2 — HedgeKX Becomes Insolvent</w:t>
+      </w:r>
+    </w:p>
+    <w:p>
+      <w:pPr>
+        <w:spacing w:before="100" w:after="100"/>
+        <w:jc w:val="both"/>
+      </w:pPr>
+      <w:r>
+        <w:rPr>
+          <w:rFonts w:ascii="Arial" w:cs="Arial" w:eastAsia="Arial" w:hAnsi="Arial"/>
+          <w:sz w:val="22"/>
+          <w:szCs w:val="22"/>
+        </w:rPr>
+        <w:t xml:space="preserve">HedgeKX’s Mode 2 market making produces losses that deplete its operating capital.</w:t>
+      </w:r>
+    </w:p>
+    <w:p>
+      <w:pPr>
+        <w:spacing w:before="80" w:after="80"/>
+      </w:pPr>
+      <w:r>
+        <w:t xml:space="preserve"/>
+      </w:r>
+    </w:p>
+    <w:p>
+      <w:pPr>
+        <w:spacing w:before="100" w:after="100"/>
+        <w:jc w:val="both"/>
+      </w:pPr>
+      <w:r>
+        <w:rPr>
+          <w:rFonts w:ascii="Arial" w:cs="Arial" w:eastAsia="Arial" w:hAnsi="Arial"/>
+          <w:sz w:val="22"/>
+          <w:szCs w:val="22"/>
+        </w:rPr>
+        <w:t xml:space="preserve">What happens: Mode 2 suspends automatically when the minimum capital floor is reached. If capital is fully depleted, Mode 2 stops permanently. All existing contracts settle automatically via smart contract logic. New matching requires a Successor Facilitator elected by governance.</w:t>
+      </w:r>
+    </w:p>
+    <w:p>
+      <w:pPr>
+        <w:spacing w:before="80" w:after="80"/>
+      </w:pPr>
+      <w:r>
+        <w:t xml:space="preserve"/>
+      </w:r>
+    </w:p>
+    <w:p>
+      <w:pPr>
+        <w:spacing w:before="100" w:after="100"/>
+        <w:jc w:val="both"/>
+      </w:pPr>
+      <w:r>
+        <w:rPr>
+          <w:rFonts w:ascii="Arial" w:cs="Arial" w:eastAsia="Arial" w:hAnsi="Arial"/>
+          <w:sz w:val="22"/>
+          <w:szCs w:val="22"/>
+        </w:rPr>
+        <w:t xml:space="preserve">Why this is not catastrophic: Insolvency affects HedgeKX’s own capital only. No participant loses principal. Settlement of existing contracts does not require HedgeKX’s financial health.</w:t>
+      </w:r>
+    </w:p>
+    <w:p>
+      <w:pPr>
+        <w:pStyle w:val="Heading3"/>
+        <w:spacing w:before="240" w:after="120"/>
+      </w:pPr>
+      <w:r>
+        <w:rPr>
+          <w:rFonts w:ascii="Arial" w:cs="Arial" w:eastAsia="Arial" w:hAnsi="Arial"/>
+          <w:b/>
+          <w:bCs/>
+          <w:sz w:val="24"/>
+          <w:szCs w:val="24"/>
+        </w:rPr>
+        <w:t xml:space="preserve">Scenario 3 — Long-Duration Market Develops Then Collapses</w:t>
+      </w:r>
+    </w:p>
+    <w:p>
+      <w:pPr>
+        <w:spacing w:before="100" w:after="100"/>
+        <w:jc w:val="both"/>
+      </w:pPr>
+      <w:r>
+        <w:rPr>
+          <w:rFonts w:ascii="Arial" w:cs="Arial" w:eastAsia="Arial" w:hAnsi="Arial"/>
+          <w:sz w:val="22"/>
+          <w:szCs w:val="22"/>
+        </w:rPr>
+        <w:t xml:space="preserve">After years of operation, 90-day instruments are available. A stress event causes Currency B Committers to flee the 90-day market.</w:t>
+      </w:r>
+    </w:p>
+    <w:p>
+      <w:pPr>
+        <w:spacing w:before="80" w:after="80"/>
+      </w:pPr>
+      <w:r>
+        <w:t xml:space="preserve"/>
+      </w:r>
+    </w:p>
+    <w:p>
+      <w:pPr>
+        <w:spacing w:before="100" w:after="100"/>
+        <w:jc w:val="both"/>
+      </w:pPr>
+      <w:r>
+        <w:rPr>
+          <w:rFonts w:ascii="Arial" w:cs="Arial" w:eastAsia="Arial" w:hAnsi="Arial"/>
+          <w:sz w:val="22"/>
+          <w:szCs w:val="22"/>
+        </w:rPr>
+        <w:t xml:space="preserve">What happens: Existing 90-day contracts run to maturity and settle normally. New 90-day matching stops. Overnight and 7-day markets may continue. Exchange Buyers who needed 90-day hedges revert to shorter instruments or pay higher premiums to entice Currency B Committers back.</w:t>
+      </w:r>
+    </w:p>
+    <w:p>
+      <w:pPr>
+        <w:spacing w:before="80" w:after="80"/>
+      </w:pPr>
+      <w:r>
+        <w:t xml:space="preserve"/>
+      </w:r>
+    </w:p>
+    <w:p>
+      <w:pPr>
+        <w:spacing w:before="100" w:after="100"/>
+        <w:jc w:val="both"/>
+      </w:pPr>
+      <w:r>
+        <w:rPr>
+          <w:rFonts w:ascii="Arial" w:cs="Arial" w:eastAsia="Arial" w:hAnsi="Arial"/>
+          <w:sz w:val="22"/>
+          <w:szCs w:val="22"/>
+        </w:rPr>
+        <w:t xml:space="preserve">Why this is the correct behavior: When risk increases, the price of risk management increases. Those unwilling to pay the higher premium manage their risk differently. The protocol does not guarantee that any particular instrument duration will always be available. It guarantees that all existing contracts will settle as agreed.</w:t>
+      </w:r>
+    </w:p>
+    <w:p>
+      <w:r>
+        <w:br w:type="page"/>
+      </w:r>
+    </w:p>
+    <w:p>
+      <w:pPr>
+        <w:pStyle w:val="Heading2"/>
+        <w:spacing w:before="300" w:after="160"/>
+      </w:pPr>
+      <w:r>
+        <w:rPr>
+          <w:rFonts w:ascii="Arial" w:cs="Arial" w:eastAsia="Arial" w:hAnsi="Arial"/>
+          <w:b/>
+          <w:bCs/>
+          <w:sz w:val="28"/>
+          <w:szCs w:val="28"/>
+        </w:rPr>
+        <w:t xml:space="preserve">H.14  Multi-Currency Extension Architecture</w:t>
+      </w:r>
+    </w:p>
+    <w:p>
+      <w:pPr>
+        <w:pStyle w:val="Heading3"/>
+        <w:spacing w:before="240" w:after="120"/>
+      </w:pPr>
+      <w:r>
+        <w:rPr>
+          <w:rFonts w:ascii="Arial" w:cs="Arial" w:eastAsia="Arial" w:hAnsi="Arial"/>
+          <w:b/>
+          <w:bCs/>
+          <w:sz w:val="24"/>
+          <w:szCs w:val="24"/>
+        </w:rPr>
+        <w:t xml:space="preserve">The Design Principle</w:t>
+      </w:r>
+    </w:p>
+    <w:p>
+      <w:pPr>
+        <w:spacing w:before="100" w:after="100"/>
+        <w:jc w:val="both"/>
+      </w:pPr>
+      <w:r>
+        <w:rPr>
+          <w:rFonts w:ascii="Arial" w:cs="Arial" w:eastAsia="Arial" w:hAnsi="Arial"/>
+          <w:sz w:val="22"/>
+          <w:szCs w:val="22"/>
+        </w:rPr>
+        <w:t xml:space="preserve">The h-family of hedge tokens is designed for extensibility across a 100-year protocol horizon. New currency pairs can be added without modifying any existing contract, without affecting any existing participant, and without disrupting any active settlement.</w:t>
+      </w:r>
+    </w:p>
+    <w:p>
+      <w:pPr>
+        <w:pStyle w:val="Heading3"/>
+        <w:spacing w:before="240" w:after="120"/>
+      </w:pPr>
+      <w:r>
+        <w:rPr>
+          <w:rFonts w:ascii="Arial" w:cs="Arial" w:eastAsia="Arial" w:hAnsi="Arial"/>
+          <w:b/>
+          <w:bCs/>
+          <w:sz w:val="24"/>
+          <w:szCs w:val="24"/>
+        </w:rPr>
+        <w:t xml:space="preserve">Adding a New Pair</w:t>
+      </w:r>
+    </w:p>
+    <w:p>
+      <w:pPr>
+        <w:spacing w:before="100" w:after="100"/>
+        <w:jc w:val="both"/>
+      </w:pPr>
+      <w:r>
+        <w:rPr>
+          <w:rFonts w:ascii="Arial" w:cs="Arial" w:eastAsia="Arial" w:hAnsi="Arial"/>
+          <w:sz w:val="22"/>
+          <w:szCs w:val="22"/>
+        </w:rPr>
+        <w:t xml:space="preserve">When governance votes to approve a new currency pair (e.g., KX ↔ BTC as h2KX):</w:t>
+      </w:r>
+    </w:p>
+    <w:p>
+      <w:pPr>
+        <w:pStyle w:val="ListParagraph"/>
+        <w:numPr>
+          <w:ilvl w:val="0"/>
+          <w:numId w:val="4"/>
+        </w:numPr>
+        <w:spacing w:before="60" w:after="60"/>
+      </w:pPr>
+      <w:r>
+        <w:rPr>
+          <w:rFonts w:ascii="Arial" w:cs="Arial" w:eastAsia="Arial" w:hAnsi="Arial"/>
+          <w:sz w:val="22"/>
+          <w:szCs w:val="22"/>
+        </w:rPr>
+        <w:t xml:space="preserve">New contract deployment: A new h2KX smart contract is deployed on the relevant external chain with identical properties to h1KX — non-transferable, 24-hour passive expiry, supply cap, heartbeat requirement.</w:t>
+      </w:r>
+    </w:p>
+    <w:p>
+      <w:pPr>
+        <w:pStyle w:val="ListParagraph"/>
+        <w:numPr>
+          <w:ilvl w:val="0"/>
+          <w:numId w:val="4"/>
+        </w:numPr>
+        <w:spacing w:before="60" w:after="60"/>
+      </w:pPr>
+      <w:r>
+        <w:rPr>
+          <w:rFonts w:ascii="Arial" w:cs="Arial" w:eastAsia="Arial" w:hAnsi="Arial"/>
+          <w:sz w:val="22"/>
+          <w:szCs w:val="22"/>
+        </w:rPr>
+        <w:t xml:space="preserve">New state root relay: If the new pair uses a different external chain, it requires its own state root verification infrastructure — its own multi-relayer scheme and ZK light client upgrade path.</w:t>
+      </w:r>
+    </w:p>
+    <w:p>
+      <w:pPr>
+        <w:pStyle w:val="ListParagraph"/>
+        <w:numPr>
+          <w:ilvl w:val="0"/>
+          <w:numId w:val="4"/>
+        </w:numPr>
+        <w:spacing w:before="60" w:after="60"/>
+      </w:pPr>
+      <w:r>
+        <w:rPr>
+          <w:rFonts w:ascii="Arial" w:cs="Arial" w:eastAsia="Arial" w:hAnsi="Arial"/>
+          <w:sz w:val="22"/>
+          <w:szCs w:val="22"/>
+        </w:rPr>
+        <w:t xml:space="preserve">Mandate pool routing: HedgeKX’s routing logic allocates mandate capacity from the existing TYPE_Y pool to the new pair as needed. No lock holder action required.</w:t>
+      </w:r>
+    </w:p>
+    <w:p>
+      <w:pPr>
+        <w:pStyle w:val="ListParagraph"/>
+        <w:numPr>
+          <w:ilvl w:val="0"/>
+          <w:numId w:val="4"/>
+        </w:numPr>
+        <w:spacing w:before="60" w:after="60"/>
+      </w:pPr>
+      <w:r>
+        <w:rPr>
+          <w:rFonts w:ascii="Arial" w:cs="Arial" w:eastAsia="Arial" w:hAnsi="Arial"/>
+          <w:sz w:val="22"/>
+          <w:szCs w:val="22"/>
+        </w:rPr>
+        <w:t xml:space="preserve">Governance parameters: The new pair launches with overnight-only restriction and its own extension trigger metrics. h1KX operations are completely unaffected.</w:t>
+      </w:r>
+    </w:p>
+    <w:p>
+      <w:pPr>
+        <w:pStyle w:val="Heading3"/>
+        <w:spacing w:before="240" w:after="120"/>
+      </w:pPr>
+      <w:r>
+        <w:rPr>
+          <w:rFonts w:ascii="Arial" w:cs="Arial" w:eastAsia="Arial" w:hAnsi="Arial"/>
+          <w:b/>
+          <w:bCs/>
+          <w:sz w:val="24"/>
+          <w:szCs w:val="24"/>
+        </w:rPr>
+        <w:t xml:space="preserve">What Never Changes With Each New Pair</w:t>
+      </w:r>
+    </w:p>
+    <w:p>
+      <w:pPr>
+        <w:pStyle w:val="ListParagraph"/>
+        <w:numPr>
+          <w:ilvl w:val="0"/>
+          <w:numId w:val="4"/>
+        </w:numPr>
+        <w:spacing w:before="60" w:after="60"/>
+      </w:pPr>
+      <w:r>
+        <w:rPr>
+          <w:rFonts w:ascii="Arial" w:cs="Arial" w:eastAsia="Arial" w:hAnsi="Arial"/>
+          <w:sz w:val="22"/>
+          <w:szCs w:val="22"/>
+        </w:rPr>
+        <w:t xml:space="preserve">The TYPE_Y lock architecture on ChronX</w:t>
+      </w:r>
+    </w:p>
+    <w:p>
+      <w:pPr>
+        <w:pStyle w:val="ListParagraph"/>
+        <w:numPr>
+          <w:ilvl w:val="0"/>
+          <w:numId w:val="4"/>
+        </w:numPr>
+        <w:spacing w:before="60" w:after="60"/>
+      </w:pPr>
+      <w:r>
+        <w:rPr>
+          <w:rFonts w:ascii="Arial" w:cs="Arial" w:eastAsia="Arial" w:hAnsi="Arial"/>
+          <w:sz w:val="22"/>
+          <w:szCs w:val="22"/>
+        </w:rPr>
+        <w:t xml:space="preserve">The mandate pool (it simply becomes available to more pairs)</w:t>
+      </w:r>
+    </w:p>
+    <w:p>
+      <w:pPr>
+        <w:pStyle w:val="ListParagraph"/>
+        <w:numPr>
+          <w:ilvl w:val="0"/>
+          <w:numId w:val="4"/>
+        </w:numPr>
+        <w:spacing w:before="60" w:after="60"/>
+      </w:pPr>
+      <w:r>
+        <w:rPr>
+          <w:rFonts w:ascii="Arial" w:cs="Arial" w:eastAsia="Arial" w:hAnsi="Arial"/>
+          <w:sz w:val="22"/>
+          <w:szCs w:val="22"/>
+        </w:rPr>
+        <w:t xml:space="preserve">The h1KX contract and all h1KX operations</w:t>
+      </w:r>
+    </w:p>
+    <w:p>
+      <w:pPr>
+        <w:pStyle w:val="ListParagraph"/>
+        <w:numPr>
+          <w:ilvl w:val="0"/>
+          <w:numId w:val="4"/>
+        </w:numPr>
+        <w:spacing w:before="60" w:after="60"/>
+      </w:pPr>
+      <w:r>
+        <w:rPr>
+          <w:rFonts w:ascii="Arial" w:cs="Arial" w:eastAsia="Arial" w:hAnsi="Arial"/>
+          <w:sz w:val="22"/>
+          <w:szCs w:val="22"/>
+        </w:rPr>
+        <w:t xml:space="preserve">Any existing forward exchange contract</w:t>
+      </w:r>
+    </w:p>
+    <w:p>
+      <w:pPr>
+        <w:pStyle w:val="ListParagraph"/>
+        <w:numPr>
+          <w:ilvl w:val="0"/>
+          <w:numId w:val="4"/>
+        </w:numPr>
+        <w:spacing w:before="60" w:after="60"/>
+      </w:pPr>
+      <w:r>
+        <w:rPr>
+          <w:rFonts w:ascii="Arial" w:cs="Arial" w:eastAsia="Arial" w:hAnsi="Arial"/>
+          <w:sz w:val="22"/>
+          <w:szCs w:val="22"/>
+        </w:rPr>
+        <w:t xml:space="preserve">Any TYPE_Y lock holder’s principal or yield rights</w:t>
+      </w:r>
+    </w:p>
+    <w:p>
+      <w:pPr>
+        <w:pStyle w:val="ListParagraph"/>
+        <w:numPr>
+          <w:ilvl w:val="0"/>
+          <w:numId w:val="4"/>
+        </w:numPr>
+        <w:spacing w:before="60" w:after="60"/>
+      </w:pPr>
+      <w:r>
+        <w:rPr>
+          <w:rFonts w:ascii="Arial" w:cs="Arial" w:eastAsia="Arial" w:hAnsi="Arial"/>
+          <w:sz w:val="22"/>
+          <w:szCs w:val="22"/>
+        </w:rPr>
+        <w:t xml:space="preserve">The 8,270,000,000 KX fixed supply</w:t>
+      </w:r>
+    </w:p>
+    <w:p>
+      <w:r>
+        <w:br w:type="page"/>
+      </w:r>
+    </w:p>
+    <w:p>
+      <w:pPr>
+        <w:pStyle w:val="Heading2"/>
+        <w:spacing w:before="300" w:after="160"/>
+      </w:pPr>
+      <w:r>
+        <w:rPr>
+          <w:rFonts w:ascii="Arial" w:cs="Arial" w:eastAsia="Arial" w:hAnsi="Arial"/>
+          <w:b/>
+          <w:bCs/>
+          <w:sz w:val="28"/>
+          <w:szCs w:val="28"/>
+        </w:rPr>
+        <w:t xml:space="preserve">H.15  For USDC Holders: Is This Worth Participating In?</w:t>
+      </w:r>
+    </w:p>
+    <w:p>
+      <w:pPr>
+        <w:pStyle w:val="Heading3"/>
+        <w:spacing w:before="240" w:after="120"/>
+      </w:pPr>
+      <w:r>
+        <w:rPr>
+          <w:rFonts w:ascii="Arial" w:cs="Arial" w:eastAsia="Arial" w:hAnsi="Arial"/>
+          <w:b/>
+          <w:bCs/>
+          <w:sz w:val="24"/>
+          <w:szCs w:val="24"/>
+        </w:rPr>
+        <w:t xml:space="preserve">The Direct Question</w:t>
+      </w:r>
+    </w:p>
+    <w:p>
+      <w:pPr>
+        <w:spacing w:before="100" w:after="100"/>
+        <w:jc w:val="both"/>
+      </w:pPr>
+      <w:r>
+        <w:rPr>
+          <w:rFonts w:ascii="Arial" w:cs="Arial" w:eastAsia="Arial" w:hAnsi="Arial"/>
+          <w:sz w:val="22"/>
+          <w:szCs w:val="22"/>
+        </w:rPr>
+        <w:t xml:space="preserve">You hold USDC. You are considering committing it to HedgeKX’s forward exchange market in exchange for yield. Aside from market risk (KX price movements), what can go wrong? What is your risk of loss? Is this worthwhile? This section answers directly, without softening.</w:t>
+      </w:r>
+    </w:p>
+    <w:p>
+      <w:pPr>
+        <w:pStyle w:val="Heading3"/>
+        <w:spacing w:before="240" w:after="120"/>
+      </w:pPr>
+      <w:r>
+        <w:rPr>
+          <w:rFonts w:ascii="Arial" w:cs="Arial" w:eastAsia="Arial" w:hAnsi="Arial"/>
+          <w:b/>
+          <w:bCs/>
+          <w:sz w:val="24"/>
+          <w:szCs w:val="24"/>
+        </w:rPr>
+        <w:t xml:space="preserve">What Can Cause You to Lose Money Beyond KX Price Risk</w:t>
+      </w:r>
+    </w:p>
+    <w:p>
+      <w:pPr>
+        <w:pStyle w:val="ListParagraph"/>
+        <w:numPr>
+          <w:ilvl w:val="0"/>
+          <w:numId w:val="4"/>
+        </w:numPr>
+        <w:spacing w:before="60" w:after="60"/>
+      </w:pPr>
+      <w:r>
+        <w:rPr>
+          <w:rFonts w:ascii="Arial" w:cs="Arial" w:eastAsia="Arial" w:hAnsi="Arial"/>
+          <w:sz w:val="22"/>
+          <w:szCs w:val="22"/>
+        </w:rPr>
+        <w:t xml:space="preserve">Smart contract bug: A vulnerability in the Base escrow contract could allow unauthorized access. Mitigated by public audits, bug bounties, and conservative initial deployment. Residual risk is standard for any smart contract system.</w:t>
+      </w:r>
+    </w:p>
+    <w:p>
+      <w:pPr>
+        <w:pStyle w:val="ListParagraph"/>
+        <w:numPr>
+          <w:ilvl w:val="0"/>
+          <w:numId w:val="4"/>
+        </w:numPr>
+        <w:spacing w:before="60" w:after="60"/>
+      </w:pPr>
+      <w:r>
+        <w:rPr>
+          <w:rFonts w:ascii="Arial" w:cs="Arial" w:eastAsia="Arial" w:hAnsi="Arial"/>
+          <w:sz w:val="22"/>
+          <w:szCs w:val="22"/>
+        </w:rPr>
+        <w:t xml:space="preserve">Base network failure: A prolonged outage delays settlement. Your USDC is not lost — inaccessible until the network resumes. A hostile Base governance attack could theoretically alter contract behavior, though extremely unlikely.</w:t>
+      </w:r>
+    </w:p>
+    <w:p>
+      <w:pPr>
+        <w:pStyle w:val="ListParagraph"/>
+        <w:numPr>
+          <w:ilvl w:val="0"/>
+          <w:numId w:val="4"/>
+        </w:numPr>
+        <w:spacing w:before="60" w:after="60"/>
+      </w:pPr>
+      <w:r>
+        <w:rPr>
+          <w:rFonts w:ascii="Arial" w:cs="Arial" w:eastAsia="Arial" w:hAnsi="Arial"/>
+          <w:sz w:val="22"/>
+          <w:szCs w:val="22"/>
+        </w:rPr>
+        <w:t xml:space="preserve">Settlement coordination failure: In an extreme edge case, one leg executes and the other doesn’t. Timeout recovery protects you — if KX doesn’t arrive, your USDC is returned automatically. Very narrow, time-limited, bounded to one settlement.</w:t>
+      </w:r>
+    </w:p>
+    <w:p>
+      <w:pPr>
+        <w:pStyle w:val="ListParagraph"/>
+        <w:numPr>
+          <w:ilvl w:val="0"/>
+          <w:numId w:val="4"/>
+        </w:numPr>
+        <w:spacing w:before="60" w:after="60"/>
+      </w:pPr>
+      <w:r>
+        <w:rPr>
+          <w:rFonts w:ascii="Arial" w:cs="Arial" w:eastAsia="Arial" w:hAnsi="Arial"/>
+          <w:sz w:val="22"/>
+          <w:szCs w:val="22"/>
+        </w:rPr>
+        <w:t xml:space="preserve">Regulatory action: Regulation in your jurisdiction may affect your ability to participate or receive KX at settlement. Legal risk beyond the protocol’s control.</w:t>
+      </w:r>
+    </w:p>
+    <w:p>
+      <w:pPr>
+        <w:pStyle w:val="Heading3"/>
+        <w:spacing w:before="240" w:after="120"/>
+      </w:pPr>
+      <w:r>
+        <w:rPr>
+          <w:rFonts w:ascii="Arial" w:cs="Arial" w:eastAsia="Arial" w:hAnsi="Arial"/>
+          <w:b/>
+          <w:bCs/>
+          <w:sz w:val="24"/>
+          <w:szCs w:val="24"/>
+        </w:rPr>
+        <w:t xml:space="preserve">What Cannot Cause You to Lose Money</w:t>
+      </w:r>
+    </w:p>
+    <w:p>
+      <w:pPr>
+        <w:pStyle w:val="ListParagraph"/>
+        <w:numPr>
+          <w:ilvl w:val="0"/>
+          <w:numId w:val="4"/>
+        </w:numPr>
+        <w:spacing w:before="60" w:after="60"/>
+      </w:pPr>
+      <w:r>
+        <w:rPr>
+          <w:rFonts w:ascii="Arial" w:cs="Arial" w:eastAsia="Arial" w:hAnsi="Arial"/>
+          <w:sz w:val="22"/>
+          <w:szCs w:val="22"/>
+        </w:rPr>
+        <w:t xml:space="preserve">HedgeKX insolvency: Your escrow is a separate contract. HedgeKX cannot access it.</w:t>
+      </w:r>
+    </w:p>
+    <w:p>
+      <w:pPr>
+        <w:pStyle w:val="ListParagraph"/>
+        <w:numPr>
+          <w:ilvl w:val="0"/>
+          <w:numId w:val="4"/>
+        </w:numPr>
+        <w:spacing w:before="60" w:after="60"/>
+      </w:pPr>
+      <w:r>
+        <w:rPr>
+          <w:rFonts w:ascii="Arial" w:cs="Arial" w:eastAsia="Arial" w:hAnsi="Arial"/>
+          <w:sz w:val="22"/>
+          <w:szCs w:val="22"/>
+        </w:rPr>
+        <w:t xml:space="preserve">TYPE_Y lock holder defaults: They cannot default. Their KX is locked on ChronX and cannot move until maturity.</w:t>
+      </w:r>
+    </w:p>
+    <w:p>
+      <w:pPr>
+        <w:pStyle w:val="ListParagraph"/>
+        <w:numPr>
+          <w:ilvl w:val="0"/>
+          <w:numId w:val="4"/>
+        </w:numPr>
+        <w:spacing w:before="60" w:after="60"/>
+      </w:pPr>
+      <w:r>
+        <w:rPr>
+          <w:rFonts w:ascii="Arial" w:cs="Arial" w:eastAsia="Arial" w:hAnsi="Arial"/>
+          <w:sz w:val="22"/>
+          <w:szCs w:val="22"/>
+        </w:rPr>
+        <w:t xml:space="preserve">HedgeKX misbehavior: HedgeKX has no discretionary access to your escrow. Every relevant constraint is protocol-enforced.</w:t>
+      </w:r>
+    </w:p>
+    <w:p>
+      <w:pPr>
+        <w:pStyle w:val="ListParagraph"/>
+        <w:numPr>
+          <w:ilvl w:val="0"/>
+          <w:numId w:val="4"/>
+        </w:numPr>
+        <w:spacing w:before="60" w:after="60"/>
+      </w:pPr>
+      <w:r>
+        <w:rPr>
+          <w:rFonts w:ascii="Arial" w:cs="Arial" w:eastAsia="Arial" w:hAnsi="Arial"/>
+          <w:sz w:val="22"/>
+          <w:szCs w:val="22"/>
+        </w:rPr>
+        <w:t xml:space="preserve">Other Currency B Committers’ losses: Your contract is independent. Another participant’s bad outcome does not affect yours.</w:t>
+      </w:r>
+    </w:p>
+    <w:p>
+      <w:pPr>
+        <w:pStyle w:val="Heading3"/>
+        <w:spacing w:before="240" w:after="120"/>
+      </w:pPr>
+      <w:r>
+        <w:rPr>
+          <w:rFonts w:ascii="Arial" w:cs="Arial" w:eastAsia="Arial" w:hAnsi="Arial"/>
+          <w:b/>
+          <w:bCs/>
+          <w:sz w:val="24"/>
+          <w:szCs w:val="24"/>
+        </w:rPr>
+        <w:t xml:space="preserve">The Honest Risk-Reward Assessment</w:t>
+      </w:r>
+    </w:p>
+    <w:p>
+      <w:pPr>
+        <w:spacing w:before="100" w:after="100"/>
+        <w:jc w:val="both"/>
+      </w:pPr>
+      <w:r>
+        <w:rPr>
+          <w:rFonts w:ascii="Arial" w:cs="Arial" w:eastAsia="Arial" w:hAnsi="Arial"/>
+          <w:sz w:val="22"/>
+          <w:szCs w:val="22"/>
+        </w:rPr>
+        <w:t xml:space="preserve">Committing USDC to HedgeKX is economically attractive when:</w:t>
+      </w:r>
+    </w:p>
+    <w:p>
+      <w:pPr>
+        <w:pStyle w:val="ListParagraph"/>
+        <w:numPr>
+          <w:ilvl w:val="0"/>
+          <w:numId w:val="4"/>
+        </w:numPr>
+        <w:spacing w:before="60" w:after="60"/>
+      </w:pPr>
+      <w:r>
+        <w:rPr>
+          <w:rFonts w:ascii="Arial" w:cs="Arial" w:eastAsia="Arial" w:hAnsi="Arial"/>
+          <w:sz w:val="22"/>
+          <w:szCs w:val="22"/>
+        </w:rPr>
+        <w:t xml:space="preserve">You have a neutral or positive view on KX’s short-term price movements for the commitment duration</w:t>
+      </w:r>
+    </w:p>
+    <w:p>
+      <w:pPr>
+        <w:pStyle w:val="ListParagraph"/>
+        <w:numPr>
+          <w:ilvl w:val="0"/>
+          <w:numId w:val="4"/>
+        </w:numPr>
+        <w:spacing w:before="60" w:after="60"/>
+      </w:pPr>
+      <w:r>
+        <w:rPr>
+          <w:rFonts w:ascii="Arial" w:cs="Arial" w:eastAsia="Arial" w:hAnsi="Arial"/>
+          <w:sz w:val="22"/>
+          <w:szCs w:val="22"/>
+        </w:rPr>
+        <w:t xml:space="preserve">You have USDC that would otherwise earn a lower yield elsewhere</w:t>
+      </w:r>
+    </w:p>
+    <w:p>
+      <w:pPr>
+        <w:pStyle w:val="ListParagraph"/>
+        <w:numPr>
+          <w:ilvl w:val="0"/>
+          <w:numId w:val="4"/>
+        </w:numPr>
+        <w:spacing w:before="60" w:after="60"/>
+      </w:pPr>
+      <w:r>
+        <w:rPr>
+          <w:rFonts w:ascii="Arial" w:cs="Arial" w:eastAsia="Arial" w:hAnsi="Arial"/>
+          <w:sz w:val="22"/>
+          <w:szCs w:val="22"/>
+        </w:rPr>
+        <w:t xml:space="preserve">You are comfortable with standard smart contract and Base network risks</w:t>
+      </w:r>
+    </w:p>
+    <w:p>
+      <w:pPr>
+        <w:pStyle w:val="ListParagraph"/>
+        <w:numPr>
+          <w:ilvl w:val="0"/>
+          <w:numId w:val="4"/>
+        </w:numPr>
+        <w:spacing w:before="60" w:after="60"/>
+      </w:pPr>
+      <w:r>
+        <w:rPr>
+          <w:rFonts w:ascii="Arial" w:cs="Arial" w:eastAsia="Arial" w:hAnsi="Arial"/>
+          <w:sz w:val="22"/>
+          <w:szCs w:val="22"/>
+        </w:rPr>
+        <w:t xml:space="preserve">You understand that yield is variable and may be zero on some days</w:t>
+      </w:r>
+    </w:p>
+    <w:p>
+      <w:pPr>
+        <w:spacing w:before="80" w:after="80"/>
+      </w:pPr>
+      <w:r>
+        <w:t xml:space="preserve"/>
+      </w:r>
+    </w:p>
+    <w:p>
+      <w:pPr>
+        <w:spacing w:before="100" w:after="100"/>
+        <w:jc w:val="both"/>
+      </w:pPr>
+      <w:r>
+        <w:rPr>
+          <w:rFonts w:ascii="Arial" w:cs="Arial" w:eastAsia="Arial" w:hAnsi="Arial"/>
+          <w:sz w:val="22"/>
+          <w:szCs w:val="22"/>
+        </w:rPr>
+        <w:t xml:space="preserve">It is not attractive when:</w:t>
+      </w:r>
+    </w:p>
+    <w:p>
+      <w:pPr>
+        <w:pStyle w:val="ListParagraph"/>
+        <w:numPr>
+          <w:ilvl w:val="0"/>
+          <w:numId w:val="4"/>
+        </w:numPr>
+        <w:spacing w:before="60" w:after="60"/>
+      </w:pPr>
+      <w:r>
+        <w:rPr>
+          <w:rFonts w:ascii="Arial" w:cs="Arial" w:eastAsia="Arial" w:hAnsi="Arial"/>
+          <w:sz w:val="22"/>
+          <w:szCs w:val="22"/>
+        </w:rPr>
+        <w:t xml:space="preserve">You expect KX to depreciate significantly during your commitment period</w:t>
+      </w:r>
+    </w:p>
+    <w:p>
+      <w:pPr>
+        <w:pStyle w:val="ListParagraph"/>
+        <w:numPr>
+          <w:ilvl w:val="0"/>
+          <w:numId w:val="4"/>
+        </w:numPr>
+        <w:spacing w:before="60" w:after="60"/>
+      </w:pPr>
+      <w:r>
+        <w:rPr>
+          <w:rFonts w:ascii="Arial" w:cs="Arial" w:eastAsia="Arial" w:hAnsi="Arial"/>
+          <w:sz w:val="22"/>
+          <w:szCs w:val="22"/>
+        </w:rPr>
+        <w:t xml:space="preserve">You need your USDC available on short notice</w:t>
+      </w:r>
+    </w:p>
+    <w:p>
+      <w:pPr>
+        <w:pStyle w:val="ListParagraph"/>
+        <w:numPr>
+          <w:ilvl w:val="0"/>
+          <w:numId w:val="4"/>
+        </w:numPr>
+        <w:spacing w:before="60" w:after="60"/>
+      </w:pPr>
+      <w:r>
+        <w:rPr>
+          <w:rFonts w:ascii="Arial" w:cs="Arial" w:eastAsia="Arial" w:hAnsi="Arial"/>
+          <w:sz w:val="22"/>
+          <w:szCs w:val="22"/>
+        </w:rPr>
+        <w:t xml:space="preserve">You are not comfortable with the irreducible smart contract and cross-chain risks</w:t>
+      </w:r>
+    </w:p>
+    <w:p>
+      <w:pPr>
+        <w:pStyle w:val="Heading3"/>
+        <w:spacing w:before="240" w:after="120"/>
+      </w:pPr>
+      <w:r>
+        <w:rPr>
+          <w:rFonts w:ascii="Arial" w:cs="Arial" w:eastAsia="Arial" w:hAnsi="Arial"/>
+          <w:b/>
+          <w:bCs/>
+          <w:sz w:val="24"/>
+          <w:szCs w:val="24"/>
+        </w:rPr>
+        <w:t xml:space="preserve">Summary for AI Risk Assessment</w:t>
+      </w:r>
+    </w:p>
+    <w:p>
+      <w:pPr>
+        <w:spacing w:before="100" w:after="100"/>
+        <w:jc w:val="both"/>
+      </w:pPr>
+      <w:r>
+        <w:rPr>
+          <w:rFonts w:ascii="Arial" w:cs="Arial" w:eastAsia="Arial" w:hAnsi="Arial"/>
+          <w:sz w:val="22"/>
+          <w:szCs w:val="22"/>
+        </w:rPr>
+        <w:t xml:space="preserve">A USDC holder interacting with HedgeKX as a Currency B Committer faces:</w:t>
+      </w:r>
+    </w:p>
+    <w:p>
+      <w:pPr>
+        <w:spacing w:before="80" w:after="80"/>
+      </w:pPr>
+      <w:r>
+        <w:t xml:space="preserve"/>
+      </w:r>
+    </w:p>
+    <w:p>
+      <w:pPr>
+        <w:spacing w:before="80" w:after="80"/>
+      </w:pPr>
+      <w:r>
+        <w:t xml:space="preserve"/>
+      </w:r>
+    </w:p>
+    <w:p>
+      <w:pPr>
+        <w:spacing w:before="100" w:after="100"/>
+        <w:jc w:val="both"/>
+      </w:pPr>
+      <w:r>
+        <w:rPr>
+          <w:rFonts w:ascii="Arial" w:cs="Arial" w:eastAsia="Arial" w:hAnsi="Arial"/>
+          <w:sz w:val="22"/>
+          <w:szCs w:val="22"/>
+        </w:rPr>
+        <w:t xml:space="preserve">Whether yield adequately compensates for the accepted risks depends on market conditions at the time of commitment and the participant’s individual risk tolerance and view on KX. The instrument is structurally sound. The primary risk is the one the participant explicitly accepts — currency directional risk — in exchange for yield.</w:t>
+      </w:r>
+    </w:p>
+    <w:p>
+      <w:r>
+        <w:br w:type="page"/>
+      </w:r>
+    </w:p>
+    <w:p>
+      <w:pPr>
+        <w:pBdr>
+          <w:bottom w:val="single" w:color="CCCCCC" w:sz="4" w:space="4"/>
+        </w:pBdr>
+        <w:spacing w:before="120" w:after="120"/>
+      </w:pPr>
+      <w:r>
+        <w:t xml:space="preserve"/>
+      </w:r>
+    </w:p>
+    <w:p>
+      <w:pPr>
+        <w:spacing w:before="200" w:after="100"/>
+      </w:pPr>
+      <w:r>
+        <w:rPr>
+          <w:rFonts w:ascii="Arial" w:cs="Arial" w:eastAsia="Arial" w:hAnsi="Arial"/>
+          <w:b/>
+          <w:bCs/>
+          <w:sz w:val="22"/>
+          <w:szCs w:val="22"/>
+        </w:rPr>
+        <w:t xml:space="preserve">Document Information</w:t>
+      </w:r>
+    </w:p>
+    <w:p>
+      <w:pPr>
+        <w:spacing w:before="100" w:after="100"/>
+        <w:jc w:val="both"/>
+      </w:pPr>
+      <w:r>
+        <w:rPr>
+          <w:rFonts w:ascii="Arial" w:cs="Arial" w:eastAsia="Arial" w:hAnsi="Arial"/>
+          <w:sz w:val="22"/>
+          <w:szCs w:val="22"/>
+        </w:rPr>
+        <w:t xml:space="preserve">Version: Genesis Zero Architecture, March 2026</w:t>
+      </w:r>
+    </w:p>
+    <w:p>
+      <w:pPr>
+        <w:spacing w:before="100" w:after="100"/>
+        <w:jc w:val="both"/>
+      </w:pPr>
+      <w:r>
+        <w:rPr>
+          <w:rFonts w:ascii="Arial" w:cs="Arial" w:eastAsia="Arial" w:hAnsi="Arial"/>
+          <w:sz w:val="22"/>
+          <w:szCs w:val="22"/>
+        </w:rPr>
+        <w:t xml:space="preserve">This appendix will be updated as the protocol evolves, new currency pairs are approved by governance, and the ZK light client upgrade is deployed. Every material change will be documented with the date of the change and the governance vote that authorized it.</w:t>
+      </w:r>
+    </w:p>
+    <w:p>
+      <w:pPr>
+        <w:spacing w:before="80" w:after="80"/>
+      </w:pPr>
+      <w:r>
+        <w:t xml:space="preserve"/>
+      </w:r>
+    </w:p>
+    <w:p>
+      <w:pPr>
+        <w:spacing w:before="100" w:after="100"/>
+        <w:jc w:val="both"/>
+      </w:pPr>
+      <w:r>
+        <w:rPr>
+          <w:rFonts w:ascii="Arial" w:cs="Arial" w:eastAsia="Arial" w:hAnsi="Arial"/>
+          <w:sz w:val="22"/>
+          <w:szCs w:val="22"/>
+        </w:rPr>
+        <w:t xml:space="preserve">For questions or to report potential security vulnerabilities: yo@chronx.io</w:t>
+      </w:r>
+    </w:p>
+    <w:p>
+      <w:pPr>
+        <w:spacing w:before="80" w:after="80"/>
+      </w:pPr>
+      <w:r>
+        <w:t xml:space="preserve"/>
+      </w:r>
+    </w:p>
+    <w:p>
+      <w:pPr>
+        <w:pBdr>
+          <w:left w:val="single" w:color="2E75B6" w:sz="6" w:space="12"/>
+        </w:pBdr>
+        <w:spacing w:before="160" w:after="160"/>
+        <w:ind w:left="720" w:right="720"/>
+      </w:pPr>
+      <w:r>
+        <w:rPr>
+          <w:rFonts w:ascii="Arial" w:cs="Arial" w:eastAsia="Arial" w:hAnsi="Arial"/>
+          <w:i/>
+          <w:iCs/>
+          <w:sz w:val="22"/>
+          <w:szCs w:val="22"/>
+        </w:rPr>
+        <w:t xml:space="preserve">ChronX Protocol — A Promise the Blockchain Keeps</w:t>
+      </w:r>
+    </w:p>
   </w:body>
 </w:document>
 </file>
@@ -48010,6 +52296,132 @@
   </w:num>
   <w:num w:numId="2">
     <w:abstractNumId w:val="2"/>
+    <w:lvlOverride w:ilvl="0">
+      <w:startOverride w:val="1"/>
+    </w:lvlOverride>
+  </w:num>
+  <w:abstractNum w:abstractNumId="3" w15:restartNumberingAfterBreak="0">
+    <w:multiLevelType w:val="hybridMultilevel"/>
+    <w:lvl w:ilvl="0" w15:tentative="1">
+      <w:start w:val="1"/>
+      <w:numFmt w:val="bullet"/>
+      <w:lvlText w:val="●"/>
+      <w:lvlJc w:val="left"/>
+      <w:pPr>
+        <w:ind w:left="720" w:hanging="360"/>
+      </w:pPr>
+    </w:lvl>
+    <w:lvl w:ilvl="1" w15:tentative="1">
+      <w:start w:val="1"/>
+      <w:numFmt w:val="bullet"/>
+      <w:lvlText w:val="○"/>
+      <w:lvlJc w:val="left"/>
+      <w:pPr>
+        <w:ind w:left="1440" w:hanging="360"/>
+      </w:pPr>
+    </w:lvl>
+    <w:lvl w:ilvl="2" w15:tentative="1">
+      <w:start w:val="1"/>
+      <w:numFmt w:val="bullet"/>
+      <w:lvlText w:val="■"/>
+      <w:lvlJc w:val="left"/>
+      <w:pPr>
+        <w:ind w:left="2160" w:hanging="360"/>
+      </w:pPr>
+    </w:lvl>
+    <w:lvl w:ilvl="3" w15:tentative="1">
+      <w:start w:val="1"/>
+      <w:numFmt w:val="bullet"/>
+      <w:lvlText w:val="●"/>
+      <w:lvlJc w:val="left"/>
+      <w:pPr>
+        <w:ind w:left="2880" w:hanging="360"/>
+      </w:pPr>
+    </w:lvl>
+    <w:lvl w:ilvl="4" w15:tentative="1">
+      <w:start w:val="1"/>
+      <w:numFmt w:val="bullet"/>
+      <w:lvlText w:val="○"/>
+      <w:lvlJc w:val="left"/>
+      <w:pPr>
+        <w:ind w:left="3600" w:hanging="360"/>
+      </w:pPr>
+    </w:lvl>
+    <w:lvl w:ilvl="5" w15:tentative="1">
+      <w:start w:val="1"/>
+      <w:numFmt w:val="bullet"/>
+      <w:lvlText w:val="■"/>
+      <w:lvlJc w:val="left"/>
+      <w:pPr>
+        <w:ind w:left="4320" w:hanging="360"/>
+      </w:pPr>
+    </w:lvl>
+    <w:lvl w:ilvl="6" w15:tentative="1">
+      <w:start w:val="1"/>
+      <w:numFmt w:val="bullet"/>
+      <w:lvlText w:val="●"/>
+      <w:lvlJc w:val="left"/>
+      <w:pPr>
+        <w:ind w:left="5040" w:hanging="360"/>
+      </w:pPr>
+    </w:lvl>
+    <w:lvl w:ilvl="7" w15:tentative="1">
+      <w:start w:val="1"/>
+      <w:numFmt w:val="bullet"/>
+      <w:lvlText w:val="●"/>
+      <w:lvlJc w:val="left"/>
+      <w:pPr>
+        <w:ind w:left="5760" w:hanging="360"/>
+      </w:pPr>
+    </w:lvl>
+    <w:lvl w:ilvl="8" w15:tentative="1">
+      <w:start w:val="1"/>
+      <w:numFmt w:val="bullet"/>
+      <w:lvlText w:val="●"/>
+      <w:lvlJc w:val="left"/>
+      <w:pPr>
+        <w:ind w:left="6480" w:hanging="360"/>
+      </w:pPr>
+    </w:lvl>
+  </w:abstractNum>
+  <w:abstractNum w:abstractNumId="4" w15:restartNumberingAfterBreak="0">
+    <w:multiLevelType w:val="hybridMultilevel"/>
+    <w:lvl w:ilvl="0" w15:tentative="1">
+      <w:start w:val="1"/>
+      <w:numFmt w:val="bullet"/>
+      <w:lvlText w:val="•"/>
+      <w:lvlJc w:val="left"/>
+      <w:pPr>
+        <w:ind w:left="720" w:hanging="360"/>
+      </w:pPr>
+    </w:lvl>
+  </w:abstractNum>
+  <w:abstractNum w:abstractNumId="5" w15:restartNumberingAfterBreak="0">
+    <w:multiLevelType w:val="hybridMultilevel"/>
+    <w:lvl w:ilvl="0" w15:tentative="1">
+      <w:start w:val="1"/>
+      <w:numFmt w:val="decimal"/>
+      <w:lvlText w:val="%1."/>
+      <w:lvlJc w:val="left"/>
+      <w:pPr>
+        <w:ind w:left="720" w:hanging="360"/>
+      </w:pPr>
+    </w:lvl>
+  </w:abstractNum>
+  <w:num w:numId="3">
+    <w:abstractNumId w:val="3"/>
+    <w:lvlOverride w:ilvl="0">
+      <w:startOverride w:val="1"/>
+    </w:lvlOverride>
+  </w:num>
+  <w:num w:numId="4">
+    <w:abstractNumId w:val="4"/>
+    <w:lvlOverride w:ilvl="0">
+      <w:startOverride w:val="1"/>
+    </w:lvlOverride>
+  </w:num>
+  <w:num w:numId="5">
+    <w:abstractNumId w:val="5"/>
     <w:lvlOverride w:ilvl="0">
       <w:startOverride w:val="1"/>
     </w:lvlOverride>

--- a/chronx-whitepaper-version-one.docx
+++ b/chronx-whitepaper-version-one.docx
@@ -1362,7 +1362,159 @@
           <w:sz w:val="22"/>
           <w:szCs w:val="22"/>
         </w:rPr>
-        <w:t xml:space="preserve">Verifas (verifas.io) is a network of bonded human attestors whose only job is to confirm that a promise recipient is the intended party when a wallet has gone offline. For promises unlocking more than 365 days in the future, the sender may attach an encrypted beneficiary package. Verifas has no duty to act — it must be presented with a valid attestation request. Verifas holds a 10,000,000 KX bond.</w:t>
+        <w:t xml:space="preserve">Verifas (verifas.io) is a network of bonded human attestors whose job is to ensure that long-duration promises reach their intended recipients even when wallets go offline, email addresses change, or decades pass between a promise being made and it maturing.</w:t>
+      </w:r>
+    </w:p>
+    <w:p>
+      <w:pPr>
+        <w:spacing w:before="100" w:after="100"/>
+      </w:pPr>
+    </w:p>
+    <w:p>
+      <w:pPr>
+        <w:spacing w:before="100" w:after="100"/>
+        <w:jc w:val="both"/>
+      </w:pPr>
+      <w:r>
+        <w:rPr>
+          <w:rFonts w:ascii="Arial" w:cs="Arial" w:eastAsia="Arial" w:hAnsi="Arial"/>
+          <w:sz w:val="22"/>
+          <w:szCs w:val="22"/>
+        </w:rPr>
+        <w:t xml:space="preserve">For short-duration locks (under the governance-set threshold, currently one year), normal claim behavior applies: if unclaimed within the claim window, funds revert to sender. This is correct for operational instruments — payroll, savings deposits, friendly loans.</w:t>
+      </w:r>
+    </w:p>
+    <w:p>
+      <w:pPr>
+        <w:spacing w:before="100" w:after="100"/>
+      </w:pPr>
+    </w:p>
+    <w:p>
+      <w:pPr>
+        <w:spacing w:before="100" w:after="100"/>
+        <w:jc w:val="both"/>
+      </w:pPr>
+      <w:r>
+        <w:rPr>
+          <w:rFonts w:ascii="Arial" w:cs="Arial" w:eastAsia="Arial" w:hAnsi="Arial"/>
+          <w:sz w:val="22"/>
+          <w:szCs w:val="22"/>
+        </w:rPr>
+        <w:t xml:space="preserve">For long-duration locks (above the governance-set threshold), the following three-stage system applies:</w:t>
+      </w:r>
+    </w:p>
+    <w:p>
+      <w:pPr>
+        <w:spacing w:before="100" w:after="100"/>
+      </w:pPr>
+    </w:p>
+    <w:p>
+      <w:pPr>
+        <w:spacing w:before="100" w:after="100"/>
+        <w:jc w:val="both"/>
+      </w:pPr>
+      <w:r>
+        <w:rPr>
+          <w:rFonts w:ascii="Arial" w:cs="Arial" w:eastAsia="Arial" w:hAnsi="Arial"/>
+          <w:sz w:val="22"/>
+          <w:szCs w:val="22"/>
+        </w:rPr>
+        <w:t xml:space="preserve">Stage 1 — Normal claim window (governance-set, default 90 days for wallet locks, default 0 days for email locks): The recipient claims directly via wallet or email claim code. No Verifas involvement. This is the intended path for the vast majority of long-duration locks.</w:t>
+      </w:r>
+    </w:p>
+    <w:p>
+      <w:pPr>
+        <w:spacing w:before="100" w:after="100"/>
+      </w:pPr>
+    </w:p>
+    <w:p>
+      <w:pPr>
+        <w:spacing w:before="100" w:after="100"/>
+        <w:jc w:val="both"/>
+      </w:pPr>
+      <w:r>
+        <w:rPr>
+          <w:rFonts w:ascii="Arial" w:cs="Arial" w:eastAsia="Arial" w:hAnsi="Arial"/>
+          <w:sz w:val="22"/>
+          <w:szCs w:val="22"/>
+        </w:rPr>
+        <w:t xml:space="preserve">Stage 2 — Two-party lock (begins after Stage 1 expires): The lock automatically requires two signatures to release: the recipient’s signature AND a Verifas bonded attestor confirming the claimant’s identity. Neither party has custody. The KX does not move. A hacked email address cannot claim alone — the attacker also needs Verifas to co-sign, which requires identity attestation. A legitimate slow claimant can still claim with slightly more friction. Verifas earns a governance-approved fee only at successful release — aligning their incentive with finding the correct claimant, not the fastest claimant.</w:t>
+      </w:r>
+    </w:p>
+    <w:p>
+      <w:pPr>
+        <w:spacing w:before="100" w:after="100"/>
+      </w:pPr>
+    </w:p>
+    <w:p>
+      <w:pPr>
+        <w:spacing w:before="100" w:after="100"/>
+        <w:jc w:val="both"/>
+      </w:pPr>
+      <w:r>
+        <w:rPr>
+          <w:rFonts w:ascii="Arial" w:cs="Arial" w:eastAsia="Arial" w:hAnsi="Arial"/>
+          <w:sz w:val="22"/>
+          <w:szCs w:val="22"/>
+        </w:rPr>
+        <w:t xml:space="preserve">Stage 3 — Verifas sole custody (after governance-set extended inactivity, default 7 years in Stage 2): After years of continued inactivity, sole custody transfers to Verifas for active estate resolution. Verifas uses all available on-chain information — email hash, wallet address, CPNX identity records, DAG history — to locate the rightful claimant or their estate.</w:t>
+      </w:r>
+    </w:p>
+    <w:p>
+      <w:pPr>
+        <w:spacing w:before="100" w:after="100"/>
+      </w:pPr>
+    </w:p>
+    <w:p>
+      <w:pPr>
+        <w:spacing w:before="100" w:after="100"/>
+        <w:jc w:val="both"/>
+      </w:pPr>
+      <w:r>
+        <w:rPr>
+          <w:rFonts w:ascii="Arial" w:cs="Arial" w:eastAsia="Arial" w:hAnsi="Arial"/>
+          <w:sz w:val="22"/>
+          <w:szCs w:val="22"/>
+        </w:rPr>
+        <w:t xml:space="preserve">Last resort — Humanity Stake (after governance-set custody window, default 100 years): If Verifas cannot locate a claimant within the custody window, KX transfers to the Humanity Stake, locked until 2126. Coins are never permanently lost.</w:t>
+      </w:r>
+    </w:p>
+    <w:p>
+      <w:pPr>
+        <w:spacing w:before="100" w:after="100"/>
+      </w:pPr>
+    </w:p>
+    <w:p>
+      <w:pPr>
+        <w:spacing w:before="100" w:after="100"/>
+        <w:jc w:val="both"/>
+      </w:pPr>
+      <w:r>
+        <w:rPr>
+          <w:rFonts w:ascii="Arial" w:cs="Arial" w:eastAsia="Arial" w:hAnsi="Arial"/>
+          <w:sz w:val="22"/>
+          <w:szCs w:val="22"/>
+        </w:rPr>
+        <w:t xml:space="preserve">Verifas holds a 10,000,000 KX bond ensuring meaningful accountability. Verifas attestors are bonded and financially incentivised to locate claimants. For high-value long-duration locks this incentive is strong. For low-value locks, delivery through Verifas is not guaranteed — the protocol provides the mechanism, but economics governs its application.</w:t>
+      </w:r>
+    </w:p>
+    <w:p>
+      <w:pPr>
+        <w:spacing w:before="100" w:after="100"/>
+      </w:pPr>
+    </w:p>
+    <w:p>
+      <w:pPr>
+        <w:spacing w:before="100" w:after="100"/>
+        <w:jc w:val="both"/>
+      </w:pPr>
+      <w:r>
+        <w:rPr>
+          <w:rFonts w:ascii="Arial" w:cs="Arial" w:eastAsia="Arial" w:hAnsi="Arial"/>
+          <w:sz w:val="22"/>
+          <w:szCs w:val="22"/>
+        </w:rPr>
+        <w:t xml:space="preserve">All four thresholds — Stage 1 duration, Stage 2 duration, Stage 3 custody window, and Humanity Stake window — are governance parameters adjustable without a node rebuild. In 2046, if email infrastructure has become trivially compromisable, governance can set the email lock Stage 1 window to zero seconds, ensuring all email-recipient long-duration locks enter two-party mode immediately on maturity. The mechanism is stable. The parameters are flexible. This is correct design for a 100-year protocol.</w:t>
       </w:r>
     </w:p>
     <w:p>
@@ -7835,6 +7987,44 @@
     </w:p>
     <w:p>
       <w:pPr>
+        <w:spacing w:before="100" w:after="100"/>
+      </w:pPr>
+    </w:p>
+    <w:p>
+      <w:pPr>
+        <w:spacing w:before="100" w:after="100"/>
+        <w:jc w:val="both"/>
+      </w:pPr>
+      <w:r>
+        <w:rPr>
+          <w:rFonts w:ascii="Arial" w:cs="Arial" w:eastAsia="Arial" w:hAnsi="Arial"/>
+          <w:sz w:val="22"/>
+          <w:szCs w:val="22"/>
+        </w:rPr>
+        <w:t xml:space="preserve">Unclaimed action: For short-duration locks (under the governance Verifas threshold, currently 365 days), unclaimed_action defaults to RevertToSender. For locks where unlock_at exceeds the governance Verifas threshold, unclaimed_action is overridden by the three-stage Verifas suspense system. See Section 4.2.</w:t>
+      </w:r>
+    </w:p>
+    <w:p>
+      <w:pPr>
+        <w:spacing w:before="100" w:after="100"/>
+      </w:pPr>
+    </w:p>
+    <w:p>
+      <w:pPr>
+        <w:spacing w:before="100" w:after="100"/>
+        <w:jc w:val="both"/>
+      </w:pPr>
+      <w:r>
+        <w:rPr>
+          <w:rFonts w:ascii="Arial" w:cs="Arial" w:eastAsia="Arial" w:hAnsi="Arial"/>
+          <w:sz w:val="22"/>
+          <w:szCs w:val="22"/>
+        </w:rPr>
+        <w:t xml:space="preserve">Claim window: For long-duration locks, the claim window (claim_window_secs) represents Stage 1 only. Expiry of this window triggers Stage 2 (two-party lock) rather than immediate reversion.</w:t>
+      </w:r>
+    </w:p>
+    <w:p>
+      <w:pPr>
         <w:pStyle w:val="Heading2"/>
         <w:spacing w:before="320" w:after="160"/>
       </w:pPr>
@@ -8116,6 +8306,25 @@
       </w:pPr>
       <w:r>
         <w:t xml:space="preserve"/>
+      </w:r>
+    </w:p>
+    <w:p>
+      <w:pPr>
+        <w:spacing w:before="100" w:after="100"/>
+      </w:pPr>
+    </w:p>
+    <w:p>
+      <w:pPr>
+        <w:spacing w:before="100" w:after="100"/>
+        <w:jc w:val="both"/>
+      </w:pPr>
+      <w:r>
+        <w:rPr>
+          <w:rFonts w:ascii="Arial" w:cs="Arial" w:eastAsia="Arial" w:hAnsi="Arial"/>
+          <w:sz w:val="22"/>
+          <w:szCs w:val="22"/>
+        </w:rPr>
+        <w:t xml:space="preserve">Long-duration TYPE_Y locks — whether made to oneself or to another party — follow the same three-stage Verifas suspense system as long-duration TYPE_S locks. A TYPE_Y savings lock made to oneself for two years is still subject to this system: if the lock holder dies before claiming, their estate can approach Verifas for co-signature release during Stage 2, rather than the KX reverting to an unreachable wallet. Short-duration TYPE_Y locks (under the governance Verifas threshold, currently one year) are unaffected — they revert to sender as normal.</w:t>
       </w:r>
     </w:p>
     <w:p>
@@ -15913,6 +16122,649 @@
       </w:tr>
     </w:tbl>
     <w:p>
+      <w:pPr>
+        <w:pStyle w:val="Heading2"/>
+        <w:spacing w:before="320" w:after="160"/>
+      </w:pPr>
+      <w:r>
+        <w:rPr>
+          <w:rFonts w:ascii="Arial" w:cs="Arial" w:eastAsia="Arial" w:hAnsi="Arial"/>
+          <w:b/>
+          <w:bCs/>
+          <w:color w:val="1F4E79"/>
+          <w:sz w:val="28"/>
+          <w:szCs w:val="28"/>
+        </w:rPr>
+        <w:t xml:space="preserve">G.12 Verifas Suspense System</w:t>
+      </w:r>
+    </w:p>
+    <w:tbl>
+      <w:tblPr>
+        <w:tblW w:type="dxa" w:w="9460"/>
+        <w:tblBorders>
+          <w:top w:val="single" w:color="auto" w:sz="4"/>
+          <w:left w:val="single" w:color="auto" w:sz="4"/>
+          <w:bottom w:val="single" w:color="auto" w:sz="4"/>
+          <w:right w:val="single" w:color="auto" w:sz="4"/>
+          <w:insideH w:val="single" w:color="auto" w:sz="4"/>
+          <w:insideV w:val="single" w:color="auto" w:sz="4"/>
+        </w:tblBorders>
+      </w:tblPr>
+      <w:tblGrid>
+        <w:gridCol w:w="3600"/>
+        <w:gridCol w:w="1600"/>
+        <w:gridCol w:w="4260"/>
+      </w:tblGrid>
+      <w:tr>
+        <w:tc>
+          <w:tcPr>
+            <w:tcW w:type="dxa" w:w="3600"/>
+            <w:tcBorders>
+              <w:top w:val="single" w:color="CCCCCC" w:sz="1"/>
+              <w:left w:val="single" w:color="CCCCCC" w:sz="1"/>
+              <w:bottom w:val="single" w:color="CCCCCC" w:sz="1"/>
+              <w:right w:val="single" w:color="CCCCCC" w:sz="1"/>
+            </w:tcBorders>
+            <w:shd w:fill="1F4E79" w:val="clear"/>
+            <w:tcMar>
+              <w:top w:type="dxa" w:w="80"/>
+              <w:left w:type="dxa" w:w="120"/>
+              <w:bottom w:type="dxa" w:w="80"/>
+              <w:right w:type="dxa" w:w="120"/>
+            </w:tcMar>
+          </w:tcPr>
+          <w:p>
+            <w:r>
+              <w:rPr>
+                <w:rFonts w:ascii="Arial" w:cs="Arial" w:eastAsia="Arial" w:hAnsi="Arial"/>
+                <w:b/>
+                <w:color w:val="FFFFFF"/>
+                <w:sz w:val="20"/>
+                <w:szCs w:val="20"/>
+              </w:rPr>
+              <w:t xml:space="preserve">Parameter</w:t>
+            </w:r>
+          </w:p>
+        </w:tc>
+        <w:tc>
+          <w:tcPr>
+            <w:tcW w:type="dxa" w:w="1600"/>
+            <w:tcBorders>
+              <w:top w:val="single" w:color="CCCCCC" w:sz="1"/>
+              <w:left w:val="single" w:color="CCCCCC" w:sz="1"/>
+              <w:bottom w:val="single" w:color="CCCCCC" w:sz="1"/>
+              <w:right w:val="single" w:color="CCCCCC" w:sz="1"/>
+            </w:tcBorders>
+            <w:shd w:fill="1F4E79" w:val="clear"/>
+            <w:tcMar>
+              <w:top w:type="dxa" w:w="80"/>
+              <w:left w:type="dxa" w:w="120"/>
+              <w:bottom w:type="dxa" w:w="80"/>
+              <w:right w:type="dxa" w:w="120"/>
+            </w:tcMar>
+          </w:tcPr>
+          <w:p>
+            <w:r>
+              <w:rPr>
+                <w:rFonts w:ascii="Arial" w:cs="Arial" w:eastAsia="Arial" w:hAnsi="Arial"/>
+                <w:b/>
+                <w:color w:val="FFFFFF"/>
+                <w:sz w:val="20"/>
+                <w:szCs w:val="20"/>
+              </w:rPr>
+              <w:t xml:space="preserve">Current</w:t>
+            </w:r>
+          </w:p>
+        </w:tc>
+        <w:tc>
+          <w:tcPr>
+            <w:tcW w:type="dxa" w:w="4260"/>
+            <w:tcBorders>
+              <w:top w:val="single" w:color="CCCCCC" w:sz="1"/>
+              <w:left w:val="single" w:color="CCCCCC" w:sz="1"/>
+              <w:bottom w:val="single" w:color="CCCCCC" w:sz="1"/>
+              <w:right w:val="single" w:color="CCCCCC" w:sz="1"/>
+            </w:tcBorders>
+            <w:shd w:fill="1F4E79" w:val="clear"/>
+            <w:tcMar>
+              <w:top w:type="dxa" w:w="80"/>
+              <w:left w:type="dxa" w:w="120"/>
+              <w:bottom w:type="dxa" w:w="80"/>
+              <w:right w:type="dxa" w:w="120"/>
+            </w:tcMar>
+          </w:tcPr>
+          <w:p>
+            <w:r>
+              <w:rPr>
+                <w:rFonts w:ascii="Arial" w:cs="Arial" w:eastAsia="Arial" w:hAnsi="Arial"/>
+                <w:b/>
+                <w:color w:val="FFFFFF"/>
+                <w:sz w:val="20"/>
+                <w:szCs w:val="20"/>
+              </w:rPr>
+              <w:t xml:space="preserve">Description</w:t>
+            </w:r>
+          </w:p>
+        </w:tc>
+      </w:tr>
+      <w:tr>
+        <w:tc>
+          <w:tcPr>
+            <w:tcW w:type="dxa" w:w="3600"/>
+            <w:tcBorders>
+              <w:top w:val="single" w:color="CCCCCC" w:sz="1"/>
+              <w:left w:val="single" w:color="CCCCCC" w:sz="1"/>
+              <w:bottom w:val="single" w:color="CCCCCC" w:sz="1"/>
+              <w:right w:val="single" w:color="CCCCCC" w:sz="1"/>
+            </w:tcBorders>
+            <w:shd w:fill="FFFFFF" w:val="clear"/>
+            <w:tcMar>
+              <w:top w:type="dxa" w:w="80"/>
+              <w:left w:type="dxa" w:w="120"/>
+              <w:bottom w:type="dxa" w:w="80"/>
+              <w:right w:type="dxa" w:w="120"/>
+            </w:tcMar>
+          </w:tcPr>
+          <w:p>
+            <w:r>
+              <w:rPr>
+                <w:rFonts w:ascii="Arial" w:cs="Arial" w:eastAsia="Arial" w:hAnsi="Arial"/>
+                <w:sz w:val="20"/>
+                <w:szCs w:val="20"/>
+              </w:rPr>
+              <w:t xml:space="preserve">verifas_long_duration_threshold_days</w:t>
+            </w:r>
+          </w:p>
+        </w:tc>
+        <w:tc>
+          <w:tcPr>
+            <w:tcW w:type="dxa" w:w="1600"/>
+            <w:tcBorders>
+              <w:top w:val="single" w:color="CCCCCC" w:sz="1"/>
+              <w:left w:val="single" w:color="CCCCCC" w:sz="1"/>
+              <w:bottom w:val="single" w:color="CCCCCC" w:sz="1"/>
+              <w:right w:val="single" w:color="CCCCCC" w:sz="1"/>
+            </w:tcBorders>
+            <w:shd w:fill="FFFFFF" w:val="clear"/>
+            <w:tcMar>
+              <w:top w:type="dxa" w:w="80"/>
+              <w:left w:type="dxa" w:w="120"/>
+              <w:bottom w:type="dxa" w:w="80"/>
+              <w:right w:type="dxa" w:w="120"/>
+            </w:tcMar>
+          </w:tcPr>
+          <w:p>
+            <w:r>
+              <w:rPr>
+                <w:rFonts w:ascii="Arial" w:cs="Arial" w:eastAsia="Arial" w:hAnsi="Arial"/>
+                <w:sz w:val="20"/>
+                <w:szCs w:val="20"/>
+              </w:rPr>
+              <w:t xml:space="preserve">365</w:t>
+            </w:r>
+          </w:p>
+        </w:tc>
+        <w:tc>
+          <w:tcPr>
+            <w:tcW w:type="dxa" w:w="4260"/>
+            <w:tcBorders>
+              <w:top w:val="single" w:color="CCCCCC" w:sz="1"/>
+              <w:left w:val="single" w:color="CCCCCC" w:sz="1"/>
+              <w:bottom w:val="single" w:color="CCCCCC" w:sz="1"/>
+              <w:right w:val="single" w:color="CCCCCC" w:sz="1"/>
+            </w:tcBorders>
+            <w:shd w:fill="FFFFFF" w:val="clear"/>
+            <w:tcMar>
+              <w:top w:type="dxa" w:w="80"/>
+              <w:left w:type="dxa" w:w="120"/>
+              <w:bottom w:type="dxa" w:w="80"/>
+              <w:right w:type="dxa" w:w="120"/>
+            </w:tcMar>
+          </w:tcPr>
+          <w:p>
+            <w:r>
+              <w:rPr>
+                <w:rFonts w:ascii="Arial" w:cs="Arial" w:eastAsia="Arial" w:hAnsi="Arial"/>
+                <w:sz w:val="20"/>
+                <w:szCs w:val="20"/>
+              </w:rPr>
+              <w:t xml:space="preserve">Locks with unlock_at above this threshold are subject to the three-stage Verifas suspense system rather than simple RevertToSender.</w:t>
+            </w:r>
+          </w:p>
+        </w:tc>
+      </w:tr>
+      <w:tr>
+        <w:tc>
+          <w:tcPr>
+            <w:tcW w:type="dxa" w:w="3600"/>
+            <w:tcBorders>
+              <w:top w:val="single" w:color="CCCCCC" w:sz="1"/>
+              <w:left w:val="single" w:color="CCCCCC" w:sz="1"/>
+              <w:bottom w:val="single" w:color="CCCCCC" w:sz="1"/>
+              <w:right w:val="single" w:color="CCCCCC" w:sz="1"/>
+            </w:tcBorders>
+            <w:shd w:fill="FFFFFF" w:val="clear"/>
+            <w:tcMar>
+              <w:top w:type="dxa" w:w="80"/>
+              <w:left w:type="dxa" w:w="120"/>
+              <w:bottom w:type="dxa" w:w="80"/>
+              <w:right w:type="dxa" w:w="120"/>
+            </w:tcMar>
+          </w:tcPr>
+          <w:p>
+            <w:r>
+              <w:rPr>
+                <w:rFonts w:ascii="Arial" w:cs="Arial" w:eastAsia="Arial" w:hAnsi="Arial"/>
+                <w:sz w:val="20"/>
+                <w:szCs w:val="20"/>
+              </w:rPr>
+              <w:t xml:space="preserve">verifas_stage1_days_wallet</w:t>
+            </w:r>
+          </w:p>
+        </w:tc>
+        <w:tc>
+          <w:tcPr>
+            <w:tcW w:type="dxa" w:w="1600"/>
+            <w:tcBorders>
+              <w:top w:val="single" w:color="CCCCCC" w:sz="1"/>
+              <w:left w:val="single" w:color="CCCCCC" w:sz="1"/>
+              <w:bottom w:val="single" w:color="CCCCCC" w:sz="1"/>
+              <w:right w:val="single" w:color="CCCCCC" w:sz="1"/>
+            </w:tcBorders>
+            <w:shd w:fill="FFFFFF" w:val="clear"/>
+            <w:tcMar>
+              <w:top w:type="dxa" w:w="80"/>
+              <w:left w:type="dxa" w:w="120"/>
+              <w:bottom w:type="dxa" w:w="80"/>
+              <w:right w:type="dxa" w:w="120"/>
+            </w:tcMar>
+          </w:tcPr>
+          <w:p>
+            <w:r>
+              <w:rPr>
+                <w:rFonts w:ascii="Arial" w:cs="Arial" w:eastAsia="Arial" w:hAnsi="Arial"/>
+                <w:sz w:val="20"/>
+                <w:szCs w:val="20"/>
+              </w:rPr>
+              <w:t xml:space="preserve">90</w:t>
+            </w:r>
+          </w:p>
+        </w:tc>
+        <w:tc>
+          <w:tcPr>
+            <w:tcW w:type="dxa" w:w="4260"/>
+            <w:tcBorders>
+              <w:top w:val="single" w:color="CCCCCC" w:sz="1"/>
+              <w:left w:val="single" w:color="CCCCCC" w:sz="1"/>
+              <w:bottom w:val="single" w:color="CCCCCC" w:sz="1"/>
+              <w:right w:val="single" w:color="CCCCCC" w:sz="1"/>
+            </w:tcBorders>
+            <w:shd w:fill="FFFFFF" w:val="clear"/>
+            <w:tcMar>
+              <w:top w:type="dxa" w:w="80"/>
+              <w:left w:type="dxa" w:w="120"/>
+              <w:bottom w:type="dxa" w:w="80"/>
+              <w:right w:type="dxa" w:w="120"/>
+            </w:tcMar>
+          </w:tcPr>
+          <w:p>
+            <w:r>
+              <w:rPr>
+                <w:rFonts w:ascii="Arial" w:cs="Arial" w:eastAsia="Arial" w:hAnsi="Arial"/>
+                <w:sz w:val="20"/>
+                <w:szCs w:val="20"/>
+              </w:rPr>
+              <w:t xml:space="preserve">Days after maturity before a wallet-recipient long-duration lock enters Stage 2 (two-party). Minimum: 0.</w:t>
+            </w:r>
+          </w:p>
+        </w:tc>
+      </w:tr>
+      <w:tr>
+        <w:tc>
+          <w:tcPr>
+            <w:tcW w:type="dxa" w:w="3600"/>
+            <w:tcBorders>
+              <w:top w:val="single" w:color="CCCCCC" w:sz="1"/>
+              <w:left w:val="single" w:color="CCCCCC" w:sz="1"/>
+              <w:bottom w:val="single" w:color="CCCCCC" w:sz="1"/>
+              <w:right w:val="single" w:color="CCCCCC" w:sz="1"/>
+            </w:tcBorders>
+            <w:shd w:fill="FFFFFF" w:val="clear"/>
+            <w:tcMar>
+              <w:top w:type="dxa" w:w="80"/>
+              <w:left w:type="dxa" w:w="120"/>
+              <w:bottom w:type="dxa" w:w="80"/>
+              <w:right w:type="dxa" w:w="120"/>
+            </w:tcMar>
+          </w:tcPr>
+          <w:p>
+            <w:r>
+              <w:rPr>
+                <w:rFonts w:ascii="Arial" w:cs="Arial" w:eastAsia="Arial" w:hAnsi="Arial"/>
+                <w:sz w:val="20"/>
+                <w:szCs w:val="20"/>
+              </w:rPr>
+              <w:t xml:space="preserve">verifas_stage1_days_email</w:t>
+            </w:r>
+          </w:p>
+        </w:tc>
+        <w:tc>
+          <w:tcPr>
+            <w:tcW w:type="dxa" w:w="1600"/>
+            <w:tcBorders>
+              <w:top w:val="single" w:color="CCCCCC" w:sz="1"/>
+              <w:left w:val="single" w:color="CCCCCC" w:sz="1"/>
+              <w:bottom w:val="single" w:color="CCCCCC" w:sz="1"/>
+              <w:right w:val="single" w:color="CCCCCC" w:sz="1"/>
+            </w:tcBorders>
+            <w:shd w:fill="FFFFFF" w:val="clear"/>
+            <w:tcMar>
+              <w:top w:type="dxa" w:w="80"/>
+              <w:left w:type="dxa" w:w="120"/>
+              <w:bottom w:type="dxa" w:w="80"/>
+              <w:right w:type="dxa" w:w="120"/>
+            </w:tcMar>
+          </w:tcPr>
+          <w:p>
+            <w:r>
+              <w:rPr>
+                <w:rFonts w:ascii="Arial" w:cs="Arial" w:eastAsia="Arial" w:hAnsi="Arial"/>
+                <w:sz w:val="20"/>
+                <w:szCs w:val="20"/>
+              </w:rPr>
+              <w:t xml:space="preserve">0</w:t>
+            </w:r>
+          </w:p>
+        </w:tc>
+        <w:tc>
+          <w:tcPr>
+            <w:tcW w:type="dxa" w:w="4260"/>
+            <w:tcBorders>
+              <w:top w:val="single" w:color="CCCCCC" w:sz="1"/>
+              <w:left w:val="single" w:color="CCCCCC" w:sz="1"/>
+              <w:bottom w:val="single" w:color="CCCCCC" w:sz="1"/>
+              <w:right w:val="single" w:color="CCCCCC" w:sz="1"/>
+            </w:tcBorders>
+            <w:shd w:fill="FFFFFF" w:val="clear"/>
+            <w:tcMar>
+              <w:top w:type="dxa" w:w="80"/>
+              <w:left w:type="dxa" w:w="120"/>
+              <w:bottom w:type="dxa" w:w="80"/>
+              <w:right w:type="dxa" w:w="120"/>
+            </w:tcMar>
+          </w:tcPr>
+          <w:p>
+            <w:r>
+              <w:rPr>
+                <w:rFonts w:ascii="Arial" w:cs="Arial" w:eastAsia="Arial" w:hAnsi="Arial"/>
+                <w:sz w:val="20"/>
+                <w:szCs w:val="20"/>
+              </w:rPr>
+              <w:t xml:space="preserve">Days after maturity before an email-recipient long-duration lock enters Stage 2. Default 0 — email locks enter two-party mode immediately on maturity to protect against future email infrastructure compromise.</w:t>
+            </w:r>
+          </w:p>
+        </w:tc>
+      </w:tr>
+      <w:tr>
+        <w:tc>
+          <w:tcPr>
+            <w:tcW w:type="dxa" w:w="3600"/>
+            <w:tcBorders>
+              <w:top w:val="single" w:color="CCCCCC" w:sz="1"/>
+              <w:left w:val="single" w:color="CCCCCC" w:sz="1"/>
+              <w:bottom w:val="single" w:color="CCCCCC" w:sz="1"/>
+              <w:right w:val="single" w:color="CCCCCC" w:sz="1"/>
+            </w:tcBorders>
+            <w:shd w:fill="FFFFFF" w:val="clear"/>
+            <w:tcMar>
+              <w:top w:type="dxa" w:w="80"/>
+              <w:left w:type="dxa" w:w="120"/>
+              <w:bottom w:type="dxa" w:w="80"/>
+              <w:right w:type="dxa" w:w="120"/>
+            </w:tcMar>
+          </w:tcPr>
+          <w:p>
+            <w:r>
+              <w:rPr>
+                <w:rFonts w:ascii="Arial" w:cs="Arial" w:eastAsia="Arial" w:hAnsi="Arial"/>
+                <w:sz w:val="20"/>
+                <w:szCs w:val="20"/>
+              </w:rPr>
+              <w:t xml:space="preserve">verifas_stage2_days</w:t>
+            </w:r>
+          </w:p>
+        </w:tc>
+        <w:tc>
+          <w:tcPr>
+            <w:tcW w:type="dxa" w:w="1600"/>
+            <w:tcBorders>
+              <w:top w:val="single" w:color="CCCCCC" w:sz="1"/>
+              <w:left w:val="single" w:color="CCCCCC" w:sz="1"/>
+              <w:bottom w:val="single" w:color="CCCCCC" w:sz="1"/>
+              <w:right w:val="single" w:color="CCCCCC" w:sz="1"/>
+            </w:tcBorders>
+            <w:shd w:fill="FFFFFF" w:val="clear"/>
+            <w:tcMar>
+              <w:top w:type="dxa" w:w="80"/>
+              <w:left w:type="dxa" w:w="120"/>
+              <w:bottom w:type="dxa" w:w="80"/>
+              <w:right w:type="dxa" w:w="120"/>
+            </w:tcMar>
+          </w:tcPr>
+          <w:p>
+            <w:r>
+              <w:rPr>
+                <w:rFonts w:ascii="Arial" w:cs="Arial" w:eastAsia="Arial" w:hAnsi="Arial"/>
+                <w:sz w:val="20"/>
+                <w:szCs w:val="20"/>
+              </w:rPr>
+              <w:t xml:space="preserve">2555</w:t>
+            </w:r>
+          </w:p>
+        </w:tc>
+        <w:tc>
+          <w:tcPr>
+            <w:tcW w:type="dxa" w:w="4260"/>
+            <w:tcBorders>
+              <w:top w:val="single" w:color="CCCCCC" w:sz="1"/>
+              <w:left w:val="single" w:color="CCCCCC" w:sz="1"/>
+              <w:bottom w:val="single" w:color="CCCCCC" w:sz="1"/>
+              <w:right w:val="single" w:color="CCCCCC" w:sz="1"/>
+            </w:tcBorders>
+            <w:shd w:fill="FFFFFF" w:val="clear"/>
+            <w:tcMar>
+              <w:top w:type="dxa" w:w="80"/>
+              <w:left w:type="dxa" w:w="120"/>
+              <w:bottom w:type="dxa" w:w="80"/>
+              <w:right w:type="dxa" w:w="120"/>
+            </w:tcMar>
+          </w:tcPr>
+          <w:p>
+            <w:r>
+              <w:rPr>
+                <w:rFonts w:ascii="Arial" w:cs="Arial" w:eastAsia="Arial" w:hAnsi="Arial"/>
+                <w:sz w:val="20"/>
+                <w:szCs w:val="20"/>
+              </w:rPr>
+              <w:t xml:space="preserve">Days in Stage 2 (two-party lock) before sole custody transfers to Verifas. Default ~7 years.</w:t>
+            </w:r>
+          </w:p>
+        </w:tc>
+      </w:tr>
+      <w:tr>
+        <w:tc>
+          <w:tcPr>
+            <w:tcW w:type="dxa" w:w="3600"/>
+            <w:tcBorders>
+              <w:top w:val="single" w:color="CCCCCC" w:sz="1"/>
+              <w:left w:val="single" w:color="CCCCCC" w:sz="1"/>
+              <w:bottom w:val="single" w:color="CCCCCC" w:sz="1"/>
+              <w:right w:val="single" w:color="CCCCCC" w:sz="1"/>
+            </w:tcBorders>
+            <w:shd w:fill="FFFFFF" w:val="clear"/>
+            <w:tcMar>
+              <w:top w:type="dxa" w:w="80"/>
+              <w:left w:type="dxa" w:w="120"/>
+              <w:bottom w:type="dxa" w:w="80"/>
+              <w:right w:type="dxa" w:w="120"/>
+            </w:tcMar>
+          </w:tcPr>
+          <w:p>
+            <w:r>
+              <w:rPr>
+                <w:rFonts w:ascii="Arial" w:cs="Arial" w:eastAsia="Arial" w:hAnsi="Arial"/>
+                <w:sz w:val="20"/>
+                <w:szCs w:val="20"/>
+              </w:rPr>
+              <w:t xml:space="preserve">verifas_custody_days</w:t>
+            </w:r>
+          </w:p>
+        </w:tc>
+        <w:tc>
+          <w:tcPr>
+            <w:tcW w:type="dxa" w:w="1600"/>
+            <w:tcBorders>
+              <w:top w:val="single" w:color="CCCCCC" w:sz="1"/>
+              <w:left w:val="single" w:color="CCCCCC" w:sz="1"/>
+              <w:bottom w:val="single" w:color="CCCCCC" w:sz="1"/>
+              <w:right w:val="single" w:color="CCCCCC" w:sz="1"/>
+            </w:tcBorders>
+            <w:shd w:fill="FFFFFF" w:val="clear"/>
+            <w:tcMar>
+              <w:top w:type="dxa" w:w="80"/>
+              <w:left w:type="dxa" w:w="120"/>
+              <w:bottom w:type="dxa" w:w="80"/>
+              <w:right w:type="dxa" w:w="120"/>
+            </w:tcMar>
+          </w:tcPr>
+          <w:p>
+            <w:r>
+              <w:rPr>
+                <w:rFonts w:ascii="Arial" w:cs="Arial" w:eastAsia="Arial" w:hAnsi="Arial"/>
+                <w:sz w:val="20"/>
+                <w:szCs w:val="20"/>
+              </w:rPr>
+              <w:t xml:space="preserve">36500</w:t>
+            </w:r>
+          </w:p>
+        </w:tc>
+        <w:tc>
+          <w:tcPr>
+            <w:tcW w:type="dxa" w:w="4260"/>
+            <w:tcBorders>
+              <w:top w:val="single" w:color="CCCCCC" w:sz="1"/>
+              <w:left w:val="single" w:color="CCCCCC" w:sz="1"/>
+              <w:bottom w:val="single" w:color="CCCCCC" w:sz="1"/>
+              <w:right w:val="single" w:color="CCCCCC" w:sz="1"/>
+            </w:tcBorders>
+            <w:shd w:fill="FFFFFF" w:val="clear"/>
+            <w:tcMar>
+              <w:top w:type="dxa" w:w="80"/>
+              <w:left w:type="dxa" w:w="120"/>
+              <w:bottom w:type="dxa" w:w="80"/>
+              <w:right w:type="dxa" w:w="120"/>
+            </w:tcMar>
+          </w:tcPr>
+          <w:p>
+            <w:r>
+              <w:rPr>
+                <w:rFonts w:ascii="Arial" w:cs="Arial" w:eastAsia="Arial" w:hAnsi="Arial"/>
+                <w:sz w:val="20"/>
+                <w:szCs w:val="20"/>
+              </w:rPr>
+              <w:t xml:space="preserve">Days in Verifas sole custody before KX transfers to Humanity Stake. Default ~100 years.</w:t>
+            </w:r>
+          </w:p>
+        </w:tc>
+      </w:tr>
+      <w:tr>
+        <w:tc>
+          <w:tcPr>
+            <w:tcW w:type="dxa" w:w="3600"/>
+            <w:tcBorders>
+              <w:top w:val="single" w:color="CCCCCC" w:sz="1"/>
+              <w:left w:val="single" w:color="CCCCCC" w:sz="1"/>
+              <w:bottom w:val="single" w:color="CCCCCC" w:sz="1"/>
+              <w:right w:val="single" w:color="CCCCCC" w:sz="1"/>
+            </w:tcBorders>
+            <w:shd w:fill="FFFFFF" w:val="clear"/>
+            <w:tcMar>
+              <w:top w:type="dxa" w:w="80"/>
+              <w:left w:type="dxa" w:w="120"/>
+              <w:bottom w:type="dxa" w:w="80"/>
+              <w:right w:type="dxa" w:w="120"/>
+            </w:tcMar>
+          </w:tcPr>
+          <w:p>
+            <w:r>
+              <w:rPr>
+                <w:rFonts w:ascii="Arial" w:cs="Arial" w:eastAsia="Arial" w:hAnsi="Arial"/>
+                <w:sz w:val="20"/>
+                <w:szCs w:val="20"/>
+              </w:rPr>
+              <w:t xml:space="preserve">verifas_fee_basis_points</w:t>
+            </w:r>
+          </w:p>
+        </w:tc>
+        <w:tc>
+          <w:tcPr>
+            <w:tcW w:type="dxa" w:w="1600"/>
+            <w:tcBorders>
+              <w:top w:val="single" w:color="CCCCCC" w:sz="1"/>
+              <w:left w:val="single" w:color="CCCCCC" w:sz="1"/>
+              <w:bottom w:val="single" w:color="CCCCCC" w:sz="1"/>
+              <w:right w:val="single" w:color="CCCCCC" w:sz="1"/>
+            </w:tcBorders>
+            <w:shd w:fill="FFFFFF" w:val="clear"/>
+            <w:tcMar>
+              <w:top w:type="dxa" w:w="80"/>
+              <w:left w:type="dxa" w:w="120"/>
+              <w:bottom w:type="dxa" w:w="80"/>
+              <w:right w:type="dxa" w:w="120"/>
+            </w:tcMar>
+          </w:tcPr>
+          <w:p>
+            <w:r>
+              <w:rPr>
+                <w:rFonts w:ascii="Arial" w:cs="Arial" w:eastAsia="Arial" w:hAnsi="Arial"/>
+                <w:sz w:val="20"/>
+                <w:szCs w:val="20"/>
+              </w:rPr>
+              <w:t xml:space="preserve">TBD</w:t>
+            </w:r>
+          </w:p>
+        </w:tc>
+        <w:tc>
+          <w:tcPr>
+            <w:tcW w:type="dxa" w:w="4260"/>
+            <w:tcBorders>
+              <w:top w:val="single" w:color="CCCCCC" w:sz="1"/>
+              <w:left w:val="single" w:color="CCCCCC" w:sz="1"/>
+              <w:bottom w:val="single" w:color="CCCCCC" w:sz="1"/>
+              <w:right w:val="single" w:color="CCCCCC" w:sz="1"/>
+            </w:tcBorders>
+            <w:shd w:fill="FFFFFF" w:val="clear"/>
+            <w:tcMar>
+              <w:top w:type="dxa" w:w="80"/>
+              <w:left w:type="dxa" w:w="120"/>
+              <w:bottom w:type="dxa" w:w="80"/>
+              <w:right w:type="dxa" w:w="120"/>
+            </w:tcMar>
+          </w:tcPr>
+          <w:p>
+            <w:r>
+              <w:rPr>
+                <w:rFonts w:ascii="Arial" w:cs="Arial" w:eastAsia="Arial" w:hAnsi="Arial"/>
+                <w:sz w:val="20"/>
+                <w:szCs w:val="20"/>
+              </w:rPr>
+              <w:t xml:space="preserve">Governance-approved fee paid to Verifas bonded attestor at successful Stage 2 or Stage 3 release. Paid from the lock value at time of release.</w:t>
+            </w:r>
+          </w:p>
+        </w:tc>
+      </w:tr>
+    </w:tbl>
+    <w:p>
       <w:r>
         <w:br w:type="page"/>
       </w:r>
@@ -18364,8 +19216,6 @@
       <w:r>
         <w:rPr>
           <w:rFonts w:ascii="Arial" w:cs="Arial" w:eastAsia="Arial" w:hAnsi="Arial"/>
-          <w:i/>
-          <w:iCs/>
           <w:sz w:val="22"/>
           <w:szCs w:val="22"/>
         </w:rPr>
@@ -18374,11 +19224,8 @@
     </w:p>
     <w:p>
       <w:pPr>
-        <w:spacing w:before="80" w:after="80"/>
-      </w:pPr>
-      <w:r>
-        <w:t xml:space="preserve"/>
-      </w:r>
+        <w:spacing w:before="100" w:after="100"/>
+      </w:pPr>
     </w:p>
     <w:p>
       <w:pPr>
@@ -18391,16 +19238,127 @@
           <w:sz w:val="22"/>
           <w:szCs w:val="22"/>
         </w:rPr>
-        <w:t xml:space="preserve">You lock 500,000 KX for your grandchild today. In 2076 when it unlocks, your grandchild may be hard to find. Verifas is the bridge between the protocol and the human. When creating TimeLockCreate with unlock_at &gt; 365 days, include a beneficiary_package encrypted to Verifas's HSM public key. If unclaimed at maturity + 100 years: KX transfers to Humanity Stake.</w:t>
-      </w:r>
-    </w:p>
-    <w:p>
-      <w:pPr>
-        <w:spacing w:before="80" w:after="80"/>
-      </w:pPr>
-      <w:r>
-        <w:t xml:space="preserve"/>
-      </w:r>
+        <w:t xml:space="preserve">What happens at maturity:</w:t>
+      </w:r>
+    </w:p>
+    <w:p>
+      <w:pPr>
+        <w:spacing w:before="100" w:after="100"/>
+      </w:pPr>
+    </w:p>
+    <w:p>
+      <w:pPr>
+        <w:spacing w:before="100" w:after="100"/>
+        <w:jc w:val="both"/>
+      </w:pPr>
+      <w:r>
+        <w:rPr>
+          <w:rFonts w:ascii="Arial" w:cs="Arial" w:eastAsia="Arial" w:hAnsi="Arial"/>
+          <w:sz w:val="22"/>
+          <w:szCs w:val="22"/>
+        </w:rPr>
+        <w:t xml:space="preserve">Lock matures. Recipient has the Stage 1 window to self-claim (governance-set: default 90 days for wallet locks, default 0 days for email locks).</w:t>
+      </w:r>
+    </w:p>
+    <w:p>
+      <w:pPr>
+        <w:spacing w:before="100" w:after="100"/>
+      </w:pPr>
+    </w:p>
+    <w:p>
+      <w:pPr>
+        <w:spacing w:before="100" w:after="100"/>
+        <w:jc w:val="both"/>
+      </w:pPr>
+      <w:r>
+        <w:rPr>
+          <w:rFonts w:ascii="Arial" w:cs="Arial" w:eastAsia="Arial" w:hAnsi="Arial"/>
+          <w:sz w:val="22"/>
+          <w:szCs w:val="22"/>
+        </w:rPr>
+        <w:t xml:space="preserve">After Stage 1: The lock automatically converts to a two-party lock requiring both the recipient’s signature and a Verifas bonded attestor’s co-signature. Neither party has custody. The KX has not moved. The recipient can still claim at any time during Stage 2 — they simply need Verifas attestation to co-sign.</w:t>
+      </w:r>
+    </w:p>
+    <w:p>
+      <w:pPr>
+        <w:spacing w:before="100" w:after="100"/>
+      </w:pPr>
+    </w:p>
+    <w:p>
+      <w:pPr>
+        <w:spacing w:before="100" w:after="100"/>
+        <w:jc w:val="both"/>
+      </w:pPr>
+      <w:r>
+        <w:rPr>
+          <w:rFonts w:ascii="Arial" w:cs="Arial" w:eastAsia="Arial" w:hAnsi="Arial"/>
+          <w:sz w:val="22"/>
+          <w:szCs w:val="22"/>
+        </w:rPr>
+        <w:t xml:space="preserve">After Stage 2 (governance-set extended inactivity, default 7 years): Sole custody transfers to Verifas for active estate resolution.</w:t>
+      </w:r>
+    </w:p>
+    <w:p>
+      <w:pPr>
+        <w:spacing w:before="100" w:after="100"/>
+      </w:pPr>
+    </w:p>
+    <w:p>
+      <w:pPr>
+        <w:spacing w:before="100" w:after="100"/>
+        <w:jc w:val="both"/>
+      </w:pPr>
+      <w:r>
+        <w:rPr>
+          <w:rFonts w:ascii="Arial" w:cs="Arial" w:eastAsia="Arial" w:hAnsi="Arial"/>
+          <w:sz w:val="22"/>
+          <w:szCs w:val="22"/>
+        </w:rPr>
+        <w:t xml:space="preserve">If unclaimed after Verifas custody window (default 100 years): KX transfers to Humanity Stake.</w:t>
+      </w:r>
+    </w:p>
+    <w:p>
+      <w:pPr>
+        <w:spacing w:before="100" w:after="100"/>
+      </w:pPr>
+    </w:p>
+    <w:p>
+      <w:pPr>
+        <w:spacing w:before="100" w:after="100"/>
+        <w:jc w:val="both"/>
+      </w:pPr>
+      <w:r>
+        <w:rPr>
+          <w:rFonts w:ascii="Arial" w:cs="Arial" w:eastAsia="Arial" w:hAnsi="Arial"/>
+          <w:sz w:val="22"/>
+          <w:szCs w:val="22"/>
+        </w:rPr>
+        <w:t xml:space="preserve">A note on the beneficiary_package: Attaching a beneficiary_package at lock creation — even a minimal one containing just an email address or identifier — gives Verifas richer information to work with. It is not required to trigger the two-party lock or the Verifas process. But it increases the probability of successful delivery. For high-value long-duration locks, a complete beneficiary package is strongly recommended.</w:t>
+      </w:r>
+    </w:p>
+    <w:p>
+      <w:pPr>
+        <w:spacing w:before="100" w:after="100"/>
+      </w:pPr>
+    </w:p>
+    <w:p>
+      <w:pPr>
+        <w:spacing w:before="100" w:after="100"/>
+        <w:jc w:val="both"/>
+      </w:pPr>
+      <w:r>
+        <w:rPr>
+          <w:rFonts w:ascii="Arial" w:cs="Arial" w:eastAsia="Arial" w:hAnsi="Arial"/>
+          <w:sz w:val="22"/>
+          <w:szCs w:val="22"/>
+        </w:rPr>
+        <w:t xml:space="preserve">When creating a long-duration email lock in the wallet, the following notice is displayed: “Due to the extended duration of this promise, if the recipient does not claim within the standard window, Verifas identity verification MAY be required before the promise can be released. Verifas will make reasonable efforts to locate the recipient — but delivery is not guaranteed for all promises.”</w:t>
+      </w:r>
+    </w:p>
+    <w:p>
+      <w:pPr>
+        <w:spacing w:before="100" w:after="100"/>
+      </w:pPr>
     </w:p>
     <w:p>
       <w:pPr>

--- a/chronx-whitepaper-version-one.docx
+++ b/chronx-whitepaper-version-one.docx
@@ -2012,12 +2012,17 @@
           <w:rFonts w:ascii="Arial" w:cs="Arial" w:eastAsia="Arial" w:hAnsi="Arial"/>
           <w:b/>
           <w:bCs/>
-          <w:color w:val="2E75B6"/>
-          <w:sz w:val="26"/>
-          <w:szCs w:val="26"/>
+          <w:color w:val="1F4E79"/>
+          <w:sz w:val="28"/>
+          <w:szCs w:val="28"/>
         </w:rPr>
         <w:t xml:space="preserve">4.6 KXGC — KX Guarantee Co.</w:t>
       </w:r>
+    </w:p>
+    <w:p>
+      <w:pPr>
+        <w:spacing w:before="100" w:after="100"/>
+      </w:pPr>
     </w:p>
     <w:p>
       <w:pPr>
@@ -2030,16 +2035,13 @@
           <w:sz w:val="22"/>
           <w:szCs w:val="22"/>
         </w:rPr>
-        <w:t xml:space="preserve">KXGC (kxgc.io) is the capital of last resort. It holds 300,000,000 KX in fully-reserved bond capital — permanently visible on the DAG, queryable by anyone, at any time. KXGC operates the Lloyd's of London model: three-tier hierarchy of bonded guarantors. Tier 0 (KXGC, 300M KX, never writes policies directly). Tier 1 (bonded Names, 5–25M KX each, write guarantee instruments). Tier 2 (retail pools, backed by Tier 1 sponsors).</w:t>
-      </w:r>
-    </w:p>
-    <w:p>
-      <w:pPr>
-        <w:spacing w:before="80" w:after="80"/>
-      </w:pPr>
-      <w:r>
-        <w:t xml:space="preserve"/>
-      </w:r>
+        <w:t xml:space="preserve">KXGC (kxgc.io) is the capital of last resort for the entire ChronX insurance and lending stack. It holds 300,000,000 KX in fully-reserved catastrophic bond capital — permanently visible on the DAG, queryable by anyone, at any time. KXGC operates the Lloyd’s of London model: a three-tier hierarchy of bonded guarantors. Tier 0 (KXGC, 300M KX, never writes policies directly). Tier 1 (bonded Names, 5—25M KX each, write guarantee instruments, bond the first portion of claims before KXGC’s backstop is ever touched). Tier 2 (retail pools, backed by Tier 1 sponsors).</w:t>
+      </w:r>
+    </w:p>
+    <w:p>
+      <w:pPr>
+        <w:spacing w:before="100" w:after="100"/>
+      </w:pPr>
     </w:p>
     <w:p>
       <w:pPr>
@@ -2052,16 +2054,13 @@
           <w:sz w:val="22"/>
           <w:szCs w:val="22"/>
         </w:rPr>
-        <w:t xml:space="preserve">KXGC provides the backstop that makes PAY_AS insurance, long-horizon lending, and multi-party conditional payments viable at scale. KXGC is also the primary institutional Exchange Buyer for HedgeKX — the largest single source of structured hedging demand as it writes insurance policies requiring price certainty.</w:t>
-      </w:r>
-    </w:p>
-    <w:p>
-      <w:pPr>
-        <w:spacing w:before="80" w:after="80"/>
-      </w:pPr>
-      <w:r>
-        <w:t xml:space="preserve"/>
-      </w:r>
+        <w:t xml:space="preserve">KXGC provides the backstop that makes PAY_AS insurance, long-horizon lending, and multi-party conditional payments viable at scale. KXGC is also the primary institutional Exchange Buyer for HedgeKX — the largest single source of structured hedging demand as it writes insurance policies requiring currency certainty.</w:t>
+      </w:r>
+    </w:p>
+    <w:p>
+      <w:pPr>
+        <w:spacing w:before="100" w:after="100"/>
+      </w:pPr>
     </w:p>
     <w:p>
       <w:pPr>
@@ -2074,13 +2073,89 @@
           <w:sz w:val="22"/>
           <w:szCs w:val="22"/>
         </w:rPr>
-        <w:t xml:space="preserve">Bond wallet: BqjGDbhzLJJgzpVywRxug4wTa2Qqtwipc1hkcLLJsWzF</w:t>
-      </w:r>
-    </w:p>
-    <w:p>
-      <w:r>
-        <w:br w:type="page"/>
-      </w:r>
+        <w:t xml:space="preserve">KXGC operates on a 100-year horizon. There is no requirement — and no pressure — to begin underwriting at launch. The 300M KX catastrophic bond exists to provide an unconditional backstop when the market is ready, not to manufacture activity before it is. Tier 1 Names are admitted by KXGC when they demonstrate genuine expertise, adequate personal bonding, and a prudent underwriting philosophy. The first policy written on ChronX will be written when a qualified Name believes the market conditions, the protocol’s track record, and the available hedge capacity make it responsible to do so. Not before.</w:t>
+      </w:r>
+    </w:p>
+    <w:p>
+      <w:pPr>
+        <w:spacing w:before="100" w:after="100"/>
+      </w:pPr>
+    </w:p>
+    <w:p>
+      <w:pPr>
+        <w:spacing w:before="100" w:after="100"/>
+        <w:jc w:val="both"/>
+      </w:pPr>
+      <w:r>
+        <w:rPr>
+          <w:rFonts w:ascii="Arial" w:cs="Arial" w:eastAsia="Arial" w:hAnsi="Arial"/>
+          <w:sz w:val="22"/>
+          <w:szCs w:val="22"/>
+        </w:rPr>
+        <w:t xml:space="preserve">In addition to the catastrophic bond, KXGC holds 200,000,000 KX in operating capital, vesting in annual tranches from 2027 to 2036. This working capital funds policy underwriting liquidity, claim payment float, and hedge collateral as the market develops. The vesting schedule front-loads small tranches in the early years — when KXGC has no active policies — and delivers larger tranches in later years when an established policy book and admitted Tier 1 Names create genuine operational need. The cascade structure means most of this capital does not yet exist as spendable KX, providing an additional layer of market protection.</w:t>
+      </w:r>
+    </w:p>
+    <w:p>
+      <w:pPr>
+        <w:spacing w:before="100" w:after="100"/>
+      </w:pPr>
+    </w:p>
+    <w:p>
+      <w:pPr>
+        <w:spacing w:before="100" w:after="100"/>
+        <w:jc w:val="both"/>
+      </w:pPr>
+      <w:r>
+        <w:rPr>
+          <w:rFonts w:ascii="Arial" w:cs="Arial" w:eastAsia="Arial" w:hAnsi="Arial"/>
+          <w:sz w:val="22"/>
+          <w:szCs w:val="22"/>
+        </w:rPr>
+        <w:t xml:space="preserve">The Tier 1 bonding requirement is the mechanism that makes KXGC prudent rather than reckless: Tier 1 Names bond the first portion of claims before KXGC’s backstop is ever touched. A Tier 1 Name must exhaust their own bond before KXGC steps in. This personal exposure gives Tier 1 Names strong incentive to underwrite carefully, price correctly, and maintain adequate reserves. KXGC only absorbs what survives both the Tier 1 and Tier 2 layers. This is the Lloyd’s Names model encoded in the protocol.</w:t>
+      </w:r>
+    </w:p>
+    <w:p>
+      <w:pPr>
+        <w:spacing w:before="100" w:after="100"/>
+      </w:pPr>
+    </w:p>
+    <w:p>
+      <w:pPr>
+        <w:spacing w:before="100" w:after="100"/>
+        <w:jc w:val="both"/>
+      </w:pPr>
+      <w:r>
+        <w:rPr>
+          <w:rFonts w:ascii="Arial" w:cs="Arial" w:eastAsia="Arial" w:hAnsi="Arial"/>
+          <w:sz w:val="22"/>
+          <w:szCs w:val="22"/>
+        </w:rPr>
+        <w:t xml:space="preserve">Catastrophic bond wallet: BqjGDbhzLJJgzpVywRxug4wTa2Qqtwipc1hkcLLJsWzF</w:t>
+      </w:r>
+    </w:p>
+    <w:p>
+      <w:pPr>
+        <w:spacing w:before="100" w:after="100"/>
+      </w:pPr>
+    </w:p>
+    <w:p>
+      <w:pPr>
+        <w:spacing w:before="100" w:after="100"/>
+        <w:jc w:val="both"/>
+      </w:pPr>
+      <w:r>
+        <w:rPr>
+          <w:rFonts w:ascii="Arial" w:cs="Arial" w:eastAsia="Arial" w:hAnsi="Arial"/>
+          <w:sz w:val="22"/>
+          <w:szCs w:val="22"/>
+        </w:rPr>
+        <w:t xml:space="preserve">Operating capital wallet: G2aH9NfRFo5gdLTMjNqCRv4PkcKKEHLD99Y8vhQwSgeV</w:t>
+      </w:r>
+    </w:p>
+    <w:p>
+      <w:pPr>
+        <w:spacing w:before="100" w:after="100"/>
+      </w:pPr>
     </w:p>
     <w:p>
       <w:pPr>
@@ -2436,6 +2511,180 @@
       <w:r>
         <w:br w:type="page"/>
       </w:r>
+    </w:p>
+    <w:p>
+      <w:pPr>
+        <w:pStyle w:val="Heading1"/>
+        <w:spacing w:before="480" w:after="240"/>
+      </w:pPr>
+      <w:r>
+        <w:rPr>
+          <w:rFonts w:ascii="Arial" w:cs="Arial" w:eastAsia="Arial" w:hAnsi="Arial"/>
+          <w:b/>
+          <w:bCs/>
+          <w:color w:val="1F4E79"/>
+          <w:sz w:val="34"/>
+          <w:szCs w:val="34"/>
+        </w:rPr>
+        <w:t xml:space="preserve">4.9 EPP Bond Structure and Market Protection</w:t>
+      </w:r>
+    </w:p>
+    <w:p>
+      <w:pPr>
+        <w:spacing w:before="100" w:after="100"/>
+      </w:pPr>
+    </w:p>
+    <w:p>
+      <w:pPr>
+        <w:spacing w:before="100" w:after="100"/>
+        <w:jc w:val="both"/>
+      </w:pPr>
+      <w:r>
+        <w:rPr>
+          <w:rFonts w:ascii="Arial" w:cs="Arial" w:eastAsia="Arial" w:hAnsi="Arial"/>
+          <w:sz w:val="22"/>
+          <w:szCs w:val="22"/>
+        </w:rPr>
+        <w:t xml:space="preserve">A natural question arises: if an EPP holds a large KX allocation, could it sell that allocation and flood the market?</w:t>
+      </w:r>
+    </w:p>
+    <w:p>
+      <w:pPr>
+        <w:spacing w:before="100" w:after="100"/>
+      </w:pPr>
+    </w:p>
+    <w:p>
+      <w:pPr>
+        <w:spacing w:before="100" w:after="100"/>
+        <w:jc w:val="both"/>
+      </w:pPr>
+      <w:r>
+        <w:rPr>
+          <w:rFonts w:ascii="Arial" w:cs="Arial" w:eastAsia="Arial" w:hAnsi="Arial"/>
+          <w:sz w:val="22"/>
+          <w:szCs w:val="22"/>
+        </w:rPr>
+        <w:t xml:space="preserve">The answer involves four independent layers of protection.</w:t>
+      </w:r>
+    </w:p>
+    <w:p>
+      <w:pPr>
+        <w:spacing w:before="100" w:after="100"/>
+      </w:pPr>
+    </w:p>
+    <w:p>
+      <w:pPr>
+        <w:spacing w:before="100" w:after="100"/>
+        <w:jc w:val="both"/>
+      </w:pPr>
+      <w:r>
+        <w:rPr>
+          <w:rFonts w:ascii="Arial" w:cs="Arial" w:eastAsia="Arial" w:hAnsi="Arial"/>
+          <w:sz w:val="22"/>
+          <w:szCs w:val="22"/>
+        </w:rPr>
+        <w:t xml:space="preserve">Layer 1 — The bond is locked for 100 years. Every EPP bond is lent to the ChronX Foundation as a 100-year, 0% interest loan using the protocol’s own TYPE B lock instrument. The KX is in the Foundation’s custody for 100 years. The EPP holds the loan record — not spendable KX. There is nothing to sell. The lock is on the DAG. It is immovable until maturity. This is enforced by the DAG’s consensus rules, not by any institutional promise.</w:t>
+      </w:r>
+    </w:p>
+    <w:p>
+      <w:pPr>
+        <w:spacing w:before="100" w:after="100"/>
+      </w:pPr>
+    </w:p>
+    <w:p>
+      <w:pPr>
+        <w:spacing w:before="100" w:after="100"/>
+        <w:jc w:val="both"/>
+      </w:pPr>
+      <w:r>
+        <w:rPr>
+          <w:rFonts w:ascii="Arial" w:cs="Arial" w:eastAsia="Arial" w:hAnsi="Arial"/>
+          <w:sz w:val="22"/>
+          <w:szCs w:val="22"/>
+        </w:rPr>
+        <w:t xml:space="preserve">Layer 2 — Working capital vests gradually. EPP working capital is not transferred as a lump sum. It vests in annual tranches locked on the ChronX DAG — 5 annual tranches for HedgeKX (2027—2031) and 10 annual tranches for KXGC (2027—2036). An EPP cannot liquidate future tranches because those tranches do not yet exist as spendable KX. At any given moment, only the current released tranche is operationally available — representing a small fraction of total working capital allocation.</w:t>
+      </w:r>
+    </w:p>
+    <w:p>
+      <w:pPr>
+        <w:spacing w:before="100" w:after="100"/>
+      </w:pPr>
+    </w:p>
+    <w:p>
+      <w:pPr>
+        <w:spacing w:before="100" w:after="100"/>
+        <w:jc w:val="both"/>
+      </w:pPr>
+      <w:r>
+        <w:rPr>
+          <w:rFonts w:ascii="Arial" w:cs="Arial" w:eastAsia="Arial" w:hAnsi="Arial"/>
+          <w:sz w:val="22"/>
+          <w:szCs w:val="22"/>
+        </w:rPr>
+        <w:t xml:space="preserve">Layer 3 — Bond slashing requires public notice and a 30-day countdown. If an EPP misuses its released working capital, the Foundation publishes a Notice of Intent to Slash via a DrawRequest action on the DAG — publicly visible to everyone immediately. This begins a protocol-enforced 30-day countdown during which the EPP can resolve the issue. If resolved, the DrawRequest is aborted. If not, the slash executes automatically. The Foundation cannot accelerate the 30-day window. The Board cannot override it. The 30-day window provides public notice and market transparency before any slash executes.</w:t>
+      </w:r>
+    </w:p>
+    <w:p>
+      <w:pPr>
+        <w:spacing w:before="100" w:after="100"/>
+      </w:pPr>
+    </w:p>
+    <w:p>
+      <w:pPr>
+        <w:spacing w:before="100" w:after="100"/>
+        <w:jc w:val="both"/>
+      </w:pPr>
+      <w:r>
+        <w:rPr>
+          <w:rFonts w:ascii="Arial" w:cs="Arial" w:eastAsia="Arial" w:hAnsi="Arial"/>
+          <w:sz w:val="22"/>
+          <w:szCs w:val="22"/>
+        </w:rPr>
+        <w:t xml:space="preserve">Layer 4 — Franchise loss is the ultimate deterrent. EPPs operate under a governance mandate to act reasonably for the protection of the ecosystem. Attempting to liquidate large quantities of working capital in a manner that would harm the ecosystem would constitute a clear breach of this mandate, triggering a DrawRequest against the EPP’s bond and ultimately revocation of their franchise. The EPP would lose their operating authority, their bond, and their role — assigned to a qualified successor. This makes such behavior economically irrational for any EPP with a long-term view.</w:t>
+      </w:r>
+    </w:p>
+    <w:p>
+      <w:pPr>
+        <w:spacing w:before="100" w:after="100"/>
+      </w:pPr>
+    </w:p>
+    <w:p>
+      <w:pPr>
+        <w:spacing w:before="100" w:after="100"/>
+        <w:jc w:val="both"/>
+      </w:pPr>
+      <w:r>
+        <w:rPr>
+          <w:rFonts w:ascii="Arial" w:cs="Arial" w:eastAsia="Arial" w:hAnsi="Arial"/>
+          <w:sz w:val="22"/>
+          <w:szCs w:val="22"/>
+        </w:rPr>
+        <w:t xml:space="preserve">The residual risk is acknowledged honestly: an EPP determined to exit could liquidate released working capital tranches and absorb the bond slash as the cost of doing so. This is the natural consequence of having genuinely independent EPPs rather than Foundation-controlled subsidiaries. Independent expertise and genuine accountability require genuine independence. At any given moment the maximum exposure is one year’s released tranche — a small fraction of total allocation — before the 30-day DrawRequest process runs to completion.</w:t>
+      </w:r>
+    </w:p>
+    <w:p>
+      <w:pPr>
+        <w:spacing w:before="100" w:after="100"/>
+      </w:pPr>
+    </w:p>
+    <w:p>
+      <w:pPr>
+        <w:spacing w:before="100" w:after="100"/>
+        <w:jc w:val="both"/>
+      </w:pPr>
+      <w:r>
+        <w:rPr>
+          <w:rFonts w:ascii="Arial" w:cs="Arial" w:eastAsia="Arial" w:hAnsi="Arial"/>
+          <w:sz w:val="22"/>
+          <w:szCs w:val="22"/>
+        </w:rPr>
+        <w:t xml:space="preserve">The four layers together: Bond (TYPE B, 100-year lock): Cannot be sold. Cannot be moved. Mathematics enforces this. Working capital (cascade locks, 5—10 years): Most does not yet exist as spendable KX. Future tranches are immovable on the DAG. DrawRequest (30-day public countdown): Any misuse triggers immediate public notice. Market observes before slash executes. Franchise loss (governance mandate): Economic deterrent. Misuse costs more than it gains for any long-horizon operator.</w:t>
+      </w:r>
+    </w:p>
+    <w:p>
+      <w:pPr>
+        <w:spacing w:before="100" w:after="100"/>
+      </w:pPr>
     </w:p>
     <w:p>
       <w:pPr>
@@ -4162,7 +4411,7 @@
                 <w:sz w:val="20"/>
                 <w:szCs w:val="20"/>
               </w:rPr>
-              <w:t xml:space="preserve">5,558,965,801</w:t>
+              <w:t xml:space="preserve">5,308,965,801</w:t>
             </w:r>
           </w:p>
         </w:tc>
@@ -4190,7 +4439,7 @@
                 <w:sz w:val="20"/>
                 <w:szCs w:val="20"/>
               </w:rPr>
-              <w:t xml:space="preserve">67.22%</w:t>
+              <w:t xml:space="preserve">64.19%</w:t>
             </w:r>
           </w:p>
         </w:tc>
@@ -5362,85 +5611,85 @@
       <w:tr>
         <w:tc>
           <w:tcPr>
-            <w:tcW w:type="dxa" w:w="400"/>
-            <w:tcBorders>
-              <w:top w:val="single" w:color="CCCCCC" w:sz="1"/>
-              <w:left w:val="single" w:color="CCCCCC" w:sz="1"/>
-              <w:bottom w:val="single" w:color="CCCCCC" w:sz="1"/>
-              <w:right w:val="single" w:color="CCCCCC" w:sz="1"/>
-            </w:tcBorders>
-            <w:shd w:fill="F7F7F7" w:val="clear"/>
-            <w:tcMar>
-              <w:top w:type="dxa" w:w="80"/>
-              <w:left w:type="dxa" w:w="120"/>
-              <w:bottom w:type="dxa" w:w="80"/>
-              <w:right w:type="dxa" w:w="120"/>
-            </w:tcMar>
-          </w:tcPr>
-          <w:p>
-            <w:r>
-              <w:rPr>
-                <w:rFonts w:ascii="Arial" w:cs="Arial" w:eastAsia="Arial" w:hAnsi="Arial"/>
-                <w:sz w:val="20"/>
-                <w:szCs w:val="20"/>
-              </w:rPr>
-              <w:t xml:space="preserve">10</w:t>
-            </w:r>
-          </w:p>
-        </w:tc>
-        <w:tc>
-          <w:tcPr>
-            <w:tcW w:type="dxa" w:w="2200"/>
-            <w:tcBorders>
-              <w:top w:val="single" w:color="CCCCCC" w:sz="1"/>
-              <w:left w:val="single" w:color="CCCCCC" w:sz="1"/>
-              <w:bottom w:val="single" w:color="CCCCCC" w:sz="1"/>
-              <w:right w:val="single" w:color="CCCCCC" w:sz="1"/>
-            </w:tcBorders>
-            <w:shd w:fill="F7F7F7" w:val="clear"/>
-            <w:tcMar>
-              <w:top w:type="dxa" w:w="80"/>
-              <w:left w:type="dxa" w:w="120"/>
-              <w:bottom w:type="dxa" w:w="80"/>
-              <w:right w:type="dxa" w:w="120"/>
-            </w:tcMar>
-          </w:tcPr>
-          <w:p>
-            <w:r>
-              <w:rPr>
-                <w:rFonts w:ascii="Arial" w:cs="Arial" w:eastAsia="Arial" w:hAnsi="Arial"/>
-                <w:sz w:val="20"/>
-                <w:szCs w:val="20"/>
-              </w:rPr>
-              <w:t xml:space="preserve">Faucet</w:t>
-            </w:r>
-          </w:p>
-        </w:tc>
-        <w:tc>
-          <w:tcPr>
-            <w:tcW w:type="dxa" w:w="1600"/>
-            <w:tcBorders>
-              <w:top w:val="single" w:color="CCCCCC" w:sz="1"/>
-              <w:left w:val="single" w:color="CCCCCC" w:sz="1"/>
-              <w:bottom w:val="single" w:color="CCCCCC" w:sz="1"/>
-              <w:right w:val="single" w:color="CCCCCC" w:sz="1"/>
-            </w:tcBorders>
-            <w:shd w:fill="F7F7F7" w:val="clear"/>
-            <w:tcMar>
-              <w:top w:type="dxa" w:w="80"/>
-              <w:left w:type="dxa" w:w="120"/>
-              <w:bottom w:type="dxa" w:w="80"/>
-              <w:right w:type="dxa" w:w="120"/>
-            </w:tcMar>
-          </w:tcPr>
-          <w:p>
-            <w:r>
-              <w:rPr>
-                <w:rFonts w:ascii="Arial" w:cs="Arial" w:eastAsia="Arial" w:hAnsi="Arial"/>
-                <w:sz w:val="20"/>
-                <w:szCs w:val="20"/>
-              </w:rPr>
-              <w:t xml:space="preserve">3,000,000</w:t>
+            <w:tcW w:type="dxa" w:w="600"/>
+            <w:tcBorders>
+              <w:top w:val="single" w:color="CCCCCC" w:sz="1"/>
+              <w:left w:val="single" w:color="CCCCCC" w:sz="1"/>
+              <w:bottom w:val="single" w:color="CCCCCC" w:sz="1"/>
+              <w:right w:val="single" w:color="CCCCCC" w:sz="1"/>
+            </w:tcBorders>
+            <w:shd w:fill="FFFFFF" w:val="clear"/>
+            <w:tcMar>
+              <w:top w:type="dxa" w:w="60"/>
+              <w:left w:type="dxa" w:w="100"/>
+              <w:bottom w:type="dxa" w:w="60"/>
+              <w:right w:type="dxa" w:w="100"/>
+            </w:tcMar>
+          </w:tcPr>
+          <w:p>
+            <w:r>
+              <w:rPr>
+                <w:rFonts w:ascii="Arial" w:cs="Arial" w:eastAsia="Arial" w:hAnsi="Arial"/>
+                <w:sz w:val="18"/>
+                <w:szCs w:val="18"/>
+              </w:rPr>
+              <w:t xml:space="preserve">9a</w:t>
+            </w:r>
+          </w:p>
+        </w:tc>
+        <w:tc>
+          <w:tcPr>
+            <w:tcW w:type="dxa" w:w="2400"/>
+            <w:tcBorders>
+              <w:top w:val="single" w:color="CCCCCC" w:sz="1"/>
+              <w:left w:val="single" w:color="CCCCCC" w:sz="1"/>
+              <w:bottom w:val="single" w:color="CCCCCC" w:sz="1"/>
+              <w:right w:val="single" w:color="CCCCCC" w:sz="1"/>
+            </w:tcBorders>
+            <w:shd w:fill="FFFFFF" w:val="clear"/>
+            <w:tcMar>
+              <w:top w:type="dxa" w:w="60"/>
+              <w:left w:type="dxa" w:w="100"/>
+              <w:bottom w:type="dxa" w:w="60"/>
+              <w:right w:type="dxa" w:w="100"/>
+            </w:tcMar>
+          </w:tcPr>
+          <w:p>
+            <w:r>
+              <w:rPr>
+                <w:rFonts w:ascii="Arial" w:cs="Arial" w:eastAsia="Arial" w:hAnsi="Arial"/>
+                <w:sz w:val="18"/>
+                <w:szCs w:val="18"/>
+              </w:rPr>
+              <w:t xml:space="preserve">HedgeKX Operating Capital</w:t>
+            </w:r>
+          </w:p>
+        </w:tc>
+        <w:tc>
+          <w:tcPr>
+            <w:tcW w:type="dxa" w:w="1800"/>
+            <w:tcBorders>
+              <w:top w:val="single" w:color="CCCCCC" w:sz="1"/>
+              <w:left w:val="single" w:color="CCCCCC" w:sz="1"/>
+              <w:bottom w:val="single" w:color="CCCCCC" w:sz="1"/>
+              <w:right w:val="single" w:color="CCCCCC" w:sz="1"/>
+            </w:tcBorders>
+            <w:shd w:fill="FFFFFF" w:val="clear"/>
+            <w:tcMar>
+              <w:top w:type="dxa" w:w="60"/>
+              <w:left w:type="dxa" w:w="100"/>
+              <w:bottom w:type="dxa" w:w="60"/>
+              <w:right w:type="dxa" w:w="100"/>
+            </w:tcMar>
+          </w:tcPr>
+          <w:p>
+            <w:r>
+              <w:rPr>
+                <w:rFonts w:ascii="Arial" w:cs="Arial" w:eastAsia="Arial" w:hAnsi="Arial"/>
+                <w:sz w:val="18"/>
+                <w:szCs w:val="18"/>
+              </w:rPr>
+              <w:t xml:space="preserve">50,000,000</w:t>
             </w:r>
           </w:p>
         </w:tc>
@@ -5453,50 +5702,50 @@
               <w:bottom w:val="single" w:color="CCCCCC" w:sz="1"/>
               <w:right w:val="single" w:color="CCCCCC" w:sz="1"/>
             </w:tcBorders>
-            <w:shd w:fill="F7F7F7" w:val="clear"/>
-            <w:tcMar>
-              <w:top w:type="dxa" w:w="80"/>
-              <w:left w:type="dxa" w:w="120"/>
-              <w:bottom w:type="dxa" w:w="80"/>
-              <w:right w:type="dxa" w:w="120"/>
-            </w:tcMar>
-          </w:tcPr>
-          <w:p>
-            <w:r>
-              <w:rPr>
-                <w:rFonts w:ascii="Arial" w:cs="Arial" w:eastAsia="Arial" w:hAnsi="Arial"/>
-                <w:sz w:val="20"/>
-                <w:szCs w:val="20"/>
-              </w:rPr>
-              <w:t xml:space="preserve">0.036%</w:t>
-            </w:r>
-          </w:p>
-        </w:tc>
-        <w:tc>
-          <w:tcPr>
-            <w:tcW w:type="dxa" w:w="4360"/>
-            <w:tcBorders>
-              <w:top w:val="single" w:color="CCCCCC" w:sz="1"/>
-              <w:left w:val="single" w:color="CCCCCC" w:sz="1"/>
-              <w:bottom w:val="single" w:color="CCCCCC" w:sz="1"/>
-              <w:right w:val="single" w:color="CCCCCC" w:sz="1"/>
-            </w:tcBorders>
-            <w:shd w:fill="F7F7F7" w:val="clear"/>
-            <w:tcMar>
-              <w:top w:type="dxa" w:w="80"/>
-              <w:left w:type="dxa" w:w="120"/>
-              <w:bottom w:type="dxa" w:w="80"/>
-              <w:right w:type="dxa" w:w="120"/>
-            </w:tcMar>
-          </w:tcPr>
-          <w:p>
-            <w:r>
-              <w:rPr>
-                <w:rFonts w:ascii="Arial" w:cs="Arial" w:eastAsia="Arial" w:hAnsi="Arial"/>
-                <w:sz w:val="20"/>
-                <w:szCs w:val="20"/>
-              </w:rPr>
-              <w:t xml:space="preserve">Developer onboarding. 9 KX per claim.</w:t>
+            <w:shd w:fill="FFFFFF" w:val="clear"/>
+            <w:tcMar>
+              <w:top w:type="dxa" w:w="60"/>
+              <w:left w:type="dxa" w:w="100"/>
+              <w:bottom w:type="dxa" w:w="60"/>
+              <w:right w:type="dxa" w:w="100"/>
+            </w:tcMar>
+          </w:tcPr>
+          <w:p>
+            <w:r>
+              <w:rPr>
+                <w:rFonts w:ascii="Arial" w:cs="Arial" w:eastAsia="Arial" w:hAnsi="Arial"/>
+                <w:sz w:val="18"/>
+                <w:szCs w:val="18"/>
+              </w:rPr>
+              <w:t xml:space="preserve">0.60%</w:t>
+            </w:r>
+          </w:p>
+        </w:tc>
+        <w:tc>
+          <w:tcPr>
+            <w:tcW w:type="dxa" w:w="3860"/>
+            <w:tcBorders>
+              <w:top w:val="single" w:color="CCCCCC" w:sz="1"/>
+              <w:left w:val="single" w:color="CCCCCC" w:sz="1"/>
+              <w:bottom w:val="single" w:color="CCCCCC" w:sz="1"/>
+              <w:right w:val="single" w:color="CCCCCC" w:sz="1"/>
+            </w:tcBorders>
+            <w:shd w:fill="FFFFFF" w:val="clear"/>
+            <w:tcMar>
+              <w:top w:type="dxa" w:w="60"/>
+              <w:left w:type="dxa" w:w="100"/>
+              <w:bottom w:type="dxa" w:w="60"/>
+              <w:right w:type="dxa" w:w="100"/>
+            </w:tcMar>
+          </w:tcPr>
+          <w:p>
+            <w:r>
+              <w:rPr>
+                <w:rFonts w:ascii="Arial" w:cs="Arial" w:eastAsia="Arial" w:hAnsi="Arial"/>
+                <w:sz w:val="18"/>
+                <w:szCs w:val="18"/>
+              </w:rPr>
+              <w:t xml:space="preserve">Cascade. 5 annual tranches 2027—2031. Vests as market develops.</w:t>
             </w:r>
           </w:p>
         </w:tc>
@@ -5504,85 +5753,85 @@
       <w:tr>
         <w:tc>
           <w:tcPr>
-            <w:tcW w:type="dxa" w:w="400"/>
-            <w:tcBorders>
-              <w:top w:val="single" w:color="CCCCCC" w:sz="1"/>
-              <w:left w:val="single" w:color="CCCCCC" w:sz="1"/>
-              <w:bottom w:val="single" w:color="CCCCCC" w:sz="1"/>
-              <w:right w:val="single" w:color="CCCCCC" w:sz="1"/>
-            </w:tcBorders>
-            <w:shd w:fill="FFFFFF" w:val="clear"/>
-            <w:tcMar>
-              <w:top w:type="dxa" w:w="80"/>
-              <w:left w:type="dxa" w:w="120"/>
-              <w:bottom w:type="dxa" w:w="80"/>
-              <w:right w:type="dxa" w:w="120"/>
-            </w:tcMar>
-          </w:tcPr>
-          <w:p>
-            <w:r>
-              <w:rPr>
-                <w:rFonts w:ascii="Arial" w:cs="Arial" w:eastAsia="Arial" w:hAnsi="Arial"/>
-                <w:sz w:val="20"/>
-                <w:szCs w:val="20"/>
-              </w:rPr>
-              <w:t xml:space="preserve">11</w:t>
-            </w:r>
-          </w:p>
-        </w:tc>
-        <w:tc>
-          <w:tcPr>
-            <w:tcW w:type="dxa" w:w="2200"/>
-            <w:tcBorders>
-              <w:top w:val="single" w:color="CCCCCC" w:sz="1"/>
-              <w:left w:val="single" w:color="CCCCCC" w:sz="1"/>
-              <w:bottom w:val="single" w:color="CCCCCC" w:sz="1"/>
-              <w:right w:val="single" w:color="CCCCCC" w:sz="1"/>
-            </w:tcBorders>
-            <w:shd w:fill="FFFFFF" w:val="clear"/>
-            <w:tcMar>
-              <w:top w:type="dxa" w:w="80"/>
-              <w:left w:type="dxa" w:w="120"/>
-              <w:bottom w:type="dxa" w:w="80"/>
-              <w:right w:type="dxa" w:w="120"/>
-            </w:tcMar>
-          </w:tcPr>
-          <w:p>
-            <w:r>
-              <w:rPr>
-                <w:rFonts w:ascii="Arial" w:cs="Arial" w:eastAsia="Arial" w:hAnsi="Arial"/>
-                <w:sz w:val="20"/>
-                <w:szCs w:val="20"/>
-              </w:rPr>
-              <w:t xml:space="preserve">XChan Operating Reserve</w:t>
-            </w:r>
-          </w:p>
-        </w:tc>
-        <w:tc>
-          <w:tcPr>
-            <w:tcW w:type="dxa" w:w="1600"/>
-            <w:tcBorders>
-              <w:top w:val="single" w:color="CCCCCC" w:sz="1"/>
-              <w:left w:val="single" w:color="CCCCCC" w:sz="1"/>
-              <w:bottom w:val="single" w:color="CCCCCC" w:sz="1"/>
-              <w:right w:val="single" w:color="CCCCCC" w:sz="1"/>
-            </w:tcBorders>
-            <w:shd w:fill="FFFFFF" w:val="clear"/>
-            <w:tcMar>
-              <w:top w:type="dxa" w:w="80"/>
-              <w:left w:type="dxa" w:w="120"/>
-              <w:bottom w:type="dxa" w:w="80"/>
-              <w:right w:type="dxa" w:w="120"/>
-            </w:tcMar>
-          </w:tcPr>
-          <w:p>
-            <w:r>
-              <w:rPr>
-                <w:rFonts w:ascii="Arial" w:cs="Arial" w:eastAsia="Arial" w:hAnsi="Arial"/>
-                <w:sz w:val="20"/>
-                <w:szCs w:val="20"/>
-              </w:rPr>
-              <w:t xml:space="preserve">1,000,884</w:t>
+            <w:tcW w:type="dxa" w:w="600"/>
+            <w:tcBorders>
+              <w:top w:val="single" w:color="CCCCCC" w:sz="1"/>
+              <w:left w:val="single" w:color="CCCCCC" w:sz="1"/>
+              <w:bottom w:val="single" w:color="CCCCCC" w:sz="1"/>
+              <w:right w:val="single" w:color="CCCCCC" w:sz="1"/>
+            </w:tcBorders>
+            <w:shd w:fill="FFFFFF" w:val="clear"/>
+            <w:tcMar>
+              <w:top w:type="dxa" w:w="60"/>
+              <w:left w:type="dxa" w:w="100"/>
+              <w:bottom w:type="dxa" w:w="60"/>
+              <w:right w:type="dxa" w:w="100"/>
+            </w:tcMar>
+          </w:tcPr>
+          <w:p>
+            <w:r>
+              <w:rPr>
+                <w:rFonts w:ascii="Arial" w:cs="Arial" w:eastAsia="Arial" w:hAnsi="Arial"/>
+                <w:sz w:val="18"/>
+                <w:szCs w:val="18"/>
+              </w:rPr>
+              <w:t xml:space="preserve">9b</w:t>
+            </w:r>
+          </w:p>
+        </w:tc>
+        <w:tc>
+          <w:tcPr>
+            <w:tcW w:type="dxa" w:w="2400"/>
+            <w:tcBorders>
+              <w:top w:val="single" w:color="CCCCCC" w:sz="1"/>
+              <w:left w:val="single" w:color="CCCCCC" w:sz="1"/>
+              <w:bottom w:val="single" w:color="CCCCCC" w:sz="1"/>
+              <w:right w:val="single" w:color="CCCCCC" w:sz="1"/>
+            </w:tcBorders>
+            <w:shd w:fill="FFFFFF" w:val="clear"/>
+            <w:tcMar>
+              <w:top w:type="dxa" w:w="60"/>
+              <w:left w:type="dxa" w:w="100"/>
+              <w:bottom w:type="dxa" w:w="60"/>
+              <w:right w:type="dxa" w:w="100"/>
+            </w:tcMar>
+          </w:tcPr>
+          <w:p>
+            <w:r>
+              <w:rPr>
+                <w:rFonts w:ascii="Arial" w:cs="Arial" w:eastAsia="Arial" w:hAnsi="Arial"/>
+                <w:sz w:val="18"/>
+                <w:szCs w:val="18"/>
+              </w:rPr>
+              <w:t xml:space="preserve">KXGC Operating Capital</w:t>
+            </w:r>
+          </w:p>
+        </w:tc>
+        <w:tc>
+          <w:tcPr>
+            <w:tcW w:type="dxa" w:w="1800"/>
+            <w:tcBorders>
+              <w:top w:val="single" w:color="CCCCCC" w:sz="1"/>
+              <w:left w:val="single" w:color="CCCCCC" w:sz="1"/>
+              <w:bottom w:val="single" w:color="CCCCCC" w:sz="1"/>
+              <w:right w:val="single" w:color="CCCCCC" w:sz="1"/>
+            </w:tcBorders>
+            <w:shd w:fill="FFFFFF" w:val="clear"/>
+            <w:tcMar>
+              <w:top w:type="dxa" w:w="60"/>
+              <w:left w:type="dxa" w:w="100"/>
+              <w:bottom w:type="dxa" w:w="60"/>
+              <w:right w:type="dxa" w:w="100"/>
+            </w:tcMar>
+          </w:tcPr>
+          <w:p>
+            <w:r>
+              <w:rPr>
+                <w:rFonts w:ascii="Arial" w:cs="Arial" w:eastAsia="Arial" w:hAnsi="Arial"/>
+                <w:sz w:val="18"/>
+                <w:szCs w:val="18"/>
+              </w:rPr>
+              <w:t xml:space="preserve">200,000,000</w:t>
             </w:r>
           </w:p>
         </w:tc>
@@ -5597,48 +5846,48 @@
             </w:tcBorders>
             <w:shd w:fill="FFFFFF" w:val="clear"/>
             <w:tcMar>
-              <w:top w:type="dxa" w:w="80"/>
-              <w:left w:type="dxa" w:w="120"/>
-              <w:bottom w:type="dxa" w:w="80"/>
-              <w:right w:type="dxa" w:w="120"/>
-            </w:tcMar>
-          </w:tcPr>
-          <w:p>
-            <w:r>
-              <w:rPr>
-                <w:rFonts w:ascii="Arial" w:cs="Arial" w:eastAsia="Arial" w:hAnsi="Arial"/>
-                <w:sz w:val="20"/>
-                <w:szCs w:val="20"/>
-              </w:rPr>
-              <w:t xml:space="preserve">0.012%</w:t>
-            </w:r>
-          </w:p>
-        </w:tc>
-        <w:tc>
-          <w:tcPr>
-            <w:tcW w:type="dxa" w:w="4360"/>
-            <w:tcBorders>
-              <w:top w:val="single" w:color="CCCCCC" w:sz="1"/>
-              <w:left w:val="single" w:color="CCCCCC" w:sz="1"/>
-              <w:bottom w:val="single" w:color="CCCCCC" w:sz="1"/>
-              <w:right w:val="single" w:color="CCCCCC" w:sz="1"/>
-            </w:tcBorders>
-            <w:shd w:fill="FFFFFF" w:val="clear"/>
-            <w:tcMar>
-              <w:top w:type="dxa" w:w="80"/>
-              <w:left w:type="dxa" w:w="120"/>
-              <w:bottom w:type="dxa" w:w="80"/>
-              <w:right w:type="dxa" w:w="120"/>
-            </w:tcMar>
-          </w:tcPr>
-          <w:p>
-            <w:r>
-              <w:rPr>
-                <w:rFonts w:ascii="Arial" w:cs="Arial" w:eastAsia="Arial" w:hAnsi="Arial"/>
-                <w:sz w:val="20"/>
-                <w:szCs w:val="20"/>
-              </w:rPr>
-              <w:t xml:space="preserve">XChan bridge liquidity.</w:t>
+              <w:top w:type="dxa" w:w="60"/>
+              <w:left w:type="dxa" w:w="100"/>
+              <w:bottom w:type="dxa" w:w="60"/>
+              <w:right w:type="dxa" w:w="100"/>
+            </w:tcMar>
+          </w:tcPr>
+          <w:p>
+            <w:r>
+              <w:rPr>
+                <w:rFonts w:ascii="Arial" w:cs="Arial" w:eastAsia="Arial" w:hAnsi="Arial"/>
+                <w:sz w:val="18"/>
+                <w:szCs w:val="18"/>
+              </w:rPr>
+              <w:t xml:space="preserve">2.42%</w:t>
+            </w:r>
+          </w:p>
+        </w:tc>
+        <w:tc>
+          <w:tcPr>
+            <w:tcW w:type="dxa" w:w="3860"/>
+            <w:tcBorders>
+              <w:top w:val="single" w:color="CCCCCC" w:sz="1"/>
+              <w:left w:val="single" w:color="CCCCCC" w:sz="1"/>
+              <w:bottom w:val="single" w:color="CCCCCC" w:sz="1"/>
+              <w:right w:val="single" w:color="CCCCCC" w:sz="1"/>
+            </w:tcBorders>
+            <w:shd w:fill="FFFFFF" w:val="clear"/>
+            <w:tcMar>
+              <w:top w:type="dxa" w:w="60"/>
+              <w:left w:type="dxa" w:w="100"/>
+              <w:bottom w:type="dxa" w:w="60"/>
+              <w:right w:type="dxa" w:w="100"/>
+            </w:tcMar>
+          </w:tcPr>
+          <w:p>
+            <w:r>
+              <w:rPr>
+                <w:rFonts w:ascii="Arial" w:cs="Arial" w:eastAsia="Arial" w:hAnsi="Arial"/>
+                <w:sz w:val="18"/>
+                <w:szCs w:val="18"/>
+              </w:rPr>
+              <w:t xml:space="preserve">Cascade. 10 annual tranches 2027—2036. Vests as insurance market develops.</w:t>
             </w:r>
           </w:p>
         </w:tc>
@@ -5668,7 +5917,7 @@
                 <w:sz w:val="20"/>
                 <w:szCs w:val="20"/>
               </w:rPr>
-              <w:t xml:space="preserve">12</w:t>
+              <w:t xml:space="preserve">10</w:t>
             </w:r>
           </w:p>
         </w:tc>
@@ -5696,7 +5945,7 @@
                 <w:sz w:val="20"/>
                 <w:szCs w:val="20"/>
               </w:rPr>
-              <w:t xml:space="preserve">CPNX Bond</w:t>
+              <w:t xml:space="preserve">Faucet</w:t>
             </w:r>
           </w:p>
         </w:tc>
@@ -5724,7 +5973,7 @@
                 <w:sz w:val="20"/>
                 <w:szCs w:val="20"/>
               </w:rPr>
-              <w:t xml:space="preserve">1,000,000</w:t>
+              <w:t xml:space="preserve">3,000,000</w:t>
             </w:r>
           </w:p>
         </w:tc>
@@ -5752,7 +6001,7 @@
                 <w:sz w:val="20"/>
                 <w:szCs w:val="20"/>
               </w:rPr>
-              <w:t xml:space="preserve">0.012%</w:t>
+              <w:t xml:space="preserve">0.036%</w:t>
             </w:r>
           </w:p>
         </w:tc>
@@ -5780,7 +6029,7 @@
                 <w:sz w:val="20"/>
                 <w:szCs w:val="20"/>
               </w:rPr>
-              <w:t xml:space="preserve">Performance bond. cpnx.com.</w:t>
+              <w:t xml:space="preserve">Developer onboarding. 9 KX per claim.</w:t>
             </w:r>
           </w:p>
         </w:tc>
@@ -5810,7 +6059,7 @@
                 <w:sz w:val="20"/>
                 <w:szCs w:val="20"/>
               </w:rPr>
-              <w:t xml:space="preserve">13</w:t>
+              <w:t xml:space="preserve">11</w:t>
             </w:r>
           </w:p>
         </w:tc>
@@ -5838,7 +6087,7 @@
                 <w:sz w:val="20"/>
                 <w:szCs w:val="20"/>
               </w:rPr>
-              <w:t xml:space="preserve">MISAI Executor</w:t>
+              <w:t xml:space="preserve">XChan Operating Reserve</w:t>
             </w:r>
           </w:p>
         </w:tc>
@@ -5866,7 +6115,7 @@
                 <w:sz w:val="20"/>
                 <w:szCs w:val="20"/>
               </w:rPr>
-              <w:t xml:space="preserve">10,000</w:t>
+              <w:t xml:space="preserve">1,000,884</w:t>
             </w:r>
           </w:p>
         </w:tc>
@@ -5894,7 +6143,7 @@
                 <w:sz w:val="20"/>
                 <w:szCs w:val="20"/>
               </w:rPr>
-              <w:t xml:space="preserve">&lt;0.001%</w:t>
+              <w:t xml:space="preserve">0.012%</w:t>
             </w:r>
           </w:p>
         </w:tc>
@@ -5922,7 +6171,7 @@
                 <w:sz w:val="20"/>
                 <w:szCs w:val="20"/>
               </w:rPr>
-              <w:t xml:space="preserve">Operational executor wallet.</w:t>
+              <w:t xml:space="preserve">XChan bridge liquidity.</w:t>
             </w:r>
           </w:p>
         </w:tc>
@@ -5952,7 +6201,7 @@
                 <w:sz w:val="20"/>
                 <w:szCs w:val="20"/>
               </w:rPr>
-              <w:t xml:space="preserve">14</w:t>
+              <w:t xml:space="preserve">12</w:t>
             </w:r>
           </w:p>
         </w:tc>
@@ -5980,7 +6229,7 @@
                 <w:sz w:val="20"/>
                 <w:szCs w:val="20"/>
               </w:rPr>
-              <w:t xml:space="preserve">Humanity Stake</w:t>
+              <w:t xml:space="preserve">CPNX Bond</w:t>
             </w:r>
           </w:p>
         </w:tc>
@@ -6064,7 +6313,7 @@
                 <w:sz w:val="20"/>
                 <w:szCs w:val="20"/>
               </w:rPr>
-              <w:t xml:space="preserve">Locked until 2126-01-01</w:t>
+              <w:t xml:space="preserve">Performance bond. cpnx.com.</w:t>
             </w:r>
           </w:p>
         </w:tc>
@@ -6094,7 +6343,7 @@
                 <w:sz w:val="20"/>
                 <w:szCs w:val="20"/>
               </w:rPr>
-              <w:t xml:space="preserve">15</w:t>
+              <w:t xml:space="preserve">13</w:t>
             </w:r>
           </w:p>
         </w:tc>
@@ -6122,7 +6371,7 @@
                 <w:sz w:val="20"/>
                 <w:szCs w:val="20"/>
               </w:rPr>
-              <w:t xml:space="preserve">Milestone 2076</w:t>
+              <w:t xml:space="preserve">MISAI Executor</w:t>
             </w:r>
           </w:p>
         </w:tc>
@@ -6150,7 +6399,7 @@
                 <w:sz w:val="20"/>
                 <w:szCs w:val="20"/>
               </w:rPr>
-              <w:t xml:space="preserve">500,000</w:t>
+              <w:t xml:space="preserve">10,000</w:t>
             </w:r>
           </w:p>
         </w:tc>
@@ -6178,7 +6427,7 @@
                 <w:sz w:val="20"/>
                 <w:szCs w:val="20"/>
               </w:rPr>
-              <w:t xml:space="preserve">0.006%</w:t>
+              <w:t xml:space="preserve">&lt;0.001%</w:t>
             </w:r>
           </w:p>
         </w:tc>
@@ -6206,7 +6455,7 @@
                 <w:sz w:val="20"/>
                 <w:szCs w:val="20"/>
               </w:rPr>
-              <w:t xml:space="preserve">Locked until 2076-01-01</w:t>
+              <w:t xml:space="preserve">Operational executor wallet.</w:t>
             </w:r>
           </w:p>
         </w:tc>
@@ -6236,7 +6485,7 @@
                 <w:sz w:val="20"/>
                 <w:szCs w:val="20"/>
               </w:rPr>
-              <w:t xml:space="preserve">16</w:t>
+              <w:t xml:space="preserve">14</w:t>
             </w:r>
           </w:p>
         </w:tc>
@@ -6264,7 +6513,7 @@
                 <w:sz w:val="20"/>
                 <w:szCs w:val="20"/>
               </w:rPr>
-              <w:t xml:space="preserve">Protocol Reserve</w:t>
+              <w:t xml:space="preserve">Humanity Stake</w:t>
             </w:r>
           </w:p>
         </w:tc>
@@ -6292,7 +6541,7 @@
                 <w:sz w:val="20"/>
                 <w:szCs w:val="20"/>
               </w:rPr>
-              <w:t xml:space="preserve">500,000</w:t>
+              <w:t xml:space="preserve">1,000,000</w:t>
             </w:r>
           </w:p>
         </w:tc>
@@ -6320,7 +6569,7 @@
                 <w:sz w:val="20"/>
                 <w:szCs w:val="20"/>
               </w:rPr>
-              <w:t xml:space="preserve">0.006%</w:t>
+              <w:t xml:space="preserve">0.012%</w:t>
             </w:r>
           </w:p>
         </w:tc>
@@ -6348,7 +6597,7 @@
                 <w:sz w:val="20"/>
                 <w:szCs w:val="20"/>
               </w:rPr>
-              <w:t xml:space="preserve">Locked until 2036-01-01</w:t>
+              <w:t xml:space="preserve">Locked until 2126-01-01</w:t>
             </w:r>
           </w:p>
         </w:tc>
@@ -6378,6 +6627,290 @@
                 <w:sz w:val="20"/>
                 <w:szCs w:val="20"/>
               </w:rPr>
+              <w:t xml:space="preserve">15</w:t>
+            </w:r>
+          </w:p>
+        </w:tc>
+        <w:tc>
+          <w:tcPr>
+            <w:tcW w:type="dxa" w:w="2200"/>
+            <w:tcBorders>
+              <w:top w:val="single" w:color="CCCCCC" w:sz="1"/>
+              <w:left w:val="single" w:color="CCCCCC" w:sz="1"/>
+              <w:bottom w:val="single" w:color="CCCCCC" w:sz="1"/>
+              <w:right w:val="single" w:color="CCCCCC" w:sz="1"/>
+            </w:tcBorders>
+            <w:shd w:fill="FFFFFF" w:val="clear"/>
+            <w:tcMar>
+              <w:top w:type="dxa" w:w="80"/>
+              <w:left w:type="dxa" w:w="120"/>
+              <w:bottom w:type="dxa" w:w="80"/>
+              <w:right w:type="dxa" w:w="120"/>
+            </w:tcMar>
+          </w:tcPr>
+          <w:p>
+            <w:r>
+              <w:rPr>
+                <w:rFonts w:ascii="Arial" w:cs="Arial" w:eastAsia="Arial" w:hAnsi="Arial"/>
+                <w:sz w:val="20"/>
+                <w:szCs w:val="20"/>
+              </w:rPr>
+              <w:t xml:space="preserve">Milestone 2076</w:t>
+            </w:r>
+          </w:p>
+        </w:tc>
+        <w:tc>
+          <w:tcPr>
+            <w:tcW w:type="dxa" w:w="1600"/>
+            <w:tcBorders>
+              <w:top w:val="single" w:color="CCCCCC" w:sz="1"/>
+              <w:left w:val="single" w:color="CCCCCC" w:sz="1"/>
+              <w:bottom w:val="single" w:color="CCCCCC" w:sz="1"/>
+              <w:right w:val="single" w:color="CCCCCC" w:sz="1"/>
+            </w:tcBorders>
+            <w:shd w:fill="FFFFFF" w:val="clear"/>
+            <w:tcMar>
+              <w:top w:type="dxa" w:w="80"/>
+              <w:left w:type="dxa" w:w="120"/>
+              <w:bottom w:type="dxa" w:w="80"/>
+              <w:right w:type="dxa" w:w="120"/>
+            </w:tcMar>
+          </w:tcPr>
+          <w:p>
+            <w:r>
+              <w:rPr>
+                <w:rFonts w:ascii="Arial" w:cs="Arial" w:eastAsia="Arial" w:hAnsi="Arial"/>
+                <w:sz w:val="20"/>
+                <w:szCs w:val="20"/>
+              </w:rPr>
+              <w:t xml:space="preserve">500,000</w:t>
+            </w:r>
+          </w:p>
+        </w:tc>
+        <w:tc>
+          <w:tcPr>
+            <w:tcW w:type="dxa" w:w="800"/>
+            <w:tcBorders>
+              <w:top w:val="single" w:color="CCCCCC" w:sz="1"/>
+              <w:left w:val="single" w:color="CCCCCC" w:sz="1"/>
+              <w:bottom w:val="single" w:color="CCCCCC" w:sz="1"/>
+              <w:right w:val="single" w:color="CCCCCC" w:sz="1"/>
+            </w:tcBorders>
+            <w:shd w:fill="FFFFFF" w:val="clear"/>
+            <w:tcMar>
+              <w:top w:type="dxa" w:w="80"/>
+              <w:left w:type="dxa" w:w="120"/>
+              <w:bottom w:type="dxa" w:w="80"/>
+              <w:right w:type="dxa" w:w="120"/>
+            </w:tcMar>
+          </w:tcPr>
+          <w:p>
+            <w:r>
+              <w:rPr>
+                <w:rFonts w:ascii="Arial" w:cs="Arial" w:eastAsia="Arial" w:hAnsi="Arial"/>
+                <w:sz w:val="20"/>
+                <w:szCs w:val="20"/>
+              </w:rPr>
+              <w:t xml:space="preserve">0.006%</w:t>
+            </w:r>
+          </w:p>
+        </w:tc>
+        <w:tc>
+          <w:tcPr>
+            <w:tcW w:type="dxa" w:w="4360"/>
+            <w:tcBorders>
+              <w:top w:val="single" w:color="CCCCCC" w:sz="1"/>
+              <w:left w:val="single" w:color="CCCCCC" w:sz="1"/>
+              <w:bottom w:val="single" w:color="CCCCCC" w:sz="1"/>
+              <w:right w:val="single" w:color="CCCCCC" w:sz="1"/>
+            </w:tcBorders>
+            <w:shd w:fill="FFFFFF" w:val="clear"/>
+            <w:tcMar>
+              <w:top w:type="dxa" w:w="80"/>
+              <w:left w:type="dxa" w:w="120"/>
+              <w:bottom w:type="dxa" w:w="80"/>
+              <w:right w:type="dxa" w:w="120"/>
+            </w:tcMar>
+          </w:tcPr>
+          <w:p>
+            <w:r>
+              <w:rPr>
+                <w:rFonts w:ascii="Arial" w:cs="Arial" w:eastAsia="Arial" w:hAnsi="Arial"/>
+                <w:sz w:val="20"/>
+                <w:szCs w:val="20"/>
+              </w:rPr>
+              <w:t xml:space="preserve">Locked until 2076-01-01</w:t>
+            </w:r>
+          </w:p>
+        </w:tc>
+      </w:tr>
+      <w:tr>
+        <w:tc>
+          <w:tcPr>
+            <w:tcW w:type="dxa" w:w="400"/>
+            <w:tcBorders>
+              <w:top w:val="single" w:color="CCCCCC" w:sz="1"/>
+              <w:left w:val="single" w:color="CCCCCC" w:sz="1"/>
+              <w:bottom w:val="single" w:color="CCCCCC" w:sz="1"/>
+              <w:right w:val="single" w:color="CCCCCC" w:sz="1"/>
+            </w:tcBorders>
+            <w:shd w:fill="F7F7F7" w:val="clear"/>
+            <w:tcMar>
+              <w:top w:type="dxa" w:w="80"/>
+              <w:left w:type="dxa" w:w="120"/>
+              <w:bottom w:type="dxa" w:w="80"/>
+              <w:right w:type="dxa" w:w="120"/>
+            </w:tcMar>
+          </w:tcPr>
+          <w:p>
+            <w:r>
+              <w:rPr>
+                <w:rFonts w:ascii="Arial" w:cs="Arial" w:eastAsia="Arial" w:hAnsi="Arial"/>
+                <w:sz w:val="20"/>
+                <w:szCs w:val="20"/>
+              </w:rPr>
+              <w:t xml:space="preserve">16</w:t>
+            </w:r>
+          </w:p>
+        </w:tc>
+        <w:tc>
+          <w:tcPr>
+            <w:tcW w:type="dxa" w:w="2200"/>
+            <w:tcBorders>
+              <w:top w:val="single" w:color="CCCCCC" w:sz="1"/>
+              <w:left w:val="single" w:color="CCCCCC" w:sz="1"/>
+              <w:bottom w:val="single" w:color="CCCCCC" w:sz="1"/>
+              <w:right w:val="single" w:color="CCCCCC" w:sz="1"/>
+            </w:tcBorders>
+            <w:shd w:fill="F7F7F7" w:val="clear"/>
+            <w:tcMar>
+              <w:top w:type="dxa" w:w="80"/>
+              <w:left w:type="dxa" w:w="120"/>
+              <w:bottom w:type="dxa" w:w="80"/>
+              <w:right w:type="dxa" w:w="120"/>
+            </w:tcMar>
+          </w:tcPr>
+          <w:p>
+            <w:r>
+              <w:rPr>
+                <w:rFonts w:ascii="Arial" w:cs="Arial" w:eastAsia="Arial" w:hAnsi="Arial"/>
+                <w:sz w:val="20"/>
+                <w:szCs w:val="20"/>
+              </w:rPr>
+              <w:t xml:space="preserve">Protocol Reserve</w:t>
+            </w:r>
+          </w:p>
+        </w:tc>
+        <w:tc>
+          <w:tcPr>
+            <w:tcW w:type="dxa" w:w="1600"/>
+            <w:tcBorders>
+              <w:top w:val="single" w:color="CCCCCC" w:sz="1"/>
+              <w:left w:val="single" w:color="CCCCCC" w:sz="1"/>
+              <w:bottom w:val="single" w:color="CCCCCC" w:sz="1"/>
+              <w:right w:val="single" w:color="CCCCCC" w:sz="1"/>
+            </w:tcBorders>
+            <w:shd w:fill="F7F7F7" w:val="clear"/>
+            <w:tcMar>
+              <w:top w:type="dxa" w:w="80"/>
+              <w:left w:type="dxa" w:w="120"/>
+              <w:bottom w:type="dxa" w:w="80"/>
+              <w:right w:type="dxa" w:w="120"/>
+            </w:tcMar>
+          </w:tcPr>
+          <w:p>
+            <w:r>
+              <w:rPr>
+                <w:rFonts w:ascii="Arial" w:cs="Arial" w:eastAsia="Arial" w:hAnsi="Arial"/>
+                <w:sz w:val="20"/>
+                <w:szCs w:val="20"/>
+              </w:rPr>
+              <w:t xml:space="preserve">500,000</w:t>
+            </w:r>
+          </w:p>
+        </w:tc>
+        <w:tc>
+          <w:tcPr>
+            <w:tcW w:type="dxa" w:w="800"/>
+            <w:tcBorders>
+              <w:top w:val="single" w:color="CCCCCC" w:sz="1"/>
+              <w:left w:val="single" w:color="CCCCCC" w:sz="1"/>
+              <w:bottom w:val="single" w:color="CCCCCC" w:sz="1"/>
+              <w:right w:val="single" w:color="CCCCCC" w:sz="1"/>
+            </w:tcBorders>
+            <w:shd w:fill="F7F7F7" w:val="clear"/>
+            <w:tcMar>
+              <w:top w:type="dxa" w:w="80"/>
+              <w:left w:type="dxa" w:w="120"/>
+              <w:bottom w:type="dxa" w:w="80"/>
+              <w:right w:type="dxa" w:w="120"/>
+            </w:tcMar>
+          </w:tcPr>
+          <w:p>
+            <w:r>
+              <w:rPr>
+                <w:rFonts w:ascii="Arial" w:cs="Arial" w:eastAsia="Arial" w:hAnsi="Arial"/>
+                <w:sz w:val="20"/>
+                <w:szCs w:val="20"/>
+              </w:rPr>
+              <w:t xml:space="preserve">0.006%</w:t>
+            </w:r>
+          </w:p>
+        </w:tc>
+        <w:tc>
+          <w:tcPr>
+            <w:tcW w:type="dxa" w:w="4360"/>
+            <w:tcBorders>
+              <w:top w:val="single" w:color="CCCCCC" w:sz="1"/>
+              <w:left w:val="single" w:color="CCCCCC" w:sz="1"/>
+              <w:bottom w:val="single" w:color="CCCCCC" w:sz="1"/>
+              <w:right w:val="single" w:color="CCCCCC" w:sz="1"/>
+            </w:tcBorders>
+            <w:shd w:fill="F7F7F7" w:val="clear"/>
+            <w:tcMar>
+              <w:top w:type="dxa" w:w="80"/>
+              <w:left w:type="dxa" w:w="120"/>
+              <w:bottom w:type="dxa" w:w="80"/>
+              <w:right w:type="dxa" w:w="120"/>
+            </w:tcMar>
+          </w:tcPr>
+          <w:p>
+            <w:r>
+              <w:rPr>
+                <w:rFonts w:ascii="Arial" w:cs="Arial" w:eastAsia="Arial" w:hAnsi="Arial"/>
+                <w:sz w:val="20"/>
+                <w:szCs w:val="20"/>
+              </w:rPr>
+              <w:t xml:space="preserve">Locked until 2036-01-01</w:t>
+            </w:r>
+          </w:p>
+        </w:tc>
+      </w:tr>
+      <w:tr>
+        <w:tc>
+          <w:tcPr>
+            <w:tcW w:type="dxa" w:w="400"/>
+            <w:tcBorders>
+              <w:top w:val="single" w:color="CCCCCC" w:sz="1"/>
+              <w:left w:val="single" w:color="CCCCCC" w:sz="1"/>
+              <w:bottom w:val="single" w:color="CCCCCC" w:sz="1"/>
+              <w:right w:val="single" w:color="CCCCCC" w:sz="1"/>
+            </w:tcBorders>
+            <w:shd w:fill="FFFFFF" w:val="clear"/>
+            <w:tcMar>
+              <w:top w:type="dxa" w:w="80"/>
+              <w:left w:type="dxa" w:w="120"/>
+              <w:bottom w:type="dxa" w:w="80"/>
+              <w:right w:type="dxa" w:w="120"/>
+            </w:tcMar>
+          </w:tcPr>
+          <w:p>
+            <w:r>
+              <w:rPr>
+                <w:rFonts w:ascii="Arial" w:cs="Arial" w:eastAsia="Arial" w:hAnsi="Arial"/>
+                <w:sz w:val="20"/>
+                <w:szCs w:val="20"/>
+              </w:rPr>
               <w:t xml:space="preserve">17</w:t>
             </w:r>
           </w:p>
@@ -6496,6 +7029,44 @@
         </w:tc>
       </w:tr>
     </w:tbl>
+    <w:p>
+      <w:pPr>
+        <w:spacing w:before="100" w:after="100"/>
+      </w:pPr>
+    </w:p>
+    <w:p>
+      <w:pPr>
+        <w:spacing w:before="100" w:after="100"/>
+        <w:jc w:val="both"/>
+      </w:pPr>
+      <w:r>
+        <w:rPr>
+          <w:rFonts w:ascii="Arial" w:cs="Arial" w:eastAsia="Arial" w:hAnsi="Arial"/>
+          <w:sz w:val="22"/>
+          <w:szCs w:val="22"/>
+        </w:rPr>
+        <w:t xml:space="preserve">Note: HedgeKX Operating Capital and KXGC Operating Capital are funded from the Public Sale allocation. Both are locked as cascade time-locks on the ChronX DAG — not spendable at genesis. The Public Sale figure above reflects the remainder after both allocations. All figures sum to 8,270,000,000 KX.</w:t>
+      </w:r>
+    </w:p>
+    <w:p>
+      <w:pPr>
+        <w:spacing w:before="100" w:after="100"/>
+      </w:pPr>
+    </w:p>
+    <w:p>
+      <w:pPr>
+        <w:spacing w:before="100" w:after="100"/>
+        <w:jc w:val="both"/>
+      </w:pPr>
+      <w:r>
+        <w:rPr>
+          <w:rFonts w:ascii="Arial" w:cs="Arial" w:eastAsia="Arial" w:hAnsi="Arial"/>
+          <w:sz w:val="22"/>
+          <w:szCs w:val="22"/>
+        </w:rPr>
+        <w:t xml:space="preserve">DAG Lock References: HedgeKX cascade lock IDs: a68871e0f30b0eb2434c719108076793a53a7a525b3e5a5355b0d6273e037b5c, d36fc1522094d30f0776b0a972e7efe889f8e6a7d8a54763276e511a64489104, 5c328240ba0d347fda590fe007126f684303a222a6500acc2e77688990aa1f36, 5a92eafed4df12deb3c77de31789db8140f6dd9312d1bf675243836a42b982a2, f58d60478d14e90247968e3fa39eaafa8314f98659cf76873c51331ffb23d8e5. KXGC cascade lock IDs: 952261a405b279ba3777eb74b3aabea828c03303cd0fbe13a9bd7bda36ffaf54, c49bd4c264b9fc5712b7ded50bab1090a6c4eb1a3734f38ed7c4a71fa7bd4c6e, 3ac452a0e49c5b187542110b2bf14ba6d760eecad2a9aa9369f8ebb8e96bc9c5, 7e7bae4a585e9e6736e9bf16ab1821e01a8664067a5ca87deb4a87ecdc2e0ce2, 3994c0ba2e06bb3593af884faff33f34865c76ae76961b753c24b093ed7fbce8, bb46486160523accc581d5394faff6cba375182fabeeda079df6dc919633a96a, 863801ef04462c02167df0154c1a7c972a6e0c83b09cab311acd89b71f554ae6, 3d43aaec152d8f093065f07ad26572d587fa22f7945d8e1dbc05fc52b70bb0eb, 5791c98c3562c304bab2f6c85571b173abcdb74e09ae7e7964b70a65b5bf714c, e62075f794511caa364b7200e05235dcae928ee1bceab809b918dde347e36ba8. All locks queryable via chronx_getLockById RPC method.</w:t>
+      </w:r>
+    </w:p>
     <w:p>
       <w:pPr>
         <w:spacing w:before="80" w:after="80"/>
@@ -10849,6 +11420,142 @@
     </w:p>
     <w:p>
       <w:pPr>
+        <w:pStyle w:val="Heading2"/>
+        <w:spacing w:before="320" w:after="160"/>
+      </w:pPr>
+      <w:r>
+        <w:rPr>
+          <w:rFonts w:ascii="Arial" w:cs="Arial" w:eastAsia="Arial" w:hAnsi="Arial"/>
+          <w:b/>
+          <w:bCs/>
+          <w:color w:val="1F4E79"/>
+          <w:sz w:val="28"/>
+          <w:szCs w:val="28"/>
+        </w:rPr>
+        <w:t xml:space="preserve">E.2 Bond vs Operating Capital — The Distinction</w:t>
+      </w:r>
+    </w:p>
+    <w:p>
+      <w:pPr>
+        <w:spacing w:before="100" w:after="100"/>
+      </w:pPr>
+    </w:p>
+    <w:p>
+      <w:pPr>
+        <w:spacing w:before="100" w:after="100"/>
+        <w:jc w:val="both"/>
+      </w:pPr>
+      <w:r>
+        <w:rPr>
+          <w:rFonts w:ascii="Arial" w:cs="Arial" w:eastAsia="Arial" w:hAnsi="Arial"/>
+          <w:sz w:val="22"/>
+          <w:szCs w:val="22"/>
+        </w:rPr>
+        <w:t xml:space="preserve">The EPP bond table above lists bond KX only — the 100-year TYPE B locks lent to the Foundation. This is distinct from EPP operating capital.</w:t>
+      </w:r>
+    </w:p>
+    <w:p>
+      <w:pPr>
+        <w:spacing w:before="100" w:after="100"/>
+      </w:pPr>
+    </w:p>
+    <w:p>
+      <w:pPr>
+        <w:spacing w:before="100" w:after="100"/>
+        <w:jc w:val="both"/>
+      </w:pPr>
+      <w:r>
+        <w:rPr>
+          <w:rFonts w:ascii="Arial" w:cs="Arial" w:eastAsia="Arial" w:hAnsi="Arial"/>
+          <w:sz w:val="22"/>
+          <w:szCs w:val="22"/>
+        </w:rPr>
+        <w:t xml:space="preserve">EPP bond KX: TYPE B lock. 100-year term. 0% interest. Held by Foundation. Cannot be sold, moved, or accessed by the EPP for any purpose. Subject to DrawRequest slashing only.</w:t>
+      </w:r>
+    </w:p>
+    <w:p>
+      <w:pPr>
+        <w:spacing w:before="100" w:after="100"/>
+      </w:pPr>
+    </w:p>
+    <w:p>
+      <w:pPr>
+        <w:spacing w:before="100" w:after="100"/>
+        <w:jc w:val="both"/>
+      </w:pPr>
+      <w:r>
+        <w:rPr>
+          <w:rFonts w:ascii="Arial" w:cs="Arial" w:eastAsia="Arial" w:hAnsi="Arial"/>
+          <w:sz w:val="22"/>
+          <w:szCs w:val="22"/>
+        </w:rPr>
+        <w:t xml:space="preserve">EPP operating capital KX: Cascade time-locks. 5—10 year vesting. Held by EPP operations wallet. Released in annual tranches. Subject to governance reasonable-use mandate. See Section 4.9 for complete protection framework.</w:t>
+      </w:r>
+    </w:p>
+    <w:p>
+      <w:pPr>
+        <w:spacing w:before="100" w:after="100"/>
+      </w:pPr>
+    </w:p>
+    <w:p>
+      <w:pPr>
+        <w:spacing w:before="100" w:after="100"/>
+        <w:jc w:val="both"/>
+      </w:pPr>
+      <w:r>
+        <w:rPr>
+          <w:rFonts w:ascii="Arial" w:cs="Arial" w:eastAsia="Arial" w:hAnsi="Arial"/>
+          <w:sz w:val="22"/>
+          <w:szCs w:val="22"/>
+        </w:rPr>
+        <w:t xml:space="preserve">Current EPP operating capital allocations:</w:t>
+      </w:r>
+    </w:p>
+    <w:p>
+      <w:pPr>
+        <w:spacing w:before="100" w:after="100"/>
+      </w:pPr>
+    </w:p>
+    <w:p>
+      <w:pPr>
+        <w:spacing w:before="100" w:after="100"/>
+        <w:jc w:val="both"/>
+      </w:pPr>
+      <w:r>
+        <w:rPr>
+          <w:rFonts w:ascii="Arial" w:cs="Arial" w:eastAsia="Arial" w:hAnsi="Arial"/>
+          <w:sz w:val="22"/>
+          <w:szCs w:val="22"/>
+        </w:rPr>
+        <w:t xml:space="preserve">HedgeKX: 50,000,000 KX. Wallet: 5zjp4YM7RkBWk8hHN5kdv3xYhjsnXmYUJuL2vgqxHBE1. Schedule: 5 annual tranches 2027—2031. Tranches: 5M / 7.5M / 10M / 12.5M / 15M KX.</w:t>
+      </w:r>
+    </w:p>
+    <w:p>
+      <w:pPr>
+        <w:spacing w:before="100" w:after="100"/>
+      </w:pPr>
+    </w:p>
+    <w:p>
+      <w:pPr>
+        <w:spacing w:before="100" w:after="100"/>
+        <w:jc w:val="both"/>
+      </w:pPr>
+      <w:r>
+        <w:rPr>
+          <w:rFonts w:ascii="Arial" w:cs="Arial" w:eastAsia="Arial" w:hAnsi="Arial"/>
+          <w:sz w:val="22"/>
+          <w:szCs w:val="22"/>
+        </w:rPr>
+        <w:t xml:space="preserve">KXGC: 200,000,000 KX. Wallet: G2aH9NfRFo5gdLTMjNqCRv4PkcKKEHLD99Y8vhQwSgeV. Schedule: 10 annual tranches 2027—2036. Tranches: 5M / 5M / 10M / 15M / 20M / 20M / 25M / 25M / 35M / 40M KX.</w:t>
+      </w:r>
+    </w:p>
+    <w:p>
+      <w:pPr>
+        <w:spacing w:before="100" w:after="100"/>
+      </w:pPr>
+    </w:p>
+    <w:p>
+      <w:pPr>
         <w:pStyle w:val="Heading1"/>
         <w:spacing w:before="480" w:after="240"/>
       </w:pPr>
@@ -16135,7 +16842,7 @@
           <w:sz w:val="28"/>
           <w:szCs w:val="28"/>
         </w:rPr>
-        <w:t xml:space="preserve">G.12 Verifas Suspense System</w:t>
+        <w:t xml:space="preserve">G.13 Verifas Suspense System</w:t>
       </w:r>
     </w:p>
     <w:tbl>

--- a/chronx-whitepaper-version-one.docx
+++ b/chronx-whitepaper-version-one.docx
@@ -272,6 +272,25 @@
           <w:szCs w:val="22"/>
         </w:rPr>
         <w:t xml:space="preserve">The protocol does not judge the wisdom of a promise. It enforces it.</w:t>
+      </w:r>
+    </w:p>
+    <w:p>
+      <w:pPr>
+        <w:spacing w:before="100" w:after="100"/>
+      </w:pPr>
+    </w:p>
+    <w:p>
+      <w:pPr>
+        <w:spacing w:before="100" w:after="100"/>
+        <w:jc w:val="both"/>
+      </w:pPr>
+      <w:r>
+        <w:rPr>
+          <w:rFonts w:ascii="Arial" w:cs="Arial" w:eastAsia="Arial" w:hAnsi="Arial"/>
+          <w:sz w:val="22"/>
+          <w:szCs w:val="22"/>
+        </w:rPr>
+        <w:t xml:space="preserve">By default, every time-locked promise on ChronX participates in the HedgeKX yield system — earning real yield for the recipient from real economic activity, with no additional risk and no cost to the grantor. This is not a feature. It is simply what a promise on ChronX does.</w:t>
       </w:r>
     </w:p>
     <w:p>
@@ -2679,6 +2698,199 @@
           <w:szCs w:val="22"/>
         </w:rPr>
         <w:t xml:space="preserve">The four layers together: Bond (TYPE B, 100-year lock): Cannot be sold. Cannot be moved. Mathematics enforces this. Working capital (cascade locks, 5—10 years): Most does not yet exist as spendable KX. Future tranches are immovable on the DAG. DrawRequest (30-day public countdown): Any misuse triggers immediate public notice. Market observes before slash executes. Franchise loss (governance mandate): Economic deterrent. Misuse costs more than it gains for any long-horizon operator.</w:t>
+      </w:r>
+    </w:p>
+    <w:p>
+      <w:pPr>
+        <w:spacing w:before="100" w:after="100"/>
+      </w:pPr>
+    </w:p>
+    <w:p>
+      <w:pPr>
+        <w:pStyle w:val="Heading1"/>
+        <w:spacing w:before="480" w:after="240"/>
+      </w:pPr>
+      <w:r>
+        <w:rPr>
+          <w:rFonts w:ascii="Arial" w:cs="Arial" w:eastAsia="Arial" w:hAnsi="Arial"/>
+          <w:b/>
+          <w:bCs/>
+          <w:color w:val="1F4E79"/>
+          <w:sz w:val="34"/>
+          <w:szCs w:val="34"/>
+        </w:rPr>
+        <w:t xml:space="preserve">4.10 Regulatory Framework and KYC</w:t>
+      </w:r>
+    </w:p>
+    <w:p>
+      <w:pPr>
+        <w:spacing w:before="100" w:after="100"/>
+      </w:pPr>
+    </w:p>
+    <w:p>
+      <w:pPr>
+        <w:spacing w:before="100" w:after="100"/>
+        <w:jc w:val="both"/>
+      </w:pPr>
+      <w:r>
+        <w:rPr>
+          <w:rFonts w:ascii="Arial" w:cs="Arial" w:eastAsia="Arial" w:hAnsi="Arial"/>
+          <w:sz w:val="22"/>
+          <w:szCs w:val="22"/>
+        </w:rPr>
+        <w:t xml:space="preserve">The ChronX Protocol is designed to accommodate patient, full regulatory compliance in each jurisdiction where its Essential Protocol Partners operate. Each EPP is being separately established in an appropriate domicile, pending registration and regulatory approval:</w:t>
+      </w:r>
+    </w:p>
+    <w:p>
+      <w:pPr>
+        <w:spacing w:before="100" w:after="100"/>
+      </w:pPr>
+    </w:p>
+    <w:p>
+      <w:pPr>
+        <w:spacing w:before="100" w:after="100"/>
+        <w:jc w:val="both"/>
+      </w:pPr>
+      <w:r>
+        <w:rPr>
+          <w:rFonts w:ascii="Arial" w:cs="Arial" w:eastAsia="Arial" w:hAnsi="Arial"/>
+          <w:sz w:val="22"/>
+          <w:szCs w:val="22"/>
+        </w:rPr>
+        <w:t xml:space="preserve">HedgeKX (New York, USA): forward currency exchange, pending CFTC registration and NFA membership.</w:t>
+      </w:r>
+    </w:p>
+    <w:p>
+      <w:pPr>
+        <w:spacing w:before="100" w:after="100"/>
+      </w:pPr>
+    </w:p>
+    <w:p>
+      <w:pPr>
+        <w:spacing w:before="100" w:after="100"/>
+        <w:jc w:val="both"/>
+      </w:pPr>
+      <w:r>
+        <w:rPr>
+          <w:rFonts w:ascii="Arial" w:cs="Arial" w:eastAsia="Arial" w:hAnsi="Arial"/>
+          <w:sz w:val="22"/>
+          <w:szCs w:val="22"/>
+        </w:rPr>
+        <w:t xml:space="preserve">KXGC (Bermuda): alternative risk transfer and reinsurance, pending BMA registration.</w:t>
+      </w:r>
+    </w:p>
+    <w:p>
+      <w:pPr>
+        <w:spacing w:before="100" w:after="100"/>
+      </w:pPr>
+    </w:p>
+    <w:p>
+      <w:pPr>
+        <w:spacing w:before="100" w:after="100"/>
+        <w:jc w:val="both"/>
+      </w:pPr>
+      <w:r>
+        <w:rPr>
+          <w:rFonts w:ascii="Arial" w:cs="Arial" w:eastAsia="Arial" w:hAnsi="Arial"/>
+          <w:sz w:val="22"/>
+          <w:szCs w:val="22"/>
+        </w:rPr>
+        <w:t xml:space="preserve">XChan (Singapore): digital payment token exchange, pending MAS Major Payment Institution license.</w:t>
+      </w:r>
+    </w:p>
+    <w:p>
+      <w:pPr>
+        <w:spacing w:before="100" w:after="100"/>
+      </w:pPr>
+    </w:p>
+    <w:p>
+      <w:pPr>
+        <w:spacing w:before="100" w:after="100"/>
+        <w:jc w:val="both"/>
+      </w:pPr>
+      <w:r>
+        <w:rPr>
+          <w:rFonts w:ascii="Arial" w:cs="Arial" w:eastAsia="Arial" w:hAnsi="Arial"/>
+          <w:sz w:val="22"/>
+          <w:szCs w:val="22"/>
+        </w:rPr>
+        <w:t xml:space="preserve">MISAI (Cayman Islands): AI-managed investment mandates, pending CIMA registration.</w:t>
+      </w:r>
+    </w:p>
+    <w:p>
+      <w:pPr>
+        <w:spacing w:before="100" w:after="100"/>
+      </w:pPr>
+    </w:p>
+    <w:p>
+      <w:pPr>
+        <w:spacing w:before="100" w:after="100"/>
+        <w:jc w:val="both"/>
+      </w:pPr>
+      <w:r>
+        <w:rPr>
+          <w:rFonts w:ascii="Arial" w:cs="Arial" w:eastAsia="Arial" w:hAnsi="Arial"/>
+          <w:sz w:val="22"/>
+          <w:szCs w:val="22"/>
+        </w:rPr>
+        <w:t xml:space="preserve">Verifas (Switzerland): identity attestation and human verification, pending FINMA assessment.</w:t>
+      </w:r>
+    </w:p>
+    <w:p>
+      <w:pPr>
+        <w:spacing w:before="100" w:after="100"/>
+      </w:pPr>
+    </w:p>
+    <w:p>
+      <w:pPr>
+        <w:spacing w:before="100" w:after="100"/>
+        <w:jc w:val="both"/>
+      </w:pPr>
+      <w:r>
+        <w:rPr>
+          <w:rFonts w:ascii="Arial" w:cs="Arial" w:eastAsia="Arial" w:hAnsi="Arial"/>
+          <w:sz w:val="22"/>
+          <w:szCs w:val="22"/>
+        </w:rPr>
+        <w:t xml:space="preserve">CPNX (Delaware, USA): identity verification and KYC attestation, pending applicable state licensing.</w:t>
+      </w:r>
+    </w:p>
+    <w:p>
+      <w:pPr>
+        <w:spacing w:before="100" w:after="100"/>
+      </w:pPr>
+    </w:p>
+    <w:p>
+      <w:pPr>
+        <w:spacing w:before="100" w:after="100"/>
+        <w:jc w:val="both"/>
+      </w:pPr>
+      <w:r>
+        <w:rPr>
+          <w:rFonts w:ascii="Arial" w:cs="Arial" w:eastAsia="Arial" w:hAnsi="Arial"/>
+          <w:sz w:val="22"/>
+          <w:szCs w:val="22"/>
+        </w:rPr>
+        <w:t xml:space="preserve">The protocol’s initial governance caps on transaction size, instrument duration, and exposure limits are designed to operate within the parameters of unlicensed activity while such applications are pursued. KYC attestation for higher-value instruments is provided by CPNX using zero-knowledge cryptographic proofs — verifying eligibility without publishing identity data to the public DAG. Underlying identity records are maintained by CPNX and available to lawful regulatory authority.</w:t>
+      </w:r>
+    </w:p>
+    <w:p>
+      <w:pPr>
+        <w:spacing w:before="100" w:after="100"/>
+      </w:pPr>
+    </w:p>
+    <w:p>
+      <w:pPr>
+        <w:spacing w:before="100" w:after="100"/>
+        <w:jc w:val="both"/>
+      </w:pPr>
+      <w:r>
+        <w:rPr>
+          <w:rFonts w:ascii="Arial" w:cs="Arial" w:eastAsia="Arial" w:hAnsi="Arial"/>
+          <w:sz w:val="22"/>
+          <w:szCs w:val="22"/>
+        </w:rPr>
+        <w:t xml:space="preserve">ChronX is not designed to evade regulation. It is designed to earn it.</w:t>
       </w:r>
     </w:p>
     <w:p>
@@ -5633,7 +5845,7 @@
                 <w:sz w:val="18"/>
                 <w:szCs w:val="18"/>
               </w:rPr>
-              <w:t xml:space="preserve">9a</w:t>
+              <w:t xml:space="preserve">—</w:t>
             </w:r>
           </w:p>
         </w:tc>
@@ -5745,7 +5957,7 @@
                 <w:sz w:val="18"/>
                 <w:szCs w:val="18"/>
               </w:rPr>
-              <w:t xml:space="preserve">Cascade. 5 annual tranches 2027—2031. Vests as market develops.</w:t>
+              <w:t xml:space="preserve">Cascade. 5 annual tranches from Public Sale: 2027: 5M KX, 2028: 7.5M KX, 2029: 10M KX, 2030: 12.5M KX, 2031: 15M KX. Wallet: 5zjp4YM7RkBWk8hHN5kdv3xYhjsnXmYUJuL2vgqxHBE1</w:t>
             </w:r>
           </w:p>
         </w:tc>
@@ -5775,7 +5987,7 @@
                 <w:sz w:val="18"/>
                 <w:szCs w:val="18"/>
               </w:rPr>
-              <w:t xml:space="preserve">9b</w:t>
+              <w:t xml:space="preserve">—</w:t>
             </w:r>
           </w:p>
         </w:tc>
@@ -5887,7 +6099,7 @@
                 <w:sz w:val="18"/>
                 <w:szCs w:val="18"/>
               </w:rPr>
-              <w:t xml:space="preserve">Cascade. 10 annual tranches 2027—2036. Vests as insurance market develops.</w:t>
+              <w:t xml:space="preserve">Cascade. 10 annual tranches from Public Sale: 2027: 5M, 2028: 5M, 2029: 10M, 2030: 15M, 2031: 20M, 2032: 20M, 2033: 25M, 2034: 25M, 2035: 35M, 2036: 40M KX. Wallet: G2aH9NfRFo5gdLTMjNqCRv4PkcKKEHLD99Y8vhQwSgeV</w:t>
             </w:r>
           </w:p>
         </w:tc>
@@ -5895,85 +6107,85 @@
       <w:tr>
         <w:tc>
           <w:tcPr>
-            <w:tcW w:type="dxa" w:w="400"/>
-            <w:tcBorders>
-              <w:top w:val="single" w:color="CCCCCC" w:sz="1"/>
-              <w:left w:val="single" w:color="CCCCCC" w:sz="1"/>
-              <w:bottom w:val="single" w:color="CCCCCC" w:sz="1"/>
-              <w:right w:val="single" w:color="CCCCCC" w:sz="1"/>
-            </w:tcBorders>
-            <w:shd w:fill="F7F7F7" w:val="clear"/>
-            <w:tcMar>
-              <w:top w:type="dxa" w:w="80"/>
-              <w:left w:type="dxa" w:w="120"/>
-              <w:bottom w:type="dxa" w:w="80"/>
-              <w:right w:type="dxa" w:w="120"/>
-            </w:tcMar>
-          </w:tcPr>
-          <w:p>
-            <w:r>
-              <w:rPr>
-                <w:rFonts w:ascii="Arial" w:cs="Arial" w:eastAsia="Arial" w:hAnsi="Arial"/>
-                <w:sz w:val="20"/>
-                <w:szCs w:val="20"/>
-              </w:rPr>
-              <w:t xml:space="preserve">10</w:t>
-            </w:r>
-          </w:p>
-        </w:tc>
-        <w:tc>
-          <w:tcPr>
-            <w:tcW w:type="dxa" w:w="2200"/>
-            <w:tcBorders>
-              <w:top w:val="single" w:color="CCCCCC" w:sz="1"/>
-              <w:left w:val="single" w:color="CCCCCC" w:sz="1"/>
-              <w:bottom w:val="single" w:color="CCCCCC" w:sz="1"/>
-              <w:right w:val="single" w:color="CCCCCC" w:sz="1"/>
-            </w:tcBorders>
-            <w:shd w:fill="F7F7F7" w:val="clear"/>
-            <w:tcMar>
-              <w:top w:type="dxa" w:w="80"/>
-              <w:left w:type="dxa" w:w="120"/>
-              <w:bottom w:type="dxa" w:w="80"/>
-              <w:right w:type="dxa" w:w="120"/>
-            </w:tcMar>
-          </w:tcPr>
-          <w:p>
-            <w:r>
-              <w:rPr>
-                <w:rFonts w:ascii="Arial" w:cs="Arial" w:eastAsia="Arial" w:hAnsi="Arial"/>
-                <w:sz w:val="20"/>
-                <w:szCs w:val="20"/>
-              </w:rPr>
-              <w:t xml:space="preserve">Faucet</w:t>
-            </w:r>
-          </w:p>
-        </w:tc>
-        <w:tc>
-          <w:tcPr>
-            <w:tcW w:type="dxa" w:w="1600"/>
-            <w:tcBorders>
-              <w:top w:val="single" w:color="CCCCCC" w:sz="1"/>
-              <w:left w:val="single" w:color="CCCCCC" w:sz="1"/>
-              <w:bottom w:val="single" w:color="CCCCCC" w:sz="1"/>
-              <w:right w:val="single" w:color="CCCCCC" w:sz="1"/>
-            </w:tcBorders>
-            <w:shd w:fill="F7F7F7" w:val="clear"/>
-            <w:tcMar>
-              <w:top w:type="dxa" w:w="80"/>
-              <w:left w:type="dxa" w:w="120"/>
-              <w:bottom w:type="dxa" w:w="80"/>
-              <w:right w:type="dxa" w:w="120"/>
-            </w:tcMar>
-          </w:tcPr>
-          <w:p>
-            <w:r>
-              <w:rPr>
-                <w:rFonts w:ascii="Arial" w:cs="Arial" w:eastAsia="Arial" w:hAnsi="Arial"/>
-                <w:sz w:val="20"/>
-                <w:szCs w:val="20"/>
-              </w:rPr>
-              <w:t xml:space="preserve">3,000,000</w:t>
+            <w:tcW w:type="dxa" w:w="600"/>
+            <w:tcBorders>
+              <w:top w:val="single" w:color="CCCCCC" w:sz="1"/>
+              <w:left w:val="single" w:color="CCCCCC" w:sz="1"/>
+              <w:bottom w:val="single" w:color="CCCCCC" w:sz="1"/>
+              <w:right w:val="single" w:color="CCCCCC" w:sz="1"/>
+            </w:tcBorders>
+            <w:shd w:fill="FFFFFF" w:val="clear"/>
+            <w:tcMar>
+              <w:top w:type="dxa" w:w="60"/>
+              <w:left w:type="dxa" w:w="100"/>
+              <w:bottom w:type="dxa" w:w="60"/>
+              <w:right w:type="dxa" w:w="100"/>
+            </w:tcMar>
+          </w:tcPr>
+          <w:p>
+            <w:r>
+              <w:rPr>
+                <w:rFonts w:ascii="Arial" w:cs="Arial" w:eastAsia="Arial" w:hAnsi="Arial"/>
+                <w:sz w:val="18"/>
+                <w:szCs w:val="18"/>
+              </w:rPr>
+              <w:t xml:space="preserve">9a</w:t>
+            </w:r>
+          </w:p>
+        </w:tc>
+        <w:tc>
+          <w:tcPr>
+            <w:tcW w:type="dxa" w:w="2400"/>
+            <w:tcBorders>
+              <w:top w:val="single" w:color="CCCCCC" w:sz="1"/>
+              <w:left w:val="single" w:color="CCCCCC" w:sz="1"/>
+              <w:bottom w:val="single" w:color="CCCCCC" w:sz="1"/>
+              <w:right w:val="single" w:color="CCCCCC" w:sz="1"/>
+            </w:tcBorders>
+            <w:shd w:fill="FFFFFF" w:val="clear"/>
+            <w:tcMar>
+              <w:top w:type="dxa" w:w="60"/>
+              <w:left w:type="dxa" w:w="100"/>
+              <w:bottom w:type="dxa" w:w="60"/>
+              <w:right w:type="dxa" w:w="100"/>
+            </w:tcMar>
+          </w:tcPr>
+          <w:p>
+            <w:r>
+              <w:rPr>
+                <w:rFonts w:ascii="Arial" w:cs="Arial" w:eastAsia="Arial" w:hAnsi="Arial"/>
+                <w:sz w:val="18"/>
+                <w:szCs w:val="18"/>
+              </w:rPr>
+              <w:t xml:space="preserve">HedgeKX Operating Capital</w:t>
+            </w:r>
+          </w:p>
+        </w:tc>
+        <w:tc>
+          <w:tcPr>
+            <w:tcW w:type="dxa" w:w="1800"/>
+            <w:tcBorders>
+              <w:top w:val="single" w:color="CCCCCC" w:sz="1"/>
+              <w:left w:val="single" w:color="CCCCCC" w:sz="1"/>
+              <w:bottom w:val="single" w:color="CCCCCC" w:sz="1"/>
+              <w:right w:val="single" w:color="CCCCCC" w:sz="1"/>
+            </w:tcBorders>
+            <w:shd w:fill="FFFFFF" w:val="clear"/>
+            <w:tcMar>
+              <w:top w:type="dxa" w:w="60"/>
+              <w:left w:type="dxa" w:w="100"/>
+              <w:bottom w:type="dxa" w:w="60"/>
+              <w:right w:type="dxa" w:w="100"/>
+            </w:tcMar>
+          </w:tcPr>
+          <w:p>
+            <w:r>
+              <w:rPr>
+                <w:rFonts w:ascii="Arial" w:cs="Arial" w:eastAsia="Arial" w:hAnsi="Arial"/>
+                <w:sz w:val="18"/>
+                <w:szCs w:val="18"/>
+              </w:rPr>
+              <w:t xml:space="preserve">50,000,000</w:t>
             </w:r>
           </w:p>
         </w:tc>
@@ -5986,50 +6198,50 @@
               <w:bottom w:val="single" w:color="CCCCCC" w:sz="1"/>
               <w:right w:val="single" w:color="CCCCCC" w:sz="1"/>
             </w:tcBorders>
-            <w:shd w:fill="F7F7F7" w:val="clear"/>
-            <w:tcMar>
-              <w:top w:type="dxa" w:w="80"/>
-              <w:left w:type="dxa" w:w="120"/>
-              <w:bottom w:type="dxa" w:w="80"/>
-              <w:right w:type="dxa" w:w="120"/>
-            </w:tcMar>
-          </w:tcPr>
-          <w:p>
-            <w:r>
-              <w:rPr>
-                <w:rFonts w:ascii="Arial" w:cs="Arial" w:eastAsia="Arial" w:hAnsi="Arial"/>
-                <w:sz w:val="20"/>
-                <w:szCs w:val="20"/>
-              </w:rPr>
-              <w:t xml:space="preserve">0.036%</w:t>
-            </w:r>
-          </w:p>
-        </w:tc>
-        <w:tc>
-          <w:tcPr>
-            <w:tcW w:type="dxa" w:w="4360"/>
-            <w:tcBorders>
-              <w:top w:val="single" w:color="CCCCCC" w:sz="1"/>
-              <w:left w:val="single" w:color="CCCCCC" w:sz="1"/>
-              <w:bottom w:val="single" w:color="CCCCCC" w:sz="1"/>
-              <w:right w:val="single" w:color="CCCCCC" w:sz="1"/>
-            </w:tcBorders>
-            <w:shd w:fill="F7F7F7" w:val="clear"/>
-            <w:tcMar>
-              <w:top w:type="dxa" w:w="80"/>
-              <w:left w:type="dxa" w:w="120"/>
-              <w:bottom w:type="dxa" w:w="80"/>
-              <w:right w:type="dxa" w:w="120"/>
-            </w:tcMar>
-          </w:tcPr>
-          <w:p>
-            <w:r>
-              <w:rPr>
-                <w:rFonts w:ascii="Arial" w:cs="Arial" w:eastAsia="Arial" w:hAnsi="Arial"/>
-                <w:sz w:val="20"/>
-                <w:szCs w:val="20"/>
-              </w:rPr>
-              <w:t xml:space="preserve">Developer onboarding. 9 KX per claim.</w:t>
+            <w:shd w:fill="FFFFFF" w:val="clear"/>
+            <w:tcMar>
+              <w:top w:type="dxa" w:w="60"/>
+              <w:left w:type="dxa" w:w="100"/>
+              <w:bottom w:type="dxa" w:w="60"/>
+              <w:right w:type="dxa" w:w="100"/>
+            </w:tcMar>
+          </w:tcPr>
+          <w:p>
+            <w:r>
+              <w:rPr>
+                <w:rFonts w:ascii="Arial" w:cs="Arial" w:eastAsia="Arial" w:hAnsi="Arial"/>
+                <w:sz w:val="18"/>
+                <w:szCs w:val="18"/>
+              </w:rPr>
+              <w:t xml:space="preserve">0.60%</w:t>
+            </w:r>
+          </w:p>
+        </w:tc>
+        <w:tc>
+          <w:tcPr>
+            <w:tcW w:type="dxa" w:w="3860"/>
+            <w:tcBorders>
+              <w:top w:val="single" w:color="CCCCCC" w:sz="1"/>
+              <w:left w:val="single" w:color="CCCCCC" w:sz="1"/>
+              <w:bottom w:val="single" w:color="CCCCCC" w:sz="1"/>
+              <w:right w:val="single" w:color="CCCCCC" w:sz="1"/>
+            </w:tcBorders>
+            <w:shd w:fill="FFFFFF" w:val="clear"/>
+            <w:tcMar>
+              <w:top w:type="dxa" w:w="60"/>
+              <w:left w:type="dxa" w:w="100"/>
+              <w:bottom w:type="dxa" w:w="60"/>
+              <w:right w:type="dxa" w:w="100"/>
+            </w:tcMar>
+          </w:tcPr>
+          <w:p>
+            <w:r>
+              <w:rPr>
+                <w:rFonts w:ascii="Arial" w:cs="Arial" w:eastAsia="Arial" w:hAnsi="Arial"/>
+                <w:sz w:val="18"/>
+                <w:szCs w:val="18"/>
+              </w:rPr>
+              <w:t xml:space="preserve">Cascade. 5 annual tranches 2027—2031. Vests as market develops.</w:t>
             </w:r>
           </w:p>
         </w:tc>
@@ -6037,85 +6249,85 @@
       <w:tr>
         <w:tc>
           <w:tcPr>
-            <w:tcW w:type="dxa" w:w="400"/>
-            <w:tcBorders>
-              <w:top w:val="single" w:color="CCCCCC" w:sz="1"/>
-              <w:left w:val="single" w:color="CCCCCC" w:sz="1"/>
-              <w:bottom w:val="single" w:color="CCCCCC" w:sz="1"/>
-              <w:right w:val="single" w:color="CCCCCC" w:sz="1"/>
-            </w:tcBorders>
-            <w:shd w:fill="FFFFFF" w:val="clear"/>
-            <w:tcMar>
-              <w:top w:type="dxa" w:w="80"/>
-              <w:left w:type="dxa" w:w="120"/>
-              <w:bottom w:type="dxa" w:w="80"/>
-              <w:right w:type="dxa" w:w="120"/>
-            </w:tcMar>
-          </w:tcPr>
-          <w:p>
-            <w:r>
-              <w:rPr>
-                <w:rFonts w:ascii="Arial" w:cs="Arial" w:eastAsia="Arial" w:hAnsi="Arial"/>
-                <w:sz w:val="20"/>
-                <w:szCs w:val="20"/>
-              </w:rPr>
-              <w:t xml:space="preserve">11</w:t>
-            </w:r>
-          </w:p>
-        </w:tc>
-        <w:tc>
-          <w:tcPr>
-            <w:tcW w:type="dxa" w:w="2200"/>
-            <w:tcBorders>
-              <w:top w:val="single" w:color="CCCCCC" w:sz="1"/>
-              <w:left w:val="single" w:color="CCCCCC" w:sz="1"/>
-              <w:bottom w:val="single" w:color="CCCCCC" w:sz="1"/>
-              <w:right w:val="single" w:color="CCCCCC" w:sz="1"/>
-            </w:tcBorders>
-            <w:shd w:fill="FFFFFF" w:val="clear"/>
-            <w:tcMar>
-              <w:top w:type="dxa" w:w="80"/>
-              <w:left w:type="dxa" w:w="120"/>
-              <w:bottom w:type="dxa" w:w="80"/>
-              <w:right w:type="dxa" w:w="120"/>
-            </w:tcMar>
-          </w:tcPr>
-          <w:p>
-            <w:r>
-              <w:rPr>
-                <w:rFonts w:ascii="Arial" w:cs="Arial" w:eastAsia="Arial" w:hAnsi="Arial"/>
-                <w:sz w:val="20"/>
-                <w:szCs w:val="20"/>
-              </w:rPr>
-              <w:t xml:space="preserve">XChan Operating Reserve</w:t>
-            </w:r>
-          </w:p>
-        </w:tc>
-        <w:tc>
-          <w:tcPr>
-            <w:tcW w:type="dxa" w:w="1600"/>
-            <w:tcBorders>
-              <w:top w:val="single" w:color="CCCCCC" w:sz="1"/>
-              <w:left w:val="single" w:color="CCCCCC" w:sz="1"/>
-              <w:bottom w:val="single" w:color="CCCCCC" w:sz="1"/>
-              <w:right w:val="single" w:color="CCCCCC" w:sz="1"/>
-            </w:tcBorders>
-            <w:shd w:fill="FFFFFF" w:val="clear"/>
-            <w:tcMar>
-              <w:top w:type="dxa" w:w="80"/>
-              <w:left w:type="dxa" w:w="120"/>
-              <w:bottom w:type="dxa" w:w="80"/>
-              <w:right w:type="dxa" w:w="120"/>
-            </w:tcMar>
-          </w:tcPr>
-          <w:p>
-            <w:r>
-              <w:rPr>
-                <w:rFonts w:ascii="Arial" w:cs="Arial" w:eastAsia="Arial" w:hAnsi="Arial"/>
-                <w:sz w:val="20"/>
-                <w:szCs w:val="20"/>
-              </w:rPr>
-              <w:t xml:space="preserve">1,000,884</w:t>
+            <w:tcW w:type="dxa" w:w="600"/>
+            <w:tcBorders>
+              <w:top w:val="single" w:color="CCCCCC" w:sz="1"/>
+              <w:left w:val="single" w:color="CCCCCC" w:sz="1"/>
+              <w:bottom w:val="single" w:color="CCCCCC" w:sz="1"/>
+              <w:right w:val="single" w:color="CCCCCC" w:sz="1"/>
+            </w:tcBorders>
+            <w:shd w:fill="FFFFFF" w:val="clear"/>
+            <w:tcMar>
+              <w:top w:type="dxa" w:w="60"/>
+              <w:left w:type="dxa" w:w="100"/>
+              <w:bottom w:type="dxa" w:w="60"/>
+              <w:right w:type="dxa" w:w="100"/>
+            </w:tcMar>
+          </w:tcPr>
+          <w:p>
+            <w:r>
+              <w:rPr>
+                <w:rFonts w:ascii="Arial" w:cs="Arial" w:eastAsia="Arial" w:hAnsi="Arial"/>
+                <w:sz w:val="18"/>
+                <w:szCs w:val="18"/>
+              </w:rPr>
+              <w:t xml:space="preserve">9b</w:t>
+            </w:r>
+          </w:p>
+        </w:tc>
+        <w:tc>
+          <w:tcPr>
+            <w:tcW w:type="dxa" w:w="2400"/>
+            <w:tcBorders>
+              <w:top w:val="single" w:color="CCCCCC" w:sz="1"/>
+              <w:left w:val="single" w:color="CCCCCC" w:sz="1"/>
+              <w:bottom w:val="single" w:color="CCCCCC" w:sz="1"/>
+              <w:right w:val="single" w:color="CCCCCC" w:sz="1"/>
+            </w:tcBorders>
+            <w:shd w:fill="FFFFFF" w:val="clear"/>
+            <w:tcMar>
+              <w:top w:type="dxa" w:w="60"/>
+              <w:left w:type="dxa" w:w="100"/>
+              <w:bottom w:type="dxa" w:w="60"/>
+              <w:right w:type="dxa" w:w="100"/>
+            </w:tcMar>
+          </w:tcPr>
+          <w:p>
+            <w:r>
+              <w:rPr>
+                <w:rFonts w:ascii="Arial" w:cs="Arial" w:eastAsia="Arial" w:hAnsi="Arial"/>
+                <w:sz w:val="18"/>
+                <w:szCs w:val="18"/>
+              </w:rPr>
+              <w:t xml:space="preserve">KXGC Operating Capital</w:t>
+            </w:r>
+          </w:p>
+        </w:tc>
+        <w:tc>
+          <w:tcPr>
+            <w:tcW w:type="dxa" w:w="1800"/>
+            <w:tcBorders>
+              <w:top w:val="single" w:color="CCCCCC" w:sz="1"/>
+              <w:left w:val="single" w:color="CCCCCC" w:sz="1"/>
+              <w:bottom w:val="single" w:color="CCCCCC" w:sz="1"/>
+              <w:right w:val="single" w:color="CCCCCC" w:sz="1"/>
+            </w:tcBorders>
+            <w:shd w:fill="FFFFFF" w:val="clear"/>
+            <w:tcMar>
+              <w:top w:type="dxa" w:w="60"/>
+              <w:left w:type="dxa" w:w="100"/>
+              <w:bottom w:type="dxa" w:w="60"/>
+              <w:right w:type="dxa" w:w="100"/>
+            </w:tcMar>
+          </w:tcPr>
+          <w:p>
+            <w:r>
+              <w:rPr>
+                <w:rFonts w:ascii="Arial" w:cs="Arial" w:eastAsia="Arial" w:hAnsi="Arial"/>
+                <w:sz w:val="18"/>
+                <w:szCs w:val="18"/>
+              </w:rPr>
+              <w:t xml:space="preserve">200,000,000</w:t>
             </w:r>
           </w:p>
         </w:tc>
@@ -6130,48 +6342,48 @@
             </w:tcBorders>
             <w:shd w:fill="FFFFFF" w:val="clear"/>
             <w:tcMar>
-              <w:top w:type="dxa" w:w="80"/>
-              <w:left w:type="dxa" w:w="120"/>
-              <w:bottom w:type="dxa" w:w="80"/>
-              <w:right w:type="dxa" w:w="120"/>
-            </w:tcMar>
-          </w:tcPr>
-          <w:p>
-            <w:r>
-              <w:rPr>
-                <w:rFonts w:ascii="Arial" w:cs="Arial" w:eastAsia="Arial" w:hAnsi="Arial"/>
-                <w:sz w:val="20"/>
-                <w:szCs w:val="20"/>
-              </w:rPr>
-              <w:t xml:space="preserve">0.012%</w:t>
-            </w:r>
-          </w:p>
-        </w:tc>
-        <w:tc>
-          <w:tcPr>
-            <w:tcW w:type="dxa" w:w="4360"/>
-            <w:tcBorders>
-              <w:top w:val="single" w:color="CCCCCC" w:sz="1"/>
-              <w:left w:val="single" w:color="CCCCCC" w:sz="1"/>
-              <w:bottom w:val="single" w:color="CCCCCC" w:sz="1"/>
-              <w:right w:val="single" w:color="CCCCCC" w:sz="1"/>
-            </w:tcBorders>
-            <w:shd w:fill="FFFFFF" w:val="clear"/>
-            <w:tcMar>
-              <w:top w:type="dxa" w:w="80"/>
-              <w:left w:type="dxa" w:w="120"/>
-              <w:bottom w:type="dxa" w:w="80"/>
-              <w:right w:type="dxa" w:w="120"/>
-            </w:tcMar>
-          </w:tcPr>
-          <w:p>
-            <w:r>
-              <w:rPr>
-                <w:rFonts w:ascii="Arial" w:cs="Arial" w:eastAsia="Arial" w:hAnsi="Arial"/>
-                <w:sz w:val="20"/>
-                <w:szCs w:val="20"/>
-              </w:rPr>
-              <w:t xml:space="preserve">XChan bridge liquidity.</w:t>
+              <w:top w:type="dxa" w:w="60"/>
+              <w:left w:type="dxa" w:w="100"/>
+              <w:bottom w:type="dxa" w:w="60"/>
+              <w:right w:type="dxa" w:w="100"/>
+            </w:tcMar>
+          </w:tcPr>
+          <w:p>
+            <w:r>
+              <w:rPr>
+                <w:rFonts w:ascii="Arial" w:cs="Arial" w:eastAsia="Arial" w:hAnsi="Arial"/>
+                <w:sz w:val="18"/>
+                <w:szCs w:val="18"/>
+              </w:rPr>
+              <w:t xml:space="preserve">2.42%</w:t>
+            </w:r>
+          </w:p>
+        </w:tc>
+        <w:tc>
+          <w:tcPr>
+            <w:tcW w:type="dxa" w:w="3860"/>
+            <w:tcBorders>
+              <w:top w:val="single" w:color="CCCCCC" w:sz="1"/>
+              <w:left w:val="single" w:color="CCCCCC" w:sz="1"/>
+              <w:bottom w:val="single" w:color="CCCCCC" w:sz="1"/>
+              <w:right w:val="single" w:color="CCCCCC" w:sz="1"/>
+            </w:tcBorders>
+            <w:shd w:fill="FFFFFF" w:val="clear"/>
+            <w:tcMar>
+              <w:top w:type="dxa" w:w="60"/>
+              <w:left w:type="dxa" w:w="100"/>
+              <w:bottom w:type="dxa" w:w="60"/>
+              <w:right w:type="dxa" w:w="100"/>
+            </w:tcMar>
+          </w:tcPr>
+          <w:p>
+            <w:r>
+              <w:rPr>
+                <w:rFonts w:ascii="Arial" w:cs="Arial" w:eastAsia="Arial" w:hAnsi="Arial"/>
+                <w:sz w:val="18"/>
+                <w:szCs w:val="18"/>
+              </w:rPr>
+              <w:t xml:space="preserve">Cascade. 10 annual tranches 2027—2036. Vests as insurance market develops.</w:t>
             </w:r>
           </w:p>
         </w:tc>
@@ -6201,7 +6413,7 @@
                 <w:sz w:val="20"/>
                 <w:szCs w:val="20"/>
               </w:rPr>
-              <w:t xml:space="preserve">12</w:t>
+              <w:t xml:space="preserve">10</w:t>
             </w:r>
           </w:p>
         </w:tc>
@@ -6229,7 +6441,7 @@
                 <w:sz w:val="20"/>
                 <w:szCs w:val="20"/>
               </w:rPr>
-              <w:t xml:space="preserve">CPNX Bond</w:t>
+              <w:t xml:space="preserve">Faucet</w:t>
             </w:r>
           </w:p>
         </w:tc>
@@ -6257,7 +6469,7 @@
                 <w:sz w:val="20"/>
                 <w:szCs w:val="20"/>
               </w:rPr>
-              <w:t xml:space="preserve">1,000,000</w:t>
+              <w:t xml:space="preserve">3,000,000</w:t>
             </w:r>
           </w:p>
         </w:tc>
@@ -6285,7 +6497,7 @@
                 <w:sz w:val="20"/>
                 <w:szCs w:val="20"/>
               </w:rPr>
-              <w:t xml:space="preserve">0.012%</w:t>
+              <w:t xml:space="preserve">0.036%</w:t>
             </w:r>
           </w:p>
         </w:tc>
@@ -6313,7 +6525,7 @@
                 <w:sz w:val="20"/>
                 <w:szCs w:val="20"/>
               </w:rPr>
-              <w:t xml:space="preserve">Performance bond. cpnx.com.</w:t>
+              <w:t xml:space="preserve">Developer onboarding. 9 KX per claim.</w:t>
             </w:r>
           </w:p>
         </w:tc>
@@ -6343,7 +6555,7 @@
                 <w:sz w:val="20"/>
                 <w:szCs w:val="20"/>
               </w:rPr>
-              <w:t xml:space="preserve">13</w:t>
+              <w:t xml:space="preserve">11</w:t>
             </w:r>
           </w:p>
         </w:tc>
@@ -6371,7 +6583,7 @@
                 <w:sz w:val="20"/>
                 <w:szCs w:val="20"/>
               </w:rPr>
-              <w:t xml:space="preserve">MISAI Executor</w:t>
+              <w:t xml:space="preserve">XChan Operating Reserve</w:t>
             </w:r>
           </w:p>
         </w:tc>
@@ -6399,7 +6611,7 @@
                 <w:sz w:val="20"/>
                 <w:szCs w:val="20"/>
               </w:rPr>
-              <w:t xml:space="preserve">10,000</w:t>
+              <w:t xml:space="preserve">1,000,884</w:t>
             </w:r>
           </w:p>
         </w:tc>
@@ -6427,7 +6639,7 @@
                 <w:sz w:val="20"/>
                 <w:szCs w:val="20"/>
               </w:rPr>
-              <w:t xml:space="preserve">&lt;0.001%</w:t>
+              <w:t xml:space="preserve">0.012%</w:t>
             </w:r>
           </w:p>
         </w:tc>
@@ -6455,7 +6667,7 @@
                 <w:sz w:val="20"/>
                 <w:szCs w:val="20"/>
               </w:rPr>
-              <w:t xml:space="preserve">Operational executor wallet.</w:t>
+              <w:t xml:space="preserve">XChan bridge liquidity.</w:t>
             </w:r>
           </w:p>
         </w:tc>
@@ -6485,7 +6697,7 @@
                 <w:sz w:val="20"/>
                 <w:szCs w:val="20"/>
               </w:rPr>
-              <w:t xml:space="preserve">14</w:t>
+              <w:t xml:space="preserve">12</w:t>
             </w:r>
           </w:p>
         </w:tc>
@@ -6513,7 +6725,7 @@
                 <w:sz w:val="20"/>
                 <w:szCs w:val="20"/>
               </w:rPr>
-              <w:t xml:space="preserve">Humanity Stake</w:t>
+              <w:t xml:space="preserve">CPNX Bond</w:t>
             </w:r>
           </w:p>
         </w:tc>
@@ -6597,7 +6809,7 @@
                 <w:sz w:val="20"/>
                 <w:szCs w:val="20"/>
               </w:rPr>
-              <w:t xml:space="preserve">Locked until 2126-01-01</w:t>
+              <w:t xml:space="preserve">Performance bond. cpnx.com.</w:t>
             </w:r>
           </w:p>
         </w:tc>
@@ -6627,7 +6839,7 @@
                 <w:sz w:val="20"/>
                 <w:szCs w:val="20"/>
               </w:rPr>
-              <w:t xml:space="preserve">15</w:t>
+              <w:t xml:space="preserve">13</w:t>
             </w:r>
           </w:p>
         </w:tc>
@@ -6655,7 +6867,7 @@
                 <w:sz w:val="20"/>
                 <w:szCs w:val="20"/>
               </w:rPr>
-              <w:t xml:space="preserve">Milestone 2076</w:t>
+              <w:t xml:space="preserve">MISAI Executor</w:t>
             </w:r>
           </w:p>
         </w:tc>
@@ -6683,7 +6895,7 @@
                 <w:sz w:val="20"/>
                 <w:szCs w:val="20"/>
               </w:rPr>
-              <w:t xml:space="preserve">500,000</w:t>
+              <w:t xml:space="preserve">10,000</w:t>
             </w:r>
           </w:p>
         </w:tc>
@@ -6711,7 +6923,7 @@
                 <w:sz w:val="20"/>
                 <w:szCs w:val="20"/>
               </w:rPr>
-              <w:t xml:space="preserve">0.006%</w:t>
+              <w:t xml:space="preserve">&lt;0.001%</w:t>
             </w:r>
           </w:p>
         </w:tc>
@@ -6739,7 +6951,7 @@
                 <w:sz w:val="20"/>
                 <w:szCs w:val="20"/>
               </w:rPr>
-              <w:t xml:space="preserve">Locked until 2076-01-01</w:t>
+              <w:t xml:space="preserve">Operational executor wallet.</w:t>
             </w:r>
           </w:p>
         </w:tc>
@@ -6769,7 +6981,7 @@
                 <w:sz w:val="20"/>
                 <w:szCs w:val="20"/>
               </w:rPr>
-              <w:t xml:space="preserve">16</w:t>
+              <w:t xml:space="preserve">14</w:t>
             </w:r>
           </w:p>
         </w:tc>
@@ -6797,7 +7009,7 @@
                 <w:sz w:val="20"/>
                 <w:szCs w:val="20"/>
               </w:rPr>
-              <w:t xml:space="preserve">Protocol Reserve</w:t>
+              <w:t xml:space="preserve">Humanity Stake</w:t>
             </w:r>
           </w:p>
         </w:tc>
@@ -6825,7 +7037,7 @@
                 <w:sz w:val="20"/>
                 <w:szCs w:val="20"/>
               </w:rPr>
-              <w:t xml:space="preserve">500,000</w:t>
+              <w:t xml:space="preserve">1,000,000</w:t>
             </w:r>
           </w:p>
         </w:tc>
@@ -6853,7 +7065,7 @@
                 <w:sz w:val="20"/>
                 <w:szCs w:val="20"/>
               </w:rPr>
-              <w:t xml:space="preserve">0.006%</w:t>
+              <w:t xml:space="preserve">0.012%</w:t>
             </w:r>
           </w:p>
         </w:tc>
@@ -6881,7 +7093,7 @@
                 <w:sz w:val="20"/>
                 <w:szCs w:val="20"/>
               </w:rPr>
-              <w:t xml:space="preserve">Locked until 2036-01-01</w:t>
+              <w:t xml:space="preserve">Locked until 2126-01-01</w:t>
             </w:r>
           </w:p>
         </w:tc>
@@ -6911,6 +7123,290 @@
                 <w:sz w:val="20"/>
                 <w:szCs w:val="20"/>
               </w:rPr>
+              <w:t xml:space="preserve">15</w:t>
+            </w:r>
+          </w:p>
+        </w:tc>
+        <w:tc>
+          <w:tcPr>
+            <w:tcW w:type="dxa" w:w="2200"/>
+            <w:tcBorders>
+              <w:top w:val="single" w:color="CCCCCC" w:sz="1"/>
+              <w:left w:val="single" w:color="CCCCCC" w:sz="1"/>
+              <w:bottom w:val="single" w:color="CCCCCC" w:sz="1"/>
+              <w:right w:val="single" w:color="CCCCCC" w:sz="1"/>
+            </w:tcBorders>
+            <w:shd w:fill="FFFFFF" w:val="clear"/>
+            <w:tcMar>
+              <w:top w:type="dxa" w:w="80"/>
+              <w:left w:type="dxa" w:w="120"/>
+              <w:bottom w:type="dxa" w:w="80"/>
+              <w:right w:type="dxa" w:w="120"/>
+            </w:tcMar>
+          </w:tcPr>
+          <w:p>
+            <w:r>
+              <w:rPr>
+                <w:rFonts w:ascii="Arial" w:cs="Arial" w:eastAsia="Arial" w:hAnsi="Arial"/>
+                <w:sz w:val="20"/>
+                <w:szCs w:val="20"/>
+              </w:rPr>
+              <w:t xml:space="preserve">Milestone 2076</w:t>
+            </w:r>
+          </w:p>
+        </w:tc>
+        <w:tc>
+          <w:tcPr>
+            <w:tcW w:type="dxa" w:w="1600"/>
+            <w:tcBorders>
+              <w:top w:val="single" w:color="CCCCCC" w:sz="1"/>
+              <w:left w:val="single" w:color="CCCCCC" w:sz="1"/>
+              <w:bottom w:val="single" w:color="CCCCCC" w:sz="1"/>
+              <w:right w:val="single" w:color="CCCCCC" w:sz="1"/>
+            </w:tcBorders>
+            <w:shd w:fill="FFFFFF" w:val="clear"/>
+            <w:tcMar>
+              <w:top w:type="dxa" w:w="80"/>
+              <w:left w:type="dxa" w:w="120"/>
+              <w:bottom w:type="dxa" w:w="80"/>
+              <w:right w:type="dxa" w:w="120"/>
+            </w:tcMar>
+          </w:tcPr>
+          <w:p>
+            <w:r>
+              <w:rPr>
+                <w:rFonts w:ascii="Arial" w:cs="Arial" w:eastAsia="Arial" w:hAnsi="Arial"/>
+                <w:sz w:val="20"/>
+                <w:szCs w:val="20"/>
+              </w:rPr>
+              <w:t xml:space="preserve">500,000</w:t>
+            </w:r>
+          </w:p>
+        </w:tc>
+        <w:tc>
+          <w:tcPr>
+            <w:tcW w:type="dxa" w:w="800"/>
+            <w:tcBorders>
+              <w:top w:val="single" w:color="CCCCCC" w:sz="1"/>
+              <w:left w:val="single" w:color="CCCCCC" w:sz="1"/>
+              <w:bottom w:val="single" w:color="CCCCCC" w:sz="1"/>
+              <w:right w:val="single" w:color="CCCCCC" w:sz="1"/>
+            </w:tcBorders>
+            <w:shd w:fill="FFFFFF" w:val="clear"/>
+            <w:tcMar>
+              <w:top w:type="dxa" w:w="80"/>
+              <w:left w:type="dxa" w:w="120"/>
+              <w:bottom w:type="dxa" w:w="80"/>
+              <w:right w:type="dxa" w:w="120"/>
+            </w:tcMar>
+          </w:tcPr>
+          <w:p>
+            <w:r>
+              <w:rPr>
+                <w:rFonts w:ascii="Arial" w:cs="Arial" w:eastAsia="Arial" w:hAnsi="Arial"/>
+                <w:sz w:val="20"/>
+                <w:szCs w:val="20"/>
+              </w:rPr>
+              <w:t xml:space="preserve">0.006%</w:t>
+            </w:r>
+          </w:p>
+        </w:tc>
+        <w:tc>
+          <w:tcPr>
+            <w:tcW w:type="dxa" w:w="4360"/>
+            <w:tcBorders>
+              <w:top w:val="single" w:color="CCCCCC" w:sz="1"/>
+              <w:left w:val="single" w:color="CCCCCC" w:sz="1"/>
+              <w:bottom w:val="single" w:color="CCCCCC" w:sz="1"/>
+              <w:right w:val="single" w:color="CCCCCC" w:sz="1"/>
+            </w:tcBorders>
+            <w:shd w:fill="FFFFFF" w:val="clear"/>
+            <w:tcMar>
+              <w:top w:type="dxa" w:w="80"/>
+              <w:left w:type="dxa" w:w="120"/>
+              <w:bottom w:type="dxa" w:w="80"/>
+              <w:right w:type="dxa" w:w="120"/>
+            </w:tcMar>
+          </w:tcPr>
+          <w:p>
+            <w:r>
+              <w:rPr>
+                <w:rFonts w:ascii="Arial" w:cs="Arial" w:eastAsia="Arial" w:hAnsi="Arial"/>
+                <w:sz w:val="20"/>
+                <w:szCs w:val="20"/>
+              </w:rPr>
+              <w:t xml:space="preserve">Locked until 2076-01-01</w:t>
+            </w:r>
+          </w:p>
+        </w:tc>
+      </w:tr>
+      <w:tr>
+        <w:tc>
+          <w:tcPr>
+            <w:tcW w:type="dxa" w:w="400"/>
+            <w:tcBorders>
+              <w:top w:val="single" w:color="CCCCCC" w:sz="1"/>
+              <w:left w:val="single" w:color="CCCCCC" w:sz="1"/>
+              <w:bottom w:val="single" w:color="CCCCCC" w:sz="1"/>
+              <w:right w:val="single" w:color="CCCCCC" w:sz="1"/>
+            </w:tcBorders>
+            <w:shd w:fill="F7F7F7" w:val="clear"/>
+            <w:tcMar>
+              <w:top w:type="dxa" w:w="80"/>
+              <w:left w:type="dxa" w:w="120"/>
+              <w:bottom w:type="dxa" w:w="80"/>
+              <w:right w:type="dxa" w:w="120"/>
+            </w:tcMar>
+          </w:tcPr>
+          <w:p>
+            <w:r>
+              <w:rPr>
+                <w:rFonts w:ascii="Arial" w:cs="Arial" w:eastAsia="Arial" w:hAnsi="Arial"/>
+                <w:sz w:val="20"/>
+                <w:szCs w:val="20"/>
+              </w:rPr>
+              <w:t xml:space="preserve">16</w:t>
+            </w:r>
+          </w:p>
+        </w:tc>
+        <w:tc>
+          <w:tcPr>
+            <w:tcW w:type="dxa" w:w="2200"/>
+            <w:tcBorders>
+              <w:top w:val="single" w:color="CCCCCC" w:sz="1"/>
+              <w:left w:val="single" w:color="CCCCCC" w:sz="1"/>
+              <w:bottom w:val="single" w:color="CCCCCC" w:sz="1"/>
+              <w:right w:val="single" w:color="CCCCCC" w:sz="1"/>
+            </w:tcBorders>
+            <w:shd w:fill="F7F7F7" w:val="clear"/>
+            <w:tcMar>
+              <w:top w:type="dxa" w:w="80"/>
+              <w:left w:type="dxa" w:w="120"/>
+              <w:bottom w:type="dxa" w:w="80"/>
+              <w:right w:type="dxa" w:w="120"/>
+            </w:tcMar>
+          </w:tcPr>
+          <w:p>
+            <w:r>
+              <w:rPr>
+                <w:rFonts w:ascii="Arial" w:cs="Arial" w:eastAsia="Arial" w:hAnsi="Arial"/>
+                <w:sz w:val="20"/>
+                <w:szCs w:val="20"/>
+              </w:rPr>
+              <w:t xml:space="preserve">Protocol Reserve</w:t>
+            </w:r>
+          </w:p>
+        </w:tc>
+        <w:tc>
+          <w:tcPr>
+            <w:tcW w:type="dxa" w:w="1600"/>
+            <w:tcBorders>
+              <w:top w:val="single" w:color="CCCCCC" w:sz="1"/>
+              <w:left w:val="single" w:color="CCCCCC" w:sz="1"/>
+              <w:bottom w:val="single" w:color="CCCCCC" w:sz="1"/>
+              <w:right w:val="single" w:color="CCCCCC" w:sz="1"/>
+            </w:tcBorders>
+            <w:shd w:fill="F7F7F7" w:val="clear"/>
+            <w:tcMar>
+              <w:top w:type="dxa" w:w="80"/>
+              <w:left w:type="dxa" w:w="120"/>
+              <w:bottom w:type="dxa" w:w="80"/>
+              <w:right w:type="dxa" w:w="120"/>
+            </w:tcMar>
+          </w:tcPr>
+          <w:p>
+            <w:r>
+              <w:rPr>
+                <w:rFonts w:ascii="Arial" w:cs="Arial" w:eastAsia="Arial" w:hAnsi="Arial"/>
+                <w:sz w:val="20"/>
+                <w:szCs w:val="20"/>
+              </w:rPr>
+              <w:t xml:space="preserve">500,000</w:t>
+            </w:r>
+          </w:p>
+        </w:tc>
+        <w:tc>
+          <w:tcPr>
+            <w:tcW w:type="dxa" w:w="800"/>
+            <w:tcBorders>
+              <w:top w:val="single" w:color="CCCCCC" w:sz="1"/>
+              <w:left w:val="single" w:color="CCCCCC" w:sz="1"/>
+              <w:bottom w:val="single" w:color="CCCCCC" w:sz="1"/>
+              <w:right w:val="single" w:color="CCCCCC" w:sz="1"/>
+            </w:tcBorders>
+            <w:shd w:fill="F7F7F7" w:val="clear"/>
+            <w:tcMar>
+              <w:top w:type="dxa" w:w="80"/>
+              <w:left w:type="dxa" w:w="120"/>
+              <w:bottom w:type="dxa" w:w="80"/>
+              <w:right w:type="dxa" w:w="120"/>
+            </w:tcMar>
+          </w:tcPr>
+          <w:p>
+            <w:r>
+              <w:rPr>
+                <w:rFonts w:ascii="Arial" w:cs="Arial" w:eastAsia="Arial" w:hAnsi="Arial"/>
+                <w:sz w:val="20"/>
+                <w:szCs w:val="20"/>
+              </w:rPr>
+              <w:t xml:space="preserve">0.006%</w:t>
+            </w:r>
+          </w:p>
+        </w:tc>
+        <w:tc>
+          <w:tcPr>
+            <w:tcW w:type="dxa" w:w="4360"/>
+            <w:tcBorders>
+              <w:top w:val="single" w:color="CCCCCC" w:sz="1"/>
+              <w:left w:val="single" w:color="CCCCCC" w:sz="1"/>
+              <w:bottom w:val="single" w:color="CCCCCC" w:sz="1"/>
+              <w:right w:val="single" w:color="CCCCCC" w:sz="1"/>
+            </w:tcBorders>
+            <w:shd w:fill="F7F7F7" w:val="clear"/>
+            <w:tcMar>
+              <w:top w:type="dxa" w:w="80"/>
+              <w:left w:type="dxa" w:w="120"/>
+              <w:bottom w:type="dxa" w:w="80"/>
+              <w:right w:type="dxa" w:w="120"/>
+            </w:tcMar>
+          </w:tcPr>
+          <w:p>
+            <w:r>
+              <w:rPr>
+                <w:rFonts w:ascii="Arial" w:cs="Arial" w:eastAsia="Arial" w:hAnsi="Arial"/>
+                <w:sz w:val="20"/>
+                <w:szCs w:val="20"/>
+              </w:rPr>
+              <w:t xml:space="preserve">Locked until 2036-01-01</w:t>
+            </w:r>
+          </w:p>
+        </w:tc>
+      </w:tr>
+      <w:tr>
+        <w:tc>
+          <w:tcPr>
+            <w:tcW w:type="dxa" w:w="400"/>
+            <w:tcBorders>
+              <w:top w:val="single" w:color="CCCCCC" w:sz="1"/>
+              <w:left w:val="single" w:color="CCCCCC" w:sz="1"/>
+              <w:bottom w:val="single" w:color="CCCCCC" w:sz="1"/>
+              <w:right w:val="single" w:color="CCCCCC" w:sz="1"/>
+            </w:tcBorders>
+            <w:shd w:fill="FFFFFF" w:val="clear"/>
+            <w:tcMar>
+              <w:top w:type="dxa" w:w="80"/>
+              <w:left w:type="dxa" w:w="120"/>
+              <w:bottom w:type="dxa" w:w="80"/>
+              <w:right w:type="dxa" w:w="120"/>
+            </w:tcMar>
+          </w:tcPr>
+          <w:p>
+            <w:r>
+              <w:rPr>
+                <w:rFonts w:ascii="Arial" w:cs="Arial" w:eastAsia="Arial" w:hAnsi="Arial"/>
+                <w:sz w:val="20"/>
+                <w:szCs w:val="20"/>
+              </w:rPr>
               <w:t xml:space="preserve">17</w:t>
             </w:r>
           </w:p>
@@ -7029,6 +7525,101 @@
         </w:tc>
       </w:tr>
     </w:tbl>
+    <w:p>
+      <w:pPr>
+        <w:spacing w:before="100" w:after="100"/>
+      </w:pPr>
+    </w:p>
+    <w:p>
+      <w:pPr>
+        <w:spacing w:before="100" w:after="100"/>
+        <w:jc w:val="both"/>
+      </w:pPr>
+      <w:r>
+        <w:rPr>
+          <w:rFonts w:ascii="Arial" w:cs="Arial" w:eastAsia="Arial" w:hAnsi="Arial"/>
+          <w:sz w:val="22"/>
+          <w:szCs w:val="22"/>
+        </w:rPr>
+        <w:t xml:space="preserve">Note: HedgeKX Operating Capital and KXGC Operating Capital are funded from the Public Sale allocation. Both are locked as cascade time-locks on the ChronX DAG — not spendable at genesis. The Public Sale figure above reflects the remainder after both allocations. All figures sum to 8,270,000,000 KX exactly.</w:t>
+      </w:r>
+    </w:p>
+    <w:p>
+      <w:pPr>
+        <w:spacing w:before="100" w:after="100"/>
+      </w:pPr>
+    </w:p>
+    <w:p>
+      <w:pPr>
+        <w:spacing w:before="100" w:after="100"/>
+        <w:jc w:val="both"/>
+      </w:pPr>
+      <w:r>
+        <w:rPr>
+          <w:rFonts w:ascii="Arial" w:cs="Arial" w:eastAsia="Arial" w:hAnsi="Arial"/>
+          <w:sz w:val="22"/>
+          <w:szCs w:val="22"/>
+        </w:rPr>
+        <w:t xml:space="preserve">DAG verification: all 15 cascade locks are permanently recorded on the ChronX DAG and queryable via chronx_getLockById:</w:t>
+      </w:r>
+    </w:p>
+    <w:p>
+      <w:pPr>
+        <w:spacing w:before="100" w:after="100"/>
+      </w:pPr>
+    </w:p>
+    <w:p>
+      <w:pPr>
+        <w:spacing w:before="100" w:after="100"/>
+        <w:jc w:val="both"/>
+      </w:pPr>
+      <w:r>
+        <w:rPr>
+          <w:rFonts w:ascii="Arial" w:cs="Arial" w:eastAsia="Arial" w:hAnsi="Arial"/>
+          <w:sz w:val="22"/>
+          <w:szCs w:val="22"/>
+        </w:rPr>
+        <w:t xml:space="preserve">HedgeKX cascade lock IDs: Tranche 1 (5M, 2027): a68871e0f30b0eb2434c719108076793a53a7a525b3e5a5355b0d6273e037b5c. Tranche 2 (7.5M, 2028): d36fc1522094d30f0776b0a972e7efe889f8e6a7d8a54763276e511a64489104. Tranche 3 (10M, 2029): 5c328240ba0d347fda590fe007126f684303a222a6500acc2e77688990aa1f36. Tranche 4 (12.5M, 2030): 5a92eafed4df12deb3c77de31789db8140f6dd9312d1bf675243836a42b982a2. Tranche 5 (15M, 2031): f58d60478d14e90247968e3fa39eaafa8314f98659cf76873c51331ffb23d8e5.</w:t>
+      </w:r>
+    </w:p>
+    <w:p>
+      <w:pPr>
+        <w:spacing w:before="100" w:after="100"/>
+      </w:pPr>
+    </w:p>
+    <w:p>
+      <w:pPr>
+        <w:spacing w:before="100" w:after="100"/>
+        <w:jc w:val="both"/>
+      </w:pPr>
+      <w:r>
+        <w:rPr>
+          <w:rFonts w:ascii="Arial" w:cs="Arial" w:eastAsia="Arial" w:hAnsi="Arial"/>
+          <w:sz w:val="22"/>
+          <w:szCs w:val="22"/>
+        </w:rPr>
+        <w:t xml:space="preserve">KXGC cascade lock IDs: Tranche 1 (5M, 2027): 952261a405b279ba3777eb74b3aabea828c03303cd0fbe13a9bd7bda36ffaf54. Tranche 2 (5M, 2028): c49bd4c264b9fc5712b7ded50bab1090a6c4eb1a3734f38ed7c4a71fa7bd4c6e. Tranche 3 (10M, 2029): 3ac452a0e49c5b187542110b2bf14ba6d760eecad2a9aa9369f8ebb8e96bc9c5. Tranche 4 (15M, 2030): 7e7bae4a585e9e6736e9bf16ab1821e01a8664067a5ca87deb4a87ecdc2e0ce2. Tranche 5 (20M, 2031): 3994c0ba2e06bb3593af884faff33f34865c76ae76961b753c24b093ed7fbce8. Tranche 6 (20M, 2032): bb46486160523accc581d5394faff6cba375182fabeeda079df6dc919633a96a. Tranche 7 (25M, 2033): 863801ef04462c02167df0154c1a7c972a6e0c83b09cab311acd89b71f554ae6. Tranche 8 (25M, 2034): 3d43aaec152d8f093065f07ad26572d587fa22f7945d8e1dbc05fc52b70bb0eb. Tranche 9 (35M, 2035): 5791c98c3562c304bab2f6c85571b173abcdb74e09ae7e7964b70a65b5bf714c. Tranche 10 (40M, 2036): e62075f794511caa364b7200e05235dcae928ee1bceab809b918dde347e36ba8.</w:t>
+      </w:r>
+    </w:p>
+    <w:p>
+      <w:pPr>
+        <w:spacing w:before="100" w:after="100"/>
+      </w:pPr>
+    </w:p>
+    <w:p>
+      <w:pPr>
+        <w:spacing w:before="100" w:after="100"/>
+        <w:jc w:val="both"/>
+      </w:pPr>
+      <w:r>
+        <w:rPr>
+          <w:rFonts w:ascii="Arial" w:cs="Arial" w:eastAsia="Arial" w:hAnsi="Arial"/>
+          <w:sz w:val="22"/>
+          <w:szCs w:val="22"/>
+        </w:rPr>
+        <w:t xml:space="preserve">At all times: total KX on ChronX DAG + total wKX on Base + total h1KX on Base = 8,270,000,000 KX exactly.</w:t>
+      </w:r>
+    </w:p>
     <w:p>
       <w:pPr>
         <w:spacing w:before="100" w:after="100"/>
@@ -7133,621 +7724,7 @@
     </w:p>
     <w:tbl>
       <w:tblPr>
-        <w:tblW w:type="dxa" w:w="9360"/>
-        <w:tblBorders>
-          <w:top w:val="single" w:color="auto" w:sz="4"/>
-          <w:left w:val="single" w:color="auto" w:sz="4"/>
-          <w:bottom w:val="single" w:color="auto" w:sz="4"/>
-          <w:right w:val="single" w:color="auto" w:sz="4"/>
-          <w:insideH w:val="single" w:color="auto" w:sz="4"/>
-          <w:insideV w:val="single" w:color="auto" w:sz="4"/>
-        </w:tblBorders>
-      </w:tblPr>
-      <w:tblGrid>
-        <w:gridCol w:w="2800"/>
-        <w:gridCol w:w="1800"/>
-        <w:gridCol w:w="1800"/>
-        <w:gridCol w:w="2960"/>
-      </w:tblGrid>
-      <w:tr>
-        <w:tc>
-          <w:tcPr>
-            <w:tcW w:type="dxa" w:w="2800"/>
-            <w:tcBorders>
-              <w:top w:val="single" w:color="CCCCCC" w:sz="1"/>
-              <w:left w:val="single" w:color="CCCCCC" w:sz="1"/>
-              <w:bottom w:val="single" w:color="CCCCCC" w:sz="1"/>
-              <w:right w:val="single" w:color="CCCCCC" w:sz="1"/>
-            </w:tcBorders>
-            <w:shd w:fill="1F4E79" w:val="clear"/>
-            <w:tcMar>
-              <w:top w:type="dxa" w:w="80"/>
-              <w:left w:type="dxa" w:w="120"/>
-              <w:bottom w:type="dxa" w:w="80"/>
-              <w:right w:type="dxa" w:w="120"/>
-            </w:tcMar>
-          </w:tcPr>
-          <w:p>
-            <w:r>
-              <w:rPr>
-                <w:rFonts w:ascii="Arial" w:cs="Arial" w:eastAsia="Arial" w:hAnsi="Arial"/>
-                <w:b/>
-                <w:bCs/>
-                <w:color w:val="FFFFFF"/>
-                <w:sz w:val="20"/>
-                <w:szCs w:val="20"/>
-              </w:rPr>
-              <w:t xml:space="preserve">Phase</w:t>
-            </w:r>
-          </w:p>
-        </w:tc>
-        <w:tc>
-          <w:tcPr>
-            <w:tcW w:type="dxa" w:w="1800"/>
-            <w:tcBorders>
-              <w:top w:val="single" w:color="CCCCCC" w:sz="1"/>
-              <w:left w:val="single" w:color="CCCCCC" w:sz="1"/>
-              <w:bottom w:val="single" w:color="CCCCCC" w:sz="1"/>
-              <w:right w:val="single" w:color="CCCCCC" w:sz="1"/>
-            </w:tcBorders>
-            <w:shd w:fill="1F4E79" w:val="clear"/>
-            <w:tcMar>
-              <w:top w:type="dxa" w:w="80"/>
-              <w:left w:type="dxa" w:w="120"/>
-              <w:bottom w:type="dxa" w:w="80"/>
-              <w:right w:type="dxa" w:w="120"/>
-            </w:tcMar>
-          </w:tcPr>
-          <w:p>
-            <w:r>
-              <w:rPr>
-                <w:rFonts w:ascii="Arial" w:cs="Arial" w:eastAsia="Arial" w:hAnsi="Arial"/>
-                <w:b/>
-                <w:bCs/>
-                <w:color w:val="FFFFFF"/>
-                <w:sz w:val="20"/>
-                <w:szCs w:val="20"/>
-              </w:rPr>
-              <w:t xml:space="preserve">Price/KX</w:t>
-            </w:r>
-          </w:p>
-        </w:tc>
-        <w:tc>
-          <w:tcPr>
-            <w:tcW w:type="dxa" w:w="1800"/>
-            <w:tcBorders>
-              <w:top w:val="single" w:color="CCCCCC" w:sz="1"/>
-              <w:left w:val="single" w:color="CCCCCC" w:sz="1"/>
-              <w:bottom w:val="single" w:color="CCCCCC" w:sz="1"/>
-              <w:right w:val="single" w:color="CCCCCC" w:sz="1"/>
-            </w:tcBorders>
-            <w:shd w:fill="1F4E79" w:val="clear"/>
-            <w:tcMar>
-              <w:top w:type="dxa" w:w="80"/>
-              <w:left w:type="dxa" w:w="120"/>
-              <w:bottom w:type="dxa" w:w="80"/>
-              <w:right w:type="dxa" w:w="120"/>
-            </w:tcMar>
-          </w:tcPr>
-          <w:p>
-            <w:r>
-              <w:rPr>
-                <w:rFonts w:ascii="Arial" w:cs="Arial" w:eastAsia="Arial" w:hAnsi="Arial"/>
-                <w:b/>
-                <w:bCs/>
-                <w:color w:val="FFFFFF"/>
-                <w:sz w:val="20"/>
-                <w:szCs w:val="20"/>
-              </w:rPr>
-              <w:t xml:space="preserve">Discount</w:t>
-            </w:r>
-          </w:p>
-        </w:tc>
-        <w:tc>
-          <w:tcPr>
-            <w:tcW w:type="dxa" w:w="2960"/>
-            <w:tcBorders>
-              <w:top w:val="single" w:color="CCCCCC" w:sz="1"/>
-              <w:left w:val="single" w:color="CCCCCC" w:sz="1"/>
-              <w:bottom w:val="single" w:color="CCCCCC" w:sz="1"/>
-              <w:right w:val="single" w:color="CCCCCC" w:sz="1"/>
-            </w:tcBorders>
-            <w:shd w:fill="1F4E79" w:val="clear"/>
-            <w:tcMar>
-              <w:top w:type="dxa" w:w="80"/>
-              <w:left w:type="dxa" w:w="120"/>
-              <w:bottom w:type="dxa" w:w="80"/>
-              <w:right w:type="dxa" w:w="120"/>
-            </w:tcMar>
-          </w:tcPr>
-          <w:p>
-            <w:r>
-              <w:rPr>
-                <w:rFonts w:ascii="Arial" w:cs="Arial" w:eastAsia="Arial" w:hAnsi="Arial"/>
-                <w:b/>
-                <w:bCs/>
-                <w:color w:val="FFFFFF"/>
-                <w:sz w:val="20"/>
-                <w:szCs w:val="20"/>
-              </w:rPr>
-              <w:t xml:space="preserve">Period</w:t>
-            </w:r>
-          </w:p>
-        </w:tc>
-      </w:tr>
-      <w:tr>
-        <w:tc>
-          <w:tcPr>
-            <w:tcW w:type="dxa" w:w="2800"/>
-            <w:tcBorders>
-              <w:top w:val="single" w:color="CCCCCC" w:sz="1"/>
-              <w:left w:val="single" w:color="CCCCCC" w:sz="1"/>
-              <w:bottom w:val="single" w:color="CCCCCC" w:sz="1"/>
-              <w:right w:val="single" w:color="CCCCCC" w:sz="1"/>
-            </w:tcBorders>
-            <w:shd w:fill="FFFFFF" w:val="clear"/>
-            <w:tcMar>
-              <w:top w:type="dxa" w:w="80"/>
-              <w:left w:type="dxa" w:w="120"/>
-              <w:bottom w:type="dxa" w:w="80"/>
-              <w:right w:type="dxa" w:w="120"/>
-            </w:tcMar>
-          </w:tcPr>
-          <w:p>
-            <w:r>
-              <w:rPr>
-                <w:rFonts w:ascii="Arial" w:cs="Arial" w:eastAsia="Arial" w:hAnsi="Arial"/>
-                <w:sz w:val="20"/>
-                <w:szCs w:val="20"/>
-              </w:rPr>
-              <w:t xml:space="preserve">Pre-ICO Phase 1</w:t>
-            </w:r>
-          </w:p>
-        </w:tc>
-        <w:tc>
-          <w:tcPr>
-            <w:tcW w:type="dxa" w:w="1800"/>
-            <w:tcBorders>
-              <w:top w:val="single" w:color="CCCCCC" w:sz="1"/>
-              <w:left w:val="single" w:color="CCCCCC" w:sz="1"/>
-              <w:bottom w:val="single" w:color="CCCCCC" w:sz="1"/>
-              <w:right w:val="single" w:color="CCCCCC" w:sz="1"/>
-            </w:tcBorders>
-            <w:shd w:fill="FFFFFF" w:val="clear"/>
-            <w:tcMar>
-              <w:top w:type="dxa" w:w="80"/>
-              <w:left w:type="dxa" w:w="120"/>
-              <w:bottom w:type="dxa" w:w="80"/>
-              <w:right w:type="dxa" w:w="120"/>
-            </w:tcMar>
-          </w:tcPr>
-          <w:p>
-            <w:r>
-              <w:rPr>
-                <w:rFonts w:ascii="Arial" w:cs="Arial" w:eastAsia="Arial" w:hAnsi="Arial"/>
-                <w:sz w:val="20"/>
-                <w:szCs w:val="20"/>
-              </w:rPr>
-              <w:t xml:space="preserve">$0.001755</w:t>
-            </w:r>
-          </w:p>
-        </w:tc>
-        <w:tc>
-          <w:tcPr>
-            <w:tcW w:type="dxa" w:w="1800"/>
-            <w:tcBorders>
-              <w:top w:val="single" w:color="CCCCCC" w:sz="1"/>
-              <w:left w:val="single" w:color="CCCCCC" w:sz="1"/>
-              <w:bottom w:val="single" w:color="CCCCCC" w:sz="1"/>
-              <w:right w:val="single" w:color="CCCCCC" w:sz="1"/>
-            </w:tcBorders>
-            <w:shd w:fill="FFFFFF" w:val="clear"/>
-            <w:tcMar>
-              <w:top w:type="dxa" w:w="80"/>
-              <w:left w:type="dxa" w:w="120"/>
-              <w:bottom w:type="dxa" w:w="80"/>
-              <w:right w:type="dxa" w:w="120"/>
-            </w:tcMar>
-          </w:tcPr>
-          <w:p>
-            <w:r>
-              <w:rPr>
-                <w:rFonts w:ascii="Arial" w:cs="Arial" w:eastAsia="Arial" w:hAnsi="Arial"/>
-                <w:sz w:val="20"/>
-                <w:szCs w:val="20"/>
-              </w:rPr>
-              <w:t xml:space="preserve">45% off ICO</w:t>
-            </w:r>
-          </w:p>
-        </w:tc>
-        <w:tc>
-          <w:tcPr>
-            <w:tcW w:type="dxa" w:w="2960"/>
-            <w:tcBorders>
-              <w:top w:val="single" w:color="CCCCCC" w:sz="1"/>
-              <w:left w:val="single" w:color="CCCCCC" w:sz="1"/>
-              <w:bottom w:val="single" w:color="CCCCCC" w:sz="1"/>
-              <w:right w:val="single" w:color="CCCCCC" w:sz="1"/>
-            </w:tcBorders>
-            <w:shd w:fill="FFFFFF" w:val="clear"/>
-            <w:tcMar>
-              <w:top w:type="dxa" w:w="80"/>
-              <w:left w:type="dxa" w:w="120"/>
-              <w:bottom w:type="dxa" w:w="80"/>
-              <w:right w:type="dxa" w:w="120"/>
-            </w:tcMar>
-          </w:tcPr>
-          <w:p>
-            <w:r>
-              <w:rPr>
-                <w:rFonts w:ascii="Arial" w:cs="Arial" w:eastAsia="Arial" w:hAnsi="Arial"/>
-                <w:sz w:val="20"/>
-                <w:szCs w:val="20"/>
-              </w:rPr>
-              <w:t xml:space="preserve">Live now</w:t>
-            </w:r>
-          </w:p>
-        </w:tc>
-      </w:tr>
-      <w:tr>
-        <w:tc>
-          <w:tcPr>
-            <w:tcW w:type="dxa" w:w="2800"/>
-            <w:tcBorders>
-              <w:top w:val="single" w:color="CCCCCC" w:sz="1"/>
-              <w:left w:val="single" w:color="CCCCCC" w:sz="1"/>
-              <w:bottom w:val="single" w:color="CCCCCC" w:sz="1"/>
-              <w:right w:val="single" w:color="CCCCCC" w:sz="1"/>
-            </w:tcBorders>
-            <w:shd w:fill="F7F7F7" w:val="clear"/>
-            <w:tcMar>
-              <w:top w:type="dxa" w:w="80"/>
-              <w:left w:type="dxa" w:w="120"/>
-              <w:bottom w:type="dxa" w:w="80"/>
-              <w:right w:type="dxa" w:w="120"/>
-            </w:tcMar>
-          </w:tcPr>
-          <w:p>
-            <w:r>
-              <w:rPr>
-                <w:rFonts w:ascii="Arial" w:cs="Arial" w:eastAsia="Arial" w:hAnsi="Arial"/>
-                <w:sz w:val="20"/>
-                <w:szCs w:val="20"/>
-              </w:rPr>
-              <w:t xml:space="preserve">Pre-ICO Phase 2</w:t>
-            </w:r>
-          </w:p>
-        </w:tc>
-        <w:tc>
-          <w:tcPr>
-            <w:tcW w:type="dxa" w:w="1800"/>
-            <w:tcBorders>
-              <w:top w:val="single" w:color="CCCCCC" w:sz="1"/>
-              <w:left w:val="single" w:color="CCCCCC" w:sz="1"/>
-              <w:bottom w:val="single" w:color="CCCCCC" w:sz="1"/>
-              <w:right w:val="single" w:color="CCCCCC" w:sz="1"/>
-            </w:tcBorders>
-            <w:shd w:fill="F7F7F7" w:val="clear"/>
-            <w:tcMar>
-              <w:top w:type="dxa" w:w="80"/>
-              <w:left w:type="dxa" w:w="120"/>
-              <w:bottom w:type="dxa" w:w="80"/>
-              <w:right w:type="dxa" w:w="120"/>
-            </w:tcMar>
-          </w:tcPr>
-          <w:p>
-            <w:r>
-              <w:rPr>
-                <w:rFonts w:ascii="Arial" w:cs="Arial" w:eastAsia="Arial" w:hAnsi="Arial"/>
-                <w:sz w:val="20"/>
-                <w:szCs w:val="20"/>
-              </w:rPr>
-              <w:t xml:space="preserve">$0.002297</w:t>
-            </w:r>
-          </w:p>
-        </w:tc>
-        <w:tc>
-          <w:tcPr>
-            <w:tcW w:type="dxa" w:w="1800"/>
-            <w:tcBorders>
-              <w:top w:val="single" w:color="CCCCCC" w:sz="1"/>
-              <w:left w:val="single" w:color="CCCCCC" w:sz="1"/>
-              <w:bottom w:val="single" w:color="CCCCCC" w:sz="1"/>
-              <w:right w:val="single" w:color="CCCCCC" w:sz="1"/>
-            </w:tcBorders>
-            <w:shd w:fill="F7F7F7" w:val="clear"/>
-            <w:tcMar>
-              <w:top w:type="dxa" w:w="80"/>
-              <w:left w:type="dxa" w:w="120"/>
-              <w:bottom w:type="dxa" w:w="80"/>
-              <w:right w:type="dxa" w:w="120"/>
-            </w:tcMar>
-          </w:tcPr>
-          <w:p>
-            <w:r>
-              <w:rPr>
-                <w:rFonts w:ascii="Arial" w:cs="Arial" w:eastAsia="Arial" w:hAnsi="Arial"/>
-                <w:sz w:val="20"/>
-                <w:szCs w:val="20"/>
-              </w:rPr>
-              <w:t xml:space="preserve">28% off ICO</w:t>
-            </w:r>
-          </w:p>
-        </w:tc>
-        <w:tc>
-          <w:tcPr>
-            <w:tcW w:type="dxa" w:w="2960"/>
-            <w:tcBorders>
-              <w:top w:val="single" w:color="CCCCCC" w:sz="1"/>
-              <w:left w:val="single" w:color="CCCCCC" w:sz="1"/>
-              <w:bottom w:val="single" w:color="CCCCCC" w:sz="1"/>
-              <w:right w:val="single" w:color="CCCCCC" w:sz="1"/>
-            </w:tcBorders>
-            <w:shd w:fill="F7F7F7" w:val="clear"/>
-            <w:tcMar>
-              <w:top w:type="dxa" w:w="80"/>
-              <w:left w:type="dxa" w:w="120"/>
-              <w:bottom w:type="dxa" w:w="80"/>
-              <w:right w:type="dxa" w:w="120"/>
-            </w:tcMar>
-          </w:tcPr>
-          <w:p>
-            <w:r>
-              <w:rPr>
-                <w:rFonts w:ascii="Arial" w:cs="Arial" w:eastAsia="Arial" w:hAnsi="Arial"/>
-                <w:sz w:val="20"/>
-                <w:szCs w:val="20"/>
-              </w:rPr>
-              <w:t xml:space="preserve">June 22, 2026</w:t>
-            </w:r>
-          </w:p>
-        </w:tc>
-      </w:tr>
-      <w:tr>
-        <w:tc>
-          <w:tcPr>
-            <w:tcW w:type="dxa" w:w="2800"/>
-            <w:tcBorders>
-              <w:top w:val="single" w:color="CCCCCC" w:sz="1"/>
-              <w:left w:val="single" w:color="CCCCCC" w:sz="1"/>
-              <w:bottom w:val="single" w:color="CCCCCC" w:sz="1"/>
-              <w:right w:val="single" w:color="CCCCCC" w:sz="1"/>
-            </w:tcBorders>
-            <w:shd w:fill="FFFFFF" w:val="clear"/>
-            <w:tcMar>
-              <w:top w:type="dxa" w:w="80"/>
-              <w:left w:type="dxa" w:w="120"/>
-              <w:bottom w:type="dxa" w:w="80"/>
-              <w:right w:type="dxa" w:w="120"/>
-            </w:tcMar>
-          </w:tcPr>
-          <w:p>
-            <w:r>
-              <w:rPr>
-                <w:rFonts w:ascii="Arial" w:cs="Arial" w:eastAsia="Arial" w:hAnsi="Arial"/>
-                <w:sz w:val="20"/>
-                <w:szCs w:val="20"/>
-              </w:rPr>
-              <w:t xml:space="preserve">ICO</w:t>
-            </w:r>
-          </w:p>
-        </w:tc>
-        <w:tc>
-          <w:tcPr>
-            <w:tcW w:type="dxa" w:w="1800"/>
-            <w:tcBorders>
-              <w:top w:val="single" w:color="CCCCCC" w:sz="1"/>
-              <w:left w:val="single" w:color="CCCCCC" w:sz="1"/>
-              <w:bottom w:val="single" w:color="CCCCCC" w:sz="1"/>
-              <w:right w:val="single" w:color="CCCCCC" w:sz="1"/>
-            </w:tcBorders>
-            <w:shd w:fill="FFFFFF" w:val="clear"/>
-            <w:tcMar>
-              <w:top w:type="dxa" w:w="80"/>
-              <w:left w:type="dxa" w:w="120"/>
-              <w:bottom w:type="dxa" w:w="80"/>
-              <w:right w:type="dxa" w:w="120"/>
-            </w:tcMar>
-          </w:tcPr>
-          <w:p>
-            <w:r>
-              <w:rPr>
-                <w:rFonts w:ascii="Arial" w:cs="Arial" w:eastAsia="Arial" w:hAnsi="Arial"/>
-                <w:sz w:val="20"/>
-                <w:szCs w:val="20"/>
-              </w:rPr>
-              <w:t xml:space="preserve">$0.00319</w:t>
-            </w:r>
-          </w:p>
-        </w:tc>
-        <w:tc>
-          <w:tcPr>
-            <w:tcW w:type="dxa" w:w="1800"/>
-            <w:tcBorders>
-              <w:top w:val="single" w:color="CCCCCC" w:sz="1"/>
-              <w:left w:val="single" w:color="CCCCCC" w:sz="1"/>
-              <w:bottom w:val="single" w:color="CCCCCC" w:sz="1"/>
-              <w:right w:val="single" w:color="CCCCCC" w:sz="1"/>
-            </w:tcBorders>
-            <w:shd w:fill="FFFFFF" w:val="clear"/>
-            <w:tcMar>
-              <w:top w:type="dxa" w:w="80"/>
-              <w:left w:type="dxa" w:w="120"/>
-              <w:bottom w:type="dxa" w:w="80"/>
-              <w:right w:type="dxa" w:w="120"/>
-            </w:tcMar>
-          </w:tcPr>
-          <w:p>
-            <w:r>
-              <w:rPr>
-                <w:rFonts w:ascii="Arial" w:cs="Arial" w:eastAsia="Arial" w:hAnsi="Arial"/>
-                <w:sz w:val="20"/>
-                <w:szCs w:val="20"/>
-              </w:rPr>
-              <w:t xml:space="preserve">Full price</w:t>
-            </w:r>
-          </w:p>
-        </w:tc>
-        <w:tc>
-          <w:tcPr>
-            <w:tcW w:type="dxa" w:w="2960"/>
-            <w:tcBorders>
-              <w:top w:val="single" w:color="CCCCCC" w:sz="1"/>
-              <w:left w:val="single" w:color="CCCCCC" w:sz="1"/>
-              <w:bottom w:val="single" w:color="CCCCCC" w:sz="1"/>
-              <w:right w:val="single" w:color="CCCCCC" w:sz="1"/>
-            </w:tcBorders>
-            <w:shd w:fill="FFFFFF" w:val="clear"/>
-            <w:tcMar>
-              <w:top w:type="dxa" w:w="80"/>
-              <w:left w:type="dxa" w:w="120"/>
-              <w:bottom w:type="dxa" w:w="80"/>
-              <w:right w:type="dxa" w:w="120"/>
-            </w:tcMar>
-          </w:tcPr>
-          <w:p>
-            <w:r>
-              <w:rPr>
-                <w:rFonts w:ascii="Arial" w:cs="Arial" w:eastAsia="Arial" w:hAnsi="Arial"/>
-                <w:sz w:val="20"/>
-                <w:szCs w:val="20"/>
-              </w:rPr>
-              <w:t xml:space="preserve">September 22, 2026</w:t>
-            </w:r>
-          </w:p>
-        </w:tc>
-      </w:tr>
-    </w:tbl>
-    <w:p>
-      <w:pPr>
-        <w:spacing w:before="80" w:after="80"/>
-      </w:pPr>
-      <w:r>
-        <w:t xml:space="preserve"/>
-      </w:r>
-    </w:p>
-    <w:p>
-      <w:pPr>
-        <w:spacing w:before="100" w:after="100"/>
-        <w:jc w:val="both"/>
-      </w:pPr>
-      <w:r>
-        <w:rPr>
-          <w:rFonts w:ascii="Arial" w:cs="Arial" w:eastAsia="Arial" w:hAnsi="Arial"/>
-          <w:sz w:val="22"/>
-          <w:szCs w:val="22"/>
-        </w:rPr>
-        <w:t xml:space="preserve">Raise target: $20,000,000. Soft cap: $500,000 USD. Fully diluted market cap at ICO: ~$26.4M. KX is available via XChan subject to governance transaction caps ($250 per transaction; $10,000 for accredited investors via chronx.io/ico.html).</w:t>
-      </w:r>
-    </w:p>
-    <w:p>
-      <w:pPr>
-        <w:spacing w:before="80" w:after="80"/>
-      </w:pPr>
-      <w:r>
-        <w:t xml:space="preserve"/>
-      </w:r>
-    </w:p>
-    <w:p>
-      <w:pPr>
-        <w:pStyle w:val="Heading2"/>
-        <w:spacing w:before="320" w:after="160"/>
-      </w:pPr>
-      <w:r>
-        <w:rPr>
-          <w:rFonts w:ascii="Arial" w:cs="Arial" w:eastAsia="Arial" w:hAnsi="Arial"/>
-          <w:b/>
-          <w:bCs/>
-          <w:color w:val="2E75B6"/>
-          <w:sz w:val="26"/>
-          <w:szCs w:val="26"/>
-        </w:rPr>
-        <w:t xml:space="preserve">A Note on wKX, h1KX, and the Fixed Supply</w:t>
-      </w:r>
-    </w:p>
-    <w:p>
-      <w:pPr>
-        <w:spacing w:before="100" w:after="100"/>
-        <w:jc w:val="both"/>
-      </w:pPr>
-      <w:r>
-        <w:rPr>
-          <w:rFonts w:ascii="Arial" w:cs="Arial" w:eastAsia="Arial" w:hAnsi="Arial"/>
-          <w:sz w:val="22"/>
-          <w:szCs w:val="22"/>
-        </w:rPr>
-        <w:t xml:space="preserve">The protocol maintains two distinct KX-related tokens on the Base network. wKX (Wrapped KX) is the public XChan token — transferable, Uniswap-listed, backed by XChan conversion locks. h1KX is HedgeKX's internal settlement token — non-transferable, 24-hour passive expiry, used exclusively as an intraday cross-chain accounting bridge and never held by any external party.</w:t>
-      </w:r>
-    </w:p>
-    <w:p>
-      <w:pPr>
-        <w:spacing w:before="80" w:after="80"/>
-      </w:pPr>
-      <w:r>
-        <w:t xml:space="preserve"/>
-      </w:r>
-    </w:p>
-    <w:p>
-      <w:pPr>
-        <w:spacing w:before="100" w:after="100"/>
-        <w:jc w:val="both"/>
-      </w:pPr>
-      <w:r>
-        <w:rPr>
-          <w:rFonts w:ascii="Arial" w:cs="Arial" w:eastAsia="Arial" w:hAnsi="Arial"/>
-          <w:sz w:val="22"/>
-          <w:szCs w:val="22"/>
-        </w:rPr>
-        <w:t xml:space="preserve">At all times: total KX on ChronX DAG + total wKX on Base + total h1KX on Base = 8,270,000,000 KX. Neither token is new supply. Both represent locked KX and both resolve back to the fixed supply invariant. wKX burns when XChan conversion locks mature. h1KX expires passively within 24 hours. The 8.27 billion cap is never violated.</w:t>
-      </w:r>
-    </w:p>
-    <w:p>
-      <w:pPr>
-        <w:spacing w:before="80" w:after="80"/>
-      </w:pPr>
-      <w:r>
-        <w:t xml:space="preserve"/>
-      </w:r>
-    </w:p>
-    <w:p>
-      <w:pPr>
-        <w:spacing w:before="100" w:after="100"/>
-        <w:jc w:val="both"/>
-      </w:pPr>
-      <w:r>
-        <w:rPr>
-          <w:rFonts w:ascii="Arial" w:cs="Arial" w:eastAsia="Arial" w:hAnsi="Arial"/>
-          <w:sz w:val="22"/>
-          <w:szCs w:val="22"/>
-        </w:rPr>
-        <w:t xml:space="preserve">KX is a utility token. This is not a deposit account, not a security, and not FDIC-insured. The guarantees described in this whitepaper are cryptographic and protocol guarantees, not legal or financial guarantees under any jurisdiction's banking law. Consult qualified legal counsel before participating.</w:t>
-      </w:r>
-    </w:p>
-    <w:p>
-      <w:r>
-        <w:br w:type="page"/>
-      </w:r>
-    </w:p>
-    <w:p>
-      <w:pPr>
-        <w:pStyle w:val="Heading1"/>
-        <w:spacing w:before="480" w:after="240"/>
-      </w:pPr>
-      <w:r>
-        <w:rPr>
-          <w:rFonts w:ascii="Arial" w:cs="Arial" w:eastAsia="Arial" w:hAnsi="Arial"/>
-          <w:b/>
-          <w:bCs/>
-          <w:color w:val="1F4E79"/>
-          <w:sz w:val="34"/>
-          <w:szCs w:val="34"/>
-        </w:rPr>
-        <w:t xml:space="preserve">8. Roadmap</w:t>
-      </w:r>
-    </w:p>
-    <w:tbl>
-      <w:tblPr>
-        <w:tblW w:type="dxa" w:w="9360"/>
+        <w:tblW w:type="dxa" w:w="9460"/>
         <w:tblBorders>
           <w:top w:val="single" w:color="auto" w:sz="4"/>
           <w:left w:val="single" w:color="auto" w:sz="4"/>
@@ -7759,7 +7736,10 @@
       </w:tblPr>
       <w:tblGrid>
         <w:gridCol w:w="2200"/>
-        <w:gridCol w:w="7160"/>
+        <w:gridCol w:w="1200"/>
+        <w:gridCol w:w="1800"/>
+        <w:gridCol w:w="1400"/>
+        <w:gridCol w:w="2860"/>
       </w:tblGrid>
       <w:tr>
         <w:tc>
@@ -7773,10 +7753,10 @@
             </w:tcBorders>
             <w:shd w:fill="1F4E79" w:val="clear"/>
             <w:tcMar>
-              <w:top w:type="dxa" w:w="80"/>
-              <w:left w:type="dxa" w:w="120"/>
-              <w:bottom w:type="dxa" w:w="80"/>
-              <w:right w:type="dxa" w:w="120"/>
+              <w:top w:type="dxa" w:w="60"/>
+              <w:left w:type="dxa" w:w="100"/>
+              <w:bottom w:type="dxa" w:w="60"/>
+              <w:right w:type="dxa" w:w="100"/>
             </w:tcMar>
           </w:tcPr>
           <w:p>
@@ -7784,18 +7764,17 @@
               <w:rPr>
                 <w:rFonts w:ascii="Arial" w:cs="Arial" w:eastAsia="Arial" w:hAnsi="Arial"/>
                 <w:b/>
-                <w:bCs/>
                 <w:color w:val="FFFFFF"/>
                 <w:sz w:val="20"/>
                 <w:szCs w:val="20"/>
               </w:rPr>
-              <w:t xml:space="preserve">Date</w:t>
-            </w:r>
-          </w:p>
-        </w:tc>
-        <w:tc>
-          <w:tcPr>
-            <w:tcW w:type="dxa" w:w="7160"/>
+              <w:t xml:space="preserve">Phase</w:t>
+            </w:r>
+          </w:p>
+        </w:tc>
+        <w:tc>
+          <w:tcPr>
+            <w:tcW w:type="dxa" w:w="1200"/>
             <w:tcBorders>
               <w:top w:val="single" w:color="CCCCCC" w:sz="1"/>
               <w:left w:val="single" w:color="CCCCCC" w:sz="1"/>
@@ -7804,10 +7783,10 @@
             </w:tcBorders>
             <w:shd w:fill="1F4E79" w:val="clear"/>
             <w:tcMar>
-              <w:top w:type="dxa" w:w="80"/>
-              <w:left w:type="dxa" w:w="120"/>
-              <w:bottom w:type="dxa" w:w="80"/>
-              <w:right w:type="dxa" w:w="120"/>
+              <w:top w:type="dxa" w:w="60"/>
+              <w:left w:type="dxa" w:w="100"/>
+              <w:bottom w:type="dxa" w:w="60"/>
+              <w:right w:type="dxa" w:w="100"/>
             </w:tcMar>
           </w:tcPr>
           <w:p>
@@ -7815,12 +7794,101 @@
               <w:rPr>
                 <w:rFonts w:ascii="Arial" w:cs="Arial" w:eastAsia="Arial" w:hAnsi="Arial"/>
                 <w:b/>
-                <w:bCs/>
                 <w:color w:val="FFFFFF"/>
                 <w:sz w:val="20"/>
                 <w:szCs w:val="20"/>
               </w:rPr>
-              <w:t xml:space="preserve">Milestone</w:t>
+              <w:t xml:space="preserve">Price/KX</w:t>
+            </w:r>
+          </w:p>
+        </w:tc>
+        <w:tc>
+          <w:tcPr>
+            <w:tcW w:type="dxa" w:w="1800"/>
+            <w:tcBorders>
+              <w:top w:val="single" w:color="CCCCCC" w:sz="1"/>
+              <w:left w:val="single" w:color="CCCCCC" w:sz="1"/>
+              <w:bottom w:val="single" w:color="CCCCCC" w:sz="1"/>
+              <w:right w:val="single" w:color="CCCCCC" w:sz="1"/>
+            </w:tcBorders>
+            <w:shd w:fill="1F4E79" w:val="clear"/>
+            <w:tcMar>
+              <w:top w:type="dxa" w:w="60"/>
+              <w:left w:type="dxa" w:w="100"/>
+              <w:bottom w:type="dxa" w:w="60"/>
+              <w:right w:type="dxa" w:w="100"/>
+            </w:tcMar>
+          </w:tcPr>
+          <w:p>
+            <w:r>
+              <w:rPr>
+                <w:rFonts w:ascii="Arial" w:cs="Arial" w:eastAsia="Arial" w:hAnsi="Arial"/>
+                <w:b/>
+                <w:color w:val="FFFFFF"/>
+                <w:sz w:val="20"/>
+                <w:szCs w:val="20"/>
+              </w:rPr>
+              <w:t xml:space="preserve">Who</w:t>
+            </w:r>
+          </w:p>
+        </w:tc>
+        <w:tc>
+          <w:tcPr>
+            <w:tcW w:type="dxa" w:w="1400"/>
+            <w:tcBorders>
+              <w:top w:val="single" w:color="CCCCCC" w:sz="1"/>
+              <w:left w:val="single" w:color="CCCCCC" w:sz="1"/>
+              <w:bottom w:val="single" w:color="CCCCCC" w:sz="1"/>
+              <w:right w:val="single" w:color="CCCCCC" w:sz="1"/>
+            </w:tcBorders>
+            <w:shd w:fill="1F4E79" w:val="clear"/>
+            <w:tcMar>
+              <w:top w:type="dxa" w:w="60"/>
+              <w:left w:type="dxa" w:w="100"/>
+              <w:bottom w:type="dxa" w:w="60"/>
+              <w:right w:type="dxa" w:w="100"/>
+            </w:tcMar>
+          </w:tcPr>
+          <w:p>
+            <w:r>
+              <w:rPr>
+                <w:rFonts w:ascii="Arial" w:cs="Arial" w:eastAsia="Arial" w:hAnsi="Arial"/>
+                <w:b/>
+                <w:color w:val="FFFFFF"/>
+                <w:sz w:val="20"/>
+                <w:szCs w:val="20"/>
+              </w:rPr>
+              <w:t xml:space="preserve">Limit</w:t>
+            </w:r>
+          </w:p>
+        </w:tc>
+        <w:tc>
+          <w:tcPr>
+            <w:tcW w:type="dxa" w:w="2860"/>
+            <w:tcBorders>
+              <w:top w:val="single" w:color="CCCCCC" w:sz="1"/>
+              <w:left w:val="single" w:color="CCCCCC" w:sz="1"/>
+              <w:bottom w:val="single" w:color="CCCCCC" w:sz="1"/>
+              <w:right w:val="single" w:color="CCCCCC" w:sz="1"/>
+            </w:tcBorders>
+            <w:shd w:fill="1F4E79" w:val="clear"/>
+            <w:tcMar>
+              <w:top w:type="dxa" w:w="60"/>
+              <w:left w:type="dxa" w:w="100"/>
+              <w:bottom w:type="dxa" w:w="60"/>
+              <w:right w:type="dxa" w:w="100"/>
+            </w:tcMar>
+          </w:tcPr>
+          <w:p>
+            <w:r>
+              <w:rPr>
+                <w:rFonts w:ascii="Arial" w:cs="Arial" w:eastAsia="Arial" w:hAnsi="Arial"/>
+                <w:b/>
+                <w:color w:val="FFFFFF"/>
+                <w:sz w:val="20"/>
+                <w:szCs w:val="20"/>
+              </w:rPr>
+              <w:t xml:space="preserve">Period</w:t>
             </w:r>
           </w:p>
         </w:tc>
@@ -7837,48 +7905,132 @@
             </w:tcBorders>
             <w:shd w:fill="FFFFFF" w:val="clear"/>
             <w:tcMar>
-              <w:top w:type="dxa" w:w="80"/>
-              <w:left w:type="dxa" w:w="120"/>
-              <w:bottom w:type="dxa" w:w="80"/>
-              <w:right w:type="dxa" w:w="120"/>
-            </w:tcMar>
-          </w:tcPr>
-          <w:p>
-            <w:r>
-              <w:rPr>
-                <w:rFonts w:ascii="Arial" w:cs="Arial" w:eastAsia="Arial" w:hAnsi="Arial"/>
-                <w:sz w:val="20"/>
-                <w:szCs w:val="20"/>
-              </w:rPr>
-              <w:t xml:space="preserve">March 25, 2026</w:t>
-            </w:r>
-          </w:p>
-        </w:tc>
-        <w:tc>
-          <w:tcPr>
-            <w:tcW w:type="dxa" w:w="7160"/>
-            <w:tcBorders>
-              <w:top w:val="single" w:color="CCCCCC" w:sz="1"/>
-              <w:left w:val="single" w:color="CCCCCC" w:sz="1"/>
-              <w:bottom w:val="single" w:color="CCCCCC" w:sz="1"/>
-              <w:right w:val="single" w:color="CCCCCC" w:sz="1"/>
-            </w:tcBorders>
-            <w:shd w:fill="FFFFFF" w:val="clear"/>
-            <w:tcMar>
-              <w:top w:type="dxa" w:w="80"/>
-              <w:left w:type="dxa" w:w="120"/>
-              <w:bottom w:type="dxa" w:w="80"/>
-              <w:right w:type="dxa" w:w="120"/>
-            </w:tcMar>
-          </w:tcPr>
-          <w:p>
-            <w:r>
-              <w:rPr>
-                <w:rFonts w:ascii="Arial" w:cs="Arial" w:eastAsia="Arial" w:hAnsi="Arial"/>
-                <w:sz w:val="20"/>
-                <w:szCs w:val="20"/>
-              </w:rPr>
-              <w:t xml:space="preserve">Genesis Zero locked. Protocol complete. Whitepaper One published.</w:t>
+              <w:top w:type="dxa" w:w="60"/>
+              <w:left w:type="dxa" w:w="100"/>
+              <w:bottom w:type="dxa" w:w="60"/>
+              <w:right w:type="dxa" w:w="100"/>
+            </w:tcMar>
+          </w:tcPr>
+          <w:p>
+            <w:r>
+              <w:rPr>
+                <w:rFonts w:ascii="Arial" w:cs="Arial" w:eastAsia="Arial" w:hAnsi="Arial"/>
+                <w:sz w:val="20"/>
+                <w:szCs w:val="20"/>
+              </w:rPr>
+              <w:t xml:space="preserve">Now (Genesis Zero — Sep 21, 2026)</w:t>
+            </w:r>
+          </w:p>
+        </w:tc>
+        <w:tc>
+          <w:tcPr>
+            <w:tcW w:type="dxa" w:w="1200"/>
+            <w:tcBorders>
+              <w:top w:val="single" w:color="CCCCCC" w:sz="1"/>
+              <w:left w:val="single" w:color="CCCCCC" w:sz="1"/>
+              <w:bottom w:val="single" w:color="CCCCCC" w:sz="1"/>
+              <w:right w:val="single" w:color="CCCCCC" w:sz="1"/>
+            </w:tcBorders>
+            <w:shd w:fill="FFFFFF" w:val="clear"/>
+            <w:tcMar>
+              <w:top w:type="dxa" w:w="60"/>
+              <w:left w:type="dxa" w:w="100"/>
+              <w:bottom w:type="dxa" w:w="60"/>
+              <w:right w:type="dxa" w:w="100"/>
+            </w:tcMar>
+          </w:tcPr>
+          <w:p>
+            <w:r>
+              <w:rPr>
+                <w:rFonts w:ascii="Arial" w:cs="Arial" w:eastAsia="Arial" w:hAnsi="Arial"/>
+                <w:sz w:val="20"/>
+                <w:szCs w:val="20"/>
+              </w:rPr>
+              <w:t xml:space="preserve">$0.00319</w:t>
+            </w:r>
+          </w:p>
+        </w:tc>
+        <w:tc>
+          <w:tcPr>
+            <w:tcW w:type="dxa" w:w="1800"/>
+            <w:tcBorders>
+              <w:top w:val="single" w:color="CCCCCC" w:sz="1"/>
+              <w:left w:val="single" w:color="CCCCCC" w:sz="1"/>
+              <w:bottom w:val="single" w:color="CCCCCC" w:sz="1"/>
+              <w:right w:val="single" w:color="CCCCCC" w:sz="1"/>
+            </w:tcBorders>
+            <w:shd w:fill="FFFFFF" w:val="clear"/>
+            <w:tcMar>
+              <w:top w:type="dxa" w:w="60"/>
+              <w:left w:type="dxa" w:w="100"/>
+              <w:bottom w:type="dxa" w:w="60"/>
+              <w:right w:type="dxa" w:w="100"/>
+            </w:tcMar>
+          </w:tcPr>
+          <w:p>
+            <w:r>
+              <w:rPr>
+                <w:rFonts w:ascii="Arial" w:cs="Arial" w:eastAsia="Arial" w:hAnsi="Arial"/>
+                <w:sz w:val="20"/>
+                <w:szCs w:val="20"/>
+              </w:rPr>
+              <w:t xml:space="preserve">Anyone</w:t>
+            </w:r>
+          </w:p>
+        </w:tc>
+        <w:tc>
+          <w:tcPr>
+            <w:tcW w:type="dxa" w:w="1400"/>
+            <w:tcBorders>
+              <w:top w:val="single" w:color="CCCCCC" w:sz="1"/>
+              <w:left w:val="single" w:color="CCCCCC" w:sz="1"/>
+              <w:bottom w:val="single" w:color="CCCCCC" w:sz="1"/>
+              <w:right w:val="single" w:color="CCCCCC" w:sz="1"/>
+            </w:tcBorders>
+            <w:shd w:fill="FFFFFF" w:val="clear"/>
+            <w:tcMar>
+              <w:top w:type="dxa" w:w="60"/>
+              <w:left w:type="dxa" w:w="100"/>
+              <w:bottom w:type="dxa" w:w="60"/>
+              <w:right w:type="dxa" w:w="100"/>
+            </w:tcMar>
+          </w:tcPr>
+          <w:p>
+            <w:r>
+              <w:rPr>
+                <w:rFonts w:ascii="Arial" w:cs="Arial" w:eastAsia="Arial" w:hAnsi="Arial"/>
+                <w:sz w:val="20"/>
+                <w:szCs w:val="20"/>
+              </w:rPr>
+              <w:t xml:space="preserve">$250/tx</w:t>
+            </w:r>
+          </w:p>
+        </w:tc>
+        <w:tc>
+          <w:tcPr>
+            <w:tcW w:type="dxa" w:w="2860"/>
+            <w:tcBorders>
+              <w:top w:val="single" w:color="CCCCCC" w:sz="1"/>
+              <w:left w:val="single" w:color="CCCCCC" w:sz="1"/>
+              <w:bottom w:val="single" w:color="CCCCCC" w:sz="1"/>
+              <w:right w:val="single" w:color="CCCCCC" w:sz="1"/>
+            </w:tcBorders>
+            <w:shd w:fill="FFFFFF" w:val="clear"/>
+            <w:tcMar>
+              <w:top w:type="dxa" w:w="60"/>
+              <w:left w:type="dxa" w:w="100"/>
+              <w:bottom w:type="dxa" w:w="60"/>
+              <w:right w:type="dxa" w:w="100"/>
+            </w:tcMar>
+          </w:tcPr>
+          <w:p>
+            <w:r>
+              <w:rPr>
+                <w:rFonts w:ascii="Arial" w:cs="Arial" w:eastAsia="Arial" w:hAnsi="Arial"/>
+                <w:sz w:val="20"/>
+                <w:szCs w:val="20"/>
+              </w:rPr>
+              <w:t xml:space="preserve">Live now. No lock. No KYC. XChan market price. Governance cap applies.</w:t>
             </w:r>
           </w:p>
         </w:tc>
@@ -7893,50 +8045,134 @@
               <w:bottom w:val="single" w:color="CCCCCC" w:sz="1"/>
               <w:right w:val="single" w:color="CCCCCC" w:sz="1"/>
             </w:tcBorders>
-            <w:shd w:fill="F7F7F7" w:val="clear"/>
-            <w:tcMar>
-              <w:top w:type="dxa" w:w="80"/>
-              <w:left w:type="dxa" w:w="120"/>
-              <w:bottom w:type="dxa" w:w="80"/>
-              <w:right w:type="dxa" w:w="120"/>
-            </w:tcMar>
-          </w:tcPr>
-          <w:p>
-            <w:r>
-              <w:rPr>
-                <w:rFonts w:ascii="Arial" w:cs="Arial" w:eastAsia="Arial" w:hAnsi="Arial"/>
-                <w:sz w:val="20"/>
-                <w:szCs w:val="20"/>
-              </w:rPr>
-              <w:t xml:space="preserve">Live now</w:t>
-            </w:r>
-          </w:p>
-        </w:tc>
-        <w:tc>
-          <w:tcPr>
-            <w:tcW w:type="dxa" w:w="7160"/>
-            <w:tcBorders>
-              <w:top w:val="single" w:color="CCCCCC" w:sz="1"/>
-              <w:left w:val="single" w:color="CCCCCC" w:sz="1"/>
-              <w:bottom w:val="single" w:color="CCCCCC" w:sz="1"/>
-              <w:right w:val="single" w:color="CCCCCC" w:sz="1"/>
-            </w:tcBorders>
-            <w:shd w:fill="F7F7F7" w:val="clear"/>
-            <w:tcMar>
-              <w:top w:type="dxa" w:w="80"/>
-              <w:left w:type="dxa" w:w="120"/>
-              <w:bottom w:type="dxa" w:w="80"/>
-              <w:right w:type="dxa" w:w="120"/>
-            </w:tcMar>
-          </w:tcPr>
-          <w:p>
-            <w:r>
-              <w:rPr>
-                <w:rFonts w:ascii="Arial" w:cs="Arial" w:eastAsia="Arial" w:hAnsi="Arial"/>
-                <w:sz w:val="20"/>
-                <w:szCs w:val="20"/>
-              </w:rPr>
-              <w:t xml:space="preserve">Pre-ICO Phase 1 ($0.001755/KX, 45% off). Wallet v2.5+ (Windows + Android). HedgeKX overnight market open ($250 cap).</w:t>
+            <w:shd w:fill="FFFFFF" w:val="clear"/>
+            <w:tcMar>
+              <w:top w:type="dxa" w:w="60"/>
+              <w:left w:type="dxa" w:w="100"/>
+              <w:bottom w:type="dxa" w:w="60"/>
+              <w:right w:type="dxa" w:w="100"/>
+            </w:tcMar>
+          </w:tcPr>
+          <w:p>
+            <w:r>
+              <w:rPr>
+                <w:rFonts w:ascii="Arial" w:cs="Arial" w:eastAsia="Arial" w:hAnsi="Arial"/>
+                <w:sz w:val="20"/>
+                <w:szCs w:val="20"/>
+              </w:rPr>
+              <w:t xml:space="preserve">Private Placement (Pre-ICO)</w:t>
+            </w:r>
+          </w:p>
+        </w:tc>
+        <w:tc>
+          <w:tcPr>
+            <w:tcW w:type="dxa" w:w="1200"/>
+            <w:tcBorders>
+              <w:top w:val="single" w:color="CCCCCC" w:sz="1"/>
+              <w:left w:val="single" w:color="CCCCCC" w:sz="1"/>
+              <w:bottom w:val="single" w:color="CCCCCC" w:sz="1"/>
+              <w:right w:val="single" w:color="CCCCCC" w:sz="1"/>
+            </w:tcBorders>
+            <w:shd w:fill="FFFFFF" w:val="clear"/>
+            <w:tcMar>
+              <w:top w:type="dxa" w:w="60"/>
+              <w:left w:type="dxa" w:w="100"/>
+              <w:bottom w:type="dxa" w:w="60"/>
+              <w:right w:type="dxa" w:w="100"/>
+            </w:tcMar>
+          </w:tcPr>
+          <w:p>
+            <w:r>
+              <w:rPr>
+                <w:rFonts w:ascii="Arial" w:cs="Arial" w:eastAsia="Arial" w:hAnsi="Arial"/>
+                <w:sz w:val="20"/>
+                <w:szCs w:val="20"/>
+              </w:rPr>
+              <w:t xml:space="preserve">$0.001755—$0.002297</w:t>
+            </w:r>
+          </w:p>
+        </w:tc>
+        <w:tc>
+          <w:tcPr>
+            <w:tcW w:type="dxa" w:w="1800"/>
+            <w:tcBorders>
+              <w:top w:val="single" w:color="CCCCCC" w:sz="1"/>
+              <w:left w:val="single" w:color="CCCCCC" w:sz="1"/>
+              <w:bottom w:val="single" w:color="CCCCCC" w:sz="1"/>
+              <w:right w:val="single" w:color="CCCCCC" w:sz="1"/>
+            </w:tcBorders>
+            <w:shd w:fill="FFFFFF" w:val="clear"/>
+            <w:tcMar>
+              <w:top w:type="dxa" w:w="60"/>
+              <w:left w:type="dxa" w:w="100"/>
+              <w:bottom w:type="dxa" w:w="60"/>
+              <w:right w:type="dxa" w:w="100"/>
+            </w:tcMar>
+          </w:tcPr>
+          <w:p>
+            <w:r>
+              <w:rPr>
+                <w:rFonts w:ascii="Arial" w:cs="Arial" w:eastAsia="Arial" w:hAnsi="Arial"/>
+                <w:sz w:val="20"/>
+                <w:szCs w:val="20"/>
+              </w:rPr>
+              <w:t xml:space="preserve">Accredited only</w:t>
+            </w:r>
+          </w:p>
+        </w:tc>
+        <w:tc>
+          <w:tcPr>
+            <w:tcW w:type="dxa" w:w="1400"/>
+            <w:tcBorders>
+              <w:top w:val="single" w:color="CCCCCC" w:sz="1"/>
+              <w:left w:val="single" w:color="CCCCCC" w:sz="1"/>
+              <w:bottom w:val="single" w:color="CCCCCC" w:sz="1"/>
+              <w:right w:val="single" w:color="CCCCCC" w:sz="1"/>
+            </w:tcBorders>
+            <w:shd w:fill="FFFFFF" w:val="clear"/>
+            <w:tcMar>
+              <w:top w:type="dxa" w:w="60"/>
+              <w:left w:type="dxa" w:w="100"/>
+              <w:bottom w:type="dxa" w:w="60"/>
+              <w:right w:type="dxa" w:w="100"/>
+            </w:tcMar>
+          </w:tcPr>
+          <w:p>
+            <w:r>
+              <w:rPr>
+                <w:rFonts w:ascii="Arial" w:cs="Arial" w:eastAsia="Arial" w:hAnsi="Arial"/>
+                <w:sz w:val="20"/>
+                <w:szCs w:val="20"/>
+              </w:rPr>
+              <w:t xml:space="preserve">Min $10,000</w:t>
+            </w:r>
+          </w:p>
+        </w:tc>
+        <w:tc>
+          <w:tcPr>
+            <w:tcW w:type="dxa" w:w="2860"/>
+            <w:tcBorders>
+              <w:top w:val="single" w:color="CCCCCC" w:sz="1"/>
+              <w:left w:val="single" w:color="CCCCCC" w:sz="1"/>
+              <w:bottom w:val="single" w:color="CCCCCC" w:sz="1"/>
+              <w:right w:val="single" w:color="CCCCCC" w:sz="1"/>
+            </w:tcBorders>
+            <w:shd w:fill="FFFFFF" w:val="clear"/>
+            <w:tcMar>
+              <w:top w:type="dxa" w:w="60"/>
+              <w:left w:type="dxa" w:w="100"/>
+              <w:bottom w:type="dxa" w:w="60"/>
+              <w:right w:type="dxa" w:w="100"/>
+            </w:tcMar>
+          </w:tcPr>
+          <w:p>
+            <w:r>
+              <w:rPr>
+                <w:rFonts w:ascii="Arial" w:cs="Arial" w:eastAsia="Arial" w:hAnsi="Arial"/>
+                <w:sz w:val="20"/>
+                <w:szCs w:val="20"/>
+              </w:rPr>
+              <w:t xml:space="preserve">Bilateral agreements. 12—24 month mandatory lock. Lock duration determines price. Contact: ico@chronx.io</w:t>
             </w:r>
           </w:p>
         </w:tc>
@@ -7953,48 +8189,132 @@
             </w:tcBorders>
             <w:shd w:fill="FFFFFF" w:val="clear"/>
             <w:tcMar>
-              <w:top w:type="dxa" w:w="80"/>
-              <w:left w:type="dxa" w:w="120"/>
-              <w:bottom w:type="dxa" w:w="80"/>
-              <w:right w:type="dxa" w:w="120"/>
-            </w:tcMar>
-          </w:tcPr>
-          <w:p>
-            <w:r>
-              <w:rPr>
-                <w:rFonts w:ascii="Arial" w:cs="Arial" w:eastAsia="Arial" w:hAnsi="Arial"/>
-                <w:sz w:val="20"/>
-                <w:szCs w:val="20"/>
-              </w:rPr>
-              <w:t xml:space="preserve">~March 29–31, 2026</w:t>
-            </w:r>
-          </w:p>
-        </w:tc>
-        <w:tc>
-          <w:tcPr>
-            <w:tcW w:type="dxa" w:w="7160"/>
-            <w:tcBorders>
-              <w:top w:val="single" w:color="CCCCCC" w:sz="1"/>
-              <w:left w:val="single" w:color="CCCCCC" w:sz="1"/>
-              <w:bottom w:val="single" w:color="CCCCCC" w:sz="1"/>
-              <w:right w:val="single" w:color="CCCCCC" w:sz="1"/>
-            </w:tcBorders>
-            <w:shd w:fill="FFFFFF" w:val="clear"/>
-            <w:tcMar>
-              <w:top w:type="dxa" w:w="80"/>
-              <w:left w:type="dxa" w:w="120"/>
-              <w:bottom w:type="dxa" w:w="80"/>
-              <w:right w:type="dxa" w:w="120"/>
-            </w:tcMar>
-          </w:tcPr>
-          <w:p>
-            <w:r>
-              <w:rPr>
-                <w:rFonts w:ascii="Arial" w:cs="Arial" w:eastAsia="Arial" w:hAnsi="Arial"/>
-                <w:sz w:val="20"/>
-                <w:szCs w:val="20"/>
-              </w:rPr>
-              <w:t xml:space="preserve">YubiHSM 2 FIPS arrival. Bridge and attestation keys migrated to hardware. Savings yield activation.</w:t>
+              <w:top w:type="dxa" w:w="60"/>
+              <w:left w:type="dxa" w:w="100"/>
+              <w:bottom w:type="dxa" w:w="60"/>
+              <w:right w:type="dxa" w:w="100"/>
+            </w:tcMar>
+          </w:tcPr>
+          <w:p>
+            <w:r>
+              <w:rPr>
+                <w:rFonts w:ascii="Arial" w:cs="Arial" w:eastAsia="Arial" w:hAnsi="Arial"/>
+                <w:sz w:val="20"/>
+                <w:szCs w:val="20"/>
+              </w:rPr>
+              <w:t xml:space="preserve">ICO — September 22, 2026</w:t>
+            </w:r>
+          </w:p>
+        </w:tc>
+        <w:tc>
+          <w:tcPr>
+            <w:tcW w:type="dxa" w:w="1200"/>
+            <w:tcBorders>
+              <w:top w:val="single" w:color="CCCCCC" w:sz="1"/>
+              <w:left w:val="single" w:color="CCCCCC" w:sz="1"/>
+              <w:bottom w:val="single" w:color="CCCCCC" w:sz="1"/>
+              <w:right w:val="single" w:color="CCCCCC" w:sz="1"/>
+            </w:tcBorders>
+            <w:shd w:fill="FFFFFF" w:val="clear"/>
+            <w:tcMar>
+              <w:top w:type="dxa" w:w="60"/>
+              <w:left w:type="dxa" w:w="100"/>
+              <w:bottom w:type="dxa" w:w="60"/>
+              <w:right w:type="dxa" w:w="100"/>
+            </w:tcMar>
+          </w:tcPr>
+          <w:p>
+            <w:r>
+              <w:rPr>
+                <w:rFonts w:ascii="Arial" w:cs="Arial" w:eastAsia="Arial" w:hAnsi="Arial"/>
+                <w:sz w:val="20"/>
+                <w:szCs w:val="20"/>
+              </w:rPr>
+              <w:t xml:space="preserve">$0.00319</w:t>
+            </w:r>
+          </w:p>
+        </w:tc>
+        <w:tc>
+          <w:tcPr>
+            <w:tcW w:type="dxa" w:w="1800"/>
+            <w:tcBorders>
+              <w:top w:val="single" w:color="CCCCCC" w:sz="1"/>
+              <w:left w:val="single" w:color="CCCCCC" w:sz="1"/>
+              <w:bottom w:val="single" w:color="CCCCCC" w:sz="1"/>
+              <w:right w:val="single" w:color="CCCCCC" w:sz="1"/>
+            </w:tcBorders>
+            <w:shd w:fill="FFFFFF" w:val="clear"/>
+            <w:tcMar>
+              <w:top w:type="dxa" w:w="60"/>
+              <w:left w:type="dxa" w:w="100"/>
+              <w:bottom w:type="dxa" w:w="60"/>
+              <w:right w:type="dxa" w:w="100"/>
+            </w:tcMar>
+          </w:tcPr>
+          <w:p>
+            <w:r>
+              <w:rPr>
+                <w:rFonts w:ascii="Arial" w:cs="Arial" w:eastAsia="Arial" w:hAnsi="Arial"/>
+                <w:sz w:val="20"/>
+                <w:szCs w:val="20"/>
+              </w:rPr>
+              <w:t xml:space="preserve">All investors</w:t>
+            </w:r>
+          </w:p>
+        </w:tc>
+        <w:tc>
+          <w:tcPr>
+            <w:tcW w:type="dxa" w:w="1400"/>
+            <w:tcBorders>
+              <w:top w:val="single" w:color="CCCCCC" w:sz="1"/>
+              <w:left w:val="single" w:color="CCCCCC" w:sz="1"/>
+              <w:bottom w:val="single" w:color="CCCCCC" w:sz="1"/>
+              <w:right w:val="single" w:color="CCCCCC" w:sz="1"/>
+            </w:tcBorders>
+            <w:shd w:fill="FFFFFF" w:val="clear"/>
+            <w:tcMar>
+              <w:top w:type="dxa" w:w="60"/>
+              <w:left w:type="dxa" w:w="100"/>
+              <w:bottom w:type="dxa" w:w="60"/>
+              <w:right w:type="dxa" w:w="100"/>
+            </w:tcMar>
+          </w:tcPr>
+          <w:p>
+            <w:r>
+              <w:rPr>
+                <w:rFonts w:ascii="Arial" w:cs="Arial" w:eastAsia="Arial" w:hAnsi="Arial"/>
+                <w:sz w:val="20"/>
+                <w:szCs w:val="20"/>
+              </w:rPr>
+              <w:t xml:space="preserve">Non-accredited: $250/tx. Accredited: higher with CPNX KYC badge</w:t>
+            </w:r>
+          </w:p>
+        </w:tc>
+        <w:tc>
+          <w:tcPr>
+            <w:tcW w:type="dxa" w:w="2860"/>
+            <w:tcBorders>
+              <w:top w:val="single" w:color="CCCCCC" w:sz="1"/>
+              <w:left w:val="single" w:color="CCCCCC" w:sz="1"/>
+              <w:bottom w:val="single" w:color="CCCCCC" w:sz="1"/>
+              <w:right w:val="single" w:color="CCCCCC" w:sz="1"/>
+            </w:tcBorders>
+            <w:shd w:fill="FFFFFF" w:val="clear"/>
+            <w:tcMar>
+              <w:top w:type="dxa" w:w="60"/>
+              <w:left w:type="dxa" w:w="100"/>
+              <w:bottom w:type="dxa" w:w="60"/>
+              <w:right w:type="dxa" w:w="100"/>
+            </w:tcMar>
+          </w:tcPr>
+          <w:p>
+            <w:r>
+              <w:rPr>
+                <w:rFonts w:ascii="Arial" w:cs="Arial" w:eastAsia="Arial" w:hAnsi="Arial"/>
+                <w:sz w:val="20"/>
+                <w:szCs w:val="20"/>
+              </w:rPr>
+              <w:t xml:space="preserve">One price for everyone. Private placement locks visible on DAG.</w:t>
             </w:r>
           </w:p>
         </w:tc>
@@ -8009,50 +8329,405 @@
               <w:bottom w:val="single" w:color="CCCCCC" w:sz="1"/>
               <w:right w:val="single" w:color="CCCCCC" w:sz="1"/>
             </w:tcBorders>
-            <w:shd w:fill="F7F7F7" w:val="clear"/>
-            <w:tcMar>
-              <w:top w:type="dxa" w:w="80"/>
-              <w:left w:type="dxa" w:w="120"/>
-              <w:bottom w:type="dxa" w:w="80"/>
-              <w:right w:type="dxa" w:w="120"/>
-            </w:tcMar>
-          </w:tcPr>
-          <w:p>
-            <w:r>
-              <w:rPr>
-                <w:rFonts w:ascii="Arial" w:cs="Arial" w:eastAsia="Arial" w:hAnsi="Arial"/>
-                <w:sz w:val="20"/>
-                <w:szCs w:val="20"/>
-              </w:rPr>
-              <w:t xml:space="preserve">June 22, 2026</w:t>
-            </w:r>
-          </w:p>
-        </w:tc>
-        <w:tc>
-          <w:tcPr>
-            <w:tcW w:type="dxa" w:w="7160"/>
-            <w:tcBorders>
-              <w:top w:val="single" w:color="CCCCCC" w:sz="1"/>
-              <w:left w:val="single" w:color="CCCCCC" w:sz="1"/>
-              <w:bottom w:val="single" w:color="CCCCCC" w:sz="1"/>
-              <w:right w:val="single" w:color="CCCCCC" w:sz="1"/>
-            </w:tcBorders>
-            <w:shd w:fill="F7F7F7" w:val="clear"/>
-            <w:tcMar>
-              <w:top w:type="dxa" w:w="80"/>
-              <w:left w:type="dxa" w:w="120"/>
-              <w:bottom w:type="dxa" w:w="80"/>
-              <w:right w:type="dxa" w:w="120"/>
-            </w:tcMar>
-          </w:tcPr>
-          <w:p>
-            <w:r>
-              <w:rPr>
-                <w:rFonts w:ascii="Arial" w:cs="Arial" w:eastAsia="Arial" w:hAnsi="Arial"/>
-                <w:sz w:val="20"/>
-                <w:szCs w:val="20"/>
-              </w:rPr>
-              <w:t xml:space="preserve">Pre-ICO Phase 2 ($0.002297/KX, 28% off).</w:t>
+            <w:shd w:fill="FFFFFF" w:val="clear"/>
+            <w:tcMar>
+              <w:top w:type="dxa" w:w="60"/>
+              <w:left w:type="dxa" w:w="100"/>
+              <w:bottom w:type="dxa" w:w="60"/>
+              <w:right w:type="dxa" w:w="100"/>
+            </w:tcMar>
+          </w:tcPr>
+          <w:p>
+            <w:r>
+              <w:rPr>
+                <w:rFonts w:ascii="Arial" w:cs="Arial" w:eastAsia="Arial" w:hAnsi="Arial"/>
+                <w:sz w:val="20"/>
+                <w:szCs w:val="20"/>
+              </w:rPr>
+              <w:t xml:space="preserve">Post-ICO</w:t>
+            </w:r>
+          </w:p>
+        </w:tc>
+        <w:tc>
+          <w:tcPr>
+            <w:tcW w:type="dxa" w:w="1200"/>
+            <w:tcBorders>
+              <w:top w:val="single" w:color="CCCCCC" w:sz="1"/>
+              <w:left w:val="single" w:color="CCCCCC" w:sz="1"/>
+              <w:bottom w:val="single" w:color="CCCCCC" w:sz="1"/>
+              <w:right w:val="single" w:color="CCCCCC" w:sz="1"/>
+            </w:tcBorders>
+            <w:shd w:fill="FFFFFF" w:val="clear"/>
+            <w:tcMar>
+              <w:top w:type="dxa" w:w="60"/>
+              <w:left w:type="dxa" w:w="100"/>
+              <w:bottom w:type="dxa" w:w="60"/>
+              <w:right w:type="dxa" w:w="100"/>
+            </w:tcMar>
+          </w:tcPr>
+          <w:p>
+            <w:r>
+              <w:rPr>
+                <w:rFonts w:ascii="Arial" w:cs="Arial" w:eastAsia="Arial" w:hAnsi="Arial"/>
+                <w:sz w:val="20"/>
+                <w:szCs w:val="20"/>
+              </w:rPr>
+              <w:t xml:space="preserve">$0.00319 baseline</w:t>
+            </w:r>
+          </w:p>
+        </w:tc>
+        <w:tc>
+          <w:tcPr>
+            <w:tcW w:type="dxa" w:w="1800"/>
+            <w:tcBorders>
+              <w:top w:val="single" w:color="CCCCCC" w:sz="1"/>
+              <w:left w:val="single" w:color="CCCCCC" w:sz="1"/>
+              <w:bottom w:val="single" w:color="CCCCCC" w:sz="1"/>
+              <w:right w:val="single" w:color="CCCCCC" w:sz="1"/>
+            </w:tcBorders>
+            <w:shd w:fill="FFFFFF" w:val="clear"/>
+            <w:tcMar>
+              <w:top w:type="dxa" w:w="60"/>
+              <w:left w:type="dxa" w:w="100"/>
+              <w:bottom w:type="dxa" w:w="60"/>
+              <w:right w:type="dxa" w:w="100"/>
+            </w:tcMar>
+          </w:tcPr>
+          <w:p>
+            <w:r>
+              <w:rPr>
+                <w:rFonts w:ascii="Arial" w:cs="Arial" w:eastAsia="Arial" w:hAnsi="Arial"/>
+                <w:sz w:val="20"/>
+                <w:szCs w:val="20"/>
+              </w:rPr>
+              <w:t xml:space="preserve">Ongoing XChan</w:t>
+            </w:r>
+          </w:p>
+        </w:tc>
+        <w:tc>
+          <w:tcPr>
+            <w:tcW w:type="dxa" w:w="1400"/>
+            <w:tcBorders>
+              <w:top w:val="single" w:color="CCCCCC" w:sz="1"/>
+              <w:left w:val="single" w:color="CCCCCC" w:sz="1"/>
+              <w:bottom w:val="single" w:color="CCCCCC" w:sz="1"/>
+              <w:right w:val="single" w:color="CCCCCC" w:sz="1"/>
+            </w:tcBorders>
+            <w:shd w:fill="FFFFFF" w:val="clear"/>
+            <w:tcMar>
+              <w:top w:type="dxa" w:w="60"/>
+              <w:left w:type="dxa" w:w="100"/>
+              <w:bottom w:type="dxa" w:w="60"/>
+              <w:right w:type="dxa" w:w="100"/>
+            </w:tcMar>
+          </w:tcPr>
+          <w:p>
+            <w:r>
+              <w:rPr>
+                <w:rFonts w:ascii="Arial" w:cs="Arial" w:eastAsia="Arial" w:hAnsi="Arial"/>
+                <w:sz w:val="20"/>
+                <w:szCs w:val="20"/>
+              </w:rPr>
+              <w:t xml:space="preserve">—</w:t>
+            </w:r>
+          </w:p>
+        </w:tc>
+        <w:tc>
+          <w:tcPr>
+            <w:tcW w:type="dxa" w:w="2860"/>
+            <w:tcBorders>
+              <w:top w:val="single" w:color="CCCCCC" w:sz="1"/>
+              <w:left w:val="single" w:color="CCCCCC" w:sz="1"/>
+              <w:bottom w:val="single" w:color="CCCCCC" w:sz="1"/>
+              <w:right w:val="single" w:color="CCCCCC" w:sz="1"/>
+            </w:tcBorders>
+            <w:shd w:fill="FFFFFF" w:val="clear"/>
+            <w:tcMar>
+              <w:top w:type="dxa" w:w="60"/>
+              <w:left w:type="dxa" w:w="100"/>
+              <w:bottom w:type="dxa" w:w="60"/>
+              <w:right w:type="dxa" w:w="100"/>
+            </w:tcMar>
+          </w:tcPr>
+          <w:p>
+            <w:r>
+              <w:rPr>
+                <w:rFonts w:ascii="Arial" w:cs="Arial" w:eastAsia="Arial" w:hAnsi="Arial"/>
+                <w:sz w:val="20"/>
+                <w:szCs w:val="20"/>
+              </w:rPr>
+              <w:t xml:space="preserve">Unsold public sale tokens locked in annual cascade tranches — published schedule, no surprise releases.</w:t>
+            </w:r>
+          </w:p>
+        </w:tc>
+      </w:tr>
+    </w:tbl>
+    <w:p>
+      <w:pPr>
+        <w:spacing w:before="100" w:after="100"/>
+      </w:pPr>
+    </w:p>
+    <w:p>
+      <w:pPr>
+        <w:pStyle w:val="Heading2"/>
+        <w:spacing w:before="320" w:after="160"/>
+      </w:pPr>
+      <w:r>
+        <w:rPr>
+          <w:rFonts w:ascii="Arial" w:cs="Arial" w:eastAsia="Arial" w:hAnsi="Arial"/>
+          <w:b/>
+          <w:bCs/>
+          <w:color w:val="1F4E79"/>
+          <w:sz w:val="28"/>
+          <w:szCs w:val="28"/>
+        </w:rPr>
+        <w:t xml:space="preserve">Yield and Lock Duration</w:t>
+      </w:r>
+    </w:p>
+    <w:p>
+      <w:pPr>
+        <w:spacing w:before="100" w:after="100"/>
+      </w:pPr>
+    </w:p>
+    <w:p>
+      <w:pPr>
+        <w:spacing w:before="100" w:after="100"/>
+        <w:jc w:val="both"/>
+      </w:pPr>
+      <w:r>
+        <w:rPr>
+          <w:rFonts w:ascii="Arial" w:cs="Arial" w:eastAsia="Arial" w:hAnsi="Arial"/>
+          <w:sz w:val="22"/>
+          <w:szCs w:val="22"/>
+        </w:rPr>
+        <w:t xml:space="preserve">KX purchased at ICO may be locked for any duration to earn yield from HedgeKX’s matching activity. Longer locks receive a proportionally larger share of the yield pool. There is no entry price discount for locking — one price for everyone, always. Yield is the reward for patience. It is real, earned, and grows as HedgeKX develops.</w:t>
+      </w:r>
+    </w:p>
+    <w:p>
+      <w:pPr>
+        <w:spacing w:before="100" w:after="100"/>
+      </w:pPr>
+    </w:p>
+    <w:p>
+      <w:pPr>
+        <w:spacing w:before="100" w:after="100"/>
+        <w:jc w:val="both"/>
+      </w:pPr>
+      <w:r>
+        <w:rPr>
+          <w:rFonts w:ascii="Arial" w:cs="Arial" w:eastAsia="Arial" w:hAnsi="Arial"/>
+          <w:sz w:val="22"/>
+          <w:szCs w:val="22"/>
+        </w:rPr>
+        <w:t xml:space="preserve">At launch, yield will be minimal — HedgeKX operates overnight instruments only. Yield grows as governance expands instrument durations and matching volume increases. Investors with a multi-year horizon will see yield develop alongside the protocol. This is the opposite of a typical crypto launch: we start at near-zero yield and earn our way to real yield. Every basis point is funded by real economic activity — nothing is paid from reserves.</w:t>
+      </w:r>
+    </w:p>
+    <w:p>
+      <w:pPr>
+        <w:spacing w:before="100" w:after="100"/>
+      </w:pPr>
+    </w:p>
+    <w:p>
+      <w:pPr>
+        <w:spacing w:before="80" w:after="80"/>
+      </w:pPr>
+      <w:r>
+        <w:t xml:space="preserve"/>
+      </w:r>
+    </w:p>
+    <w:p>
+      <w:pPr>
+        <w:spacing w:before="100" w:after="100"/>
+        <w:jc w:val="both"/>
+      </w:pPr>
+      <w:r>
+        <w:rPr>
+          <w:rFonts w:ascii="Arial" w:cs="Arial" w:eastAsia="Arial" w:hAnsi="Arial"/>
+          <w:sz w:val="22"/>
+          <w:szCs w:val="22"/>
+        </w:rPr>
+        <w:t xml:space="preserve">Raise target: $20,000,000. Soft cap: $500,000 USD. Fully diluted market cap at ICO: ~$26.4M. KX is available via XChan subject to governance transaction caps ($250 per transaction; $10,000 for accredited investors via chronx.io/ico.html).</w:t>
+      </w:r>
+    </w:p>
+    <w:p>
+      <w:pPr>
+        <w:spacing w:before="80" w:after="80"/>
+      </w:pPr>
+      <w:r>
+        <w:t xml:space="preserve"/>
+      </w:r>
+    </w:p>
+    <w:p>
+      <w:pPr>
+        <w:pStyle w:val="Heading2"/>
+        <w:spacing w:before="320" w:after="160"/>
+      </w:pPr>
+      <w:r>
+        <w:rPr>
+          <w:rFonts w:ascii="Arial" w:cs="Arial" w:eastAsia="Arial" w:hAnsi="Arial"/>
+          <w:b/>
+          <w:bCs/>
+          <w:color w:val="2E75B6"/>
+          <w:sz w:val="26"/>
+          <w:szCs w:val="26"/>
+        </w:rPr>
+        <w:t xml:space="preserve">A Note on wKX, h1KX, and the Fixed Supply</w:t>
+      </w:r>
+    </w:p>
+    <w:p>
+      <w:pPr>
+        <w:spacing w:before="100" w:after="100"/>
+        <w:jc w:val="both"/>
+      </w:pPr>
+      <w:r>
+        <w:rPr>
+          <w:rFonts w:ascii="Arial" w:cs="Arial" w:eastAsia="Arial" w:hAnsi="Arial"/>
+          <w:sz w:val="22"/>
+          <w:szCs w:val="22"/>
+        </w:rPr>
+        <w:t xml:space="preserve">The protocol maintains two distinct KX-related tokens on the Base network. wKX (Wrapped KX) is the public XChan token — transferable, Uniswap-listed, backed by XChan conversion locks. h1KX is HedgeKX's internal settlement token — non-transferable, 24-hour passive expiry, used exclusively as an intraday cross-chain accounting bridge and never held by any external party.</w:t>
+      </w:r>
+    </w:p>
+    <w:p>
+      <w:pPr>
+        <w:spacing w:before="80" w:after="80"/>
+      </w:pPr>
+      <w:r>
+        <w:t xml:space="preserve"/>
+      </w:r>
+    </w:p>
+    <w:p>
+      <w:pPr>
+        <w:spacing w:before="100" w:after="100"/>
+        <w:jc w:val="both"/>
+      </w:pPr>
+      <w:r>
+        <w:rPr>
+          <w:rFonts w:ascii="Arial" w:cs="Arial" w:eastAsia="Arial" w:hAnsi="Arial"/>
+          <w:sz w:val="22"/>
+          <w:szCs w:val="22"/>
+        </w:rPr>
+        <w:t xml:space="preserve">At all times: total KX on ChronX DAG + total wKX on Base + total h1KX on Base = 8,270,000,000 KX. Neither token is new supply. Both represent locked KX and both resolve back to the fixed supply invariant. wKX burns when XChan conversion locks mature. h1KX expires passively within 24 hours. The 8.27 billion cap is never violated.</w:t>
+      </w:r>
+    </w:p>
+    <w:p>
+      <w:pPr>
+        <w:spacing w:before="80" w:after="80"/>
+      </w:pPr>
+      <w:r>
+        <w:t xml:space="preserve"/>
+      </w:r>
+    </w:p>
+    <w:p>
+      <w:pPr>
+        <w:spacing w:before="100" w:after="100"/>
+        <w:jc w:val="both"/>
+      </w:pPr>
+      <w:r>
+        <w:rPr>
+          <w:rFonts w:ascii="Arial" w:cs="Arial" w:eastAsia="Arial" w:hAnsi="Arial"/>
+          <w:sz w:val="22"/>
+          <w:szCs w:val="22"/>
+        </w:rPr>
+        <w:t xml:space="preserve">KX is a utility token. This is not a deposit account, not a security, and not FDIC-insured. The guarantees described in this whitepaper are cryptographic and protocol guarantees, not legal or financial guarantees under any jurisdiction's banking law. Consult qualified legal counsel before participating.</w:t>
+      </w:r>
+    </w:p>
+    <w:p>
+      <w:r>
+        <w:br w:type="page"/>
+      </w:r>
+    </w:p>
+    <w:p>
+      <w:pPr>
+        <w:pStyle w:val="Heading1"/>
+        <w:spacing w:before="480" w:after="240"/>
+      </w:pPr>
+      <w:r>
+        <w:rPr>
+          <w:rFonts w:ascii="Arial" w:cs="Arial" w:eastAsia="Arial" w:hAnsi="Arial"/>
+          <w:b/>
+          <w:bCs/>
+          <w:color w:val="1F4E79"/>
+          <w:sz w:val="34"/>
+          <w:szCs w:val="34"/>
+        </w:rPr>
+        <w:t xml:space="preserve">8. Roadmap</w:t>
+      </w:r>
+    </w:p>
+    <w:tbl>
+      <w:tblPr>
+        <w:tblW w:type="dxa" w:w="9460"/>
+        <w:tblBorders>
+          <w:top w:val="single" w:color="auto" w:sz="4"/>
+          <w:left w:val="single" w:color="auto" w:sz="4"/>
+          <w:bottom w:val="single" w:color="auto" w:sz="4"/>
+          <w:right w:val="single" w:color="auto" w:sz="4"/>
+          <w:insideH w:val="single" w:color="auto" w:sz="4"/>
+          <w:insideV w:val="single" w:color="auto" w:sz="4"/>
+        </w:tblBorders>
+      </w:tblPr>
+      <w:tblGrid>
+        <w:gridCol w:w="2400"/>
+        <w:gridCol w:w="7060"/>
+      </w:tblGrid>
+      <w:tr>
+        <w:tc>
+          <w:tcPr>
+            <w:tcW w:type="dxa" w:w="2400"/>
+            <w:tcBorders>
+              <w:top w:val="single" w:color="CCCCCC" w:sz="1"/>
+              <w:left w:val="single" w:color="CCCCCC" w:sz="1"/>
+              <w:bottom w:val="single" w:color="CCCCCC" w:sz="1"/>
+              <w:right w:val="single" w:color="CCCCCC" w:sz="1"/>
+            </w:tcBorders>
+            <w:shd w:fill="1F4E79" w:val="clear"/>
+            <w:tcMar>
+              <w:top w:type="dxa" w:w="60"/>
+              <w:left w:type="dxa" w:w="100"/>
+              <w:bottom w:type="dxa" w:w="60"/>
+              <w:right w:type="dxa" w:w="100"/>
+            </w:tcMar>
+          </w:tcPr>
+          <w:p>
+            <w:r>
+              <w:rPr>
+                <w:rFonts w:ascii="Arial" w:cs="Arial" w:eastAsia="Arial" w:hAnsi="Arial"/>
+                <w:b/>
+                <w:color w:val="FFFFFF"/>
+                <w:sz w:val="20"/>
+                <w:szCs w:val="20"/>
+              </w:rPr>
+              <w:t xml:space="preserve">Date</w:t>
+            </w:r>
+          </w:p>
+        </w:tc>
+        <w:tc>
+          <w:tcPr>
+            <w:tcW w:type="dxa" w:w="7060"/>
+            <w:tcBorders>
+              <w:top w:val="single" w:color="CCCCCC" w:sz="1"/>
+              <w:left w:val="single" w:color="CCCCCC" w:sz="1"/>
+              <w:bottom w:val="single" w:color="CCCCCC" w:sz="1"/>
+              <w:right w:val="single" w:color="CCCCCC" w:sz="1"/>
+            </w:tcBorders>
+            <w:shd w:fill="1F4E79" w:val="clear"/>
+            <w:tcMar>
+              <w:top w:type="dxa" w:w="60"/>
+              <w:left w:type="dxa" w:w="100"/>
+              <w:bottom w:type="dxa" w:w="60"/>
+              <w:right w:type="dxa" w:w="100"/>
+            </w:tcMar>
+          </w:tcPr>
+          <w:p>
+            <w:r>
+              <w:rPr>
+                <w:rFonts w:ascii="Arial" w:cs="Arial" w:eastAsia="Arial" w:hAnsi="Arial"/>
+                <w:b/>
+                <w:color w:val="FFFFFF"/>
+                <w:sz w:val="20"/>
+                <w:szCs w:val="20"/>
+              </w:rPr>
+              <w:t xml:space="preserve">Milestone</w:t>
             </w:r>
           </w:p>
         </w:tc>
@@ -8060,57 +8735,57 @@
       <w:tr>
         <w:tc>
           <w:tcPr>
-            <w:tcW w:type="dxa" w:w="2200"/>
-            <w:tcBorders>
-              <w:top w:val="single" w:color="CCCCCC" w:sz="1"/>
-              <w:left w:val="single" w:color="CCCCCC" w:sz="1"/>
-              <w:bottom w:val="single" w:color="CCCCCC" w:sz="1"/>
-              <w:right w:val="single" w:color="CCCCCC" w:sz="1"/>
-            </w:tcBorders>
-            <w:shd w:fill="FFFFFF" w:val="clear"/>
-            <w:tcMar>
-              <w:top w:type="dxa" w:w="80"/>
-              <w:left w:type="dxa" w:w="120"/>
-              <w:bottom w:type="dxa" w:w="80"/>
-              <w:right w:type="dxa" w:w="120"/>
-            </w:tcMar>
-          </w:tcPr>
-          <w:p>
-            <w:r>
-              <w:rPr>
-                <w:rFonts w:ascii="Arial" w:cs="Arial" w:eastAsia="Arial" w:hAnsi="Arial"/>
-                <w:sz w:val="20"/>
-                <w:szCs w:val="20"/>
-              </w:rPr>
-              <w:t xml:space="preserve">September 22, 2026</w:t>
-            </w:r>
-          </w:p>
-        </w:tc>
-        <w:tc>
-          <w:tcPr>
-            <w:tcW w:type="dxa" w:w="7160"/>
-            <w:tcBorders>
-              <w:top w:val="single" w:color="CCCCCC" w:sz="1"/>
-              <w:left w:val="single" w:color="CCCCCC" w:sz="1"/>
-              <w:bottom w:val="single" w:color="CCCCCC" w:sz="1"/>
-              <w:right w:val="single" w:color="CCCCCC" w:sz="1"/>
-            </w:tcBorders>
-            <w:shd w:fill="FFFFFF" w:val="clear"/>
-            <w:tcMar>
-              <w:top w:type="dxa" w:w="80"/>
-              <w:left w:type="dxa" w:w="120"/>
-              <w:bottom w:type="dxa" w:w="80"/>
-              <w:right w:type="dxa" w:w="120"/>
-            </w:tcMar>
-          </w:tcPr>
-          <w:p>
-            <w:r>
-              <w:rPr>
-                <w:rFonts w:ascii="Arial" w:cs="Arial" w:eastAsia="Arial" w:hAnsi="Arial"/>
-                <w:sz w:val="20"/>
-                <w:szCs w:val="20"/>
-              </w:rPr>
-              <w:t xml:space="preserve">ICO ($0.00319/KX). Public sale.</w:t>
+            <w:tcW w:type="dxa" w:w="2400"/>
+            <w:tcBorders>
+              <w:top w:val="single" w:color="CCCCCC" w:sz="1"/>
+              <w:left w:val="single" w:color="CCCCCC" w:sz="1"/>
+              <w:bottom w:val="single" w:color="CCCCCC" w:sz="1"/>
+              <w:right w:val="single" w:color="CCCCCC" w:sz="1"/>
+            </w:tcBorders>
+            <w:shd w:fill="FFFFFF" w:val="clear"/>
+            <w:tcMar>
+              <w:top w:type="dxa" w:w="60"/>
+              <w:left w:type="dxa" w:w="100"/>
+              <w:bottom w:type="dxa" w:w="60"/>
+              <w:right w:type="dxa" w:w="100"/>
+            </w:tcMar>
+          </w:tcPr>
+          <w:p>
+            <w:r>
+              <w:rPr>
+                <w:rFonts w:ascii="Arial" w:cs="Arial" w:eastAsia="Arial" w:hAnsi="Arial"/>
+                <w:sz w:val="20"/>
+                <w:szCs w:val="20"/>
+              </w:rPr>
+              <w:t xml:space="preserve">March 25, 2026</w:t>
+            </w:r>
+          </w:p>
+        </w:tc>
+        <w:tc>
+          <w:tcPr>
+            <w:tcW w:type="dxa" w:w="7060"/>
+            <w:tcBorders>
+              <w:top w:val="single" w:color="CCCCCC" w:sz="1"/>
+              <w:left w:val="single" w:color="CCCCCC" w:sz="1"/>
+              <w:bottom w:val="single" w:color="CCCCCC" w:sz="1"/>
+              <w:right w:val="single" w:color="CCCCCC" w:sz="1"/>
+            </w:tcBorders>
+            <w:shd w:fill="FFFFFF" w:val="clear"/>
+            <w:tcMar>
+              <w:top w:type="dxa" w:w="60"/>
+              <w:left w:type="dxa" w:w="100"/>
+              <w:bottom w:type="dxa" w:w="60"/>
+              <w:right w:type="dxa" w:w="100"/>
+            </w:tcMar>
+          </w:tcPr>
+          <w:p>
+            <w:r>
+              <w:rPr>
+                <w:rFonts w:ascii="Arial" w:cs="Arial" w:eastAsia="Arial" w:hAnsi="Arial"/>
+                <w:sz w:val="20"/>
+                <w:szCs w:val="20"/>
+              </w:rPr>
+              <w:t xml:space="preserve">Genesis Zero locked. Protocol complete. Chain immutable.</w:t>
             </w:r>
           </w:p>
         </w:tc>
@@ -8118,57 +8793,57 @@
       <w:tr>
         <w:tc>
           <w:tcPr>
-            <w:tcW w:type="dxa" w:w="2200"/>
-            <w:tcBorders>
-              <w:top w:val="single" w:color="CCCCCC" w:sz="1"/>
-              <w:left w:val="single" w:color="CCCCCC" w:sz="1"/>
-              <w:bottom w:val="single" w:color="CCCCCC" w:sz="1"/>
-              <w:right w:val="single" w:color="CCCCCC" w:sz="1"/>
-            </w:tcBorders>
-            <w:shd w:fill="F7F7F7" w:val="clear"/>
-            <w:tcMar>
-              <w:top w:type="dxa" w:w="80"/>
-              <w:left w:type="dxa" w:w="120"/>
-              <w:bottom w:type="dxa" w:w="80"/>
-              <w:right w:type="dxa" w:w="120"/>
-            </w:tcMar>
-          </w:tcPr>
-          <w:p>
-            <w:r>
-              <w:rPr>
-                <w:rFonts w:ascii="Arial" w:cs="Arial" w:eastAsia="Arial" w:hAnsi="Arial"/>
-                <w:sz w:val="20"/>
-                <w:szCs w:val="20"/>
-              </w:rPr>
-              <w:t xml:space="preserve">March 22, 2027</w:t>
-            </w:r>
-          </w:p>
-        </w:tc>
-        <w:tc>
-          <w:tcPr>
-            <w:tcW w:type="dxa" w:w="7160"/>
-            <w:tcBorders>
-              <w:top w:val="single" w:color="CCCCCC" w:sz="1"/>
-              <w:left w:val="single" w:color="CCCCCC" w:sz="1"/>
-              <w:bottom w:val="single" w:color="CCCCCC" w:sz="1"/>
-              <w:right w:val="single" w:color="CCCCCC" w:sz="1"/>
-            </w:tcBorders>
-            <w:shd w:fill="F7F7F7" w:val="clear"/>
-            <w:tcMar>
-              <w:top w:type="dxa" w:w="80"/>
-              <w:left w:type="dxa" w:w="120"/>
-              <w:bottom w:type="dxa" w:w="80"/>
-              <w:right w:type="dxa" w:w="120"/>
-            </w:tcMar>
-          </w:tcPr>
-          <w:p>
-            <w:r>
-              <w:rPr>
-                <w:rFonts w:ascii="Arial" w:cs="Arial" w:eastAsia="Arial" w:hAnsi="Arial"/>
-                <w:sz w:val="20"/>
-                <w:szCs w:val="20"/>
-              </w:rPr>
-              <w:t xml:space="preserve">First Treasury harmonic release.</w:t>
+            <w:tcW w:type="dxa" w:w="2400"/>
+            <w:tcBorders>
+              <w:top w:val="single" w:color="CCCCCC" w:sz="1"/>
+              <w:left w:val="single" w:color="CCCCCC" w:sz="1"/>
+              <w:bottom w:val="single" w:color="CCCCCC" w:sz="1"/>
+              <w:right w:val="single" w:color="CCCCCC" w:sz="1"/>
+            </w:tcBorders>
+            <w:shd w:fill="FFFFFF" w:val="clear"/>
+            <w:tcMar>
+              <w:top w:type="dxa" w:w="60"/>
+              <w:left w:type="dxa" w:w="100"/>
+              <w:bottom w:type="dxa" w:w="60"/>
+              <w:right w:type="dxa" w:w="100"/>
+            </w:tcMar>
+          </w:tcPr>
+          <w:p>
+            <w:r>
+              <w:rPr>
+                <w:rFonts w:ascii="Arial" w:cs="Arial" w:eastAsia="Arial" w:hAnsi="Arial"/>
+                <w:sz w:val="20"/>
+                <w:szCs w:val="20"/>
+              </w:rPr>
+              <w:t xml:space="preserve">Live now</w:t>
+            </w:r>
+          </w:p>
+        </w:tc>
+        <w:tc>
+          <w:tcPr>
+            <w:tcW w:type="dxa" w:w="7060"/>
+            <w:tcBorders>
+              <w:top w:val="single" w:color="CCCCCC" w:sz="1"/>
+              <w:left w:val="single" w:color="CCCCCC" w:sz="1"/>
+              <w:bottom w:val="single" w:color="CCCCCC" w:sz="1"/>
+              <w:right w:val="single" w:color="CCCCCC" w:sz="1"/>
+            </w:tcBorders>
+            <w:shd w:fill="FFFFFF" w:val="clear"/>
+            <w:tcMar>
+              <w:top w:type="dxa" w:w="60"/>
+              <w:left w:type="dxa" w:w="100"/>
+              <w:bottom w:type="dxa" w:w="60"/>
+              <w:right w:type="dxa" w:w="100"/>
+            </w:tcMar>
+          </w:tcPr>
+          <w:p>
+            <w:r>
+              <w:rPr>
+                <w:rFonts w:ascii="Arial" w:cs="Arial" w:eastAsia="Arial" w:hAnsi="Arial"/>
+                <w:sz w:val="20"/>
+                <w:szCs w:val="20"/>
+              </w:rPr>
+              <w:t xml:space="preserve">Pre-ICO live ($0.001755—$0.002297/KX). Governance caps active.</w:t>
             </w:r>
           </w:p>
         </w:tc>
@@ -8176,57 +8851,57 @@
       <w:tr>
         <w:tc>
           <w:tcPr>
-            <w:tcW w:type="dxa" w:w="2200"/>
-            <w:tcBorders>
-              <w:top w:val="single" w:color="CCCCCC" w:sz="1"/>
-              <w:left w:val="single" w:color="CCCCCC" w:sz="1"/>
-              <w:bottom w:val="single" w:color="CCCCCC" w:sz="1"/>
-              <w:right w:val="single" w:color="CCCCCC" w:sz="1"/>
-            </w:tcBorders>
-            <w:shd w:fill="FFFFFF" w:val="clear"/>
-            <w:tcMar>
-              <w:top w:type="dxa" w:w="80"/>
-              <w:left w:type="dxa" w:w="120"/>
-              <w:bottom w:type="dxa" w:w="80"/>
-              <w:right w:type="dxa" w:w="120"/>
-            </w:tcMar>
-          </w:tcPr>
-          <w:p>
-            <w:r>
-              <w:rPr>
-                <w:rFonts w:ascii="Arial" w:cs="Arial" w:eastAsia="Arial" w:hAnsi="Arial"/>
-                <w:sz w:val="20"/>
-                <w:szCs w:val="20"/>
-              </w:rPr>
-              <w:t xml:space="preserve">January 1, 2029</w:t>
-            </w:r>
-          </w:p>
-        </w:tc>
-        <w:tc>
-          <w:tcPr>
-            <w:tcW w:type="dxa" w:w="7160"/>
-            <w:tcBorders>
-              <w:top w:val="single" w:color="CCCCCC" w:sz="1"/>
-              <w:left w:val="single" w:color="CCCCCC" w:sz="1"/>
-              <w:bottom w:val="single" w:color="CCCCCC" w:sz="1"/>
-              <w:right w:val="single" w:color="CCCCCC" w:sz="1"/>
-            </w:tcBorders>
-            <w:shd w:fill="FFFFFF" w:val="clear"/>
-            <w:tcMar>
-              <w:top w:type="dxa" w:w="80"/>
-              <w:left w:type="dxa" w:w="120"/>
-              <w:bottom w:type="dxa" w:w="80"/>
-              <w:right w:type="dxa" w:w="120"/>
-            </w:tcMar>
-          </w:tcPr>
-          <w:p>
-            <w:r>
-              <w:rPr>
-                <w:rFonts w:ascii="Arial" w:cs="Arial" w:eastAsia="Arial" w:hAnsi="Arial"/>
-                <w:sz w:val="20"/>
-                <w:szCs w:val="20"/>
-              </w:rPr>
-              <w:t xml:space="preserve">Node rewards begin (harmonic, 100 years).</w:t>
+            <w:tcW w:type="dxa" w:w="2400"/>
+            <w:tcBorders>
+              <w:top w:val="single" w:color="CCCCCC" w:sz="1"/>
+              <w:left w:val="single" w:color="CCCCCC" w:sz="1"/>
+              <w:bottom w:val="single" w:color="CCCCCC" w:sz="1"/>
+              <w:right w:val="single" w:color="CCCCCC" w:sz="1"/>
+            </w:tcBorders>
+            <w:shd w:fill="FFFFFF" w:val="clear"/>
+            <w:tcMar>
+              <w:top w:type="dxa" w:w="60"/>
+              <w:left w:type="dxa" w:w="100"/>
+              <w:bottom w:type="dxa" w:w="60"/>
+              <w:right w:type="dxa" w:w="100"/>
+            </w:tcMar>
+          </w:tcPr>
+          <w:p>
+            <w:r>
+              <w:rPr>
+                <w:rFonts w:ascii="Arial" w:cs="Arial" w:eastAsia="Arial" w:hAnsi="Arial"/>
+                <w:sz w:val="20"/>
+                <w:szCs w:val="20"/>
+              </w:rPr>
+              <w:t xml:space="preserve">Now — Sep 22, 2026</w:t>
+            </w:r>
+          </w:p>
+        </w:tc>
+        <w:tc>
+          <w:tcPr>
+            <w:tcW w:type="dxa" w:w="7060"/>
+            <w:tcBorders>
+              <w:top w:val="single" w:color="CCCCCC" w:sz="1"/>
+              <w:left w:val="single" w:color="CCCCCC" w:sz="1"/>
+              <w:bottom w:val="single" w:color="CCCCCC" w:sz="1"/>
+              <w:right w:val="single" w:color="CCCCCC" w:sz="1"/>
+            </w:tcBorders>
+            <w:shd w:fill="FFFFFF" w:val="clear"/>
+            <w:tcMar>
+              <w:top w:type="dxa" w:w="60"/>
+              <w:left w:type="dxa" w:w="100"/>
+              <w:bottom w:type="dxa" w:w="60"/>
+              <w:right w:type="dxa" w:w="100"/>
+            </w:tcMar>
+          </w:tcPr>
+          <w:p>
+            <w:r>
+              <w:rPr>
+                <w:rFonts w:ascii="Arial" w:cs="Arial" w:eastAsia="Arial" w:hAnsi="Arial"/>
+                <w:sz w:val="20"/>
+                <w:szCs w:val="20"/>
+              </w:rPr>
+              <w:t xml:space="preserve">Institutional outreach and private placement. Target: $500K—$2M committed with 12—24 month locks before ICO day. Whitepaper AI stress test completion. EPP registration processes initiated. YubiHSM live — HedgeKX yield activated.</w:t>
             </w:r>
           </w:p>
         </w:tc>
@@ -8234,19 +8909,193 @@
       <w:tr>
         <w:tc>
           <w:tcPr>
-            <w:tcW w:type="dxa" w:w="2200"/>
-            <w:tcBorders>
-              <w:top w:val="single" w:color="CCCCCC" w:sz="1"/>
-              <w:left w:val="single" w:color="CCCCCC" w:sz="1"/>
-              <w:bottom w:val="single" w:color="CCCCCC" w:sz="1"/>
-              <w:right w:val="single" w:color="CCCCCC" w:sz="1"/>
-            </w:tcBorders>
-            <w:shd w:fill="F7F7F7" w:val="clear"/>
-            <w:tcMar>
-              <w:top w:type="dxa" w:w="80"/>
-              <w:left w:type="dxa" w:w="120"/>
-              <w:bottom w:type="dxa" w:w="80"/>
-              <w:right w:type="dxa" w:w="120"/>
+            <w:tcW w:type="dxa" w:w="2400"/>
+            <w:tcBorders>
+              <w:top w:val="single" w:color="CCCCCC" w:sz="1"/>
+              <w:left w:val="single" w:color="CCCCCC" w:sz="1"/>
+              <w:bottom w:val="single" w:color="CCCCCC" w:sz="1"/>
+              <w:right w:val="single" w:color="CCCCCC" w:sz="1"/>
+            </w:tcBorders>
+            <w:shd w:fill="FFFFFF" w:val="clear"/>
+            <w:tcMar>
+              <w:top w:type="dxa" w:w="60"/>
+              <w:left w:type="dxa" w:w="100"/>
+              <w:bottom w:type="dxa" w:w="60"/>
+              <w:right w:type="dxa" w:w="100"/>
+            </w:tcMar>
+          </w:tcPr>
+          <w:p>
+            <w:r>
+              <w:rPr>
+                <w:rFonts w:ascii="Arial" w:cs="Arial" w:eastAsia="Arial" w:hAnsi="Arial"/>
+                <w:sz w:val="20"/>
+                <w:szCs w:val="20"/>
+              </w:rPr>
+              <w:t xml:space="preserve">September 22, 2026</w:t>
+            </w:r>
+          </w:p>
+        </w:tc>
+        <w:tc>
+          <w:tcPr>
+            <w:tcW w:type="dxa" w:w="7060"/>
+            <w:tcBorders>
+              <w:top w:val="single" w:color="CCCCCC" w:sz="1"/>
+              <w:left w:val="single" w:color="CCCCCC" w:sz="1"/>
+              <w:bottom w:val="single" w:color="CCCCCC" w:sz="1"/>
+              <w:right w:val="single" w:color="CCCCCC" w:sz="1"/>
+            </w:tcBorders>
+            <w:shd w:fill="FFFFFF" w:val="clear"/>
+            <w:tcMar>
+              <w:top w:type="dxa" w:w="60"/>
+              <w:left w:type="dxa" w:w="100"/>
+              <w:bottom w:type="dxa" w:w="60"/>
+              <w:right w:type="dxa" w:w="100"/>
+            </w:tcMar>
+          </w:tcPr>
+          <w:p>
+            <w:r>
+              <w:rPr>
+                <w:rFonts w:ascii="Arial" w:cs="Arial" w:eastAsia="Arial" w:hAnsi="Arial"/>
+                <w:sz w:val="20"/>
+                <w:szCs w:val="20"/>
+              </w:rPr>
+              <w:t xml:space="preserve">ICO opens. One price: $0.00319. Private placement locks visible on DAG. Target: $1M day-one across all channels. Unsold tokens locked in cascade schedule.</w:t>
+            </w:r>
+          </w:p>
+        </w:tc>
+      </w:tr>
+      <w:tr>
+        <w:tc>
+          <w:tcPr>
+            <w:tcW w:type="dxa" w:w="2400"/>
+            <w:tcBorders>
+              <w:top w:val="single" w:color="CCCCCC" w:sz="1"/>
+              <w:left w:val="single" w:color="CCCCCC" w:sz="1"/>
+              <w:bottom w:val="single" w:color="CCCCCC" w:sz="1"/>
+              <w:right w:val="single" w:color="CCCCCC" w:sz="1"/>
+            </w:tcBorders>
+            <w:shd w:fill="FFFFFF" w:val="clear"/>
+            <w:tcMar>
+              <w:top w:type="dxa" w:w="60"/>
+              <w:left w:type="dxa" w:w="100"/>
+              <w:bottom w:type="dxa" w:w="60"/>
+              <w:right w:type="dxa" w:w="100"/>
+            </w:tcMar>
+          </w:tcPr>
+          <w:p>
+            <w:r>
+              <w:rPr>
+                <w:rFonts w:ascii="Arial" w:cs="Arial" w:eastAsia="Arial" w:hAnsi="Arial"/>
+                <w:sz w:val="20"/>
+                <w:szCs w:val="20"/>
+              </w:rPr>
+              <w:t xml:space="preserve">March 22, 2027</w:t>
+            </w:r>
+          </w:p>
+        </w:tc>
+        <w:tc>
+          <w:tcPr>
+            <w:tcW w:type="dxa" w:w="7060"/>
+            <w:tcBorders>
+              <w:top w:val="single" w:color="CCCCCC" w:sz="1"/>
+              <w:left w:val="single" w:color="CCCCCC" w:sz="1"/>
+              <w:bottom w:val="single" w:color="CCCCCC" w:sz="1"/>
+              <w:right w:val="single" w:color="CCCCCC" w:sz="1"/>
+            </w:tcBorders>
+            <w:shd w:fill="FFFFFF" w:val="clear"/>
+            <w:tcMar>
+              <w:top w:type="dxa" w:w="60"/>
+              <w:left w:type="dxa" w:w="100"/>
+              <w:bottom w:type="dxa" w:w="60"/>
+              <w:right w:type="dxa" w:w="100"/>
+            </w:tcMar>
+          </w:tcPr>
+          <w:p>
+            <w:r>
+              <w:rPr>
+                <w:rFonts w:ascii="Arial" w:cs="Arial" w:eastAsia="Arial" w:hAnsi="Arial"/>
+                <w:sz w:val="20"/>
+                <w:szCs w:val="20"/>
+              </w:rPr>
+              <w:t xml:space="preserve">First Treasury harmonic release. Believer tier unlock.</w:t>
+            </w:r>
+          </w:p>
+        </w:tc>
+      </w:tr>
+      <w:tr>
+        <w:tc>
+          <w:tcPr>
+            <w:tcW w:type="dxa" w:w="2400"/>
+            <w:tcBorders>
+              <w:top w:val="single" w:color="CCCCCC" w:sz="1"/>
+              <w:left w:val="single" w:color="CCCCCC" w:sz="1"/>
+              <w:bottom w:val="single" w:color="CCCCCC" w:sz="1"/>
+              <w:right w:val="single" w:color="CCCCCC" w:sz="1"/>
+            </w:tcBorders>
+            <w:shd w:fill="FFFFFF" w:val="clear"/>
+            <w:tcMar>
+              <w:top w:type="dxa" w:w="60"/>
+              <w:left w:type="dxa" w:w="100"/>
+              <w:bottom w:type="dxa" w:w="60"/>
+              <w:right w:type="dxa" w:w="100"/>
+            </w:tcMar>
+          </w:tcPr>
+          <w:p>
+            <w:r>
+              <w:rPr>
+                <w:rFonts w:ascii="Arial" w:cs="Arial" w:eastAsia="Arial" w:hAnsi="Arial"/>
+                <w:sz w:val="20"/>
+                <w:szCs w:val="20"/>
+              </w:rPr>
+              <w:t xml:space="preserve">January 1, 2029</w:t>
+            </w:r>
+          </w:p>
+        </w:tc>
+        <w:tc>
+          <w:tcPr>
+            <w:tcW w:type="dxa" w:w="7060"/>
+            <w:tcBorders>
+              <w:top w:val="single" w:color="CCCCCC" w:sz="1"/>
+              <w:left w:val="single" w:color="CCCCCC" w:sz="1"/>
+              <w:bottom w:val="single" w:color="CCCCCC" w:sz="1"/>
+              <w:right w:val="single" w:color="CCCCCC" w:sz="1"/>
+            </w:tcBorders>
+            <w:shd w:fill="FFFFFF" w:val="clear"/>
+            <w:tcMar>
+              <w:top w:type="dxa" w:w="60"/>
+              <w:left w:type="dxa" w:w="100"/>
+              <w:bottom w:type="dxa" w:w="60"/>
+              <w:right w:type="dxa" w:w="100"/>
+            </w:tcMar>
+          </w:tcPr>
+          <w:p>
+            <w:r>
+              <w:rPr>
+                <w:rFonts w:ascii="Arial" w:cs="Arial" w:eastAsia="Arial" w:hAnsi="Arial"/>
+                <w:sz w:val="20"/>
+                <w:szCs w:val="20"/>
+              </w:rPr>
+              <w:t xml:space="preserve">Node rewards begin (harmonic, 100 years).</w:t>
+            </w:r>
+          </w:p>
+        </w:tc>
+      </w:tr>
+      <w:tr>
+        <w:tc>
+          <w:tcPr>
+            <w:tcW w:type="dxa" w:w="2400"/>
+            <w:tcBorders>
+              <w:top w:val="single" w:color="CCCCCC" w:sz="1"/>
+              <w:left w:val="single" w:color="CCCCCC" w:sz="1"/>
+              <w:bottom w:val="single" w:color="CCCCCC" w:sz="1"/>
+              <w:right w:val="single" w:color="CCCCCC" w:sz="1"/>
+            </w:tcBorders>
+            <w:shd w:fill="FFFFFF" w:val="clear"/>
+            <w:tcMar>
+              <w:top w:type="dxa" w:w="60"/>
+              <w:left w:type="dxa" w:w="100"/>
+              <w:bottom w:type="dxa" w:w="60"/>
+              <w:right w:type="dxa" w:w="100"/>
             </w:tcMar>
           </w:tcPr>
           <w:p>
@@ -8262,29 +9111,29 @@
         </w:tc>
         <w:tc>
           <w:tcPr>
-            <w:tcW w:type="dxa" w:w="7160"/>
-            <w:tcBorders>
-              <w:top w:val="single" w:color="CCCCCC" w:sz="1"/>
-              <w:left w:val="single" w:color="CCCCCC" w:sz="1"/>
-              <w:bottom w:val="single" w:color="CCCCCC" w:sz="1"/>
-              <w:right w:val="single" w:color="CCCCCC" w:sz="1"/>
-            </w:tcBorders>
-            <w:shd w:fill="F7F7F7" w:val="clear"/>
-            <w:tcMar>
-              <w:top w:type="dxa" w:w="80"/>
-              <w:left w:type="dxa" w:w="120"/>
-              <w:bottom w:type="dxa" w:w="80"/>
-              <w:right w:type="dxa" w:w="120"/>
-            </w:tcMar>
-          </w:tcPr>
-          <w:p>
-            <w:r>
-              <w:rPr>
-                <w:rFonts w:ascii="Arial" w:cs="Arial" w:eastAsia="Arial" w:hAnsi="Arial"/>
-                <w:sz w:val="20"/>
-                <w:szCs w:val="20"/>
-              </w:rPr>
-              <w:t xml:space="preserve">XChan Uniswap routing. MISAI live AI executor. Verifas attestor network. HedgeKX duration expansion (governance-gated). KXGC Tier 1 admissions. Secondary market activation (governance vote). OracleTrigger and CompoundAND engine logic. ZK light client for state root verification.</w:t>
+            <w:tcW w:type="dxa" w:w="7060"/>
+            <w:tcBorders>
+              <w:top w:val="single" w:color="CCCCCC" w:sz="1"/>
+              <w:left w:val="single" w:color="CCCCCC" w:sz="1"/>
+              <w:bottom w:val="single" w:color="CCCCCC" w:sz="1"/>
+              <w:right w:val="single" w:color="CCCCCC" w:sz="1"/>
+            </w:tcBorders>
+            <w:shd w:fill="FFFFFF" w:val="clear"/>
+            <w:tcMar>
+              <w:top w:type="dxa" w:w="60"/>
+              <w:left w:type="dxa" w:w="100"/>
+              <w:bottom w:type="dxa" w:w="60"/>
+              <w:right w:type="dxa" w:w="100"/>
+            </w:tcMar>
+          </w:tcPr>
+          <w:p>
+            <w:r>
+              <w:rPr>
+                <w:rFonts w:ascii="Arial" w:cs="Arial" w:eastAsia="Arial" w:hAnsi="Arial"/>
+                <w:sz w:val="20"/>
+                <w:szCs w:val="20"/>
+              </w:rPr>
+              <w:t xml:space="preserve">XChan Uniswap routing. MISAI live AI execution. KXGC Tier 1 Name admissions. Full EPP regulatory registrations.</w:t>
             </w:r>
           </w:p>
         </w:tc>
@@ -8455,9 +9304,9 @@
           <w:rFonts w:ascii="Arial" w:cs="Arial" w:eastAsia="Arial" w:hAnsi="Arial"/>
           <w:b/>
           <w:bCs/>
-          <w:color w:val="2E75B6"/>
-          <w:sz w:val="26"/>
-          <w:szCs w:val="26"/>
+          <w:color w:val="1F4E79"/>
+          <w:sz w:val="28"/>
+          <w:szCs w:val="28"/>
         </w:rPr>
         <w:t xml:space="preserve">A.2 Time-Locked Promise (TYPE S — Standard)</w:t>
       </w:r>
@@ -8465,6 +9314,11 @@
     <w:p>
       <w:pPr>
         <w:spacing w:before="100" w:after="100"/>
+      </w:pPr>
+    </w:p>
+    <w:p>
+      <w:pPr>
+        <w:spacing w:before="100" w:after="100"/>
         <w:jc w:val="both"/>
       </w:pPr>
       <w:r>
@@ -8473,7 +9327,45 @@
           <w:sz w:val="22"/>
           <w:szCs w:val="22"/>
         </w:rPr>
-        <w:t xml:space="preserve">A promise to deliver KX at a future date. The KX is locked on the DAG immediately. This is the core instrument of ChronX.</w:t>
+        <w:t xml:space="preserve">TYPE_S is a time-locked promise without yield participation. It is identical to TYPE_Y in every respect — same principal guarantee, same DAG immutability, same protocol enforcement — except that it does not grant HedgeKX a minting mandate and generates no yield for the recipient.</w:t>
+      </w:r>
+    </w:p>
+    <w:p>
+      <w:pPr>
+        <w:spacing w:before="100" w:after="100"/>
+      </w:pPr>
+    </w:p>
+    <w:p>
+      <w:pPr>
+        <w:spacing w:before="100" w:after="100"/>
+        <w:jc w:val="both"/>
+      </w:pPr>
+      <w:r>
+        <w:rPr>
+          <w:rFonts w:ascii="Arial" w:cs="Arial" w:eastAsia="Arial" w:hAnsi="Arial"/>
+          <w:sz w:val="22"/>
+          <w:szCs w:val="22"/>
+        </w:rPr>
+        <w:t xml:space="preserve">TYPE_S is appropriate when yield participation is specifically undesirable: for tax reasons, when the grantor does not wish to leave the recipient a gift plus interest, for escrow instruments where yield would complicate accounting, or by personal preference. For most promises, TYPE_Y is the recommended default.</w:t>
+      </w:r>
+    </w:p>
+    <w:p>
+      <w:pPr>
+        <w:spacing w:before="100" w:after="100"/>
+      </w:pPr>
+    </w:p>
+    <w:p>
+      <w:pPr>
+        <w:spacing w:before="100" w:after="100"/>
+        <w:jc w:val="both"/>
+      </w:pPr>
+      <w:r>
+        <w:rPr>
+          <w:rFonts w:ascii="Arial" w:cs="Arial" w:eastAsia="Arial" w:hAnsi="Arial"/>
+          <w:sz w:val="22"/>
+          <w:szCs w:val="22"/>
+        </w:rPr>
+        <w:t xml:space="preserve">Use cases where TYPE_S remains appropriate:</w:t>
       </w:r>
     </w:p>
     <w:p>
@@ -8814,12 +9706,17 @@
           <w:rFonts w:ascii="Arial" w:cs="Arial" w:eastAsia="Arial" w:hAnsi="Arial"/>
           <w:b/>
           <w:bCs/>
-          <w:color w:val="2E75B6"/>
-          <w:sz w:val="26"/>
-          <w:szCs w:val="26"/>
-        </w:rPr>
-        <w:t xml:space="preserve">A.7 TYPE Y — Interest-Bearing Savings Deposit</w:t>
-      </w:r>
+          <w:color w:val="1F4E79"/>
+          <w:sz w:val="28"/>
+          <w:szCs w:val="28"/>
+        </w:rPr>
+        <w:t xml:space="preserve">A.7 TYPE Y — The Default Promise (Time-Locked with Yield Participation)</w:t>
+      </w:r>
+    </w:p>
+    <w:p>
+      <w:pPr>
+        <w:spacing w:before="100" w:after="100"/>
+      </w:pPr>
     </w:p>
     <w:p>
       <w:pPr>
@@ -8832,7 +9729,64 @@
           <w:sz w:val="22"/>
           <w:szCs w:val="22"/>
         </w:rPr>
-        <w:t xml:space="preserve">The obligor commits to return principal plus a defined KX amount at maturity. The interest amount is fixed at creation — not a rate, but a specific KX sum. The lock automatically grants HedgeKX a minting mandate unless yield_opt_out is set at creation. Yield accrues to the beneficiary's separate yield balance on the DAG. Principal is guaranteed by the DAG regardless of yield activity.</w:t>
+        <w:t xml:space="preserve">TYPE_Y is the recommended default for all time-locked promises on ChronX. It is identical to TYPE_S in every respect — same principal guarantee, same immutability, same DAG enforcement — except that it automatically grants HedgeKX a minting mandate, enabling yield to accrue to the beneficiary’s separate yield balance on days when HedgeKX has active matching activity.</w:t>
+      </w:r>
+    </w:p>
+    <w:p>
+      <w:pPr>
+        <w:spacing w:before="100" w:after="100"/>
+      </w:pPr>
+    </w:p>
+    <w:p>
+      <w:pPr>
+        <w:spacing w:before="100" w:after="100"/>
+        <w:jc w:val="both"/>
+      </w:pPr>
+      <w:r>
+        <w:rPr>
+          <w:rFonts w:ascii="Arial" w:cs="Arial" w:eastAsia="Arial" w:hAnsi="Arial"/>
+          <w:sz w:val="22"/>
+          <w:szCs w:val="22"/>
+        </w:rPr>
+        <w:t xml:space="preserve">There is no cost to the grantor. There is no risk to the principal. The yield is a bonus paid to the beneficiary from real economic activity. The grantor does not receive the yield — it belongs to whoever the promise was made to.</w:t>
+      </w:r>
+    </w:p>
+    <w:p>
+      <w:pPr>
+        <w:spacing w:before="100" w:after="100"/>
+      </w:pPr>
+    </w:p>
+    <w:p>
+      <w:pPr>
+        <w:spacing w:before="100" w:after="100"/>
+        <w:jc w:val="both"/>
+      </w:pPr>
+      <w:r>
+        <w:rPr>
+          <w:rFonts w:ascii="Arial" w:cs="Arial" w:eastAsia="Arial" w:hAnsi="Arial"/>
+          <w:sz w:val="22"/>
+          <w:szCs w:val="22"/>
+        </w:rPr>
+        <w:t xml:space="preserve">Grantors who specifically do not want yield participation — for tax reasons or personal preference — use TYPE_S instead, or set yield_opt_out at TYPE_Y lock creation.</w:t>
+      </w:r>
+    </w:p>
+    <w:p>
+      <w:pPr>
+        <w:spacing w:before="100" w:after="100"/>
+      </w:pPr>
+    </w:p>
+    <w:p>
+      <w:pPr>
+        <w:spacing w:before="100" w:after="100"/>
+        <w:jc w:val="both"/>
+      </w:pPr>
+      <w:r>
+        <w:rPr>
+          <w:rFonts w:ascii="Arial" w:cs="Arial" w:eastAsia="Arial" w:hAnsi="Arial"/>
+          <w:sz w:val="22"/>
+          <w:szCs w:val="22"/>
+        </w:rPr>
+        <w:t xml:space="preserve">Use cases:</w:t>
       </w:r>
     </w:p>
     <w:p>
@@ -8869,6 +9823,34 @@
           <w:szCs w:val="22"/>
         </w:rPr>
         <w:t xml:space="preserve">Long-horizon promise with yield: 20-year gift that earns HedgeKX yield for the recipient</w:t>
+      </w:r>
+    </w:p>
+    <w:p>
+      <w:pPr>
+        <w:spacing w:before="100" w:after="100"/>
+        <w:jc w:val="both"/>
+      </w:pPr>
+      <w:r>
+        <w:rPr>
+          <w:rFonts w:ascii="Arial" w:cs="Arial" w:eastAsia="Arial" w:hAnsi="Arial"/>
+          <w:sz w:val="22"/>
+          <w:szCs w:val="22"/>
+        </w:rPr>
+        <w:t xml:space="preserve">Standard long-term promise: locks KX for any duration, earns yield for the recipient while HedgeKX is active, principal guaranteed by DAG</w:t>
+      </w:r>
+    </w:p>
+    <w:p>
+      <w:pPr>
+        <w:spacing w:before="100" w:after="100"/>
+        <w:jc w:val="both"/>
+      </w:pPr>
+      <w:r>
+        <w:rPr>
+          <w:rFonts w:ascii="Arial" w:cs="Arial" w:eastAsia="Arial" w:hAnsi="Arial"/>
+          <w:sz w:val="22"/>
+          <w:szCs w:val="22"/>
+        </w:rPr>
+        <w:t xml:space="preserve">The default for nearly all wallet promise flows: the wallet creates TYPE_Y unless the user explicitly selects TYPE_S or sets yield_opt_out</w:t>
       </w:r>
     </w:p>
     <w:p>

--- a/chronx-whitepaper-version-one.docx
+++ b/chronx-whitepaper-version-one.docx
@@ -290,7 +290,26 @@
           <w:sz w:val="22"/>
           <w:szCs w:val="22"/>
         </w:rPr>
-        <w:t xml:space="preserve">By default, every time-locked promise on ChronX participates in the HedgeKX yield system — earning real yield for the recipient from real economic activity, with no additional risk and no cost to the grantor. This is not a feature. It is simply what a promise on ChronX does.</w:t>
+        <w:t xml:space="preserve">By default, every time-locked promise on ChronX participates in the HedgeKX yield system — earning real yield for the recipient from real economic activity, with no additional risk and no cost to the grantor. This is not a feature added on top of a promise. It is simply what a promise on ChronX does.</w:t>
+      </w:r>
+    </w:p>
+    <w:p>
+      <w:pPr>
+        <w:spacing w:before="100" w:after="100"/>
+      </w:pPr>
+    </w:p>
+    <w:p>
+      <w:pPr>
+        <w:spacing w:before="100" w:after="100"/>
+        <w:jc w:val="both"/>
+      </w:pPr>
+      <w:r>
+        <w:rPr>
+          <w:rFonts w:ascii="Arial" w:cs="Arial" w:eastAsia="Arial" w:hAnsi="Arial"/>
+          <w:sz w:val="22"/>
+          <w:szCs w:val="22"/>
+        </w:rPr>
+        <w:t xml:space="preserve">The precise language matters here: promises on ChronX are mechanically enforced under predefined resolution rules. The protocol executes every promise exactly as recorded. For the vast majority of promises — claimed at maturity by an available recipient — this means the intended outcome is delivered with mathematical certainty. For long-duration promises where the recipient cannot be located, the Verifas resolution system and the Humanity Stake provide a defined path that ensures funds are never lost, even when delivery to the specific intended recipient is not possible after an extended period. See Section 4.2 for the complete Verifas system.</w:t>
       </w:r>
     </w:p>
     <w:p>
@@ -1233,6 +1252,161 @@
     </w:p>
     <w:p>
       <w:pPr>
+        <w:pStyle w:val="Heading2"/>
+        <w:spacing w:before="320" w:after="160"/>
+      </w:pPr>
+      <w:r>
+        <w:rPr>
+          <w:rFonts w:ascii="Arial" w:cs="Arial" w:eastAsia="Arial" w:hAnsi="Arial"/>
+          <w:b/>
+          <w:bCs/>
+          <w:color w:val="1F4E79"/>
+          <w:sz w:val="28"/>
+          <w:szCs w:val="28"/>
+        </w:rPr>
+        <w:t xml:space="preserve">Why KX? The Answer to the Obvious Question</w:t>
+      </w:r>
+    </w:p>
+    <w:p>
+      <w:pPr>
+        <w:spacing w:before="100" w:after="100"/>
+      </w:pPr>
+    </w:p>
+    <w:p>
+      <w:pPr>
+        <w:spacing w:before="100" w:after="100"/>
+        <w:jc w:val="both"/>
+      </w:pPr>
+      <w:r>
+        <w:rPr>
+          <w:rFonts w:ascii="Arial" w:cs="Arial" w:eastAsia="Arial" w:hAnsi="Arial"/>
+          <w:sz w:val="22"/>
+          <w:szCs w:val="22"/>
+        </w:rPr>
+        <w:t xml:space="preserve">A natural question arises for participants who earn and spend in USD: if my obligation is in USD and I get paid in USD, why use KX at all — and why accept the added complexity of hedging?</w:t>
+      </w:r>
+    </w:p>
+    <w:p>
+      <w:pPr>
+        <w:spacing w:before="100" w:after="100"/>
+      </w:pPr>
+    </w:p>
+    <w:p>
+      <w:pPr>
+        <w:spacing w:before="100" w:after="100"/>
+        <w:jc w:val="both"/>
+      </w:pPr>
+      <w:r>
+        <w:rPr>
+          <w:rFonts w:ascii="Arial" w:cs="Arial" w:eastAsia="Arial" w:hAnsi="Arial"/>
+          <w:sz w:val="22"/>
+          <w:szCs w:val="22"/>
+        </w:rPr>
+        <w:t xml:space="preserve">The answer is four things USD cannot do.</w:t>
+      </w:r>
+    </w:p>
+    <w:p>
+      <w:pPr>
+        <w:spacing w:before="100" w:after="100"/>
+      </w:pPr>
+    </w:p>
+    <w:p>
+      <w:pPr>
+        <w:spacing w:before="100" w:after="100"/>
+        <w:jc w:val="both"/>
+      </w:pPr>
+      <w:r>
+        <w:rPr>
+          <w:rFonts w:ascii="Arial" w:cs="Arial" w:eastAsia="Arial" w:hAnsi="Arial"/>
+          <w:sz w:val="22"/>
+          <w:szCs w:val="22"/>
+        </w:rPr>
+        <w:t xml:space="preserve">USD cannot make a promise inevitable. A USD promise is a legal instrument — enforceable by courts, subject to bankruptcy, modifiable by judges, and dependent on counterparty solvency. A KX promise on the ChronX DAG is enforced by mathematics. No court order can prevent a matured lock from releasing. No bankruptcy filing can intercept it. This is structurally impossible with USD.</w:t>
+      </w:r>
+    </w:p>
+    <w:p>
+      <w:pPr>
+        <w:spacing w:before="100" w:after="100"/>
+      </w:pPr>
+    </w:p>
+    <w:p>
+      <w:pPr>
+        <w:spacing w:before="100" w:after="100"/>
+        <w:jc w:val="both"/>
+      </w:pPr>
+      <w:r>
+        <w:rPr>
+          <w:rFonts w:ascii="Arial" w:cs="Arial" w:eastAsia="Arial" w:hAnsi="Arial"/>
+          <w:sz w:val="22"/>
+          <w:szCs w:val="22"/>
+        </w:rPr>
+        <w:t xml:space="preserve">USD cannot be zero-fee forever. Every USD transfer involves fees — bank, processor, wire, ACH, SWIFT, or card network. These compound over 100 years of settlements. KX transactions cost exactly zero, encoded at genesis and immutable forever. For long-horizon instruments this difference is material.</w:t>
+      </w:r>
+    </w:p>
+    <w:p>
+      <w:pPr>
+        <w:spacing w:before="100" w:after="100"/>
+      </w:pPr>
+    </w:p>
+    <w:p>
+      <w:pPr>
+        <w:spacing w:before="100" w:after="100"/>
+        <w:jc w:val="both"/>
+      </w:pPr>
+      <w:r>
+        <w:rPr>
+          <w:rFonts w:ascii="Arial" w:cs="Arial" w:eastAsia="Arial" w:hAnsi="Arial"/>
+          <w:sz w:val="22"/>
+          <w:szCs w:val="22"/>
+        </w:rPr>
+        <w:t xml:space="preserve">USD cannot be post-quantum secure. CRYSTALS-Dilithium2 secures every KX wallet and transaction against the cryptographic threats of 2076 and beyond. The banking system’s cryptographic foundations were not designed for a 100-year threat horizon.</w:t>
+      </w:r>
+    </w:p>
+    <w:p>
+      <w:pPr>
+        <w:spacing w:before="100" w:after="100"/>
+      </w:pPr>
+    </w:p>
+    <w:p>
+      <w:pPr>
+        <w:spacing w:before="100" w:after="100"/>
+        <w:jc w:val="both"/>
+      </w:pPr>
+      <w:r>
+        <w:rPr>
+          <w:rFonts w:ascii="Arial" w:cs="Arial" w:eastAsia="Arial" w:hAnsi="Arial"/>
+          <w:sz w:val="22"/>
+          <w:szCs w:val="22"/>
+        </w:rPr>
+        <w:t xml:space="preserve">The hedge is not a burden — it is the bridge. The 1% fee for a 30-day friendly loan (approximately 12% annualized) is the price of currency certainty. A bank charges roughly the same for a letter of credit. The difference: a bank keeps the fee. ChronX routes it into yield for savers, operating capital for KXGC, and liquidity for the ecosystem. The fee does the same job and simultaneously builds the infrastructure that makes the entire protocol more valuable.</w:t>
+      </w:r>
+    </w:p>
+    <w:p>
+      <w:pPr>
+        <w:spacing w:before="100" w:after="100"/>
+      </w:pPr>
+    </w:p>
+    <w:p>
+      <w:pPr>
+        <w:spacing w:before="100" w:after="100"/>
+        <w:jc w:val="both"/>
+      </w:pPr>
+      <w:r>
+        <w:rPr>
+          <w:rFonts w:ascii="Arial" w:cs="Arial" w:eastAsia="Arial" w:hAnsi="Arial"/>
+          <w:sz w:val="22"/>
+          <w:szCs w:val="22"/>
+        </w:rPr>
+        <w:t xml:space="preserve">KX is not a currency used instead of USD. It is the substrate that makes USD promises mathematically inevitable, permanently free, quantum-secure, and economically productive. You continue to earn, spend, and think in USD. The protocol handles the rest.</w:t>
+      </w:r>
+    </w:p>
+    <w:p>
+      <w:pPr>
+        <w:spacing w:before="100" w:after="100"/>
+      </w:pPr>
+    </w:p>
+    <w:p>
+      <w:pPr>
         <w:pStyle w:val="Heading1"/>
         <w:spacing w:before="480" w:after="240"/>
       </w:pPr>
@@ -1962,6 +2136,123 @@
     </w:p>
     <w:p>
       <w:pPr>
+        <w:pStyle w:val="Heading3"/>
+        <w:spacing w:before="240" w:after="120"/>
+      </w:pPr>
+      <w:r>
+        <w:rPr>
+          <w:rFonts w:ascii="Arial" w:cs="Arial" w:eastAsia="Arial" w:hAnsi="Arial"/>
+          <w:b/>
+          <w:bCs/>
+          <w:color w:val="1F4E79"/>
+          <w:sz w:val="24"/>
+          <w:szCs w:val="24"/>
+        </w:rPr>
+        <w:t xml:space="preserve">Three Natural Currency B Committer Pools</w:t>
+      </w:r>
+    </w:p>
+    <w:p>
+      <w:pPr>
+        <w:spacing w:before="100" w:after="100"/>
+      </w:pPr>
+    </w:p>
+    <w:p>
+      <w:pPr>
+        <w:spacing w:before="100" w:after="100"/>
+        <w:jc w:val="both"/>
+      </w:pPr>
+      <w:r>
+        <w:rPr>
+          <w:rFonts w:ascii="Arial" w:cs="Arial" w:eastAsia="Arial" w:hAnsi="Arial"/>
+          <w:sz w:val="22"/>
+          <w:szCs w:val="22"/>
+        </w:rPr>
+        <w:t xml:space="preserve">HedgeKX’s Currency B Committer pool has three natural sources that exist independently of external market speculation, providing organic rational demand from the first day of operation.</w:t>
+      </w:r>
+    </w:p>
+    <w:p>
+      <w:pPr>
+        <w:spacing w:before="100" w:after="100"/>
+      </w:pPr>
+    </w:p>
+    <w:p>
+      <w:pPr>
+        <w:spacing w:before="100" w:after="100"/>
+        <w:jc w:val="both"/>
+      </w:pPr>
+      <w:r>
+        <w:rPr>
+          <w:rFonts w:ascii="Arial" w:cs="Arial" w:eastAsia="Arial" w:hAnsi="Arial"/>
+          <w:sz w:val="22"/>
+          <w:szCs w:val="22"/>
+        </w:rPr>
+        <w:t xml:space="preserve">Pool 1 — Loan settlement liquidity. For friendly loans and PAY_AS loans, the Currency B Committer provides USDC as settlement liquidity for collateralized loans with contractually obligated repayment. The borrower must repay. Settlement is automatic — time plus repayment (or absence of repayment) is the complete mechanism. No oracle. No attestation. No optionality. The Currency B Committer earns approximately 12% annualized on 30-day instruments and receives KX collateral at the locked rate if the borrower defaults. This is not speculation on KX’s price — it is provision of settlement liquidity for a known collateralized instrument.</w:t>
+      </w:r>
+    </w:p>
+    <w:p>
+      <w:pPr>
+        <w:spacing w:before="100" w:after="100"/>
+      </w:pPr>
+    </w:p>
+    <w:p>
+      <w:pPr>
+        <w:spacing w:before="100" w:after="100"/>
+        <w:jc w:val="both"/>
+      </w:pPr>
+      <w:r>
+        <w:rPr>
+          <w:rFonts w:ascii="Arial" w:cs="Arial" w:eastAsia="Arial" w:hAnsi="Arial"/>
+          <w:sz w:val="22"/>
+          <w:szCs w:val="22"/>
+        </w:rPr>
+        <w:t xml:space="preserve">Pool 2 — KXGC premium float. KXGC receives insurance premiums in USDC. Those premiums sit as reserves against future claims. KXGC deploys this reserve as a Currency B Committer — earning yield on its float while simultaneously hedging its own claim liabilities as an Exchange Buyer. KXGC is the natural two-sided participant: it locks KX as collateral when hedging claims (Exchange Buyer) and commits USDC premium income when deploying reserves (Currency B Committer). This is standard insurance treasury management — not speculation.</w:t>
+      </w:r>
+    </w:p>
+    <w:p>
+      <w:pPr>
+        <w:spacing w:before="100" w:after="100"/>
+      </w:pPr>
+    </w:p>
+    <w:p>
+      <w:pPr>
+        <w:spacing w:before="100" w:after="100"/>
+        <w:jc w:val="both"/>
+      </w:pPr>
+      <w:r>
+        <w:rPr>
+          <w:rFonts w:ascii="Arial" w:cs="Arial" w:eastAsia="Arial" w:hAnsi="Arial"/>
+          <w:sz w:val="22"/>
+          <w:szCs w:val="22"/>
+        </w:rPr>
+        <w:t xml:space="preserve">Pool 3 — External yield-seeking capital. As the ecosystem matures, short-duration collateralized instruments with observable repayment statistics and known yield history attract external capital seeking stable returns. This pool develops over time as Pools 1 and 2 establish the track record that makes rational external participation straightforward.</w:t>
+      </w:r>
+    </w:p>
+    <w:p>
+      <w:pPr>
+        <w:spacing w:before="100" w:after="100"/>
+      </w:pPr>
+    </w:p>
+    <w:p>
+      <w:pPr>
+        <w:spacing w:before="100" w:after="100"/>
+        <w:jc w:val="both"/>
+      </w:pPr>
+      <w:r>
+        <w:rPr>
+          <w:rFonts w:ascii="Arial" w:cs="Arial" w:eastAsia="Arial" w:hAnsi="Arial"/>
+          <w:sz w:val="22"/>
+          <w:szCs w:val="22"/>
+        </w:rPr>
+        <w:t xml:space="preserve">These three pools mean HedgeKX has genuine two-sided flow from its first day of operation — not from speculators betting on KX, but from participants providing settlement liquidity for real obligations that must be discharged.</w:t>
+      </w:r>
+    </w:p>
+    <w:p>
+      <w:pPr>
+        <w:spacing w:before="100" w:after="100"/>
+      </w:pPr>
+    </w:p>
+    <w:p>
+      <w:pPr>
         <w:spacing w:before="100" w:after="100"/>
         <w:jc w:val="both"/>
       </w:pPr>
@@ -2738,7 +3029,7 @@
           <w:sz w:val="22"/>
           <w:szCs w:val="22"/>
         </w:rPr>
-        <w:t xml:space="preserve">The ChronX Protocol is designed to accommodate patient, full regulatory compliance in each jurisdiction where its Essential Protocol Partners operate. Each EPP is being separately established in an appropriate domicile, pending registration and regulatory approval:</w:t>
+        <w:t xml:space="preserve">The ChronX Protocol is designed to accommodate patient, full regulatory compliance in each jurisdiction where its Essential Protocol Partners operate. Each EPP is being established as a United States entity — initially in New York or Delaware — with regulatory filings in progress. International domiciles will be added as the ecosystem develops and specific jurisdictional requirements emerge.</w:t>
       </w:r>
     </w:p>
     <w:p>
@@ -2757,7 +3048,7 @@
           <w:sz w:val="22"/>
           <w:szCs w:val="22"/>
         </w:rPr>
-        <w:t xml:space="preserve">HedgeKX (New York, USA): forward currency exchange, pending CFTC registration and NFA membership.</w:t>
+        <w:t xml:space="preserve">Planned US regulatory filings per EPP:</w:t>
       </w:r>
     </w:p>
     <w:p>
@@ -2776,7 +3067,7 @@
           <w:sz w:val="22"/>
           <w:szCs w:val="22"/>
         </w:rPr>
-        <w:t xml:space="preserve">KXGC (Bermuda): alternative risk transfer and reinsurance, pending BMA registration.</w:t>
+        <w:t xml:space="preserve">HedgeKX (New York): forward currency exchange. NFA membership and CFTC registration.</w:t>
       </w:r>
     </w:p>
     <w:p>
@@ -2795,7 +3086,7 @@
           <w:sz w:val="22"/>
           <w:szCs w:val="22"/>
         </w:rPr>
-        <w:t xml:space="preserve">XChan (Singapore): digital payment token exchange, pending MAS Major Payment Institution license.</w:t>
+        <w:t xml:space="preserve">KXGC (New York / Delaware): insurance holding company. NYDFS or risk retention group structure.</w:t>
       </w:r>
     </w:p>
     <w:p>
@@ -2814,7 +3105,7 @@
           <w:sz w:val="22"/>
           <w:szCs w:val="22"/>
         </w:rPr>
-        <w:t xml:space="preserve">MISAI (Cayman Islands): AI-managed investment mandates, pending CIMA registration.</w:t>
+        <w:t xml:space="preserve">XChan (New York): digital asset exchange. NYDFS BitLicense.</w:t>
       </w:r>
     </w:p>
     <w:p>
@@ -2833,7 +3124,7 @@
           <w:sz w:val="22"/>
           <w:szCs w:val="22"/>
         </w:rPr>
-        <w:t xml:space="preserve">Verifas (Switzerland): identity attestation and human verification, pending FINMA assessment.</w:t>
+        <w:t xml:space="preserve">MISAI (Delaware): AI-managed investment mandates. SEC registered investment adviser or exempt reporting adviser.</w:t>
       </w:r>
     </w:p>
     <w:p>
@@ -2852,7 +3143,7 @@
           <w:sz w:val="22"/>
           <w:szCs w:val="22"/>
         </w:rPr>
-        <w:t xml:space="preserve">CPNX (Delaware, USA): identity verification and KYC attestation, pending applicable state licensing.</w:t>
+        <w:t xml:space="preserve">Verifas (New York): identity attestation and human verification. General business entity; specific licensing assessed per activity scope.</w:t>
       </w:r>
     </w:p>
     <w:p>
@@ -2871,7 +3162,26 @@
           <w:sz w:val="22"/>
           <w:szCs w:val="22"/>
         </w:rPr>
-        <w:t xml:space="preserve">The protocol’s initial governance caps on transaction size, instrument duration, and exposure limits are designed to operate within the parameters of unlicensed activity while such applications are pursued. KYC attestation for higher-value instruments is provided by CPNX using zero-knowledge cryptographic proofs — verifying eligibility without publishing identity data to the public DAG. Underlying identity records are maintained by CPNX and available to lawful regulatory authority.</w:t>
+        <w:t xml:space="preserve">CPNX (Delaware): identity verification and KYC attestation. FCRA compliance and applicable state licensing.</w:t>
+      </w:r>
+    </w:p>
+    <w:p>
+      <w:pPr>
+        <w:spacing w:before="100" w:after="100"/>
+      </w:pPr>
+    </w:p>
+    <w:p>
+      <w:pPr>
+        <w:spacing w:before="100" w:after="100"/>
+        <w:jc w:val="both"/>
+      </w:pPr>
+      <w:r>
+        <w:rPr>
+          <w:rFonts w:ascii="Arial" w:cs="Arial" w:eastAsia="Arial" w:hAnsi="Arial"/>
+          <w:sz w:val="22"/>
+          <w:szCs w:val="22"/>
+        </w:rPr>
+        <w:t xml:space="preserve">The protocol’s initial governance caps on transaction size, instrument duration, and exposure limits are designed to operate within the parameters of unlicensed activity while filings are pursued. KYC attestation for higher-value instruments is provided by CPNX using zero-knowledge cryptographic proofs — verifying eligibility without publishing identity data to the public DAG. Underlying identity records are maintained by CPNX and available to lawful regulatory authority.</w:t>
       </w:r>
     </w:p>
     <w:p>
@@ -9346,7 +9656,87 @@
           <w:sz w:val="22"/>
           <w:szCs w:val="22"/>
         </w:rPr>
-        <w:t xml:space="preserve">TYPE_S is appropriate when yield participation is specifically undesirable: for tax reasons, when the grantor does not wish to leave the recipient a gift plus interest, for escrow instruments where yield would complicate accounting, or by personal preference. For most promises, TYPE_Y is the recommended default.</w:t>
+        <w:t xml:space="preserve">TYPE_S is the correct choice when yield participation is specifically undesirable:</w:t>
+      </w:r>
+    </w:p>
+    <w:p>
+      <w:pPr>
+        <w:spacing w:before="100" w:after="100"/>
+      </w:pPr>
+    </w:p>
+    <w:p>
+      <w:pPr>
+        <w:pStyle w:val="ListParagraph"/>
+        <w:spacing w:before="60" w:after="60"/>
+        <w:ind w:left="720"/>
+      </w:pPr>
+      <w:r>
+        <w:rPr>
+          <w:rFonts w:ascii="Arial" w:cs="Arial" w:eastAsia="Arial" w:hAnsi="Arial"/>
+          <w:sz w:val="22"/>
+          <w:szCs w:val="22"/>
+        </w:rPr>
+        <w:t xml:space="preserve">Escrow and security deposits: a tenant’s security deposit held by a landlord should not generate yield for the landlord that was not agreed at inception</w:t>
+      </w:r>
+    </w:p>
+    <w:p>
+      <w:pPr>
+        <w:pStyle w:val="ListParagraph"/>
+        <w:spacing w:before="60" w:after="60"/>
+        <w:ind w:left="720"/>
+      </w:pPr>
+      <w:r>
+        <w:rPr>
+          <w:rFonts w:ascii="Arial" w:cs="Arial" w:eastAsia="Arial" w:hAnsi="Arial"/>
+          <w:sz w:val="22"/>
+          <w:szCs w:val="22"/>
+        </w:rPr>
+        <w:t xml:space="preserve">Legal settlements: structured settlement payments where the exact amount is legally specified and variable yield would complicate enforcement</w:t>
+      </w:r>
+    </w:p>
+    <w:p>
+      <w:pPr>
+        <w:pStyle w:val="ListParagraph"/>
+        <w:spacing w:before="60" w:after="60"/>
+        <w:ind w:left="720"/>
+      </w:pPr>
+      <w:r>
+        <w:rPr>
+          <w:rFonts w:ascii="Arial" w:cs="Arial" w:eastAsia="Arial" w:hAnsi="Arial"/>
+          <w:sz w:val="22"/>
+          <w:szCs w:val="22"/>
+        </w:rPr>
+        <w:t xml:space="preserve">Tax considerations: grantors who do not wish the beneficiary to receive variable additional income with potential tax implications</w:t>
+      </w:r>
+    </w:p>
+    <w:p>
+      <w:pPr>
+        <w:pStyle w:val="ListParagraph"/>
+        <w:spacing w:before="60" w:after="60"/>
+        <w:ind w:left="720"/>
+      </w:pPr>
+      <w:r>
+        <w:rPr>
+          <w:rFonts w:ascii="Arial" w:cs="Arial" w:eastAsia="Arial" w:hAnsi="Arial"/>
+          <w:sz w:val="22"/>
+          <w:szCs w:val="22"/>
+        </w:rPr>
+        <w:t xml:space="preserve">Simple intent: grantors who wish to give a specific fixed amount and nothing more</w:t>
+      </w:r>
+    </w:p>
+    <w:p>
+      <w:pPr>
+        <w:pStyle w:val="ListParagraph"/>
+        <w:spacing w:before="60" w:after="60"/>
+        <w:ind w:left="720"/>
+      </w:pPr>
+      <w:r>
+        <w:rPr>
+          <w:rFonts w:ascii="Arial" w:cs="Arial" w:eastAsia="Arial" w:hAnsi="Arial"/>
+          <w:sz w:val="22"/>
+          <w:szCs w:val="22"/>
+        </w:rPr>
+        <w:t xml:space="preserve">Old-fashioned preference: some people simply prefer a clean fixed promise</w:t>
       </w:r>
     </w:p>
     <w:p>
@@ -9365,7 +9755,26 @@
           <w:sz w:val="22"/>
           <w:szCs w:val="22"/>
         </w:rPr>
-        <w:t xml:space="preserve">Use cases where TYPE_S remains appropriate:</w:t>
+        <w:t xml:space="preserve">For all other time-locked promises, TYPE_Y is the recommended default. The protocol creates TYPE_Y unless the user explicitly selects TYPE_S or sets yield_opt_out.</w:t>
+      </w:r>
+    </w:p>
+    <w:p>
+      <w:pPr>
+        <w:spacing w:before="100" w:after="100"/>
+      </w:pPr>
+    </w:p>
+    <w:p>
+      <w:pPr>
+        <w:spacing w:before="100" w:after="100"/>
+        <w:jc w:val="both"/>
+      </w:pPr>
+      <w:r>
+        <w:rPr>
+          <w:rFonts w:ascii="Arial" w:cs="Arial" w:eastAsia="Arial" w:hAnsi="Arial"/>
+          <w:sz w:val="22"/>
+          <w:szCs w:val="22"/>
+        </w:rPr>
+        <w:t xml:space="preserve">TYPE_S use cases (where fixed delivery without yield is specifically intended):</w:t>
       </w:r>
     </w:p>
     <w:p>
@@ -9729,7 +10138,7 @@
           <w:sz w:val="22"/>
           <w:szCs w:val="22"/>
         </w:rPr>
-        <w:t xml:space="preserve">TYPE_Y is the recommended default for all time-locked promises on ChronX. It is identical to TYPE_S in every respect — same principal guarantee, same immutability, same DAG enforcement — except that it automatically grants HedgeKX a minting mandate, enabling yield to accrue to the beneficiary’s separate yield balance on days when HedgeKX has active matching activity.</w:t>
+        <w:t xml:space="preserve">TYPE_Y is the recommended default for all time-locked promises on ChronX. It is identical to TYPE_S in every respect — same principal guarantee, same immutability, same DAG enforcement — with one addition: it automatically grants HedgeKX a minting mandate, enabling yield to accrue to the beneficiary’s separate yield balance from real economic activity.</w:t>
       </w:r>
     </w:p>
     <w:p>
@@ -9748,7 +10157,7 @@
           <w:sz w:val="22"/>
           <w:szCs w:val="22"/>
         </w:rPr>
-        <w:t xml:space="preserve">There is no cost to the grantor. There is no risk to the principal. The yield is a bonus paid to the beneficiary from real economic activity. The grantor does not receive the yield — it belongs to whoever the promise was made to.</w:t>
+        <w:t xml:space="preserve">There is no cost to the grantor. There is no risk to the principal. The yield belongs to whoever the promise was made to — not to the grantor. It accumulates in a separate balance that never decreases, claimable at any time.</w:t>
       </w:r>
     </w:p>
     <w:p>
@@ -9767,7 +10176,26 @@
           <w:sz w:val="22"/>
           <w:szCs w:val="22"/>
         </w:rPr>
-        <w:t xml:space="preserve">Grantors who specifically do not want yield participation — for tax reasons or personal preference — use TYPE_S instead, or set yield_opt_out at TYPE_Y lock creation.</w:t>
+        <w:t xml:space="preserve">Grantors who specifically do not want yield participation use TYPE_S instead, or set yield_opt_out at TYPE_Y lock creation. Common reasons: escrow instruments, legal settlements, tax considerations, or simple preference for a fixed delivery amount. See A.2 for the complete list of TYPE_S use cases.</w:t>
+      </w:r>
+    </w:p>
+    <w:p>
+      <w:pPr>
+        <w:spacing w:before="100" w:after="100"/>
+      </w:pPr>
+    </w:p>
+    <w:p>
+      <w:pPr>
+        <w:spacing w:before="100" w:after="100"/>
+        <w:jc w:val="both"/>
+      </w:pPr>
+      <w:r>
+        <w:rPr>
+          <w:rFonts w:ascii="Arial" w:cs="Arial" w:eastAsia="Arial" w:hAnsi="Arial"/>
+          <w:sz w:val="22"/>
+          <w:szCs w:val="22"/>
+        </w:rPr>
+        <w:t xml:space="preserve">The wallet creates TYPE_Y by default. The user must explicitly choose TYPE_S or set yield_opt_out to suppress yield participation.</w:t>
       </w:r>
     </w:p>
     <w:p>
@@ -9827,30 +10255,47 @@
     </w:p>
     <w:p>
       <w:pPr>
-        <w:spacing w:before="100" w:after="100"/>
-        <w:jc w:val="both"/>
-      </w:pPr>
-      <w:r>
-        <w:rPr>
-          <w:rFonts w:ascii="Arial" w:cs="Arial" w:eastAsia="Arial" w:hAnsi="Arial"/>
-          <w:sz w:val="22"/>
-          <w:szCs w:val="22"/>
-        </w:rPr>
-        <w:t xml:space="preserve">Standard long-term promise: locks KX for any duration, earns yield for the recipient while HedgeKX is active, principal guaranteed by DAG</w:t>
-      </w:r>
-    </w:p>
-    <w:p>
-      <w:pPr>
-        <w:spacing w:before="100" w:after="100"/>
-        <w:jc w:val="both"/>
-      </w:pPr>
-      <w:r>
-        <w:rPr>
-          <w:rFonts w:ascii="Arial" w:cs="Arial" w:eastAsia="Arial" w:hAnsi="Arial"/>
-          <w:sz w:val="22"/>
-          <w:szCs w:val="22"/>
-        </w:rPr>
-        <w:t xml:space="preserve">The default for nearly all wallet promise flows: the wallet creates TYPE_Y unless the user explicitly selects TYPE_S or sets yield_opt_out</w:t>
+        <w:pStyle w:val="ListParagraph"/>
+        <w:spacing w:before="60" w:after="60"/>
+        <w:ind w:left="720"/>
+      </w:pPr>
+      <w:r>
+        <w:rPr>
+          <w:rFonts w:ascii="Arial" w:cs="Arial" w:eastAsia="Arial" w:hAnsi="Arial"/>
+          <w:sz w:val="22"/>
+          <w:szCs w:val="22"/>
+        </w:rPr>
+        <w:t xml:space="preserve">Standard promise (the default): any time-locked transfer where the grantor intends to give KX and has no reason to suppress the yield bonus for the recipient</w:t>
+      </w:r>
+    </w:p>
+    <w:p>
+      <w:pPr>
+        <w:pStyle w:val="ListParagraph"/>
+        <w:spacing w:before="60" w:after="60"/>
+        <w:ind w:left="720"/>
+      </w:pPr>
+      <w:r>
+        <w:rPr>
+          <w:rFonts w:ascii="Arial" w:cs="Arial" w:eastAsia="Arial" w:hAnsi="Arial"/>
+          <w:sz w:val="22"/>
+          <w:szCs w:val="22"/>
+        </w:rPr>
+        <w:t xml:space="preserve">Long-horizon promises: 10-year, 20-year gifts and inheritance arrangements where yield accumulates meaningfully over time for the beneficiary</w:t>
+      </w:r>
+    </w:p>
+    <w:p>
+      <w:pPr>
+        <w:pStyle w:val="ListParagraph"/>
+        <w:spacing w:before="60" w:after="60"/>
+        <w:ind w:left="720"/>
+      </w:pPr>
+      <w:r>
+        <w:rPr>
+          <w:rFonts w:ascii="Arial" w:cs="Arial" w:eastAsia="Arial" w:hAnsi="Arial"/>
+          <w:sz w:val="22"/>
+          <w:szCs w:val="22"/>
+        </w:rPr>
+        <w:t xml:space="preserve">ICO participant locks: KX purchased at ICO and locked for any duration automatically participates in HedgeKX yield — the lock duration determines the share of the yield pool</w:t>
       </w:r>
     </w:p>
     <w:p>
@@ -35546,6 +35991,30 @@
         </w:rPr>
         <w:t xml:space="preserve">O.5 The State Root Verification System</w:t>
       </w:r>
+    </w:p>
+    <w:p>
+      <w:pPr>
+        <w:spacing w:before="100" w:after="100"/>
+      </w:pPr>
+    </w:p>
+    <w:p>
+      <w:pPr>
+        <w:spacing w:before="100" w:after="100"/>
+        <w:jc w:val="both"/>
+      </w:pPr>
+      <w:r>
+        <w:rPr>
+          <w:rFonts w:ascii="Arial" w:cs="Arial" w:eastAsia="Arial" w:hAnsi="Arial"/>
+          <w:sz w:val="22"/>
+          <w:szCs w:val="22"/>
+        </w:rPr>
+        <w:t xml:space="preserve">CURRENT IMPLEMENTATION NOTE: The ZK light client described below is the TARGET architecture — it is not yet deployed. The current implementation uses the multi-relayer threshold scheme (3-of-5 independent relayers). The ZK light client is a near-term build priority on the post-ICO roadmap. Until it is deployed, the state root verification trust assumption is the multi-relayer scheme, not pure mathematics. The two models are described below with their respective trust assumptions clearly distinguished.</w:t>
+      </w:r>
+    </w:p>
+    <w:p>
+      <w:pPr>
+        <w:spacing w:before="100" w:after="100"/>
+      </w:pPr>
     </w:p>
     <w:p>
       <w:pPr>

--- a/chronx-whitepaper-version-one.docx
+++ b/chronx-whitepaper-version-one.docx
@@ -1407,6 +1407,144 @@
     </w:p>
     <w:p>
       <w:pPr>
+        <w:spacing w:before="100" w:after="100"/>
+      </w:pPr>
+    </w:p>
+    <w:p>
+      <w:pPr>
+        <w:spacing w:before="100" w:after="100"/>
+        <w:jc w:val="both"/>
+      </w:pPr>
+      <w:r>
+        <w:rPr>
+          <w:rFonts w:ascii="Arial" w:cs="Arial" w:eastAsia="Arial" w:hAnsi="Arial"/>
+          <w:sz w:val="22"/>
+          <w:szCs w:val="22"/>
+        </w:rPr>
+        <w:t xml:space="preserve">A sophisticated participant will ask the natural follow-on question: why would an existing insurance company, bank, or escrow agent route transactions through KX when they already have USD infrastructure, existing regulatory licenses, and established counterparty relationships?</w:t>
+      </w:r>
+    </w:p>
+    <w:p>
+      <w:pPr>
+        <w:spacing w:before="100" w:after="100"/>
+      </w:pPr>
+    </w:p>
+    <w:p>
+      <w:pPr>
+        <w:spacing w:before="100" w:after="100"/>
+        <w:jc w:val="both"/>
+      </w:pPr>
+      <w:r>
+        <w:rPr>
+          <w:rFonts w:ascii="Arial" w:cs="Arial" w:eastAsia="Arial" w:hAnsi="Arial"/>
+          <w:sz w:val="22"/>
+          <w:szCs w:val="22"/>
+        </w:rPr>
+        <w:t xml:space="preserve">The honest answer is: they would not — not as their primary infrastructure, and not yet. ChronX does not ask existing institutions to replace what works. It offers infrastructure for four specific categories where existing systems fail.</w:t>
+      </w:r>
+    </w:p>
+    <w:p>
+      <w:pPr>
+        <w:spacing w:before="100" w:after="100"/>
+      </w:pPr>
+    </w:p>
+    <w:p>
+      <w:pPr>
+        <w:spacing w:before="100" w:after="100"/>
+        <w:jc w:val="both"/>
+      </w:pPr>
+      <w:r>
+        <w:rPr>
+          <w:rFonts w:ascii="Arial" w:cs="Arial" w:eastAsia="Arial" w:hAnsi="Arial"/>
+          <w:sz w:val="22"/>
+          <w:szCs w:val="22"/>
+        </w:rPr>
+        <w:t xml:space="preserve">First: the uninsurable and unbankable. Major insurers have exited entire markets — California homeowners with paid-off properties are legally self-insurable but have no carrier willing to write their coverage at any price. A borrower in a jurisdiction with no reliable banking infrastructure cannot access USD credit markets. ChronX requires only a wallet address and an internet connection.</w:t>
+      </w:r>
+    </w:p>
+    <w:p>
+      <w:pPr>
+        <w:spacing w:before="100" w:after="100"/>
+      </w:pPr>
+    </w:p>
+    <w:p>
+      <w:pPr>
+        <w:spacing w:before="100" w:after="100"/>
+        <w:jc w:val="both"/>
+      </w:pPr>
+      <w:r>
+        <w:rPr>
+          <w:rFonts w:ascii="Arial" w:cs="Arial" w:eastAsia="Arial" w:hAnsi="Arial"/>
+          <w:sz w:val="22"/>
+          <w:szCs w:val="22"/>
+        </w:rPr>
+        <w:t xml:space="preserve">Second: the excess and surplus lines market. A homeowner whose primary policy covers the first $50,000 of loss can purchase KXGC excess coverage for everything above that threshold — priced to their individual risk profile rather than the pool average. Someone one block from the fire station on non-combustible ground should pay dramatically less than their neighbor with wood shake roofs and no fire clearance. Traditional carriers cannot price individual risk economically at small scale. KXGC can — because the DAG is the underwriting file, CPNX attests the risk characteristics on-chain, and zero processing costs make individual parametric coverage economically viable.</w:t>
+      </w:r>
+    </w:p>
+    <w:p>
+      <w:pPr>
+        <w:spacing w:before="100" w:after="100"/>
+      </w:pPr>
+    </w:p>
+    <w:p>
+      <w:pPr>
+        <w:spacing w:before="100" w:after="100"/>
+        <w:jc w:val="both"/>
+      </w:pPr>
+      <w:r>
+        <w:rPr>
+          <w:rFonts w:ascii="Arial" w:cs="Arial" w:eastAsia="Arial" w:hAnsi="Arial"/>
+          <w:sz w:val="22"/>
+          <w:szCs w:val="22"/>
+        </w:rPr>
+        <w:t xml:space="preserve">Third: the micropayment claim. Traditional insurance cannot process a $5 claim — the overhead exceeds the payout. The ChronX DAG processes a 10 KX conditional payment and a 10,000,000 KX conditional payment identically, at zero cost. This opens the entire market of micropayment conditional obligations: 10 KX if a flight is delayed more than two hours. 50 KX if rainfall exceeds a threshold. 100 KX if a package does not arrive. 500 KX if a contractor misses a milestone. None of these are economically viable in traditional insurance. All are trivial on ChronX.</w:t>
+      </w:r>
+    </w:p>
+    <w:p>
+      <w:pPr>
+        <w:spacing w:before="100" w:after="100"/>
+      </w:pPr>
+    </w:p>
+    <w:p>
+      <w:pPr>
+        <w:spacing w:before="100" w:after="100"/>
+        <w:jc w:val="both"/>
+      </w:pPr>
+      <w:r>
+        <w:rPr>
+          <w:rFonts w:ascii="Arial" w:cs="Arial" w:eastAsia="Arial" w:hAnsi="Arial"/>
+          <w:sz w:val="22"/>
+          <w:szCs w:val="22"/>
+        </w:rPr>
+        <w:t xml:space="preserve">Fourth: the new instrument. Parametric triggers that execute automatically when an oracle condition is met — without an adjuster, without a claims form, without a 30-day wait. Cross-border conditional payments spanning jurisdictions with incompatible banking systems. Cascade instruments with multiple trigger layers. These instruments require automatic execution that existing infrastructure structurally cannot provide.</w:t>
+      </w:r>
+    </w:p>
+    <w:p>
+      <w:pPr>
+        <w:spacing w:before="100" w:after="100"/>
+      </w:pPr>
+    </w:p>
+    <w:p>
+      <w:pPr>
+        <w:spacing w:before="100" w:after="100"/>
+        <w:jc w:val="both"/>
+      </w:pPr>
+      <w:r>
+        <w:rPr>
+          <w:rFonts w:ascii="Arial" w:cs="Arial" w:eastAsia="Arial" w:hAnsi="Arial"/>
+          <w:sz w:val="22"/>
+          <w:szCs w:val="22"/>
+        </w:rPr>
+        <w:t xml:space="preserve">Traditional insurance companies, banks, and escrow agents serve their markets well. ChronX serves the markets they cannot reach — and builds the instruments they cannot create. Springing obligations of any kind — insurance claims, performance bonds, escrow releases, parametric triggers, crop coverage, income protection, trade finance — are all conditional payments. The protocol does not distinguish between them. It enforces them all at zero cost, at any size, automatically.</w:t>
+      </w:r>
+    </w:p>
+    <w:p>
+      <w:pPr>
+        <w:spacing w:before="100" w:after="100"/>
+      </w:pPr>
+    </w:p>
+    <w:p>
+      <w:pPr>
         <w:pStyle w:val="Heading1"/>
         <w:spacing w:before="480" w:after="240"/>
       </w:pPr>
@@ -2366,6 +2504,144 @@
         </w:rPr>
         <w:t xml:space="preserve">KXGC provides the backstop that makes PAY_AS insurance, long-horizon lending, and multi-party conditional payments viable at scale. KXGC is also the primary institutional Exchange Buyer for HedgeKX — the largest single source of structured hedging demand as it writes insurance policies requiring currency certainty.</w:t>
       </w:r>
+    </w:p>
+    <w:p>
+      <w:pPr>
+        <w:spacing w:before="100" w:after="100"/>
+      </w:pPr>
+    </w:p>
+    <w:p>
+      <w:pPr>
+        <w:spacing w:before="100" w:after="100"/>
+        <w:jc w:val="both"/>
+      </w:pPr>
+      <w:r>
+        <w:rPr>
+          <w:rFonts w:ascii="Arial" w:cs="Arial" w:eastAsia="Arial" w:hAnsi="Arial"/>
+          <w:sz w:val="22"/>
+          <w:szCs w:val="22"/>
+        </w:rPr>
+        <w:t xml:space="preserve">KXGC’s most immediate addressable market is the excess and surplus lines segment that traditional carriers systematically underserve. A homeowner whose primary policy covers the first $50,000 of loss can purchase KXGC excess coverage for everything above that threshold, priced to their individual risk profile rather than the pool average. The DAG’s immutable property record, CPNX’s on-chain attestation of risk characteristics, and the oracle’s parametric trigger eliminate the information asymmetry and processing costs that make individual excess underwriting uneconomical for traditional carriers.</w:t>
+      </w:r>
+    </w:p>
+    <w:p>
+      <w:pPr>
+        <w:spacing w:before="100" w:after="100"/>
+      </w:pPr>
+    </w:p>
+    <w:p>
+      <w:pPr>
+        <w:spacing w:before="100" w:after="100"/>
+        <w:jc w:val="both"/>
+      </w:pPr>
+      <w:r>
+        <w:rPr>
+          <w:rFonts w:ascii="Arial" w:cs="Arial" w:eastAsia="Arial" w:hAnsi="Arial"/>
+          <w:sz w:val="22"/>
+          <w:szCs w:val="22"/>
+        </w:rPr>
+        <w:t xml:space="preserve">The layered coverage architecture is clean:</w:t>
+      </w:r>
+    </w:p>
+    <w:p>
+      <w:pPr>
+        <w:spacing w:before="100" w:after="100"/>
+      </w:pPr>
+    </w:p>
+    <w:p>
+      <w:pPr>
+        <w:spacing w:before="100" w:after="100"/>
+        <w:jc w:val="both"/>
+      </w:pPr>
+      <w:r>
+        <w:rPr>
+          <w:rFonts w:ascii="Arial" w:cs="Arial" w:eastAsia="Arial" w:hAnsi="Arial"/>
+          <w:sz w:val="22"/>
+          <w:szCs w:val="22"/>
+        </w:rPr>
+        <w:t xml:space="preserve">Layer 1 — Primary coverage (traditional carrier): $0 to policy limit. Standard carrier, standard rates, standard claims process. Already exists. ChronX does not replace this.</w:t>
+      </w:r>
+    </w:p>
+    <w:p>
+      <w:pPr>
+        <w:spacing w:before="100" w:after="100"/>
+      </w:pPr>
+    </w:p>
+    <w:p>
+      <w:pPr>
+        <w:spacing w:before="100" w:after="100"/>
+        <w:jc w:val="both"/>
+      </w:pPr>
+      <w:r>
+        <w:rPr>
+          <w:rFonts w:ascii="Arial" w:cs="Arial" w:eastAsia="Arial" w:hAnsi="Arial"/>
+          <w:sz w:val="22"/>
+          <w:szCs w:val="22"/>
+        </w:rPr>
+        <w:t xml:space="preserve">Layer 2 — KXGC excess (ChronX): above the primary limit, up to whatever the Tier 1 Name underwrites. Parametric trigger via oracle. Automatic payment. Priced to individual risk profile. The LinkedSpring instrument type handles activation cleanly — the KXGC instrument fires only after primary coverage is documented as exhausted.</w:t>
+      </w:r>
+    </w:p>
+    <w:p>
+      <w:pPr>
+        <w:spacing w:before="100" w:after="100"/>
+      </w:pPr>
+    </w:p>
+    <w:p>
+      <w:pPr>
+        <w:spacing w:before="100" w:after="100"/>
+        <w:jc w:val="both"/>
+      </w:pPr>
+      <w:r>
+        <w:rPr>
+          <w:rFonts w:ascii="Arial" w:cs="Arial" w:eastAsia="Arial" w:hAnsi="Arial"/>
+          <w:sz w:val="22"/>
+          <w:szCs w:val="22"/>
+        </w:rPr>
+        <w:t xml:space="preserve">Layer 3 — KXGC catastrophic backstop: above Tier 1 capacity. The 300M KX bond. Last resort only.</w:t>
+      </w:r>
+    </w:p>
+    <w:p>
+      <w:pPr>
+        <w:spacing w:before="100" w:after="100"/>
+      </w:pPr>
+    </w:p>
+    <w:p>
+      <w:pPr>
+        <w:spacing w:before="100" w:after="100"/>
+        <w:jc w:val="both"/>
+      </w:pPr>
+      <w:r>
+        <w:rPr>
+          <w:rFonts w:ascii="Arial" w:cs="Arial" w:eastAsia="Arial" w:hAnsi="Arial"/>
+          <w:sz w:val="22"/>
+          <w:szCs w:val="22"/>
+        </w:rPr>
+        <w:t xml:space="preserve">KXGC does not compete with existing primary insurers. It covers what they leave uncovered — at any claim size, from 10 KX to 10,000,000 KX, at zero processing cost, with automatic parametric settlement.</w:t>
+      </w:r>
+    </w:p>
+    <w:p>
+      <w:pPr>
+        <w:spacing w:before="100" w:after="100"/>
+      </w:pPr>
+    </w:p>
+    <w:p>
+      <w:pPr>
+        <w:spacing w:before="100" w:after="100"/>
+        <w:jc w:val="both"/>
+      </w:pPr>
+      <w:r>
+        <w:rPr>
+          <w:rFonts w:ascii="Arial" w:cs="Arial" w:eastAsia="Arial" w:hAnsi="Arial"/>
+          <w:sz w:val="22"/>
+          <w:szCs w:val="22"/>
+        </w:rPr>
+        <w:t xml:space="preserve">Springing obligations extend far beyond homeowner coverage. Performance bonds, escrow releases, crop parametric coverage, gig worker income protection, trade finance conditional payments, supply chain milestone triggers — all are conditional payments that the protocol enforces identically regardless of size or domain.</w:t>
+      </w:r>
+    </w:p>
+    <w:p>
+      <w:pPr>
+        <w:spacing w:before="100" w:after="100"/>
+      </w:pPr>
     </w:p>
     <w:p>
       <w:pPr>
@@ -19653,6 +19929,109 @@
         </w:rPr>
         <w:t xml:space="preserve">Contact: contact@kxgc.io</w:t>
       </w:r>
+    </w:p>
+    <w:p>
+      <w:pPr>
+        <w:spacing w:before="100" w:after="100"/>
+      </w:pPr>
+    </w:p>
+    <w:p>
+      <w:pPr>
+        <w:pStyle w:val="Heading3"/>
+        <w:spacing w:before="240" w:after="120"/>
+      </w:pPr>
+      <w:r>
+        <w:rPr>
+          <w:rFonts w:ascii="Arial" w:cs="Arial" w:eastAsia="Arial" w:hAnsi="Arial"/>
+          <w:b/>
+          <w:bCs/>
+          <w:color w:val="1F4E79"/>
+          <w:sz w:val="24"/>
+          <w:szCs w:val="24"/>
+        </w:rPr>
+        <w:t xml:space="preserve">The Excess and Surplus Lines Entry Point</w:t>
+      </w:r>
+    </w:p>
+    <w:p>
+      <w:pPr>
+        <w:spacing w:before="100" w:after="100"/>
+      </w:pPr>
+    </w:p>
+    <w:p>
+      <w:pPr>
+        <w:spacing w:before="100" w:after="100"/>
+        <w:jc w:val="both"/>
+      </w:pPr>
+      <w:r>
+        <w:rPr>
+          <w:rFonts w:ascii="Arial" w:cs="Arial" w:eastAsia="Arial" w:hAnsi="Arial"/>
+          <w:sz w:val="22"/>
+          <w:szCs w:val="22"/>
+        </w:rPr>
+        <w:t xml:space="preserve">The simplest first product for a new KXGC Tier 1 Name is excess and surplus lines coverage — sitting above a policyholder’s existing primary policy limit. This requires no displacement of the existing carrier relationship and no regulatory competition with admitted carriers.</w:t>
+      </w:r>
+    </w:p>
+    <w:p>
+      <w:pPr>
+        <w:spacing w:before="100" w:after="100"/>
+      </w:pPr>
+    </w:p>
+    <w:p>
+      <w:pPr>
+        <w:spacing w:before="100" w:after="100"/>
+        <w:jc w:val="both"/>
+      </w:pPr>
+      <w:r>
+        <w:rPr>
+          <w:rFonts w:ascii="Arial" w:cs="Arial" w:eastAsia="Arial" w:hAnsi="Arial"/>
+          <w:sz w:val="22"/>
+          <w:szCs w:val="22"/>
+        </w:rPr>
+        <w:t xml:space="preserve">Instrument design for excess coverage: condition_type: OracleTrigger or SingleAttestation (oracle attests loss event at the covered property). linked_instrument_id: reference to primary carrier settlement record (LinkedSpring — KXGC instrument activates only after primary is documented as exhausted). pay_as: UsdEquivalentAtMaturity (pays USD equivalent of the excess loss amount). escalation_wallet: KXGC bond wallet (for Tier 1 failure scenarios).</w:t>
+      </w:r>
+    </w:p>
+    <w:p>
+      <w:pPr>
+        <w:spacing w:before="100" w:after="100"/>
+      </w:pPr>
+    </w:p>
+    <w:p>
+      <w:pPr>
+        <w:spacing w:before="100" w:after="100"/>
+        <w:jc w:val="both"/>
+      </w:pPr>
+      <w:r>
+        <w:rPr>
+          <w:rFonts w:ascii="Arial" w:cs="Arial" w:eastAsia="Arial" w:hAnsi="Arial"/>
+          <w:sz w:val="22"/>
+          <w:szCs w:val="22"/>
+        </w:rPr>
+        <w:t xml:space="preserve">Individual risk pricing via CPNX: Before underwriting, the Tier 1 Name requests CPNX attestation of the property’s risk characteristics: distance to fire station, construction type, fire clearance, claims history, title status. These are recorded on the DAG as TYPE L entries. The Tier 1 Name prices the excess premium against the individual attested risk — not pool averages. A property one block from the fire station on non-combustible ground receives dramatically better pricing than the pool rate.</w:t>
+      </w:r>
+    </w:p>
+    <w:p>
+      <w:pPr>
+        <w:spacing w:before="100" w:after="100"/>
+      </w:pPr>
+    </w:p>
+    <w:p>
+      <w:pPr>
+        <w:spacing w:before="100" w:after="100"/>
+        <w:jc w:val="both"/>
+      </w:pPr>
+      <w:r>
+        <w:rPr>
+          <w:rFonts w:ascii="Arial" w:cs="Arial" w:eastAsia="Arial" w:hAnsi="Arial"/>
+          <w:sz w:val="22"/>
+          <w:szCs w:val="22"/>
+        </w:rPr>
+        <w:t xml:space="preserve">Micropayment coverage is equally viable: The protocol processes a 10 KX conditional payment at zero cost. Tier 1 Names can write coverage for small parametric events — flight delays, weather triggers, delivery failures, gig worker income protection — that traditional insurance cannot serve economically. The claim size floor is determined by KX’s value, not by processing overhead.</w:t>
+      </w:r>
+    </w:p>
+    <w:p>
+      <w:pPr>
+        <w:spacing w:before="100" w:after="100"/>
+      </w:pPr>
     </w:p>
     <w:p>
       <w:pPr>
@@ -31773,6 +32152,87 @@
     </w:p>
     <w:p>
       <w:pPr>
+        <w:spacing w:before="100" w:after="100"/>
+      </w:pPr>
+    </w:p>
+    <w:p>
+      <w:pPr>
+        <w:spacing w:before="100" w:after="100"/>
+        <w:jc w:val="both"/>
+      </w:pPr>
+      <w:r>
+        <w:rPr>
+          <w:rFonts w:ascii="Arial" w:cs="Arial" w:eastAsia="Arial" w:hAnsi="Arial"/>
+          <w:sz w:val="22"/>
+          <w:szCs w:val="22"/>
+        </w:rPr>
+        <w:t xml:space="preserve">Friendly loan hedge settlement is mandatory and automatic — not optional, not oracle-triggered, not attestation-dependent. The complete settlement mechanism is time plus payment:</w:t>
+      </w:r>
+    </w:p>
+    <w:p>
+      <w:pPr>
+        <w:spacing w:before="100" w:after="100"/>
+      </w:pPr>
+    </w:p>
+    <w:p>
+      <w:pPr>
+        <w:spacing w:before="100" w:after="100"/>
+        <w:jc w:val="both"/>
+      </w:pPr>
+      <w:r>
+        <w:rPr>
+          <w:rFonts w:ascii="Arial" w:cs="Arial" w:eastAsia="Arial" w:hAnsi="Arial"/>
+          <w:sz w:val="22"/>
+          <w:szCs w:val="22"/>
+        </w:rPr>
+        <w:t xml:space="preserve">If the borrower repays within the loan term: repayment flows to the Base settlement address, automatically releasing the Currency B Committer’s USDC back with the yield fee, and returning the lender’s KX collateral. No human action required.</w:t>
+      </w:r>
+    </w:p>
+    <w:p>
+      <w:pPr>
+        <w:spacing w:before="100" w:after="100"/>
+      </w:pPr>
+    </w:p>
+    <w:p>
+      <w:pPr>
+        <w:spacing w:before="100" w:after="100"/>
+        <w:jc w:val="both"/>
+      </w:pPr>
+      <w:r>
+        <w:rPr>
+          <w:rFonts w:ascii="Arial" w:cs="Arial" w:eastAsia="Arial" w:hAnsi="Arial"/>
+          <w:sz w:val="22"/>
+          <w:szCs w:val="22"/>
+        </w:rPr>
+        <w:t xml:space="preserve">If the borrower does not repay by the loan maturity date: the settlement contract automatically exercises at timeout, transferring the lender’s locked KX collateral to the Currency B Committer at the agreed locked rate. No oracle needed. No attestation needed. Time is the only trigger.</w:t>
+      </w:r>
+    </w:p>
+    <w:p>
+      <w:pPr>
+        <w:spacing w:before="100" w:after="100"/>
+      </w:pPr>
+    </w:p>
+    <w:p>
+      <w:pPr>
+        <w:spacing w:before="100" w:after="100"/>
+        <w:jc w:val="both"/>
+      </w:pPr>
+      <w:r>
+        <w:rPr>
+          <w:rFonts w:ascii="Arial" w:cs="Arial" w:eastAsia="Arial" w:hAnsi="Arial"/>
+          <w:sz w:val="22"/>
+          <w:szCs w:val="22"/>
+        </w:rPr>
+        <w:t xml:space="preserve">This mandatory automatic settlement applies equally to all PAY_AS loans where the lender has denominated in USD and the borrower must repay in USD equivalent. Real loans — mortgages, construction draws, business lines of credit — follow the same mechanics at larger scale and longer duration. The borrower’s scheduled repayments flow automatically through the settlement mechanism. Each payment date is a known, deterministic settlement event. The Currency B Committer providing USD settlement liquidity for a PAY_AS loan is not speculating on KX price — they are providing the USD liquidity layer that makes PAY_AS instruments function, with automatic settlement on each repayment date and automatic KX collateral exercise on any missed payment.</w:t>
+      </w:r>
+    </w:p>
+    <w:p>
+      <w:pPr>
+        <w:spacing w:before="100" w:after="100"/>
+      </w:pPr>
+    </w:p>
+    <w:p>
+      <w:pPr>
         <w:spacing w:before="80" w:after="80"/>
       </w:pPr>
       <w:r>
@@ -36725,6 +37185,109 @@
       <w:r>
         <w:t xml:space="preserve"/>
       </w:r>
+    </w:p>
+    <w:p>
+      <w:pPr>
+        <w:spacing w:before="100" w:after="100"/>
+      </w:pPr>
+    </w:p>
+    <w:p>
+      <w:pPr>
+        <w:pStyle w:val="Heading3"/>
+        <w:spacing w:before="240" w:after="120"/>
+      </w:pPr>
+      <w:r>
+        <w:rPr>
+          <w:rFonts w:ascii="Arial" w:cs="Arial" w:eastAsia="Arial" w:hAnsi="Arial"/>
+          <w:b/>
+          <w:bCs/>
+          <w:color w:val="1F4E79"/>
+          <w:sz w:val="24"/>
+          <w:szCs w:val="24"/>
+        </w:rPr>
+        <w:t xml:space="preserve">Two Distinct Instrument Categories</w:t>
+      </w:r>
+    </w:p>
+    <w:p>
+      <w:pPr>
+        <w:spacing w:before="100" w:after="100"/>
+      </w:pPr>
+    </w:p>
+    <w:p>
+      <w:pPr>
+        <w:spacing w:before="100" w:after="100"/>
+        <w:jc w:val="both"/>
+      </w:pPr>
+      <w:r>
+        <w:rPr>
+          <w:rFonts w:ascii="Arial" w:cs="Arial" w:eastAsia="Arial" w:hAnsi="Arial"/>
+          <w:sz w:val="22"/>
+          <w:szCs w:val="22"/>
+        </w:rPr>
+        <w:t xml:space="preserve">HedgeKX facilitates two fundamentally different categories of instrument that share the same underlying settlement infrastructure but differ in their economic character and exercise mechanics.</w:t>
+      </w:r>
+    </w:p>
+    <w:p>
+      <w:pPr>
+        <w:spacing w:before="100" w:after="100"/>
+      </w:pPr>
+    </w:p>
+    <w:p>
+      <w:pPr>
+        <w:spacing w:before="100" w:after="100"/>
+        <w:jc w:val="both"/>
+      </w:pPr>
+      <w:r>
+        <w:rPr>
+          <w:rFonts w:ascii="Arial" w:cs="Arial" w:eastAsia="Arial" w:hAnsi="Arial"/>
+          <w:sz w:val="22"/>
+          <w:szCs w:val="22"/>
+        </w:rPr>
+        <w:t xml:space="preserve">Category 1 — Settlement-liquidity instruments (friendly loans, PAY_AS loans, KXGC premium float deployment): The Currency B Committer provides USD settlement liquidity for obligations that have contractually obligated repayment or known scheduled cash flows. Exercise is mandatory and automatic — governed entirely by time and payment receipt, with no oracle and no human attestation. The Currency B Committer is not accepting speculative KX price risk in the traditional sense. They are providing the USD layer that makes PAY_AS instruments function, earning approximately 12% annualized on 30-day instruments, and receiving KX collateral at the locked rate only if the obligor fails to perform. This category is available from day one and provides HedgeKX’s organic baseline activity.</w:t>
+      </w:r>
+    </w:p>
+    <w:p>
+      <w:pPr>
+        <w:spacing w:before="100" w:after="100"/>
+      </w:pPr>
+    </w:p>
+    <w:p>
+      <w:pPr>
+        <w:spacing w:before="100" w:after="100"/>
+        <w:jc w:val="both"/>
+      </w:pPr>
+      <w:r>
+        <w:rPr>
+          <w:rFonts w:ascii="Arial" w:cs="Arial" w:eastAsia="Arial" w:hAnsi="Arial"/>
+          <w:sz w:val="22"/>
+          <w:szCs w:val="22"/>
+        </w:rPr>
+        <w:t xml:space="preserve">Category 2 — Traditional forward exchange (external yield-seeking capital accepting directional KX risk): The Currency B Committer commits USDC with full awareness that KX’s price may move against them during the commitment period. Exercise depends on market conditions and hedge terms. This is the mature market instrument that develops as KX accumulates price history and external participants evaluate the risk-return profile of directional KX exposure. This category develops over time as the ecosystem matures.</w:t>
+      </w:r>
+    </w:p>
+    <w:p>
+      <w:pPr>
+        <w:spacing w:before="100" w:after="100"/>
+      </w:pPr>
+    </w:p>
+    <w:p>
+      <w:pPr>
+        <w:spacing w:before="100" w:after="100"/>
+        <w:jc w:val="both"/>
+      </w:pPr>
+      <w:r>
+        <w:rPr>
+          <w:rFonts w:ascii="Arial" w:cs="Arial" w:eastAsia="Arial" w:hAnsi="Arial"/>
+          <w:sz w:val="22"/>
+          <w:szCs w:val="22"/>
+        </w:rPr>
+        <w:t xml:space="preserve">KXGC participates in both categories simultaneously: as an Exchange Buyer locking KX collateral to hedge its claim liabilities (Category 2), and as a Currency B Committer deploying its premium float as settlement liquidity to earn yield on reserves (Category 1). This natural two-sided participation means KXGC is self-financing its own hedge book — premium income funds the Currency B Committer position that generates yield, while the Exchange Buyer position protects claim-paying capacity. Standard insurance treasury management, implemented on a DAG.</w:t>
+      </w:r>
+    </w:p>
+    <w:p>
+      <w:pPr>
+        <w:spacing w:before="100" w:after="100"/>
+      </w:pPr>
     </w:p>
     <w:p>
       <w:pPr>

--- a/chronx-whitepaper-version-one.docx
+++ b/chronx-whitepaper-version-one.docx
@@ -567,7 +567,7 @@
           <w:sz w:val="22"/>
           <w:szCs w:val="22"/>
         </w:rPr>
-        <w:t xml:space="preserve">ChronX currently operates three nodes: a primary node on Vultr cloud infrastructure, a Windows node, and a Mac Mini node. These nodes validate every transaction using SHA3-256 proof of work and CRYSTALS-Dilithium2 post-quantum digital signatures. Every wallet is quantum-resistant from day one.</w:t>
+        <w:t xml:space="preserve">ChronX currently operates a founding node network. The protocol is designed for permissionless node participation — any operator can run a node using the open-source binary. Node operator rewards begin January 1, 2029 via the harmonic release schedule, providing a long-term economic incentive for network growth. The founding network will expand organically as the ecosystem develops toward meaningful decentralization. Every transaction is validated using SHA3-256 proof of work and CRYSTALS-Dilithium2 post-quantum digital signatures. Every wallet is quantum-resistant from day one.</w:t>
       </w:r>
     </w:p>
     <w:p>
@@ -33644,7 +33644,7 @@
           <w:sz w:val="22"/>
           <w:szCs w:val="22"/>
         </w:rPr>
-        <w:t xml:space="preserve">The YubiHSM 2 FIPS generates a cryptographic sign of life every 30 seconds using a key that never leaves the hardware. This heartbeat is published to the wKX contract on Base via a lightweight relayer on the Mac Mini.</w:t>
+        <w:t xml:space="preserve">The YubiHSM 2 FIPS generates a cryptographic sign of life every 30 seconds using a key that never leaves the hardware. This heartbeat is published to the wKX contract on Base via a lightweight relayer on a dedicated signing host.</w:t>
       </w:r>
     </w:p>
     <w:p>
@@ -33688,7 +33688,7 @@
           <w:sz w:val="22"/>
           <w:szCs w:val="22"/>
         </w:rPr>
-        <w:t xml:space="preserve">If the Mac Mini goes offline, the heartbeat stops. Minting halts automatically within 120 seconds. This is a feature, not a bug. A system that stops cleanly is more secure than one that continues operating under uncertain conditions.</w:t>
+        <w:t xml:space="preserve">If the signing host goes offline, the heartbeat stops. Minting halts automatically within 120 seconds. This is a feature, not a bug. A system that stops cleanly is more secure than one that continues operating under uncertain conditions.</w:t>
       </w:r>
     </w:p>
     <w:p>

--- a/chronx-whitepaper-version-one.docx
+++ b/chronx-whitepaper-version-one.docx
@@ -9225,6 +9225,123 @@
     </w:p>
     <w:p>
       <w:pPr>
+        <w:pStyle w:val="Heading2"/>
+        <w:spacing w:before="320" w:after="160"/>
+      </w:pPr>
+      <w:r>
+        <w:rPr>
+          <w:rFonts w:ascii="Arial" w:cs="Arial" w:eastAsia="Arial" w:hAnsi="Arial"/>
+          <w:b/>
+          <w:bCs/>
+          <w:color w:val="1F4E79"/>
+          <w:sz w:val="28"/>
+          <w:szCs w:val="28"/>
+        </w:rPr>
+        <w:t xml:space="preserve">The Ecosystem Growth Commitment</w:t>
+      </w:r>
+    </w:p>
+    <w:p>
+      <w:pPr>
+        <w:spacing w:before="100" w:after="100"/>
+      </w:pPr>
+    </w:p>
+    <w:p>
+      <w:pPr>
+        <w:spacing w:before="100" w:after="100"/>
+        <w:jc w:val="both"/>
+      </w:pPr>
+      <w:r>
+        <w:rPr>
+          <w:rFonts w:ascii="Arial" w:cs="Arial" w:eastAsia="Arial" w:hAnsi="Arial"/>
+          <w:sz w:val="22"/>
+          <w:szCs w:val="22"/>
+        </w:rPr>
+        <w:t xml:space="preserve">Protocol-controlled KX — including EPP bond instruments, operating capital cascade locks, and harmonic Treasury and Node Reward locks — are TYPE_S instruments. They carry no HedgeKX mandate and generate no yield claims. This is structural, not a governance promise: TYPE_S locks cannot participate in yield distribution by design.</w:t>
+      </w:r>
+    </w:p>
+    <w:p>
+      <w:pPr>
+        <w:spacing w:before="100" w:after="100"/>
+      </w:pPr>
+    </w:p>
+    <w:p>
+      <w:pPr>
+        <w:spacing w:before="100" w:after="100"/>
+        <w:jc w:val="both"/>
+      </w:pPr>
+      <w:r>
+        <w:rPr>
+          <w:rFonts w:ascii="Arial" w:cs="Arial" w:eastAsia="Arial" w:hAnsi="Arial"/>
+          <w:sz w:val="22"/>
+          <w:szCs w:val="22"/>
+        </w:rPr>
+        <w:t xml:space="preserve">The Founder makes one additional commitment: yield_opt_out will be set on any personal locks created from the Founder wallet. Founder KX does not compete with early adopters for yield share.</w:t>
+      </w:r>
+    </w:p>
+    <w:p>
+      <w:pPr>
+        <w:spacing w:before="100" w:after="100"/>
+      </w:pPr>
+    </w:p>
+    <w:p>
+      <w:pPr>
+        <w:spacing w:before="100" w:after="100"/>
+        <w:jc w:val="both"/>
+      </w:pPr>
+      <w:r>
+        <w:rPr>
+          <w:rFonts w:ascii="Arial" w:cs="Arial" w:eastAsia="Arial" w:hAnsi="Arial"/>
+          <w:sz w:val="22"/>
+          <w:szCs w:val="22"/>
+        </w:rPr>
+        <w:t xml:space="preserve">The combined effect is that approximately 2,841,000,000 KX in protocol-controlled and Founder-held KX generates no yield claims against the mandate pool. The HedgeKX yield pool belongs entirely to public sale participants, organic wallet holders, and early adopters who lock KX through normal use.</w:t>
+      </w:r>
+    </w:p>
+    <w:p>
+      <w:pPr>
+        <w:spacing w:before="100" w:after="100"/>
+      </w:pPr>
+    </w:p>
+    <w:p>
+      <w:pPr>
+        <w:spacing w:before="100" w:after="100"/>
+        <w:jc w:val="both"/>
+      </w:pPr>
+      <w:r>
+        <w:rPr>
+          <w:rFonts w:ascii="Arial" w:cs="Arial" w:eastAsia="Arial" w:hAnsi="Arial"/>
+          <w:sz w:val="22"/>
+          <w:szCs w:val="22"/>
+        </w:rPr>
+        <w:t xml:space="preserve">This is not encoded as a protocol invariant — the TYPE_S nature of protocol locks is structural and permanent, while the Founder commitment is a public governance statement enforceable through DAG transparency and Foundation bond accountability. Any deviation would require a public governance vote with 30 days notice on the DAG.</w:t>
+      </w:r>
+    </w:p>
+    <w:p>
+      <w:pPr>
+        <w:spacing w:before="100" w:after="100"/>
+      </w:pPr>
+    </w:p>
+    <w:p>
+      <w:pPr>
+        <w:spacing w:before="100" w:after="100"/>
+        <w:jc w:val="both"/>
+      </w:pPr>
+      <w:r>
+        <w:rPr>
+          <w:rFonts w:ascii="Arial" w:cs="Arial" w:eastAsia="Arial" w:hAnsi="Arial"/>
+          <w:sz w:val="22"/>
+          <w:szCs w:val="22"/>
+        </w:rPr>
+        <w:t xml:space="preserve">The protocol is built for 100 years. Early adopters who believe before the proof exists deserve the yield that comes from that belief.</w:t>
+      </w:r>
+    </w:p>
+    <w:p>
+      <w:pPr>
+        <w:spacing w:before="100" w:after="100"/>
+      </w:pPr>
+    </w:p>
+    <w:p>
+      <w:pPr>
         <w:pStyle w:val="Heading1"/>
         <w:spacing w:before="480" w:after="240"/>
       </w:pPr>
@@ -16769,7 +16886,7 @@
                 <w:sz w:val="20"/>
                 <w:szCs w:val="20"/>
               </w:rPr>
-              <w:t xml:space="preserve">PENDING YubiHSM activation.</w:t>
+              <w:t xml:space="preserve">Active. YubiHSM operational.</w:t>
             </w:r>
           </w:p>
         </w:tc>
@@ -29433,7 +29550,7 @@
                 <w:sz w:val="20"/>
                 <w:szCs w:val="20"/>
               </w:rPr>
-              <w:t xml:space="preserve">PENDING YubiHSM activation.</w:t>
+              <w:t xml:space="preserve">Active. YubiHSM operational.</w:t>
             </w:r>
           </w:p>
         </w:tc>
@@ -31981,7 +32098,7 @@
           <w:sz w:val="22"/>
           <w:szCs w:val="22"/>
         </w:rPr>
-        <w:t xml:space="preserve">Governance parameters control the maximum annual yield (savings_max_annual_yield_pct: 5.0) and whether yield is active (savings_hedgekx_yield_enabled). The feature requires YubiHSM activation before public yield is enabled.</w:t>
+        <w:t xml:space="preserve">Governance parameters control the maximum annual yield (savings_max_annual_yield_pct: 5.0) and whether yield is active (savings_hedgekx_yield_enabled). The YubiHSM hardware security module is live and operational. HedgeKX yield activation is active.</w:t>
       </w:r>
     </w:p>
     <w:p>
@@ -33455,7 +33572,7 @@
                 <w:sz w:val="20"/>
                 <w:szCs w:val="20"/>
               </w:rPr>
-              <w:t xml:space="preserve">Pending YubiHSM arrival ~March 29–31</w:t>
+              <w:t xml:space="preserve">Complete. YubiHSM operational. Yield active.</w:t>
             </w:r>
           </w:p>
         </w:tc>

--- a/chronx-whitepaper-version-one.docx
+++ b/chronx-whitepaper-version-one.docx
@@ -1378,7 +1378,7 @@
           <w:sz w:val="22"/>
           <w:szCs w:val="22"/>
         </w:rPr>
-        <w:t xml:space="preserve">The hedge is not a burden — it is the bridge. The 1% fee for a 30-day friendly loan (approximately 12% annualized) is the price of currency certainty. A bank charges roughly the same for a letter of credit. The difference: a bank keeps the fee. ChronX routes it into yield for savers, operating capital for KXGC, and liquidity for the ecosystem. The fee does the same job and simultaneously builds the infrastructure that makes the entire protocol more valuable.</w:t>
+        <w:t xml:space="preserve">The hedge is not a burden — it is the bridge. The 1% fee for a 30-day friendly loan (approximately 12% annualized) is the price of currency certainty. A bank charges roughly the same for a letter of credit. The difference: a bank keeps the fee. ChronX routes it into yield for savers and liquidity for the ecosystem. The fee does the same job and simultaneously builds the infrastructure that makes the entire protocol more valuable.</w:t>
       </w:r>
     </w:p>
     <w:p>
@@ -32341,6 +32341,20 @@
           <w:szCs w:val="22"/>
         </w:rPr>
         <w:t xml:space="preserve">This mandatory automatic settlement applies equally to all PAY_AS loans where the lender has denominated in USD and the borrower must repay in USD equivalent. Real loans — mortgages, construction draws, business lines of credit — follow the same mechanics at larger scale and longer duration. The borrower’s scheduled repayments flow automatically through the settlement mechanism. Each payment date is a known, deterministic settlement event. The Currency B Committer providing USD settlement liquidity for a PAY_AS loan is not speculating on KX price — they are providing the USD liquidity layer that makes PAY_AS instruments function, with automatic settlement on each repayment date and automatic KX collateral exercise on any missed payment.</w:t>
+      </w:r>
+    </w:p>
+    <w:p>
+      <w:pPr>
+        <w:spacing w:before="100" w:after="100"/>
+        <w:jc w:val="both"/>
+      </w:pPr>
+      <w:r>
+        <w:rPr>
+          <w:rFonts w:ascii="Arial" w:cs="Arial" w:eastAsia="Arial" w:hAnsi="Arial"/>
+          <w:sz w:val="22"/>
+          <w:szCs w:val="22"/>
+        </w:rPr>
+        <w:t xml:space="preserve">At genesis, the HedgeKX settlement pool is seeded by the Foundation with an initial USDC deposit, enabling friendly loan disbursement from the first day of operation without requiring external Currency B Committer participation.</w:t>
       </w:r>
     </w:p>
     <w:p>

--- a/chronx-whitepaper-version-one.docx
+++ b/chronx-whitepaper-version-one.docx
@@ -2863,6 +2863,50 @@
     </w:p>
     <w:p>
       <w:pPr>
+        <w:pStyle w:val="Heading3"/>
+      </w:pPr>
+      <w:r>
+        <w:t>Hedge Limit Orders and TWAP Fill</w:t>
+      </w:r>
+    </w:p>
+    <w:p>
+      <w:pPr/>
+      <w:r>
+        <w:t>HedgeKX supports two hedge execution methods and an optional rate limit, enabling institutional Exchange Buyers to participate without distorting the market.</w:t>
+      </w:r>
+    </w:p>
+    <w:p>
+      <w:pPr/>
+      <w:r>
+        <w:t>Immediate execution attempts to fill the full requested hedge amount at the current market rate. It is the default for small hedges and works cleanly at the governance cap of $250.</w:t>
+      </w:r>
+    </w:p>
+    <w:p>
+      <w:pPr/>
+      <w:r>
+        <w:t>TWAP execution spreads the fill gradually — up to a governance-set percentage of daily pool depth per interval — allowing large hedges to fill over days or weeks as liquidity allows. A $50M hedge request does not require $50M of pool depth on day one. It fills as the market can absorb it. Partial fills are recorded on the DAG at each interval.</w:t>
+      </w:r>
+    </w:p>
+    <w:p>
+      <w:pPr/>
+      <w:r>
+        <w:t>Exchange Buyers may also set a maximum rate limit: the highest basis points per annum they will pay for Currency B Committer capacity. If the current market rate exceeds the buyer’s limit, HedgeKX rejects the request and returns the current market rate, the duration at which the buyer’s limit could be filled, and the amount fillable right now if the limit were removed. This converts a rejection into a market signal. The Exchange Buyer knows exactly what the market will bear and can adjust their limit, their duration, or their execution method accordingly.</w:t>
+      </w:r>
+    </w:p>
+    <w:p>
+      <w:pPr/>
+      <w:r>
+        <w:t>Example: an Exchange Buyer requests a 6-month $50M USD hedge with a 3% rate limit. The current 6-month market rate is 12%. HedgeKX responds: ‘Rejected at 3% limit. Current 6-month rate: 12%. Your limit is achievable for 30-day instruments at current depth. $2M fillable immediately at market rate if limit removed.’ The Exchange Buyer adjusts to a 30-day instrument series, fills incrementally, and builds their hedge book at their target cost.</w:t>
+      </w:r>
+    </w:p>
+    <w:p>
+      <w:pPr/>
+      <w:r>
+        <w:t>These mechanics become relevant at institutional scale — beyond the current $250 governance cap. They are scaffolded now so that when governance raises the cap, the infrastructure is already in place.</w:t>
+      </w:r>
+    </w:p>
+    <w:p>
+      <w:pPr>
         <w:pStyle w:val="Heading2"/>
       </w:pPr>
       <w:r>
@@ -2932,7 +2976,7 @@
     <w:p>
       <w:pPr/>
       <w:r>
-        <w:t>This structure places regulatory burden at the correct level. Mutual benefit corporations are regulated by their state authorities — a well-established framework. KXGC extends commercial credit to legal entities — a different and considerably lighter regulatory environment than consumer lending or insurance.</w:t>
+        <w:t>This structure places regulatory burden at the correct level. Mutual benefit corporations are regulated by their state authorities — a well-established framework. KXGC extends commercial credit to legal entities — a considerably lighter regulatory environment than consumer lending or insurance.</w:t>
       </w:r>
     </w:p>
     <w:p>
@@ -2940,31 +2984,69 @@
         <w:pStyle w:val="Heading2"/>
       </w:pPr>
       <w:r>
+        <w:t>Two Facility Types</w:t>
+      </w:r>
+    </w:p>
+    <w:p>
+      <w:pPr/>
+      <w:r>
+        <w:t>KXGC offers two facility types. The choice belongs to the mutual benefit corporation’s board — not to individual members and not to KXGC. Both are honest products. Both serve real needs.</w:t>
+      </w:r>
+    </w:p>
+    <w:p>
+      <w:pPr/>
+      <w:r>
+        <w:t>USDC Hedged Facility: disbursement in USDC. Requires a corresponding KX/USDC hedge executed through HedgeKX at origination. Fixed USD value at draw. Higher commitment fee reflecting the hedge cost. Best for corporations requiring USD certainty. Available only when HedgeKX liquidity supports the hedge on acceptable terms — if it cannot, the facility cannot be issued. This is a hard operational constraint, not a discretionary one.</w:t>
+      </w:r>
+    </w:p>
+    <w:p>
+      <w:pPr/>
+      <w:r>
+        <w:t>KX Unhedged Facility: disbursement in KX. No hedge required. Immediately available subject to KXGC’s KX reserves. Lower commitment fee — substantially lower, as the hedge cost is the largest component of the USDC facility fee. Overcollateralized at 150% of the USD target at origination to buffer moderate KX price movement. The USD value realized by the corporation depends on KX price at time of conversion. The corporation accepts this risk in exchange for lower cost and immediate availability.</w:t>
+      </w:r>
+    </w:p>
+    <w:p>
+      <w:pPr/>
+      <w:r>
+        <w:t>KX draws use the protocol’s TWAP execution mechanism automatically — spreading the KX→USDC conversion over time via XChan to prevent market distortion. The corporation receives USDC proceeds as they accumulate. No single transaction dumps the full KX amount. See Appendix A.5 for the complete TWAP specification.</w:t>
+      </w:r>
+    </w:p>
+    <w:p>
+      <w:pPr/>
+      <w:r>
+        <w:t>The KX facility becomes more attractive as KX accumulates price history and XChan develops real market depth. KXGC anticipates that KX-denominated facilities will be more common in the later years of the ecosystem’s development, when the price risk is better understood and better priced by both parties.</w:t>
+      </w:r>
+    </w:p>
+    <w:p>
+      <w:pPr>
+        <w:pStyle w:val="Heading2"/>
+      </w:pPr>
+      <w:r>
         <w:t>The Conditional Line of Credit</w:t>
       </w:r>
     </w:p>
     <w:p>
       <w:pPr/>
       <w:r>
-        <w:t>A mutual benefit corporation pre-qualifies for a KXGC conditional line of credit up to a governance-set limit. The facility terms — credit limit, annual commitment fee, draw conditions, repayment obligation, and extension rights — are recorded on the ChronX DAG at origination. The corporation’s authorized signatory submits the origination transaction. That transaction, signed by the corporation’s key, constitutes acceptance of the terms. The DAG record is the agreement.</w:t>
+        <w:t>A mutual benefit corporation pre-qualifies for a KXGC conditional line of credit up to a governance-set limit. The facility terms — credit limit, annual commitment fee, draw conditions, facility type, and repayment obligation — are recorded on the ChronX DAG at origination. The corporation’s authorized signatory submits the origination transaction. That signature constitutes acceptance of all terms. The DAG record is the agreement.</w:t>
       </w:r>
     </w:p>
     <w:p>
       <w:pPr/>
       <w:r>
-        <w:t>The draw condition is a springing trigger: if the corporation’s pool is exhausted following a verified qualifying loss event attested by the DAG oracle, the line activates and funds are disbursed automatically to the corporation. The corporation then distributes those funds to its members according to its own governance rules. KXGC has no visibility into or responsibility for how the corporation governs its distributions.</w:t>
+        <w:t>The draw condition is a springing trigger: if the corporation’s pool is exhausted following a verified qualifying loss event attested by the DAG oracle, the line activates and funds are disbursed automatically. The corporation distributes those funds to its members according to its own governance rules. KXGC has no visibility into or responsibility for how the corporation governs its distributions.</w:t>
       </w:r>
     </w:p>
     <w:p>
       <w:pPr/>
       <w:r>
-        <w:t>The repayment obligation is recorded on the DAG: the corporation owes KXGC the drawn principal, repayable over 100 years. The borrowing entity reserves the right to extend the repayment term for one additional period of 100 years, exercisable at the borrower’s sole discretion by submitting a single TimeLockExtend transaction to the ChronX DAG. No approval from KXGC is required. The extension is irrevocably recorded on the DAG. Both parties understand this at origination. It is stated plainly because clarity serves everyone — including regulators who may review these facilities.</w:t>
+        <w:t>The repayment obligation is recorded on the DAG: the corporation owes KXGC the drawn amount, repayable over 100 years. The borrowing entity reserves the right to extend the repayment term for one additional period of 100 years, exercisable at the borrower’s sole discretion by submitting a TimeLockExtend transaction to the DAG. No KXGC approval is required. The extension is irrevocably recorded. Both parties understand this at origination. It is stated plainly because clarity serves everyone — including regulators who may review these facilities.</w:t>
       </w:r>
     </w:p>
     <w:p>
       <w:pPr/>
       <w:r>
-        <w:t>KXGC provisions all drawn facilities at expected credit loss rates that reflect the practical reality of a repayment obligation exercisable to 200 years at the borrower’s election.</w:t>
+        <w:t>KXGC provisions all drawn facilities at expected credit loss rates reflecting the practical reality of a repayment obligation exercisable to 200 years at the borrower’s election.</w:t>
       </w:r>
     </w:p>
     <w:p>
@@ -2972,19 +3054,25 @@
         <w:pStyle w:val="Heading2"/>
       </w:pPr>
       <w:r>
-        <w:t>The Hedge Condition</w:t>
+        <w:t>Accounting and Tax Treatment</w:t>
       </w:r>
     </w:p>
     <w:p>
       <w:pPr/>
       <w:r>
-        <w:t>KXGC’s capital base is held in KX. USDC disbursements require a corresponding KX/USDC hedge executed through HedgeKX at the time of commitment. If a hedge cannot be obtained on terms that make the commitment economically sound — due to insufficient HedgeKX liquidity, adverse market conditions, or governance cap constraints — KXGC will not issue the line. This is a hard operational constraint. A line that cannot be hedged is a line that cannot be issued. This constraint protects KXGC’s capital base from unhedged currency exposure and ensures that every outstanding USDC commitment is fully backed by a corresponding hedge instrument on the DAG.</w:t>
+        <w:t>KXGC recognizes commitment fee income over the facility term as ordinary income. Disbursements are recorded as loan receivables. KXGC provisions drawn facilities for expected credit losses under standard lending accounting. KXGC pays tax on commitment fee income. The capital deployed is offset by the corresponding loss provision.</w:t>
       </w:r>
     </w:p>
     <w:p>
       <w:pPr/>
       <w:r>
-        <w:t>KX-denominated lines of credit are simpler — KXGC holds substantial KX and can commit it directly without a hedge requirement. USDC lines require the hedge. Both are available subject to governance caps and hedging capacity.</w:t>
+        <w:t>As mutual benefit corporations wind down over time — through membership decline, state dissolution, or abandonment — KXGC publishes a ChargeOff action to the ChronX DAG recording the loss. The charge-off does not extinguish the legal obligation — the DAG record of the original facility and draw remains permanent — but it constitutes KXGC’s formal accounting declaration of expected loss, supported by an immutable record that no paper-based system can match.</w:t>
+      </w:r>
+    </w:p>
+    <w:p>
+      <w:pPr/>
+      <w:r>
+        <w:t>KXGC does not expect to collect the vast majority of its drawn facilities. It prices this in, provisions for it, and charges it off cleanly when the time comes.</w:t>
       </w:r>
     </w:p>
     <w:p>
@@ -2992,25 +3080,25 @@
         <w:pStyle w:val="Heading2"/>
       </w:pPr>
       <w:r>
-        <w:t>Accounting and Tax Treatment</w:t>
+        <w:t>The Capital Structure</w:t>
       </w:r>
     </w:p>
     <w:p>
       <w:pPr/>
       <w:r>
-        <w:t>KXGC recognizes commitment fee income from borrowing corporations over the facility term as ordinary income. Disbursements are recorded as loan receivables on KXGC’s balance sheet — not as expenses at disbursement. KXGC provisions drawn facilities for expected credit losses under standard lending accounting. KXGC pays tax on commitment fee income. The capital deployed is offset by the corresponding loss provision.</w:t>
+        <w:t>Tier 1 Names are capital partners who co-extend lines of credit alongside KXGC. They bear the first-loss position before KXGC’s balance sheet is affected. They earn commitment fee income on their deployed capital. KXGC will not admit Tier 1 Names until the legal and regulatory framework is sufficiently clear to do so responsibly.</w:t>
       </w:r>
     </w:p>
     <w:p>
       <w:pPr/>
       <w:r>
-        <w:t>As mutual benefit corporations wind down over time — through membership decline, state dissolution, or abandonment — KXGC publishes a ChargeOff action to the ChronX DAG recording the loss. The charge-off does not extinguish the legal obligation — the DAG record of the original facility and draw remains permanent — but it constitutes KXGC’s formal accounting declaration of expected loss. The immutable DAG record of the original facility, draw history, payment history, and charge-off event provides auditor-quality documentation for bad debt deduction purposes. KXGC does not expect to collect the vast majority of its drawn facilities. It prices this in, provisions for it, and charges it off cleanly when the time comes.</w:t>
+        <w:t>KXGC’s 300,000,000 KX catastrophic reserve is the last-loss position — available only after Tier 1 capital is exhausted. It is not operating capital. It exists to provide confidence that KXGC can honor its backstop commitments in catastrophic scenarios. KXGC does not overstate its current capacity.</w:t>
       </w:r>
     </w:p>
     <w:p>
       <w:pPr/>
       <w:r>
-        <w:t>This treatment reflects the practical reality of KXGC’s operation honestly and without evasion. KXGC is a high-risk specialty capital provider. High expected credit losses are a characteristic of that position — not evidence that the product is functioning as insurance.</w:t>
+        <w:t>KXGC’s 200,000,000 KX operating capital vests in annual cascade tranches from 2027 to 2036, matching operational deployment to ecosystem development.</w:t>
       </w:r>
     </w:p>
     <w:p>
@@ -3018,25 +3106,45 @@
         <w:pStyle w:val="Heading2"/>
       </w:pPr>
       <w:r>
-        <w:t>The Capital Structure</w:t>
+        <w:t>Individual Risk Pricing</w:t>
       </w:r>
     </w:p>
     <w:p>
       <w:pPr/>
       <w:r>
-        <w:t>Tier 1 Names are capital partners who co-extend lines of credit alongside KXGC. They commit capital by bonding a minimum KX amount at governance-set levels and bear the first-loss position before KXGC’s balance sheet is affected. Tier 1 Names earn commitment fee income on their deployed capital. They are admitted by KXGC when they demonstrate appropriate expertise, adequate capital, and a prudent approach to credit origination. KXGC will not admit Tier 1 Names until the legal and regulatory framework is sufficiently clear to do so responsibly.</w:t>
+        <w:t>Tier 1 Names price each facility to the individual borrowing entity’s risk profile as attested on-chain by CPNX. A mutual benefit corporation serving a low-risk geographic area with strong membership carries a lower commitment fee than one in a high-risk area with a prior catastrophic draw. This individual pricing is enabled by the DAG’s immutable attestation record and zero processing costs.</w:t>
+      </w:r>
+    </w:p>
+    <w:p>
+      <w:pPr>
+        <w:pStyle w:val="Heading2"/>
+      </w:pPr>
+      <w:r>
+        <w:t>The Addressable Market</w:t>
       </w:r>
     </w:p>
     <w:p>
       <w:pPr/>
       <w:r>
-        <w:t>KXGC’s 300,000,000 KX catastrophic reserve is the last-loss position — available only after Tier 1 capital is exhausted. It is not operating capital. It is not deployed in normal operations. It exists to provide confidence that KXGC can honor its commitments in catastrophic scenarios. At current KX valuations this reserve is modest in USD terms. Its significance grows as the ecosystem matures and KX appreciates. KXGC does not overstate its current capacity.</w:t>
+        <w:t>KXGC’s initial focus is on two underserved segments.</w:t>
       </w:r>
     </w:p>
     <w:p>
       <w:pPr/>
       <w:r>
-        <w:t>KXGC’s 200,000,000 KX operating capital vests in annual cascade tranches from 2027 to 2036, matching operational need to ecosystem development.</w:t>
+        <w:t>The first is mutual benefit corporations serving property owners in markets where conventional insurance has become unavailable or unaffordable. A mutual benefit corporation backed by a KXGC conditional line of credit can tell its members: if our pool is exhausted, we have capital available. That commitment — credible, on-chain, mathematically enforced — is what KXGC exists to provide.</w:t>
+      </w:r>
+    </w:p>
+    <w:p>
+      <w:pPr/>
+      <w:r>
+        <w:t>The second is the excess layer above conventional insurance limits. A mutual benefit corporation can maintain a KXGC-backed facility covering member losses above their primary policy limits, priced to individual property risk profiles rather than pool averages.</w:t>
+      </w:r>
+    </w:p>
+    <w:p>
+      <w:pPr/>
+      <w:r>
+        <w:t>KXGC and its Tier 1 Names do not compete with licensed insurers. They serve gaps that licensed insurers leave unaddressed, with a product structurally distinct from insurance.</w:t>
       </w:r>
     </w:p>
     <w:p>
@@ -3044,13 +3152,13 @@
         <w:pStyle w:val="Heading2"/>
       </w:pPr>
       <w:r>
-        <w:t>Individual Risk Pricing</w:t>
+        <w:t>The First Line of Credit</w:t>
       </w:r>
     </w:p>
     <w:p>
       <w:pPr/>
       <w:r>
-        <w:t>Tier 1 Names price each facility to the individual borrowing entity’s risk profile as attested on-chain by CPNX. A mutual benefit corporation serving a low-risk geographic area with strong membership and no prior draw history carries a lower commitment fee than one in a high-risk area with a prior catastrophic draw. This individual pricing is enabled by the DAG’s immutable attestation record and zero processing costs.</w:t>
+        <w:t>KXGC’s founding member is its own founder — the first individual to take a KXGC conditional line of credit, pay the annual commitment fee in USDC, and demonstrate the mechanism end-to-end on the ChronX DAG. The first mutual benefit corporations considering a KXGC facility will be able to query that transaction on the DAG and verify that the mechanism works exactly as described.</w:t>
       </w:r>
     </w:p>
     <w:p>
@@ -3058,79 +3166,33 @@
         <w:pStyle w:val="Heading2"/>
       </w:pPr>
       <w:r>
-        <w:t>The Addressable Market</w:t>
+        <w:t>Regulatory Position</w:t>
       </w:r>
     </w:p>
     <w:p>
       <w:pPr/>
       <w:r>
-        <w:t>KXGC’s initial focus is on two underserved segments.</w:t>
+        <w:t>KXGC is being established as a Delaware entity intending to operate as a specialty finance company extending commercial credit to legal entities, subject to applicable commercial lending regulations. It acknowledges that regulators in certain jurisdictions may determine that its products function as insurance regardless of their legal structure. If that determination is made, KXGC will evaluate licensing, product modification, or withdrawal from that jurisdiction. KXGC will not operate in a jurisdiction in a manner that a regulator has determined to be unlicensed insurance activity.</w:t>
       </w:r>
     </w:p>
     <w:p>
       <w:pPr/>
       <w:r>
-        <w:t>The first is mutual benefit corporations serving property owners in markets where conventional insurance has become unavailable or unaffordable. Several US states have seen major carriers withdraw from residential property markets. A mutual benefit corporation backed by a KXGC conditional line of credit can tell its members: if our pool is exhausted, we have capital available. That commitment — credible, on-chain, mathematically enforced — is what KXGC exists to provide.</w:t>
+        <w:t>KXGC is patient. The framework will develop over time. KXGC intends to be part of that development — engaging in good faith, operating conservatively, and scaling only as clarity emerges.</w:t>
+      </w:r>
+    </w:p>
+    <w:p>
+      <w:pPr>
+        <w:pStyle w:val="Heading2"/>
+      </w:pPr>
+      <w:r>
+        <w:t>Mission</w:t>
       </w:r>
     </w:p>
     <w:p>
       <w:pPr/>
       <w:r>
-        <w:t>The second is the excess layer above conventional insurance limits. A mutual benefit corporation can originate KXGC-backed facilities covering member losses above their primary policy limits, priced to the individual property’s attested risk profile rather than a pool average.</w:t>
-      </w:r>
-    </w:p>
-    <w:p>
-      <w:pPr/>
-      <w:r>
-        <w:t>KXGC and its Tier 1 Names do not compete with licensed insurers. They serve gaps that licensed insurers leave unaddressed, with a product that is structurally distinct from what licensed insurers offer.</w:t>
-      </w:r>
-    </w:p>
-    <w:p>
-      <w:pPr>
-        <w:pStyle w:val="Heading2"/>
-      </w:pPr>
-      <w:r>
-        <w:t>The First Line of Credit</w:t>
-      </w:r>
-    </w:p>
-    <w:p>
-      <w:pPr/>
-      <w:r>
-        <w:t>KXGC’s founding member is its own founder — the first individual to take a KXGC conditional line of credit, pay the annual commitment fee in USDC, and demonstrate the mechanism end-to-end on the ChronX DAG. This is not a symbolic gesture. It is a proof of concept: a real line, a real fee, a real springing condition, a real on-chain record. The first mutual benefit corporations considering a KXGC facility will be able to query that transaction on the DAG and verify that the mechanism works exactly as described.</w:t>
-      </w:r>
-    </w:p>
-    <w:p>
-      <w:pPr>
-        <w:pStyle w:val="Heading2"/>
-      </w:pPr>
-      <w:r>
-        <w:t>Regulatory Position</w:t>
-      </w:r>
-    </w:p>
-    <w:p>
-      <w:pPr/>
-      <w:r>
-        <w:t>KXGC is being established as a Delaware entity. It intends to operate as a specialty finance company extending commercial credit to legal entities, subject to applicable commercial lending regulations. It acknowledges that regulators in certain jurisdictions may determine that its products function as insurance regardless of their legal structure. If that determination is made in a specific jurisdiction, KXGC will evaluate whether to seek insurance licensing in that jurisdiction, modify the product for that jurisdiction, or decline to operate there. KXGC will not operate in a jurisdiction in a manner that a regulator has determined to be unlicensed insurance activity.</w:t>
-      </w:r>
-    </w:p>
-    <w:p>
-      <w:pPr/>
-      <w:r>
-        <w:t>KXGC is patient. The legal and regulatory framework for this type of product will develop over time. KXGC intends to be part of that development — engaging with regulators in good faith, operating conservatively within governance caps, and scaling only as the framework clarifies.</w:t>
-      </w:r>
-    </w:p>
-    <w:p>
-      <w:pPr>
-        <w:pStyle w:val="Heading2"/>
-      </w:pPr>
-      <w:r>
-        <w:t>Mission</w:t>
-      </w:r>
-    </w:p>
-    <w:p>
-      <w:pPr/>
-      <w:r>
-        <w:t>KXGC believes there are meaningful opportunities to serve communities where traditional financial infrastructure is failing — not by replicating what licensed institutions do, but by providing the capital backstop that enables community-governed mutual aid organizations to make credible commitments to their members. We approach this opportunity with patience and humility. We do not know yet which communities will benefit most, which states will provide the most workable regulatory environment, or how quickly the ecosystem will develop. We know the mechanism is sound. We intend to prove it carefully, conservatively, and in compliance with applicable law.</w:t>
+        <w:t>KXGC believes there are meaningful opportunities to serve communities where traditional financial infrastructure is failing — by providing the capital backstop that enables community-governed mutual aid organizations to make credible commitments to their members. We approach this with patience and humility. We know the mechanism is sound. We intend to prove it carefully, conservatively, and in compliance with applicable law.</w:t>
       </w:r>
     </w:p>
     <w:p>
@@ -10808,6 +10870,50 @@
       <w:pPr>
         <w:spacing w:before="80" w:after="80"/>
       </w:pPr>
+    </w:p>
+    <w:p>
+      <w:pPr>
+        <w:pStyle w:val="Heading3"/>
+      </w:pPr>
+      <w:r>
+        <w:t>PAY_AS Execution Methods</w:t>
+      </w:r>
+    </w:p>
+    <w:p>
+      <w:pPr/>
+      <w:r>
+        <w:t>Two execution methods are available for any PAY_AS transaction involving KX→USDC conversion:</w:t>
+      </w:r>
+    </w:p>
+    <w:p>
+      <w:pPr/>
+      <w:r>
+        <w:t>Immediate execution converts the full KX amount at the current XChan rate in a single transaction. Default for transactions below governance recommendation thresholds.</w:t>
+      </w:r>
+    </w:p>
+    <w:p>
+      <w:pPr/>
+      <w:r>
+        <w:t>TWAP execution (Time-Weighted Average Price) spreads the conversion over time, executing partial conversions at a governance-set interval (default: hourly) up to a maximum percentage of XChan’s daily volume per interval (default: 5%). Proceeds accumulate in USDC at the designated Base address. TWAP prevents any single transaction from distorting the KX market price.</w:t>
+      </w:r>
+    </w:p>
+    <w:p>
+      <w:pPr/>
+      <w:r>
+        <w:t>The grantor may set TWAP as required at promise creation. If required: true is set, the protocol refuses to execute the promise via any other method — not by governance override, not by counterparty request, not by urgency. The grantor’s instruction is final and enforced by the engine.</w:t>
+      </w:r>
+    </w:p>
+    <w:p>
+      <w:pPr/>
+      <w:r>
+        <w:t>Governance controls two thresholds: a recommendation threshold above which the wallet displays a TWAP suggestion, and a requirement threshold above which TWAP is mandatory. Both thresholds are set to effectively unlimited at genesis — the $250 governance cap makes market distortion impossible at launch. Governance lowers these thresholds as transaction volumes grow and XChan liquidity is established.</w:t>
+      </w:r>
+    </w:p>
+    <w:p>
+      <w:pPr/>
+      <w:r>
+        <w:t>KXGC KX-denominated facility draws default to TWAP regardless of size, as a hard operational feature of the KX unhedged facility type.</w:t>
+      </w:r>
     </w:p>
     <w:p>
       <w:pPr>
@@ -39418,6 +39524,38 @@
       <w:pPr>
         <w:spacing w:before="100" w:after="100"/>
       </w:pPr>
+    </w:p>
+    <w:p>
+      <w:pPr>
+        <w:pStyle w:val="Heading3"/>
+      </w:pPr>
+      <w:r>
+        <w:t>Hedge Limit Orders and TWAP Fill</w:t>
+      </w:r>
+    </w:p>
+    <w:p>
+      <w:pPr/>
+      <w:r>
+        <w:t>Exchange Buyers may submit hedge requests with two optional parameters that make large institutional hedging practical.</w:t>
+      </w:r>
+    </w:p>
+    <w:p>
+      <w:pPr/>
+      <w:r>
+        <w:t>A rate limit (max_rate_bps) sets the maximum basis points per annum the buyer will pay for Currency B Committer capacity. If the current market rate exceeds this limit, HedgeKX does not fill the request. Instead it returns the current market rate, the shortest duration at which the buyer’s limit is achievable, and the amount that could be filled immediately if the limit were removed. A rejection becomes a market signal. The buyer adjusts their limit, duration, or execution method with full information about what the market will support.</w:t>
+      </w:r>
+    </w:p>
+    <w:p>
+      <w:pPr/>
+      <w:r>
+        <w:t>TWAP execution spreads the hedge fill over time — up to a governance-set percentage of daily pool depth per interval. A buyer requesting a $50M hedge does not require $50M of pool depth on day one. The order fills as liquidity allows. Each partial fill is recorded on the DAG. If the market rate rises above the buyer’s limit mid-fill, execution pauses until the rate returns to an acceptable level.</w:t>
+      </w:r>
+    </w:p>
+    <w:p>
+      <w:pPr/>
+      <w:r>
+        <w:t>These mechanics operate identically for both Category 1 settlement-liquidity instruments and Category 2 traditional forward instruments. They become material at institutional transaction sizes — beyond the current $250 governance cap. The infrastructure is in place when governance raises the cap.</w:t>
+      </w:r>
     </w:p>
     <w:p>
       <w:pPr>
